--- a/labs/lab01/report/-lab-report.docx
+++ b/labs/lab01/report/-lab-report.docx
@@ -2601,9 +2601,121 @@
         </w:rPr>
         <w:t xml:space="preserve"> tspan = (0.0, 10.0)</w:t>
       </w:r>
-      <w:r>
-        <w:br/>
-      </w:r>
+    </w:p>
+    <w:p>
+      <w:pPr>
+        <w:pStyle w:val="SourceCode"/>
+      </w:pPr>
+      <w:r>
+        <w:rPr>
+          <w:rStyle w:val="VerbatimChar"/>
+        </w:rPr>
+        <w:t xml:space="preserve">┌ Warning: Using the standard Julia project.</w:t>
+      </w:r>
+      <w:r>
+        <w:br/>
+      </w:r>
+      <w:r>
+        <w:rPr>
+          <w:rStyle w:val="VerbatimChar"/>
+        </w:rPr>
+        <w:t xml:space="preserve">└ @ DrWatson C:\Users\Magis\.julia\packages\DrWatson\2QF5p\src\project_setup.jl:30</w:t>
+      </w:r>
+      <w:r>
+        <w:br/>
+      </w:r>
+      <w:r>
+        <w:rPr>
+          <w:rStyle w:val="VerbatimChar"/>
+        </w:rPr>
+        <w:t xml:space="preserve">┌ Warning: Using the standard Julia project.</w:t>
+      </w:r>
+      <w:r>
+        <w:br/>
+      </w:r>
+      <w:r>
+        <w:rPr>
+          <w:rStyle w:val="VerbatimChar"/>
+        </w:rPr>
+        <w:t xml:space="preserve">└ @ DrWatson C:\Users\Magis\.julia\packages\DrWatson\2QF5p\src\project_setup.jl:30</w:t>
+      </w:r>
+      <w:r>
+        <w:br/>
+      </w:r>
+      <w:r>
+        <w:rPr>
+          <w:rStyle w:val="VerbatimChar"/>
+        </w:rPr>
+        <w:t xml:space="preserve">┌ Warning: read type ODEFunction{true, SciMLBase.AutoSpecialize, FunctionWrappersWrappers.FunctionWrappersWrapper{Tuple{FunctionWrappers.FunctionWrapper{Nothing, Tuple{Vector{Float64}, Vector{Float64}, @NamedTuple{α::Float64}, Float64}}, FunctionWrappers.FunctionWrapper{Nothing, Tuple{Vector{ForwardDiff.Dual{ForwardDiff.Tag{DiffEqBase.OrdinaryDiffEqTag, Float64}, Float64, 1}}, Vector{ForwardDiff.Dual{ForwardDiff.Tag{DiffEqBase.OrdinaryDiffEqTag, Float64}, Float64, 1}}, @NamedTuple{α::Float64}, Float64}}, FunctionWrappers.FunctionWrapper{Nothing, Tuple{Vector{ForwardDiff.Dual{ForwardDiff.Tag{DiffEqBase.OrdinaryDiffEqTag, Float64}, Float64, 1}}, Vector{Float64}, @NamedTuple{α::Float64}, ForwardDiff.Dual{ForwardDiff.Tag{DiffEqBase.OrdinaryDiffEqTag, Float64}, Float64, 1}}}, FunctionWrappers.FunctionWrapper{Nothing, Tuple{Vector{ForwardDiff.Dual{ForwardDiff.Tag{DiffEqBase.OrdinaryDiffEqTag, Float64}, Float64, 1}}, Vector{ForwardDiff.Dual{ForwardDiff.Tag{DiffEqBase.OrdinaryDiffEqTag, Float64}, Float64, 1}}, @NamedTuple{α::Float64}, ForwardDiff.Dual{ForwardDiff.Tag{DiffEqBase.OrdinaryDiffEqTag, Float64}, Float64, 1}}}}, false}, LinearAlgebra.UniformScaling{Bool}, Nothing, Nothing, Nothing, Nothing, Nothing, Nothing, Nothing, Nothing, Nothing, Nothing, Nothing, typeof(SciMLBase.DEFAULT_OBSERVED), Nothing, Nothing, Nothing, Nothing} is not a leaf type in workspace; reconstructing</w:t>
+      </w:r>
+      <w:r>
+        <w:br/>
+      </w:r>
+      <w:r>
+        <w:rPr>
+          <w:rStyle w:val="VerbatimChar"/>
+        </w:rPr>
+        <w:t xml:space="preserve">└ @ JLD2 C:\Users\Magis\.julia\packages\JLD2\hbsZG\src\data\reconstructing_datatypes.jl:282</w:t>
+      </w:r>
+      <w:r>
+        <w:br/>
+      </w:r>
+      <w:r>
+        <w:rPr>
+          <w:rStyle w:val="VerbatimChar"/>
+        </w:rPr>
+        <w:t xml:space="preserve">┌ Warning: some parameters could not be resolved for type OrdinaryDiffEqCore.InterpolationData{JLD2.ReconstructedStatic{Symbol("ODEFunction{true, SciMLBase.AutoSpecialize, FunctionWrappersWrappers.FunctionWrappersWrapper{Tuple{FunctionWrappers.FunctionWrapper{Nothing, Tuple{Vector{Float64}, Vector{Float64}, @NamedTuple{α::Float64}, Float64}}, FunctionWrappers.FunctionWrapper{Nothing, Tuple{Vector{ForwardDiff.Dual{ForwardDiff.Tag{DiffEqBase.OrdinaryDiffEqTag, Float64}, Float64, 1}}, Vector{ForwardDiff.Dual{ForwardDiff.Tag{DiffEqBase.OrdinaryDiffEqTag, Float64}, Float64, 1}}, @NamedTuple{α::Float64}, Float64}}, FunctionWrappers.FunctionWrapper{Nothing, Tuple{Vector{ForwardDiff.Dual{ForwardDiff.Tag{DiffEqBase.OrdinaryDiffEqTag, Float64}, Float64, 1}}, Vector{Float64}, @NamedTuple{α::Float64}, ForwardDiff.Dual{ForwardDiff.Tag{DiffEqBase.OrdinaryDiffEqTag, Float64}, Float64, 1}}}, FunctionWrappers.FunctionWrapper{Nothing, Tuple{Vector{ForwardDiff.Dual{ForwardDiff.Tag{DiffEqBase.OrdinaryDiffEqTag, Float64}, Float64, 1}}, Vector{ForwardDiff.Dual{ForwardDiff.Tag{DiffEqBase.OrdinaryDiffEqTag, Float64}, Float64, 1}}, @NamedTuple{α::Float64}, ForwardDiff.Dual{ForwardDiff.Tag{DiffEqBase.OrdinaryDiffEqTag, Float64}, Float64, 1}}}}, false}, LinearAlgebra.UniformScaling{Bool}, Nothing, Nothing, Nothing, Nothing, Nothing, Nothing, Nothing, Nothing, Nothing, Nothing, Nothing, typeof(SciMLBase.DEFAULT_OBSERVED), Nothing, Nothing, Nothing, Nothing}"), (:f, :mass_matrix, :analytic, :tgrad, :jac, :jvp, :vjp, :jac_prototype, :sparsity, :Wfact, :Wfact_t, :W_prototype, :paramjac, :observed, :colorvec, :sys, :initialization_data, :nlstep_data), Tuple{FunctionWrappersWrappers.FunctionWrappersWrapper{Tuple{FunctionWrappers.FunctionWrapper{Nothing, Tuple{Vector{Float64}, Vector{Float64}, @NamedTuple{α::Float64}, Float64}}, FunctionWrappers.FunctionWrapper{Nothing, Tuple{Vector{ForwardDiff.Dual{ForwardDiff.Tag{DiffEqBase.OrdinaryDiffEqTag, Float64}, Float64, 1}}, Vector{ForwardDiff.Dual{ForwardDiff.Tag{DiffEqBase.OrdinaryDiffEqTag, Float64}, Float64, 1}}, @NamedTuple{α::Float64}, Float64}}, FunctionWrappers.FunctionWrapper{Nothing, Tuple{Vector{ForwardDiff.Dual{ForwardDiff.Tag{DiffEqBase.OrdinaryDiffEqTag, Float64}, Float64, 1}}, Vector{Float64}, @NamedTuple{α::Float64}, ForwardDiff.Dual{ForwardDiff.Tag{DiffEqBase.OrdinaryDiffEqTag, Float64}, Float64, 1}}}, FunctionWrappers.FunctionWrapper{Nothing, Tuple{Vector{ForwardDiff.Dual{ForwardDiff.Tag{DiffEqBase.OrdinaryDiffEqTag, Float64}, Float64, 1}}, Vector{ForwardDiff.Dual{ForwardDiff.Tag{DiffEqBase.OrdinaryDiffEqTag, Float64}, Float64, 1}}, @NamedTuple{α::Float64}, ForwardDiff.Dual{ForwardDiff.Tag{DiffEqBase.OrdinaryDiffEqTag, Float64}, Float64, 1}}}}, false}, LinearAlgebra.UniformScaling{Bool}, Nothing, Nothing, Nothing, Nothing, Nothing, Nothing, Nothing, Nothing, Nothing, Nothing, Nothing, typeof(SciMLBase.DEFAULT_OBSERVED), Vararg{Nothing, 4}}},Vector{Vector{Float64}},Vector{Float64},Vector{Vector{Vector{Float64}}},Nothing,OrdinaryDiffEqTsit5.Tsit5Cache{Vector{Float64}, Vector{Float64}, Vector{Float64}, typeof(OrdinaryDiffEqCore.trivial_limiter!), typeof(OrdinaryDiffEqCore.trivial_limiter!), Static.False},Nothing}; reading as OrdinaryDiffEqCore.InterpolationData{JLD2.ReconstructedStatic{Symbol("ODEFunction{true, SciMLBase.AutoSpecialize, FunctionWrappersWrappers.FunctionWrappersWrapper{Tuple{FunctionWrappers.FunctionWrapper{Nothing, Tuple{Vector{Float64}, Vector{Float64}, @NamedTuple{α::Float64}, Float64}}, FunctionWrappers.FunctionWrapper{Nothing, Tuple{Vector{ForwardDiff.Dual{ForwardDiff.Tag{DiffEqBase.OrdinaryDiffEqTag, Float64}, Float64, 1}}, Vector{ForwardDiff.Dual{ForwardDiff.Tag{DiffEqBase.OrdinaryDiffEqTag, Float64}, Float64, 1}}, @NamedTuple{α::Float64}, Float64}}, FunctionWrappers.FunctionWrapper{Nothing, Tuple{Vector{ForwardDiff.Dual{ForwardDiff.Tag{DiffEqBase.OrdinaryDiffEqTag, Float64}, Float64, 1}}, Vector{Float64}, @NamedTuple{α::Float64}, ForwardDiff.Dual{ForwardDiff.Tag{DiffEqBase.OrdinaryDiffEqTag, Float64}, Float64, 1}}}, FunctionWrappers.FunctionWrapper{Nothing, Tuple{Vector{ForwardDiff.Dual{ForwardDiff.Tag{DiffEqBase.OrdinaryDiffEqTag, Float64}, Float64, 1}}, Vector{ForwardDiff.Dual{ForwardDiff.Tag{DiffEqBase.OrdinaryDiffEqTag, Float64}, Float64, 1}}, @NamedTuple{α::Float64}, ForwardDiff.Dual{ForwardDiff.Tag{DiffEqBase.OrdinaryDiffEqTag, Float64}, Float64, 1}}}}, false}, LinearAlgebra.UniformScaling{Bool}, Nothing, Nothing, Nothing, Nothing, Nothing, Nothing, Nothing, Nothing, Nothing, Nothing, Nothing, typeof(SciMLBase.DEFAULT_OBSERVED), Nothing, Nothing, Nothing, Nothing}"), (:f, :mass_matrix, :analytic, :tgrad, :jac, :jvp, :vjp, :jac_prototype, :sparsity, :Wfact, :Wfact_t, :W_prototype, :paramjac, :observed, :colorvec, :sys, :initialization_data, :nlstep_data), Tuple{FunctionWrappersWrappers.FunctionWrappersWrapper{Tuple{FunctionWrappers.FunctionWrapper{Nothing, Tuple{Vector{Float64}, Vector{Float64}, @NamedTuple{α::Float64}, Float64}}, FunctionWrappers.FunctionWrapper{Nothing, Tuple{Vector{ForwardDiff.Dual{ForwardDiff.Tag{DiffEqBase.OrdinaryDiffEqTag, Float64}, Float64, 1}}, Vector{ForwardDiff.Dual{ForwardDiff.Tag{DiffEqBase.OrdinaryDiffEqTag, Float64}, Float64, 1}}, @NamedTuple{α::Float64}, Float64}}, FunctionWrappers.FunctionWrapper{Nothing, Tuple{Vector{ForwardDiff.Dual{ForwardDiff.Tag{DiffEqBase.OrdinaryDiffEqTag, Float64}, Float64, 1}}, Vector{Float64}, @NamedTuple{α::Float64}, ForwardDiff.Dual{ForwardDiff.Tag{DiffEqBase.OrdinaryDiffEqTag, Float64}, Float64, 1}}}, FunctionWrappers.FunctionWrapper{Nothing, Tuple{Vector{ForwardDiff.Dual{ForwardDiff.Tag{DiffEqBase.OrdinaryDiffEqTag, Float64}, Float64, 1}}, Vector{ForwardDiff.Dual{ForwardDiff.Tag{DiffEqBase.OrdinaryDiffEqTag, Float64}, Float64, 1}}, @NamedTuple{α::Float64}, ForwardDiff.Dual{ForwardDiff.Tag{DiffEqBase.OrdinaryDiffEqTag, Float64}, Float64, 1}}}}, false}, LinearAlgebra.UniformScaling{Bool}, Nothing, Nothing, Nothing, Nothing, Nothing, Nothing, Nothing, Nothing, Nothing, Nothing, Nothing, typeof(SciMLBase.DEFAULT_OBSERVED), Vararg{Nothing, 4}}}, Vector{Vector{Float64}}, Vector{Float64}, Vector{Vector{Vector{Float64}}}, Nothing, OrdinaryDiffEqTsit5.Tsit5Cache{Vector{Float64}, Vector{Float64}, Vector{Float64}, typeof(OrdinaryDiffEqCore.trivial_limiter!), typeof(OrdinaryDiffEqCore.trivial_limiter!), Static.False}, Nothing}</w:t>
+      </w:r>
+      <w:r>
+        <w:br/>
+      </w:r>
+      <w:r>
+        <w:rPr>
+          <w:rStyle w:val="VerbatimChar"/>
+        </w:rPr>
+        <w:t xml:space="preserve">└ @ JLD2 C:\Users\Magis\.julia\packages\JLD2\hbsZG\src\data\reconstructing_datatypes.jl:580</w:t>
+      </w:r>
+      <w:r>
+        <w:br/>
+      </w:r>
+      <w:r>
+        <w:rPr>
+          <w:rStyle w:val="VerbatimChar"/>
+        </w:rPr>
+        <w:t xml:space="preserve">┌ Warning: some parameters could not be resolved for type ODESolution{Float64,2,Vector{Vector{Float64}},Nothing,Nothing,Vector{Float64},Vector{Vector{Vector{Float64}}},Nothing,ODEProblem{Vector{Float64},Tuple{Float64, Float64},true,@NamedTuple{α::Float64},JLD2.ReconstructedStatic{Symbol("ODEFunction{true, SciMLBase.AutoSpecialize, FunctionWrappersWrappers.FunctionWrappersWrapper{Tuple{FunctionWrappers.FunctionWrapper{Nothing, Tuple{Vector{Float64}, Vector{Float64}, @NamedTuple{α::Float64}, Float64}}, FunctionWrappers.FunctionWrapper{Nothing, Tuple{Vector{ForwardDiff.Dual{ForwardDiff.Tag{DiffEqBase.OrdinaryDiffEqTag, Float64}, Float64, 1}}, Vector{ForwardDiff.Dual{ForwardDiff.Tag{DiffEqBase.OrdinaryDiffEqTag, Float64}, Float64, 1}}, @NamedTuple{α::Float64}, Float64}}, FunctionWrappers.FunctionWrapper{Nothing, Tuple{Vector{ForwardDiff.Dual{ForwardDiff.Tag{DiffEqBase.OrdinaryDiffEqTag, Float64}, Float64, 1}}, Vector{Float64}, @NamedTuple{α::Float64}, ForwardDiff.Dual{ForwardDiff.Tag{DiffEqBase.OrdinaryDiffEqTag, Float64}, Float64, 1}}}, FunctionWrappers.FunctionWrapper{Nothing, Tuple{Vector{ForwardDiff.Dual{ForwardDiff.Tag{DiffEqBase.OrdinaryDiffEqTag, Float64}, Float64, 1}}, Vector{ForwardDiff.Dual{ForwardDiff.Tag{DiffEqBase.OrdinaryDiffEqTag, Float64}, Float64, 1}}, @NamedTuple{α::Float64}, ForwardDiff.Dual{ForwardDiff.Tag{DiffEqBase.OrdinaryDiffEqTag, Float64}, Float64, 1}}}}, false}, LinearAlgebra.UniformScaling{Bool}, Nothing, Nothing, Nothing, Nothing, Nothing, Nothing, Nothing, Nothing, Nothing, Nothing, Nothing, typeof(SciMLBase.DEFAULT_OBSERVED), Nothing, Nothing, Nothing, Nothing}"), (:f, :mass_matrix, :analytic, :tgrad, :jac, :jvp, :vjp, :jac_prototype, :sparsity, :Wfact, :Wfact_t, :W_prototype, :paramjac, :observed, :colorvec, :sys, :initialization_data, :nlstep_data), Tuple{FunctionWrappersWrappers.FunctionWrappersWrapper{Tuple{FunctionWrappers.FunctionWrapper{Nothing, Tuple{Vector{Float64}, Vector{Float64}, @NamedTuple{α::Float64}, Float64}}, FunctionWrappers.FunctionWrapper{Nothing, Tuple{Vector{ForwardDiff.Dual{ForwardDiff.Tag{DiffEqBase.OrdinaryDiffEqTag, Float64}, Float64, 1}}, Vector{ForwardDiff.Dual{ForwardDiff.Tag{DiffEqBase.OrdinaryDiffEqTag, Float64}, Float64, 1}}, @NamedTuple{α::Float64}, Float64}}, FunctionWrappers.FunctionWrapper{Nothing, Tuple{Vector{ForwardDiff.Dual{ForwardDiff.Tag{DiffEqBase.OrdinaryDiffEqTag, Float64}, Float64, 1}}, Vector{Float64}, @NamedTuple{α::Float64}, ForwardDiff.Dual{ForwardDiff.Tag{DiffEqBase.OrdinaryDiffEqTag, Float64}, Float64, 1}}}, FunctionWrappers.FunctionWrapper{Nothing, Tuple{Vector{ForwardDiff.Dual{ForwardDiff.Tag{DiffEqBase.OrdinaryDiffEqTag, Float64}, Float64, 1}}, Vector{ForwardDiff.Dual{ForwardDiff.Tag{DiffEqBase.OrdinaryDiffEqTag, Float64}, Float64, 1}}, @NamedTuple{α::Float64}, ForwardDiff.Dual{ForwardDiff.Tag{DiffEqBase.OrdinaryDiffEqTag, Float64}, Float64, 1}}}}, false}, LinearAlgebra.UniformScaling{Bool}, Nothing, Nothing, Nothing, Nothing, Nothing, Nothing, Nothing, Nothing, Nothing, Nothing, Nothing, typeof(SciMLBase.DEFAULT_OBSERVED), Vararg{Nothing, 4}}},Base.Pairs{Symbol, Union{}, Nothing, @NamedTuple{}},SciMLBase.StandardODEProblem},Tsit5{typeof(OrdinaryDiffEqCore.trivial_limiter!), typeof(OrdinaryDiffEqCore.trivial_limiter!), Static.False},OrdinaryDiffEqCore.InterpolationData{JLD2.ReconstructedStatic{Symbol("ODEFunction{true, SciMLBase.AutoSpecialize, FunctionWrappersWrappers.FunctionWrappersWrapper{Tuple{FunctionWrappers.FunctionWrapper{Nothing, Tuple{Vector{Float64}, Vector{Float64}, @NamedTuple{α::Float64}, Float64}}, FunctionWrappers.FunctionWrapper{Nothing, Tuple{Vector{ForwardDiff.Dual{ForwardDiff.Tag{DiffEqBase.OrdinaryDiffEqTag, Float64}, Float64, 1}}, Vector{ForwardDiff.Dual{ForwardDiff.Tag{DiffEqBase.OrdinaryDiffEqTag, Float64}, Float64, 1}}, @NamedTuple{α::Float64}, Float64}}, FunctionWrappers.FunctionWrapper{Nothing, Tuple{Vector{ForwardDiff.Dual{ForwardDiff.Tag{DiffEqBase.OrdinaryDiffEqTag, Float64}, Float64, 1}}, Vector{Float64}, @NamedTuple{α::Float64}, ForwardDiff.Dual{ForwardDiff.Tag{DiffEqBase.OrdinaryDiffEqTag, Float64}, Float64, 1}}}, FunctionWrappers.FunctionWrapper{Nothing, Tuple{Vector{ForwardDiff.Dual{ForwardDiff.Tag{DiffEqBase.OrdinaryDiffEqTag, Float64}, Float64, 1}}, Vector{ForwardDiff.Dual{ForwardDiff.Tag{DiffEqBase.OrdinaryDiffEqTag, Float64}, Float64, 1}}, @NamedTuple{α::Float64}, ForwardDiff.Dual{ForwardDiff.Tag{DiffEqBase.OrdinaryDiffEqTag, Float64}, Float64, 1}}}}, false}, LinearAlgebra.UniformScaling{Bool}, Nothing, Nothing, Nothing, Nothing, Nothing, Nothing, Nothing, Nothing, Nothing, Nothing, Nothing, typeof(SciMLBase.DEFAULT_OBSERVED), Nothing, Nothing, Nothing, Nothing}"), (:f, :mass_matrix, :analytic, :tgrad, :jac, :jvp, :vjp, :jac_prototype, :sparsity, :Wfact, :Wfact_t, :W_prototype, :paramjac, :observed, :colorvec, :sys, :initialization_data, :nlstep_data), Tuple{FunctionWrappersWrappers.FunctionWrappersWrapper{Tuple{FunctionWrappers.FunctionWrapper{Nothing, Tuple{Vector{Float64}, Vector{Float64}, @NamedTuple{α::Float64}, Float64}}, FunctionWrappers.FunctionWrapper{Nothing, Tuple{Vector{ForwardDiff.Dual{ForwardDiff.Tag{DiffEqBase.OrdinaryDiffEqTag, Float64}, Float64, 1}}, Vector{ForwardDiff.Dual{ForwardDiff.Tag{DiffEqBase.OrdinaryDiffEqTag, Float64}, Float64, 1}}, @NamedTuple{α::Float64}, Float64}}, FunctionWrappers.FunctionWrapper{Nothing, Tuple{Vector{ForwardDiff.Dual{ForwardDiff.Tag{DiffEqBase.OrdinaryDiffEqTag, Float64}, Float64, 1}}, Vector{Float64}, @NamedTuple{α::Float64}, ForwardDiff.Dual{ForwardDiff.Tag{DiffEqBase.OrdinaryDiffEqTag, Float64}, Float64, 1}}}, FunctionWrappers.FunctionWrapper{Nothing, Tuple{Vector{ForwardDiff.Dual{ForwardDiff.Tag{DiffEqBase.OrdinaryDiffEqTag, Float64}, Float64, 1}}, Vector{ForwardDiff.Dual{ForwardDiff.Tag{DiffEqBase.OrdinaryDiffEqTag, Float64}, Float64, 1}}, @NamedTuple{α::Float64}, ForwardDiff.Dual{ForwardDiff.Tag{DiffEqBase.OrdinaryDiffEqTag, Float64}, Float64, 1}}}}, false}, LinearAlgebra.UniformScaling{Bool}, Nothing, Nothing, Nothing, Nothing, Nothing, Nothing, Nothing, Nothing, Nothing, Nothing, Nothing, typeof(SciMLBase.DEFAULT_OBSERVED), Vararg{Nothing, 4}}}, Vector{Vector{Float64}}, Vector{Float64}, Vector{Vector{Vector{Float64}}}, Nothing, OrdinaryDiffEqTsit5.Tsit5Cache{Vector{Float64}, Vector{Float64}, Vector{Float64}, typeof(OrdinaryDiffEqCore.trivial_limiter!), typeof(OrdinaryDiffEqCore.trivial_limiter!), Static.False}, Nothing},SciMLBase.DEStats,Nothing,Nothing,Nothing,Nothing}; reading as ODESolution{Float64, 2, Vector{Vector{Float64}}, Nothing, Nothing, Vector{Float64}, Vector{Vector{Vector{Float64}}}, Nothing, Any, Tsit5{typeof(OrdinaryDiffEqCore.trivial_limiter!), typeof(OrdinaryDiffEqCore.trivial_limiter!), Static.False}, OrdinaryDiffEqCore.InterpolationData{JLD2.ReconstructedStatic{Symbol("ODEFunction{true, SciMLBase.AutoSpecialize, FunctionWrappersWrappers.FunctionWrappersWrapper{Tuple{FunctionWrappers.FunctionWrapper{Nothing, Tuple{Vector{Float64}, Vector{Float64}, @NamedTuple{α::Float64}, Float64}}, FunctionWrappers.FunctionWrapper{Nothing, Tuple{Vector{ForwardDiff.Dual{ForwardDiff.Tag{DiffEqBase.OrdinaryDiffEqTag, Float64}, Float64, 1}}, Vector{ForwardDiff.Dual{ForwardDiff.Tag{DiffEqBase.OrdinaryDiffEqTag, Float64}, Float64, 1}}, @NamedTuple{α::Float64}, Float64}}, FunctionWrappers.FunctionWrapper{Nothing, Tuple{Vector{ForwardDiff.Dual{ForwardDiff.Tag{DiffEqBase.OrdinaryDiffEqTag, Float64}, Float64, 1}}, Vector{Float64}, @NamedTuple{α::Float64}, ForwardDiff.Dual{ForwardDiff.Tag{DiffEqBase.OrdinaryDiffEqTag, Float64}, Float64, 1}}}, FunctionWrappers.FunctionWrapper{Nothing, Tuple{Vector{ForwardDiff.Dual{ForwardDiff.Tag{DiffEqBase.OrdinaryDiffEqTag, Float64}, Float64, 1}}, Vector{ForwardDiff.Dual{ForwardDiff.Tag{DiffEqBase.OrdinaryDiffEqTag, Float64}, Float64, 1}}, @NamedTuple{α::Float64}, ForwardDiff.Dual{ForwardDiff.Tag{DiffEqBase.OrdinaryDiffEqTag, Float64}, Float64, 1}}}}, false}, LinearAlgebra.UniformScaling{Bool}, Nothing, Nothing, Nothing, Nothing, Nothing, Nothing, Nothing, Nothing, Nothing, Nothing, Nothing, typeof(SciMLBase.DEFAULT_OBSERVED), Nothing, Nothing, Nothing, Nothing}"), (:f, :mass_matrix, :analytic, :tgrad, :jac, :jvp, :vjp, :jac_prototype, :sparsity, :Wfact, :Wfact_t, :W_prototype, :paramjac, :observed, :colorvec, :sys, :initialization_data, :nlstep_data), Tuple{FunctionWrappersWrappers.FunctionWrappersWrapper{Tuple{FunctionWrappers.FunctionWrapper{Nothing, Tuple{Vector{Float64}, Vector{Float64}, @NamedTuple{α::Float64}, Float64}}, FunctionWrappers.FunctionWrapper{Nothing, Tuple{Vector{ForwardDiff.Dual{ForwardDiff.Tag{DiffEqBase.OrdinaryDiffEqTag, Float64}, Float64, 1}}, Vector{ForwardDiff.Dual{ForwardDiff.Tag{DiffEqBase.OrdinaryDiffEqTag, Float64}, Float64, 1}}, @NamedTuple{α::Float64}, Float64}}, FunctionWrappers.FunctionWrapper{Nothing, Tuple{Vector{ForwardDiff.Dual{ForwardDiff.Tag{DiffEqBase.OrdinaryDiffEqTag, Float64}, Float64, 1}}, Vector{Float64}, @NamedTuple{α::Float64}, ForwardDiff.Dual{ForwardDiff.Tag{DiffEqBase.OrdinaryDiffEqTag, Float64}, Float64, 1}}}, FunctionWrappers.FunctionWrapper{Nothing, Tuple{Vector{ForwardDiff.Dual{ForwardDiff.Tag{DiffEqBase.OrdinaryDiffEqTag, Float64}, Float64, 1}}, Vector{ForwardDiff.Dual{ForwardDiff.Tag{DiffEqBase.OrdinaryDiffEqTag, Float64}, Float64, 1}}, @NamedTuple{α::Float64}, ForwardDiff.Dual{ForwardDiff.Tag{DiffEqBase.OrdinaryDiffEqTag, Float64}, Float64, 1}}}}, false}, LinearAlgebra.UniformScaling{Bool}, Nothing, Nothing, Nothing, Nothing, Nothing, Nothing, Nothing, Nothing, Nothing, Nothing, Nothing, typeof(SciMLBase.DEFAULT_OBSERVED), Vararg{Nothing, 4}}}, Vector{Vector{Float64}}, Vector{Float64}, Vector{Vector{Vector{Float64}}}, Nothing, OrdinaryDiffEqTsit5.Tsit5Cache{Vector{Float64}, Vector{Float64}, Vector{Float64}, typeof(OrdinaryDiffEqCore.trivial_limiter!), typeof(OrdinaryDiffEqCore.trivial_limiter!), Static.False}, Nothing}, SciMLBase.DEStats, Nothing, Nothing, Nothing, Nothing}</w:t>
+      </w:r>
+      <w:r>
+        <w:br/>
+      </w:r>
+      <w:r>
+        <w:rPr>
+          <w:rStyle w:val="VerbatimChar"/>
+        </w:rPr>
+        <w:t xml:space="preserve">└ @ JLD2 C:\Users\Magis\.julia\packages\JLD2\hbsZG\src\data\reconstructing_datatypes.jl:580</w:t>
+      </w:r>
+      <w:r>
+        <w:br/>
+      </w:r>
+      <w:r>
+        <w:rPr>
+          <w:rStyle w:val="VerbatimChar"/>
+        </w:rPr>
+        <w:t xml:space="preserve">┌ Warning: some parameters could not be resolved for type ODEProblem{Vector{Float64},Tuple{Float64, Float64},true,@NamedTuple{α::Float64},JLD2.ReconstructedStatic{Symbol("ODEFunction{true, SciMLBase.AutoSpecialize, FunctionWrappersWrappers.FunctionWrappersWrapper{Tuple{FunctionWrappers.FunctionWrapper{Nothing, Tuple{Vector{Float64}, Vector{Float64}, @NamedTuple{α::Float64}, Float64}}, FunctionWrappers.FunctionWrapper{Nothing, Tuple{Vector{ForwardDiff.Dual{ForwardDiff.Tag{DiffEqBase.OrdinaryDiffEqTag, Float64}, Float64, 1}}, Vector{ForwardDiff.Dual{ForwardDiff.Tag{DiffEqBase.OrdinaryDiffEqTag, Float64}, Float64, 1}}, @NamedTuple{α::Float64}, Float64}}, FunctionWrappers.FunctionWrapper{Nothing, Tuple{Vector{ForwardDiff.Dual{ForwardDiff.Tag{DiffEqBase.OrdinaryDiffEqTag, Float64}, Float64, 1}}, Vector{Float64}, @NamedTuple{α::Float64}, ForwardDiff.Dual{ForwardDiff.Tag{DiffEqBase.OrdinaryDiffEqTag, Float64}, Float64, 1}}}, FunctionWrappers.FunctionWrapper{Nothing, Tuple{Vector{ForwardDiff.Dual{ForwardDiff.Tag{DiffEqBase.OrdinaryDiffEqTag, Float64}, Float64, 1}}, Vector{ForwardDiff.Dual{ForwardDiff.Tag{DiffEqBase.OrdinaryDiffEqTag, Float64}, Float64, 1}}, @NamedTuple{α::Float64}, ForwardDiff.Dual{ForwardDiff.Tag{DiffEqBase.OrdinaryDiffEqTag, Float64}, Float64, 1}}}}, false}, LinearAlgebra.UniformScaling{Bool}, Nothing, Nothing, Nothing, Nothing, Nothing, Nothing, Nothing, Nothing, Nothing, Nothing, Nothing, typeof(SciMLBase.DEFAULT_OBSERVED), Nothing, Nothing, Nothing, Nothing}"), (:f, :mass_matrix, :analytic, :tgrad, :jac, :jvp, :vjp, :jac_prototype, :sparsity, :Wfact, :Wfact_t, :W_prototype, :paramjac, :observed, :colorvec, :sys, :initialization_data, :nlstep_data), Tuple{FunctionWrappersWrappers.FunctionWrappersWrapper{Tuple{FunctionWrappers.FunctionWrapper{Nothing, Tuple{Vector{Float64}, Vector{Float64}, @NamedTuple{α::Float64}, Float64}}, FunctionWrappers.FunctionWrapper{Nothing, Tuple{Vector{ForwardDiff.Dual{ForwardDiff.Tag{DiffEqBase.OrdinaryDiffEqTag, Float64}, Float64, 1}}, Vector{ForwardDiff.Dual{ForwardDiff.Tag{DiffEqBase.OrdinaryDiffEqTag, Float64}, Float64, 1}}, @NamedTuple{α::Float64}, Float64}}, FunctionWrappers.FunctionWrapper{Nothing, Tuple{Vector{ForwardDiff.Dual{ForwardDiff.Tag{DiffEqBase.OrdinaryDiffEqTag, Float64}, Float64, 1}}, Vector{Float64}, @NamedTuple{α::Float64}, ForwardDiff.Dual{ForwardDiff.Tag{DiffEqBase.OrdinaryDiffEqTag, Float64}, Float64, 1}}}, FunctionWrappers.FunctionWrapper{Nothing, Tuple{Vector{ForwardDiff.Dual{ForwardDiff.Tag{DiffEqBase.OrdinaryDiffEqTag, Float64}, Float64, 1}}, Vector{ForwardDiff.Dual{ForwardDiff.Tag{DiffEqBase.OrdinaryDiffEqTag, Float64}, Float64, 1}}, @NamedTuple{α::Float64}, ForwardDiff.Dual{ForwardDiff.Tag{DiffEqBase.OrdinaryDiffEqTag, Float64}, Float64, 1}}}}, false}, LinearAlgebra.UniformScaling{Bool}, Nothing, Nothing, Nothing, Nothing, Nothing, Nothing, Nothing, Nothing, Nothing, Nothing, Nothing, typeof(SciMLBase.DEFAULT_OBSERVED), Vararg{Nothing, 4}}},Base.Pairs{Symbol, Union{}, Nothing, @NamedTuple{}},SciMLBase.StandardODEProblem}; reading as ODEProblem{Vector{Float64}, Tuple{Float64, Float64}, true, @NamedTuple{α::Float64}, JLD2.ReconstructedStatic{Symbol("ODEFunction{true, SciMLBase.AutoSpecialize, FunctionWrappersWrappers.FunctionWrappersWrapper{Tuple{FunctionWrappers.FunctionWrapper{Nothing, Tuple{Vector{Float64}, Vector{Float64}, @NamedTuple{α::Float64}, Float64}}, FunctionWrappers.FunctionWrapper{Nothing, Tuple{Vector{ForwardDiff.Dual{ForwardDiff.Tag{DiffEqBase.OrdinaryDiffEqTag, Float64}, Float64, 1}}, Vector{ForwardDiff.Dual{ForwardDiff.Tag{DiffEqBase.OrdinaryDiffEqTag, Float64}, Float64, 1}}, @NamedTuple{α::Float64}, Float64}}, FunctionWrappers.FunctionWrapper{Nothing, Tuple{Vector{ForwardDiff.Dual{ForwardDiff.Tag{DiffEqBase.OrdinaryDiffEqTag, Float64}, Float64, 1}}, Vector{Float64}, @NamedTuple{α::Float64}, ForwardDiff.Dual{ForwardDiff.Tag{DiffEqBase.OrdinaryDiffEqTag, Float64}, Float64, 1}}}, FunctionWrappers.FunctionWrapper{Nothing, Tuple{Vector{ForwardDiff.Dual{ForwardDiff.Tag{DiffEqBase.OrdinaryDiffEqTag, Float64}, Float64, 1}}, Vector{ForwardDiff.Dual{ForwardDiff.Tag{DiffEqBase.OrdinaryDiffEqTag, Float64}, Float64, 1}}, @NamedTuple{α::Float64}, ForwardDiff.Dual{ForwardDiff.Tag{DiffEqBase.OrdinaryDiffEqTag, Float64}, Float64, 1}}}}, false}, LinearAlgebra.UniformScaling{Bool}, Nothing, Nothing, Nothing, Nothing, Nothing, Nothing, Nothing, Nothing, Nothing, Nothing, Nothing, typeof(SciMLBase.DEFAULT_OBSERVED), Nothing, Nothing, Nothing, Nothing}"), (:f, :mass_matrix, :analytic, :tgrad, :jac, :jvp, :vjp, :jac_prototype, :sparsity, :Wfact, :Wfact_t, :W_prototype, :paramjac, :observed, :colorvec, :sys, :initialization_data, :nlstep_data), Tuple{FunctionWrappersWrappers.FunctionWrappersWrapper{Tuple{FunctionWrappers.FunctionWrapper{Nothing, Tuple{Vector{Float64}, Vector{Float64}, @NamedTuple{α::Float64}, Float64}}, FunctionWrappers.FunctionWrapper{Nothing, Tuple{Vector{ForwardDiff.Dual{ForwardDiff.Tag{DiffEqBase.OrdinaryDiffEqTag, Float64}, Float64, 1}}, Vector{ForwardDiff.Dual{ForwardDiff.Tag{DiffEqBase.OrdinaryDiffEqTag, Float64}, Float64, 1}}, @NamedTuple{α::Float64}, Float64}}, FunctionWrappers.FunctionWrapper{Nothing, Tuple{Vector{ForwardDiff.Dual{ForwardDiff.Tag{DiffEqBase.OrdinaryDiffEqTag, Float64}, Float64, 1}}, Vector{Float64}, @NamedTuple{α::Float64}, ForwardDiff.Dual{ForwardDiff.Tag{DiffEqBase.OrdinaryDiffEqTag, Float64}, Float64, 1}}}, FunctionWrappers.FunctionWrapper{Nothing, Tuple{Vector{ForwardDiff.Dual{ForwardDiff.Tag{DiffEqBase.OrdinaryDiffEqTag, Float64}, Float64, 1}}, Vector{ForwardDiff.Dual{ForwardDiff.Tag{DiffEqBase.OrdinaryDiffEqTag, Float64}, Float64, 1}}, @NamedTuple{α::Float64}, ForwardDiff.Dual{ForwardDiff.Tag{DiffEqBase.OrdinaryDiffEqTag, Float64}, Float64, 1}}}}, false}, LinearAlgebra.UniformScaling{Bool}, Nothing, Nothing, Nothing, Nothing, Nothing, Nothing, Nothing, Nothing, Nothing, Nothing, Nothing, typeof(SciMLBase.DEFAULT_OBSERVED), Vararg{Nothing, 4}}}, Base.Pairs{Symbol, Union{}, Nothing, @NamedTuple{}}, SciMLBase.StandardODEProblem}</w:t>
+      </w:r>
+      <w:r>
+        <w:br/>
+      </w:r>
+      <w:r>
+        <w:rPr>
+          <w:rStyle w:val="VerbatimChar"/>
+        </w:rPr>
+        <w:t xml:space="preserve">└ @ JLD2 C:\Users\Magis\.julia\packages\JLD2\hbsZG\src\data\reconstructing_datatypes.jl:580</w:t>
+      </w:r>
+    </w:p>
+    <w:p>
+      <w:pPr>
+        <w:pStyle w:val="SourceCode"/>
+      </w:pPr>
       <w:r>
         <w:br/>
       </w:r>
@@ -2639,44 +2751,6 @@
           <w:rStyle w:val="VerbatimChar"/>
         </w:rPr>
         <w:t xml:space="preserve"> Файл результатов: C:\Users\Magis\.julia\environments\v1.12\data\single\exp_growth_experiment_name=base_experiment_saveat=0.1_α=0.3.jld2</w:t>
-      </w:r>
-    </w:p>
-    <w:p>
-      <w:pPr>
-        <w:pStyle w:val="SourceCode"/>
-      </w:pPr>
-      <w:r>
-        <w:rPr>
-          <w:rStyle w:val="VerbatimChar"/>
-        </w:rPr>
-        <w:t xml:space="preserve">┌ Warning: Using the standard Julia project.</w:t>
-      </w:r>
-      <w:r>
-        <w:br/>
-      </w:r>
-      <w:r>
-        <w:rPr>
-          <w:rStyle w:val="VerbatimChar"/>
-        </w:rPr>
-        <w:t xml:space="preserve">└ @ DrWatson C:\Users\Magis\.julia\packages\DrWatson\2QF5p\src\project_setup.jl:30</w:t>
-      </w:r>
-      <w:r>
-        <w:br/>
-      </w:r>
-      <w:r>
-        <w:rPr>
-          <w:rStyle w:val="VerbatimChar"/>
-        </w:rPr>
-        <w:t xml:space="preserve">┌ Warning: Using the standard Julia project.</w:t>
-      </w:r>
-      <w:r>
-        <w:br/>
-      </w:r>
-      <w:r>
-        <w:rPr>
-          <w:rStyle w:val="VerbatimChar"/>
-        </w:rPr>
-        <w:t xml:space="preserve">└ @ DrWatson C:\Users\Magis\.julia\packages\DrWatson\2QF5p\src\project_setup.jl:30</w:t>
       </w:r>
     </w:p>
     <w:p>
@@ -2693,7 +2767,7 @@
               <a:graphicData uri="http://schemas.openxmlformats.org/drawingml/2006/picture">
                 <pic:pic>
                   <pic:nvPicPr>
-                    <pic:cNvPr descr="-lab-report_files/figure-docx/cell-5-output-3.svg" id="23" name="Picture"/>
+                    <pic:cNvPr descr="-lab-report_files/figure-docx/cell-5-output-4.svg" id="23" name="Picture"/>
                     <pic:cNvPicPr>
                       <a:picLocks noChangeArrowheads="1" noChangeAspect="1"/>
                     </pic:cNvPicPr>
@@ -4566,9 +4640,301 @@
         </w:rPr>
         <w:t xml:space="preserve">Прогресс: 1/5 | α = 0.1</w:t>
       </w:r>
-      <w:r>
-        <w:br/>
-      </w:r>
+    </w:p>
+    <w:p>
+      <w:pPr>
+        <w:pStyle w:val="SourceCode"/>
+      </w:pPr>
+      <w:r>
+        <w:rPr>
+          <w:rStyle w:val="VerbatimChar"/>
+        </w:rPr>
+        <w:t xml:space="preserve">┌ Warning: Using the standard Julia project.</w:t>
+      </w:r>
+      <w:r>
+        <w:br/>
+      </w:r>
+      <w:r>
+        <w:rPr>
+          <w:rStyle w:val="VerbatimChar"/>
+        </w:rPr>
+        <w:t xml:space="preserve">└ @ DrWatson C:\Users\Magis\.julia\packages\DrWatson\2QF5p\src\project_setup.jl:30</w:t>
+      </w:r>
+      <w:r>
+        <w:br/>
+      </w:r>
+      <w:r>
+        <w:rPr>
+          <w:rStyle w:val="VerbatimChar"/>
+        </w:rPr>
+        <w:t xml:space="preserve">┌ Warning: Using the standard Julia project.</w:t>
+      </w:r>
+      <w:r>
+        <w:br/>
+      </w:r>
+      <w:r>
+        <w:rPr>
+          <w:rStyle w:val="VerbatimChar"/>
+        </w:rPr>
+        <w:t xml:space="preserve">└ @ DrWatson C:\Users\Magis\.julia\packages\DrWatson\2QF5p\src\project_setup.jl:30</w:t>
+      </w:r>
+      <w:r>
+        <w:br/>
+      </w:r>
+      <w:r>
+        <w:rPr>
+          <w:rStyle w:val="VerbatimChar"/>
+        </w:rPr>
+        <w:t xml:space="preserve">┌ Warning: read type ODEFunction{true, SciMLBase.AutoSpecialize, FunctionWrappersWrappers.FunctionWrappersWrapper{Tuple{FunctionWrappers.FunctionWrapper{Nothing, Tuple{Vector{Float64}, Vector{Float64}, @NamedTuple{α::Float64}, Float64}}, FunctionWrappers.FunctionWrapper{Nothing, Tuple{Vector{ForwardDiff.Dual{ForwardDiff.Tag{DiffEqBase.OrdinaryDiffEqTag, Float64}, Float64, 1}}, Vector{ForwardDiff.Dual{ForwardDiff.Tag{DiffEqBase.OrdinaryDiffEqTag, Float64}, Float64, 1}}, @NamedTuple{α::Float64}, Float64}}, FunctionWrappers.FunctionWrapper{Nothing, Tuple{Vector{ForwardDiff.Dual{ForwardDiff.Tag{DiffEqBase.OrdinaryDiffEqTag, Float64}, Float64, 1}}, Vector{Float64}, @NamedTuple{α::Float64}, ForwardDiff.Dual{ForwardDiff.Tag{DiffEqBase.OrdinaryDiffEqTag, Float64}, Float64, 1}}}, FunctionWrappers.FunctionWrapper{Nothing, Tuple{Vector{ForwardDiff.Dual{ForwardDiff.Tag{DiffEqBase.OrdinaryDiffEqTag, Float64}, Float64, 1}}, Vector{ForwardDiff.Dual{ForwardDiff.Tag{DiffEqBase.OrdinaryDiffEqTag, Float64}, Float64, 1}}, @NamedTuple{α::Float64}, ForwardDiff.Dual{ForwardDiff.Tag{DiffEqBase.OrdinaryDiffEqTag, Float64}, Float64, 1}}}}, false}, LinearAlgebra.UniformScaling{Bool}, Nothing, Nothing, Nothing, Nothing, Nothing, Nothing, Nothing, Nothing, Nothing, Nothing, Nothing, typeof(SciMLBase.DEFAULT_OBSERVED), Nothing, Nothing, Nothing, Nothing} is not a leaf type in workspace; reconstructing</w:t>
+      </w:r>
+      <w:r>
+        <w:br/>
+      </w:r>
+      <w:r>
+        <w:rPr>
+          <w:rStyle w:val="VerbatimChar"/>
+        </w:rPr>
+        <w:t xml:space="preserve">└ @ JLD2 C:\Users\Magis\.julia\packages\JLD2\hbsZG\src\data\reconstructing_datatypes.jl:282</w:t>
+      </w:r>
+      <w:r>
+        <w:br/>
+      </w:r>
+      <w:r>
+        <w:rPr>
+          <w:rStyle w:val="VerbatimChar"/>
+        </w:rPr>
+        <w:t xml:space="preserve">┌ Warning: some parameters could not be resolved for type OrdinaryDiffEqCore.InterpolationData{JLD2.ReconstructedStatic{Symbol("ODEFunction{true, SciMLBase.AutoSpecialize, FunctionWrappersWrappers.FunctionWrappersWrapper{Tuple{FunctionWrappers.FunctionWrapper{Nothing, Tuple{Vector{Float64}, Vector{Float64}, @NamedTuple{α::Float64}, Float64}}, FunctionWrappers.FunctionWrapper{Nothing, Tuple{Vector{ForwardDiff.Dual{ForwardDiff.Tag{DiffEqBase.OrdinaryDiffEqTag, Float64}, Float64, 1}}, Vector{ForwardDiff.Dual{ForwardDiff.Tag{DiffEqBase.OrdinaryDiffEqTag, Float64}, Float64, 1}}, @NamedTuple{α::Float64}, Float64}}, FunctionWrappers.FunctionWrapper{Nothing, Tuple{Vector{ForwardDiff.Dual{ForwardDiff.Tag{DiffEqBase.OrdinaryDiffEqTag, Float64}, Float64, 1}}, Vector{Float64}, @NamedTuple{α::Float64}, ForwardDiff.Dual{ForwardDiff.Tag{DiffEqBase.OrdinaryDiffEqTag, Float64}, Float64, 1}}}, FunctionWrappers.FunctionWrapper{Nothing, Tuple{Vector{ForwardDiff.Dual{ForwardDiff.Tag{DiffEqBase.OrdinaryDiffEqTag, Float64}, Float64, 1}}, Vector{ForwardDiff.Dual{ForwardDiff.Tag{DiffEqBase.OrdinaryDiffEqTag, Float64}, Float64, 1}}, @NamedTuple{α::Float64}, ForwardDiff.Dual{ForwardDiff.Tag{DiffEqBase.OrdinaryDiffEqTag, Float64}, Float64, 1}}}}, false}, LinearAlgebra.UniformScaling{Bool}, Nothing, Nothing, Nothing, Nothing, Nothing, Nothing, Nothing, Nothing, Nothing, Nothing, Nothing, typeof(SciMLBase.DEFAULT_OBSERVED), Nothing, Nothing, Nothing, Nothing}"), (:f, :mass_matrix, :analytic, :tgrad, :jac, :jvp, :vjp, :jac_prototype, :sparsity, :Wfact, :Wfact_t, :W_prototype, :paramjac, :observed, :colorvec, :sys, :initialization_data, :nlstep_data), Tuple{FunctionWrappersWrappers.FunctionWrappersWrapper{Tuple{FunctionWrappers.FunctionWrapper{Nothing, Tuple{Vector{Float64}, Vector{Float64}, @NamedTuple{α::Float64}, Float64}}, FunctionWrappers.FunctionWrapper{Nothing, Tuple{Vector{ForwardDiff.Dual{ForwardDiff.Tag{DiffEqBase.OrdinaryDiffEqTag, Float64}, Float64, 1}}, Vector{ForwardDiff.Dual{ForwardDiff.Tag{DiffEqBase.OrdinaryDiffEqTag, Float64}, Float64, 1}}, @NamedTuple{α::Float64}, Float64}}, FunctionWrappers.FunctionWrapper{Nothing, Tuple{Vector{ForwardDiff.Dual{ForwardDiff.Tag{DiffEqBase.OrdinaryDiffEqTag, Float64}, Float64, 1}}, Vector{Float64}, @NamedTuple{α::Float64}, ForwardDiff.Dual{ForwardDiff.Tag{DiffEqBase.OrdinaryDiffEqTag, Float64}, Float64, 1}}}, FunctionWrappers.FunctionWrapper{Nothing, Tuple{Vector{ForwardDiff.Dual{ForwardDiff.Tag{DiffEqBase.OrdinaryDiffEqTag, Float64}, Float64, 1}}, Vector{ForwardDiff.Dual{ForwardDiff.Tag{DiffEqBase.OrdinaryDiffEqTag, Float64}, Float64, 1}}, @NamedTuple{α::Float64}, ForwardDiff.Dual{ForwardDiff.Tag{DiffEqBase.OrdinaryDiffEqTag, Float64}, Float64, 1}}}}, false}, LinearAlgebra.UniformScaling{Bool}, Nothing, Nothing, Nothing, Nothing, Nothing, Nothing, Nothing, Nothing, Nothing, Nothing, Nothing, typeof(SciMLBase.DEFAULT_OBSERVED), Vararg{Nothing, 4}}},Vector{Vector{Float64}},Vector{Float64},Vector{Vector{Vector{Float64}}},Nothing,OrdinaryDiffEqTsit5.Tsit5Cache{Vector{Float64}, Vector{Float64}, Vector{Float64}, typeof(OrdinaryDiffEqCore.trivial_limiter!), typeof(OrdinaryDiffEqCore.trivial_limiter!), Static.False},Nothing}; reading as OrdinaryDiffEqCore.InterpolationData{JLD2.ReconstructedStatic{Symbol("ODEFunction{true, SciMLBase.AutoSpecialize, FunctionWrappersWrappers.FunctionWrappersWrapper{Tuple{FunctionWrappers.FunctionWrapper{Nothing, Tuple{Vector{Float64}, Vector{Float64}, @NamedTuple{α::Float64}, Float64}}, FunctionWrappers.FunctionWrapper{Nothing, Tuple{Vector{ForwardDiff.Dual{ForwardDiff.Tag{DiffEqBase.OrdinaryDiffEqTag, Float64}, Float64, 1}}, Vector{ForwardDiff.Dual{ForwardDiff.Tag{DiffEqBase.OrdinaryDiffEqTag, Float64}, Float64, 1}}, @NamedTuple{α::Float64}, Float64}}, FunctionWrappers.FunctionWrapper{Nothing, Tuple{Vector{ForwardDiff.Dual{ForwardDiff.Tag{DiffEqBase.OrdinaryDiffEqTag, Float64}, Float64, 1}}, Vector{Float64}, @NamedTuple{α::Float64}, ForwardDiff.Dual{ForwardDiff.Tag{DiffEqBase.OrdinaryDiffEqTag, Float64}, Float64, 1}}}, FunctionWrappers.FunctionWrapper{Nothing, Tuple{Vector{ForwardDiff.Dual{ForwardDiff.Tag{DiffEqBase.OrdinaryDiffEqTag, Float64}, Float64, 1}}, Vector{ForwardDiff.Dual{ForwardDiff.Tag{DiffEqBase.OrdinaryDiffEqTag, Float64}, Float64, 1}}, @NamedTuple{α::Float64}, ForwardDiff.Dual{ForwardDiff.Tag{DiffEqBase.OrdinaryDiffEqTag, Float64}, Float64, 1}}}}, false}, LinearAlgebra.UniformScaling{Bool}, Nothing, Nothing, Nothing, Nothing, Nothing, Nothing, Nothing, Nothing, Nothing, Nothing, Nothing, typeof(SciMLBase.DEFAULT_OBSERVED), Nothing, Nothing, Nothing, Nothing}"), (:f, :mass_matrix, :analytic, :tgrad, :jac, :jvp, :vjp, :jac_prototype, :sparsity, :Wfact, :Wfact_t, :W_prototype, :paramjac, :observed, :colorvec, :sys, :initialization_data, :nlstep_data), Tuple{FunctionWrappersWrappers.FunctionWrappersWrapper{Tuple{FunctionWrappers.FunctionWrapper{Nothing, Tuple{Vector{Float64}, Vector{Float64}, @NamedTuple{α::Float64}, Float64}}, FunctionWrappers.FunctionWrapper{Nothing, Tuple{Vector{ForwardDiff.Dual{ForwardDiff.Tag{DiffEqBase.OrdinaryDiffEqTag, Float64}, Float64, 1}}, Vector{ForwardDiff.Dual{ForwardDiff.Tag{DiffEqBase.OrdinaryDiffEqTag, Float64}, Float64, 1}}, @NamedTuple{α::Float64}, Float64}}, FunctionWrappers.FunctionWrapper{Nothing, Tuple{Vector{ForwardDiff.Dual{ForwardDiff.Tag{DiffEqBase.OrdinaryDiffEqTag, Float64}, Float64, 1}}, Vector{Float64}, @NamedTuple{α::Float64}, ForwardDiff.Dual{ForwardDiff.Tag{DiffEqBase.OrdinaryDiffEqTag, Float64}, Float64, 1}}}, FunctionWrappers.FunctionWrapper{Nothing, Tuple{Vector{ForwardDiff.Dual{ForwardDiff.Tag{DiffEqBase.OrdinaryDiffEqTag, Float64}, Float64, 1}}, Vector{ForwardDiff.Dual{ForwardDiff.Tag{DiffEqBase.OrdinaryDiffEqTag, Float64}, Float64, 1}}, @NamedTuple{α::Float64}, ForwardDiff.Dual{ForwardDiff.Tag{DiffEqBase.OrdinaryDiffEqTag, Float64}, Float64, 1}}}}, false}, LinearAlgebra.UniformScaling{Bool}, Nothing, Nothing, Nothing, Nothing, Nothing, Nothing, Nothing, Nothing, Nothing, Nothing, Nothing, typeof(SciMLBase.DEFAULT_OBSERVED), Vararg{Nothing, 4}}}, Vector{Vector{Float64}}, Vector{Float64}, Vector{Vector{Vector{Float64}}}, Nothing, OrdinaryDiffEqTsit5.Tsit5Cache{Vector{Float64}, Vector{Float64}, Vector{Float64}, typeof(OrdinaryDiffEqCore.trivial_limiter!), typeof(OrdinaryDiffEqCore.trivial_limiter!), Static.False}, Nothing}</w:t>
+      </w:r>
+      <w:r>
+        <w:br/>
+      </w:r>
+      <w:r>
+        <w:rPr>
+          <w:rStyle w:val="VerbatimChar"/>
+        </w:rPr>
+        <w:t xml:space="preserve">└ @ JLD2 C:\Users\Magis\.julia\packages\JLD2\hbsZG\src\data\reconstructing_datatypes.jl:580</w:t>
+      </w:r>
+      <w:r>
+        <w:br/>
+      </w:r>
+      <w:r>
+        <w:rPr>
+          <w:rStyle w:val="VerbatimChar"/>
+        </w:rPr>
+        <w:t xml:space="preserve">┌ Warning: some parameters could not be resolved for type ODESolution{Float64,2,Vector{Vector{Float64}},Nothing,Nothing,Vector{Float64},Vector{Vector{Vector{Float64}}},Nothing,ODEProblem{Vector{Float64},Tuple{Float64, Float64},true,@NamedTuple{α::Float64},JLD2.ReconstructedStatic{Symbol("ODEFunction{true, SciMLBase.AutoSpecialize, FunctionWrappersWrappers.FunctionWrappersWrapper{Tuple{FunctionWrappers.FunctionWrapper{Nothing, Tuple{Vector{Float64}, Vector{Float64}, @NamedTuple{α::Float64}, Float64}}, FunctionWrappers.FunctionWrapper{Nothing, Tuple{Vector{ForwardDiff.Dual{ForwardDiff.Tag{DiffEqBase.OrdinaryDiffEqTag, Float64}, Float64, 1}}, Vector{ForwardDiff.Dual{ForwardDiff.Tag{DiffEqBase.OrdinaryDiffEqTag, Float64}, Float64, 1}}, @NamedTuple{α::Float64}, Float64}}, FunctionWrappers.FunctionWrapper{Nothing, Tuple{Vector{ForwardDiff.Dual{ForwardDiff.Tag{DiffEqBase.OrdinaryDiffEqTag, Float64}, Float64, 1}}, Vector{Float64}, @NamedTuple{α::Float64}, ForwardDiff.Dual{ForwardDiff.Tag{DiffEqBase.OrdinaryDiffEqTag, Float64}, Float64, 1}}}, FunctionWrappers.FunctionWrapper{Nothing, Tuple{Vector{ForwardDiff.Dual{ForwardDiff.Tag{DiffEqBase.OrdinaryDiffEqTag, Float64}, Float64, 1}}, Vector{ForwardDiff.Dual{ForwardDiff.Tag{DiffEqBase.OrdinaryDiffEqTag, Float64}, Float64, 1}}, @NamedTuple{α::Float64}, ForwardDiff.Dual{ForwardDiff.Tag{DiffEqBase.OrdinaryDiffEqTag, Float64}, Float64, 1}}}}, false}, LinearAlgebra.UniformScaling{Bool}, Nothing, Nothing, Nothing, Nothing, Nothing, Nothing, Nothing, Nothing, Nothing, Nothing, Nothing, typeof(SciMLBase.DEFAULT_OBSERVED), Nothing, Nothing, Nothing, Nothing}"), (:f, :mass_matrix, :analytic, :tgrad, :jac, :jvp, :vjp, :jac_prototype, :sparsity, :Wfact, :Wfact_t, :W_prototype, :paramjac, :observed, :colorvec, :sys, :initialization_data, :nlstep_data), Tuple{FunctionWrappersWrappers.FunctionWrappersWrapper{Tuple{FunctionWrappers.FunctionWrapper{Nothing, Tuple{Vector{Float64}, Vector{Float64}, @NamedTuple{α::Float64}, Float64}}, FunctionWrappers.FunctionWrapper{Nothing, Tuple{Vector{ForwardDiff.Dual{ForwardDiff.Tag{DiffEqBase.OrdinaryDiffEqTag, Float64}, Float64, 1}}, Vector{ForwardDiff.Dual{ForwardDiff.Tag{DiffEqBase.OrdinaryDiffEqTag, Float64}, Float64, 1}}, @NamedTuple{α::Float64}, Float64}}, FunctionWrappers.FunctionWrapper{Nothing, Tuple{Vector{ForwardDiff.Dual{ForwardDiff.Tag{DiffEqBase.OrdinaryDiffEqTag, Float64}, Float64, 1}}, Vector{Float64}, @NamedTuple{α::Float64}, ForwardDiff.Dual{ForwardDiff.Tag{DiffEqBase.OrdinaryDiffEqTag, Float64}, Float64, 1}}}, FunctionWrappers.FunctionWrapper{Nothing, Tuple{Vector{ForwardDiff.Dual{ForwardDiff.Tag{DiffEqBase.OrdinaryDiffEqTag, Float64}, Float64, 1}}, Vector{ForwardDiff.Dual{ForwardDiff.Tag{DiffEqBase.OrdinaryDiffEqTag, Float64}, Float64, 1}}, @NamedTuple{α::Float64}, ForwardDiff.Dual{ForwardDiff.Tag{DiffEqBase.OrdinaryDiffEqTag, Float64}, Float64, 1}}}}, false}, LinearAlgebra.UniformScaling{Bool}, Nothing, Nothing, Nothing, Nothing, Nothing, Nothing, Nothing, Nothing, Nothing, Nothing, Nothing, typeof(SciMLBase.DEFAULT_OBSERVED), Vararg{Nothing, 4}}},Base.Pairs{Symbol, Union{}, Nothing, @NamedTuple{}},SciMLBase.StandardODEProblem},Tsit5{typeof(OrdinaryDiffEqCore.trivial_limiter!), typeof(OrdinaryDiffEqCore.trivial_limiter!), Static.False},OrdinaryDiffEqCore.InterpolationData{JLD2.ReconstructedStatic{Symbol("ODEFunction{true, SciMLBase.AutoSpecialize, FunctionWrappersWrappers.FunctionWrappersWrapper{Tuple{FunctionWrappers.FunctionWrapper{Nothing, Tuple{Vector{Float64}, Vector{Float64}, @NamedTuple{α::Float64}, Float64}}, FunctionWrappers.FunctionWrapper{Nothing, Tuple{Vector{ForwardDiff.Dual{ForwardDiff.Tag{DiffEqBase.OrdinaryDiffEqTag, Float64}, Float64, 1}}, Vector{ForwardDiff.Dual{ForwardDiff.Tag{DiffEqBase.OrdinaryDiffEqTag, Float64}, Float64, 1}}, @NamedTuple{α::Float64}, Float64}}, FunctionWrappers.FunctionWrapper{Nothing, Tuple{Vector{ForwardDiff.Dual{ForwardDiff.Tag{DiffEqBase.OrdinaryDiffEqTag, Float64}, Float64, 1}}, Vector{Float64}, @NamedTuple{α::Float64}, ForwardDiff.Dual{ForwardDiff.Tag{DiffEqBase.OrdinaryDiffEqTag, Float64}, Float64, 1}}}, FunctionWrappers.FunctionWrapper{Nothing, Tuple{Vector{ForwardDiff.Dual{ForwardDiff.Tag{DiffEqBase.OrdinaryDiffEqTag, Float64}, Float64, 1}}, Vector{ForwardDiff.Dual{ForwardDiff.Tag{DiffEqBase.OrdinaryDiffEqTag, Float64}, Float64, 1}}, @NamedTuple{α::Float64}, ForwardDiff.Dual{ForwardDiff.Tag{DiffEqBase.OrdinaryDiffEqTag, Float64}, Float64, 1}}}}, false}, LinearAlgebra.UniformScaling{Bool}, Nothing, Nothing, Nothing, Nothing, Nothing, Nothing, Nothing, Nothing, Nothing, Nothing, Nothing, typeof(SciMLBase.DEFAULT_OBSERVED), Nothing, Nothing, Nothing, Nothing}"), (:f, :mass_matrix, :analytic, :tgrad, :jac, :jvp, :vjp, :jac_prototype, :sparsity, :Wfact, :Wfact_t, :W_prototype, :paramjac, :observed, :colorvec, :sys, :initialization_data, :nlstep_data), Tuple{FunctionWrappersWrappers.FunctionWrappersWrapper{Tuple{FunctionWrappers.FunctionWrapper{Nothing, Tuple{Vector{Float64}, Vector{Float64}, @NamedTuple{α::Float64}, Float64}}, FunctionWrappers.FunctionWrapper{Nothing, Tuple{Vector{ForwardDiff.Dual{ForwardDiff.Tag{DiffEqBase.OrdinaryDiffEqTag, Float64}, Float64, 1}}, Vector{ForwardDiff.Dual{ForwardDiff.Tag{DiffEqBase.OrdinaryDiffEqTag, Float64}, Float64, 1}}, @NamedTuple{α::Float64}, Float64}}, FunctionWrappers.FunctionWrapper{Nothing, Tuple{Vector{ForwardDiff.Dual{ForwardDiff.Tag{DiffEqBase.OrdinaryDiffEqTag, Float64}, Float64, 1}}, Vector{Float64}, @NamedTuple{α::Float64}, ForwardDiff.Dual{ForwardDiff.Tag{DiffEqBase.OrdinaryDiffEqTag, Float64}, Float64, 1}}}, FunctionWrappers.FunctionWrapper{Nothing, Tuple{Vector{ForwardDiff.Dual{ForwardDiff.Tag{DiffEqBase.OrdinaryDiffEqTag, Float64}, Float64, 1}}, Vector{ForwardDiff.Dual{ForwardDiff.Tag{DiffEqBase.OrdinaryDiffEqTag, Float64}, Float64, 1}}, @NamedTuple{α::Float64}, ForwardDiff.Dual{ForwardDiff.Tag{DiffEqBase.OrdinaryDiffEqTag, Float64}, Float64, 1}}}}, false}, LinearAlgebra.UniformScaling{Bool}, Nothing, Nothing, Nothing, Nothing, Nothing, Nothing, Nothing, Nothing, Nothing, Nothing, Nothing, typeof(SciMLBase.DEFAULT_OBSERVED), Vararg{Nothing, 4}}}, Vector{Vector{Float64}}, Vector{Float64}, Vector{Vector{Vector{Float64}}}, Nothing, OrdinaryDiffEqTsit5.Tsit5Cache{Vector{Float64}, Vector{Float64}, Vector{Float64}, typeof(OrdinaryDiffEqCore.trivial_limiter!), typeof(OrdinaryDiffEqCore.trivial_limiter!), Static.False}, Nothing},SciMLBase.DEStats,Nothing,Nothing,Nothing,Nothing}; reading as ODESolution{Float64, 2, Vector{Vector{Float64}}, Nothing, Nothing, Vector{Float64}, Vector{Vector{Vector{Float64}}}, Nothing, Any, Tsit5{typeof(OrdinaryDiffEqCore.trivial_limiter!), typeof(OrdinaryDiffEqCore.trivial_limiter!), Static.False}, OrdinaryDiffEqCore.InterpolationData{JLD2.ReconstructedStatic{Symbol("ODEFunction{true, SciMLBase.AutoSpecialize, FunctionWrappersWrappers.FunctionWrappersWrapper{Tuple{FunctionWrappers.FunctionWrapper{Nothing, Tuple{Vector{Float64}, Vector{Float64}, @NamedTuple{α::Float64}, Float64}}, FunctionWrappers.FunctionWrapper{Nothing, Tuple{Vector{ForwardDiff.Dual{ForwardDiff.Tag{DiffEqBase.OrdinaryDiffEqTag, Float64}, Float64, 1}}, Vector{ForwardDiff.Dual{ForwardDiff.Tag{DiffEqBase.OrdinaryDiffEqTag, Float64}, Float64, 1}}, @NamedTuple{α::Float64}, Float64}}, FunctionWrappers.FunctionWrapper{Nothing, Tuple{Vector{ForwardDiff.Dual{ForwardDiff.Tag{DiffEqBase.OrdinaryDiffEqTag, Float64}, Float64, 1}}, Vector{Float64}, @NamedTuple{α::Float64}, ForwardDiff.Dual{ForwardDiff.Tag{DiffEqBase.OrdinaryDiffEqTag, Float64}, Float64, 1}}}, FunctionWrappers.FunctionWrapper{Nothing, Tuple{Vector{ForwardDiff.Dual{ForwardDiff.Tag{DiffEqBase.OrdinaryDiffEqTag, Float64}, Float64, 1}}, Vector{ForwardDiff.Dual{ForwardDiff.Tag{DiffEqBase.OrdinaryDiffEqTag, Float64}, Float64, 1}}, @NamedTuple{α::Float64}, ForwardDiff.Dual{ForwardDiff.Tag{DiffEqBase.OrdinaryDiffEqTag, Float64}, Float64, 1}}}}, false}, LinearAlgebra.UniformScaling{Bool}, Nothing, Nothing, Nothing, Nothing, Nothing, Nothing, Nothing, Nothing, Nothing, Nothing, Nothing, typeof(SciMLBase.DEFAULT_OBSERVED), Nothing, Nothing, Nothing, Nothing}"), (:f, :mass_matrix, :analytic, :tgrad, :jac, :jvp, :vjp, :jac_prototype, :sparsity, :Wfact, :Wfact_t, :W_prototype, :paramjac, :observed, :colorvec, :sys, :initialization_data, :nlstep_data), Tuple{FunctionWrappersWrappers.FunctionWrappersWrapper{Tuple{FunctionWrappers.FunctionWrapper{Nothing, Tuple{Vector{Float64}, Vector{Float64}, @NamedTuple{α::Float64}, Float64}}, FunctionWrappers.FunctionWrapper{Nothing, Tuple{Vector{ForwardDiff.Dual{ForwardDiff.Tag{DiffEqBase.OrdinaryDiffEqTag, Float64}, Float64, 1}}, Vector{ForwardDiff.Dual{ForwardDiff.Tag{DiffEqBase.OrdinaryDiffEqTag, Float64}, Float64, 1}}, @NamedTuple{α::Float64}, Float64}}, FunctionWrappers.FunctionWrapper{Nothing, Tuple{Vector{ForwardDiff.Dual{ForwardDiff.Tag{DiffEqBase.OrdinaryDiffEqTag, Float64}, Float64, 1}}, Vector{Float64}, @NamedTuple{α::Float64}, ForwardDiff.Dual{ForwardDiff.Tag{DiffEqBase.OrdinaryDiffEqTag, Float64}, Float64, 1}}}, FunctionWrappers.FunctionWrapper{Nothing, Tuple{Vector{ForwardDiff.Dual{ForwardDiff.Tag{DiffEqBase.OrdinaryDiffEqTag, Float64}, Float64, 1}}, Vector{ForwardDiff.Dual{ForwardDiff.Tag{DiffEqBase.OrdinaryDiffEqTag, Float64}, Float64, 1}}, @NamedTuple{α::Float64}, ForwardDiff.Dual{ForwardDiff.Tag{DiffEqBase.OrdinaryDiffEqTag, Float64}, Float64, 1}}}}, false}, LinearAlgebra.UniformScaling{Bool}, Nothing, Nothing, Nothing, Nothing, Nothing, Nothing, Nothing, Nothing, Nothing, Nothing, Nothing, typeof(SciMLBase.DEFAULT_OBSERVED), Vararg{Nothing, 4}}}, Vector{Vector{Float64}}, Vector{Float64}, Vector{Vector{Vector{Float64}}}, Nothing, OrdinaryDiffEqTsit5.Tsit5Cache{Vector{Float64}, Vector{Float64}, Vector{Float64}, typeof(OrdinaryDiffEqCore.trivial_limiter!), typeof(OrdinaryDiffEqCore.trivial_limiter!), Static.False}, Nothing}, SciMLBase.DEStats, Nothing, Nothing, Nothing, Nothing}</w:t>
+      </w:r>
+      <w:r>
+        <w:br/>
+      </w:r>
+      <w:r>
+        <w:rPr>
+          <w:rStyle w:val="VerbatimChar"/>
+        </w:rPr>
+        <w:t xml:space="preserve">└ @ JLD2 C:\Users\Magis\.julia\packages\JLD2\hbsZG\src\data\reconstructing_datatypes.jl:580</w:t>
+      </w:r>
+      <w:r>
+        <w:br/>
+      </w:r>
+      <w:r>
+        <w:rPr>
+          <w:rStyle w:val="VerbatimChar"/>
+        </w:rPr>
+        <w:t xml:space="preserve">┌ Warning: some parameters could not be resolved for type ODEProblem{Vector{Float64},Tuple{Float64, Float64},true,@NamedTuple{α::Float64},JLD2.ReconstructedStatic{Symbol("ODEFunction{true, SciMLBase.AutoSpecialize, FunctionWrappersWrappers.FunctionWrappersWrapper{Tuple{FunctionWrappers.FunctionWrapper{Nothing, Tuple{Vector{Float64}, Vector{Float64}, @NamedTuple{α::Float64}, Float64}}, FunctionWrappers.FunctionWrapper{Nothing, Tuple{Vector{ForwardDiff.Dual{ForwardDiff.Tag{DiffEqBase.OrdinaryDiffEqTag, Float64}, Float64, 1}}, Vector{ForwardDiff.Dual{ForwardDiff.Tag{DiffEqBase.OrdinaryDiffEqTag, Float64}, Float64, 1}}, @NamedTuple{α::Float64}, Float64}}, FunctionWrappers.FunctionWrapper{Nothing, Tuple{Vector{ForwardDiff.Dual{ForwardDiff.Tag{DiffEqBase.OrdinaryDiffEqTag, Float64}, Float64, 1}}, Vector{Float64}, @NamedTuple{α::Float64}, ForwardDiff.Dual{ForwardDiff.Tag{DiffEqBase.OrdinaryDiffEqTag, Float64}, Float64, 1}}}, FunctionWrappers.FunctionWrapper{Nothing, Tuple{Vector{ForwardDiff.Dual{ForwardDiff.Tag{DiffEqBase.OrdinaryDiffEqTag, Float64}, Float64, 1}}, Vector{ForwardDiff.Dual{ForwardDiff.Tag{DiffEqBase.OrdinaryDiffEqTag, Float64}, Float64, 1}}, @NamedTuple{α::Float64}, ForwardDiff.Dual{ForwardDiff.Tag{DiffEqBase.OrdinaryDiffEqTag, Float64}, Float64, 1}}}}, false}, LinearAlgebra.UniformScaling{Bool}, Nothing, Nothing, Nothing, Nothing, Nothing, Nothing, Nothing, Nothing, Nothing, Nothing, Nothing, typeof(SciMLBase.DEFAULT_OBSERVED), Nothing, Nothing, Nothing, Nothing}"), (:f, :mass_matrix, :analytic, :tgrad, :jac, :jvp, :vjp, :jac_prototype, :sparsity, :Wfact, :Wfact_t, :W_prototype, :paramjac, :observed, :colorvec, :sys, :initialization_data, :nlstep_data), Tuple{FunctionWrappersWrappers.FunctionWrappersWrapper{Tuple{FunctionWrappers.FunctionWrapper{Nothing, Tuple{Vector{Float64}, Vector{Float64}, @NamedTuple{α::Float64}, Float64}}, FunctionWrappers.FunctionWrapper{Nothing, Tuple{Vector{ForwardDiff.Dual{ForwardDiff.Tag{DiffEqBase.OrdinaryDiffEqTag, Float64}, Float64, 1}}, Vector{ForwardDiff.Dual{ForwardDiff.Tag{DiffEqBase.OrdinaryDiffEqTag, Float64}, Float64, 1}}, @NamedTuple{α::Float64}, Float64}}, FunctionWrappers.FunctionWrapper{Nothing, Tuple{Vector{ForwardDiff.Dual{ForwardDiff.Tag{DiffEqBase.OrdinaryDiffEqTag, Float64}, Float64, 1}}, Vector{Float64}, @NamedTuple{α::Float64}, ForwardDiff.Dual{ForwardDiff.Tag{DiffEqBase.OrdinaryDiffEqTag, Float64}, Float64, 1}}}, FunctionWrappers.FunctionWrapper{Nothing, Tuple{Vector{ForwardDiff.Dual{ForwardDiff.Tag{DiffEqBase.OrdinaryDiffEqTag, Float64}, Float64, 1}}, Vector{ForwardDiff.Dual{ForwardDiff.Tag{DiffEqBase.OrdinaryDiffEqTag, Float64}, Float64, 1}}, @NamedTuple{α::Float64}, ForwardDiff.Dual{ForwardDiff.Tag{DiffEqBase.OrdinaryDiffEqTag, Float64}, Float64, 1}}}}, false}, LinearAlgebra.UniformScaling{Bool}, Nothing, Nothing, Nothing, Nothing, Nothing, Nothing, Nothing, Nothing, Nothing, Nothing, Nothing, typeof(SciMLBase.DEFAULT_OBSERVED), Vararg{Nothing, 4}}},Base.Pairs{Symbol, Union{}, Nothing, @NamedTuple{}},SciMLBase.StandardODEProblem}; reading as ODEProblem{Vector{Float64}, Tuple{Float64, Float64}, true, @NamedTuple{α::Float64}, JLD2.ReconstructedStatic{Symbol("ODEFunction{true, SciMLBase.AutoSpecialize, FunctionWrappersWrappers.FunctionWrappersWrapper{Tuple{FunctionWrappers.FunctionWrapper{Nothing, Tuple{Vector{Float64}, Vector{Float64}, @NamedTuple{α::Float64}, Float64}}, FunctionWrappers.FunctionWrapper{Nothing, Tuple{Vector{ForwardDiff.Dual{ForwardDiff.Tag{DiffEqBase.OrdinaryDiffEqTag, Float64}, Float64, 1}}, Vector{ForwardDiff.Dual{ForwardDiff.Tag{DiffEqBase.OrdinaryDiffEqTag, Float64}, Float64, 1}}, @NamedTuple{α::Float64}, Float64}}, FunctionWrappers.FunctionWrapper{Nothing, Tuple{Vector{ForwardDiff.Dual{ForwardDiff.Tag{DiffEqBase.OrdinaryDiffEqTag, Float64}, Float64, 1}}, Vector{Float64}, @NamedTuple{α::Float64}, ForwardDiff.Dual{ForwardDiff.Tag{DiffEqBase.OrdinaryDiffEqTag, Float64}, Float64, 1}}}, FunctionWrappers.FunctionWrapper{Nothing, Tuple{Vector{ForwardDiff.Dual{ForwardDiff.Tag{DiffEqBase.OrdinaryDiffEqTag, Float64}, Float64, 1}}, Vector{ForwardDiff.Dual{ForwardDiff.Tag{DiffEqBase.OrdinaryDiffEqTag, Float64}, Float64, 1}}, @NamedTuple{α::Float64}, ForwardDiff.Dual{ForwardDiff.Tag{DiffEqBase.OrdinaryDiffEqTag, Float64}, Float64, 1}}}}, false}, LinearAlgebra.UniformScaling{Bool}, Nothing, Nothing, Nothing, Nothing, Nothing, Nothing, Nothing, Nothing, Nothing, Nothing, Nothing, typeof(SciMLBase.DEFAULT_OBSERVED), Nothing, Nothing, Nothing, Nothing}"), (:f, :mass_matrix, :analytic, :tgrad, :jac, :jvp, :vjp, :jac_prototype, :sparsity, :Wfact, :Wfact_t, :W_prototype, :paramjac, :observed, :colorvec, :sys, :initialization_data, :nlstep_data), Tuple{FunctionWrappersWrappers.FunctionWrappersWrapper{Tuple{FunctionWrappers.FunctionWrapper{Nothing, Tuple{Vector{Float64}, Vector{Float64}, @NamedTuple{α::Float64}, Float64}}, FunctionWrappers.FunctionWrapper{Nothing, Tuple{Vector{ForwardDiff.Dual{ForwardDiff.Tag{DiffEqBase.OrdinaryDiffEqTag, Float64}, Float64, 1}}, Vector{ForwardDiff.Dual{ForwardDiff.Tag{DiffEqBase.OrdinaryDiffEqTag, Float64}, Float64, 1}}, @NamedTuple{α::Float64}, Float64}}, FunctionWrappers.FunctionWrapper{Nothing, Tuple{Vector{ForwardDiff.Dual{ForwardDiff.Tag{DiffEqBase.OrdinaryDiffEqTag, Float64}, Float64, 1}}, Vector{Float64}, @NamedTuple{α::Float64}, ForwardDiff.Dual{ForwardDiff.Tag{DiffEqBase.OrdinaryDiffEqTag, Float64}, Float64, 1}}}, FunctionWrappers.FunctionWrapper{Nothing, Tuple{Vector{ForwardDiff.Dual{ForwardDiff.Tag{DiffEqBase.OrdinaryDiffEqTag, Float64}, Float64, 1}}, Vector{ForwardDiff.Dual{ForwardDiff.Tag{DiffEqBase.OrdinaryDiffEqTag, Float64}, Float64, 1}}, @NamedTuple{α::Float64}, ForwardDiff.Dual{ForwardDiff.Tag{DiffEqBase.OrdinaryDiffEqTag, Float64}, Float64, 1}}}}, false}, LinearAlgebra.UniformScaling{Bool}, Nothing, Nothing, Nothing, Nothing, Nothing, Nothing, Nothing, Nothing, Nothing, Nothing, Nothing, typeof(SciMLBase.DEFAULT_OBSERVED), Vararg{Nothing, 4}}}, Base.Pairs{Symbol, Union{}, Nothing, @NamedTuple{}}, SciMLBase.StandardODEProblem}</w:t>
+      </w:r>
+      <w:r>
+        <w:br/>
+      </w:r>
+      <w:r>
+        <w:rPr>
+          <w:rStyle w:val="VerbatimChar"/>
+        </w:rPr>
+        <w:t xml:space="preserve">└ @ JLD2 C:\Users\Magis\.julia\packages\JLD2\hbsZG\src\data\reconstructing_datatypes.jl:580</w:t>
+      </w:r>
+      <w:r>
+        <w:br/>
+      </w:r>
+      <w:r>
+        <w:rPr>
+          <w:rStyle w:val="VerbatimChar"/>
+        </w:rPr>
+        <w:t xml:space="preserve">┌ Warning: Using the standard Julia project.</w:t>
+      </w:r>
+      <w:r>
+        <w:br/>
+      </w:r>
+      <w:r>
+        <w:rPr>
+          <w:rStyle w:val="VerbatimChar"/>
+        </w:rPr>
+        <w:t xml:space="preserve">└ @ DrWatson C:\Users\Magis\.julia\packages\DrWatson\2QF5p\src\project_setup.jl:30</w:t>
+      </w:r>
+      <w:r>
+        <w:br/>
+      </w:r>
+      <w:r>
+        <w:rPr>
+          <w:rStyle w:val="VerbatimChar"/>
+        </w:rPr>
+        <w:t xml:space="preserve">┌ Warning: Using the standard Julia project.</w:t>
+      </w:r>
+      <w:r>
+        <w:br/>
+      </w:r>
+      <w:r>
+        <w:rPr>
+          <w:rStyle w:val="VerbatimChar"/>
+        </w:rPr>
+        <w:t xml:space="preserve">└ @ DrWatson C:\Users\Magis\.julia\packages\DrWatson\2QF5p\src\project_setup.jl:30</w:t>
+      </w:r>
+      <w:r>
+        <w:br/>
+      </w:r>
+      <w:r>
+        <w:rPr>
+          <w:rStyle w:val="VerbatimChar"/>
+        </w:rPr>
+        <w:t xml:space="preserve">┌ Warning: read type ODEFunction{true, SciMLBase.AutoSpecialize, FunctionWrappersWrappers.FunctionWrappersWrapper{Tuple{FunctionWrappers.FunctionWrapper{Nothing, Tuple{Vector{Float64}, Vector{Float64}, @NamedTuple{α::Float64}, Float64}}, FunctionWrappers.FunctionWrapper{Nothing, Tuple{Vector{ForwardDiff.Dual{ForwardDiff.Tag{DiffEqBase.OrdinaryDiffEqTag, Float64}, Float64, 1}}, Vector{ForwardDiff.Dual{ForwardDiff.Tag{DiffEqBase.OrdinaryDiffEqTag, Float64}, Float64, 1}}, @NamedTuple{α::Float64}, Float64}}, FunctionWrappers.FunctionWrapper{Nothing, Tuple{Vector{ForwardDiff.Dual{ForwardDiff.Tag{DiffEqBase.OrdinaryDiffEqTag, Float64}, Float64, 1}}, Vector{Float64}, @NamedTuple{α::Float64}, ForwardDiff.Dual{ForwardDiff.Tag{DiffEqBase.OrdinaryDiffEqTag, Float64}, Float64, 1}}}, FunctionWrappers.FunctionWrapper{Nothing, Tuple{Vector{ForwardDiff.Dual{ForwardDiff.Tag{DiffEqBase.OrdinaryDiffEqTag, Float64}, Float64, 1}}, Vector{ForwardDiff.Dual{ForwardDiff.Tag{DiffEqBase.OrdinaryDiffEqTag, Float64}, Float64, 1}}, @NamedTuple{α::Float64}, ForwardDiff.Dual{ForwardDiff.Tag{DiffEqBase.OrdinaryDiffEqTag, Float64}, Float64, 1}}}}, false}, LinearAlgebra.UniformScaling{Bool}, Nothing, Nothing, Nothing, Nothing, Nothing, Nothing, Nothing, Nothing, Nothing, Nothing, Nothing, typeof(SciMLBase.DEFAULT_OBSERVED), Nothing, Nothing, Nothing, Nothing} is not a leaf type in workspace; reconstructing</w:t>
+      </w:r>
+      <w:r>
+        <w:br/>
+      </w:r>
+      <w:r>
+        <w:rPr>
+          <w:rStyle w:val="VerbatimChar"/>
+        </w:rPr>
+        <w:t xml:space="preserve">└ @ JLD2 C:\Users\Magis\.julia\packages\JLD2\hbsZG\src\data\reconstructing_datatypes.jl:282</w:t>
+      </w:r>
+      <w:r>
+        <w:br/>
+      </w:r>
+      <w:r>
+        <w:rPr>
+          <w:rStyle w:val="VerbatimChar"/>
+        </w:rPr>
+        <w:t xml:space="preserve">┌ Warning: some parameters could not be resolved for type OrdinaryDiffEqCore.InterpolationData{JLD2.ReconstructedStatic{Symbol("ODEFunction{true, SciMLBase.AutoSpecialize, FunctionWrappersWrappers.FunctionWrappersWrapper{Tuple{FunctionWrappers.FunctionWrapper{Nothing, Tuple{Vector{Float64}, Vector{Float64}, @NamedTuple{α::Float64}, Float64}}, FunctionWrappers.FunctionWrapper{Nothing, Tuple{Vector{ForwardDiff.Dual{ForwardDiff.Tag{DiffEqBase.OrdinaryDiffEqTag, Float64}, Float64, 1}}, Vector{ForwardDiff.Dual{ForwardDiff.Tag{DiffEqBase.OrdinaryDiffEqTag, Float64}, Float64, 1}}, @NamedTuple{α::Float64}, Float64}}, FunctionWrappers.FunctionWrapper{Nothing, Tuple{Vector{ForwardDiff.Dual{ForwardDiff.Tag{DiffEqBase.OrdinaryDiffEqTag, Float64}, Float64, 1}}, Vector{Float64}, @NamedTuple{α::Float64}, ForwardDiff.Dual{ForwardDiff.Tag{DiffEqBase.OrdinaryDiffEqTag, Float64}, Float64, 1}}}, FunctionWrappers.FunctionWrapper{Nothing, Tuple{Vector{ForwardDiff.Dual{ForwardDiff.Tag{DiffEqBase.OrdinaryDiffEqTag, Float64}, Float64, 1}}, Vector{ForwardDiff.Dual{ForwardDiff.Tag{DiffEqBase.OrdinaryDiffEqTag, Float64}, Float64, 1}}, @NamedTuple{α::Float64}, ForwardDiff.Dual{ForwardDiff.Tag{DiffEqBase.OrdinaryDiffEqTag, Float64}, Float64, 1}}}}, false}, LinearAlgebra.UniformScaling{Bool}, Nothing, Nothing, Nothing, Nothing, Nothing, Nothing, Nothing, Nothing, Nothing, Nothing, Nothing, typeof(SciMLBase.DEFAULT_OBSERVED), Nothing, Nothing, Nothing, Nothing}"), (:f, :mass_matrix, :analytic, :tgrad, :jac, :jvp, :vjp, :jac_prototype, :sparsity, :Wfact, :Wfact_t, :W_prototype, :paramjac, :observed, :colorvec, :sys, :initialization_data, :nlstep_data), Tuple{FunctionWrappersWrappers.FunctionWrappersWrapper{Tuple{FunctionWrappers.FunctionWrapper{Nothing, Tuple{Vector{Float64}, Vector{Float64}, @NamedTuple{α::Float64}, Float64}}, FunctionWrappers.FunctionWrapper{Nothing, Tuple{Vector{ForwardDiff.Dual{ForwardDiff.Tag{DiffEqBase.OrdinaryDiffEqTag, Float64}, Float64, 1}}, Vector{ForwardDiff.Dual{ForwardDiff.Tag{DiffEqBase.OrdinaryDiffEqTag, Float64}, Float64, 1}}, @NamedTuple{α::Float64}, Float64}}, FunctionWrappers.FunctionWrapper{Nothing, Tuple{Vector{ForwardDiff.Dual{ForwardDiff.Tag{DiffEqBase.OrdinaryDiffEqTag, Float64}, Float64, 1}}, Vector{Float64}, @NamedTuple{α::Float64}, ForwardDiff.Dual{ForwardDiff.Tag{DiffEqBase.OrdinaryDiffEqTag, Float64}, Float64, 1}}}, FunctionWrappers.FunctionWrapper{Nothing, Tuple{Vector{ForwardDiff.Dual{ForwardDiff.Tag{DiffEqBase.OrdinaryDiffEqTag, Float64}, Float64, 1}}, Vector{ForwardDiff.Dual{ForwardDiff.Tag{DiffEqBase.OrdinaryDiffEqTag, Float64}, Float64, 1}}, @NamedTuple{α::Float64}, ForwardDiff.Dual{ForwardDiff.Tag{DiffEqBase.OrdinaryDiffEqTag, Float64}, Float64, 1}}}}, false}, LinearAlgebra.UniformScaling{Bool}, Nothing, Nothing, Nothing, Nothing, Nothing, Nothing, Nothing, Nothing, Nothing, Nothing, Nothing, typeof(SciMLBase.DEFAULT_OBSERVED), Vararg{Nothing, 4}}},Vector{Vector{Float64}},Vector{Float64},Vector{Vector{Vector{Float64}}},Nothing,OrdinaryDiffEqTsit5.Tsit5Cache{Vector{Float64}, Vector{Float64}, Vector{Float64}, typeof(OrdinaryDiffEqCore.trivial_limiter!), typeof(OrdinaryDiffEqCore.trivial_limiter!), Static.False},Nothing}; reading as OrdinaryDiffEqCore.InterpolationData{JLD2.ReconstructedStatic{Symbol("ODEFunction{true, SciMLBase.AutoSpecialize, FunctionWrappersWrappers.FunctionWrappersWrapper{Tuple{FunctionWrappers.FunctionWrapper{Nothing, Tuple{Vector{Float64}, Vector{Float64}, @NamedTuple{α::Float64}, Float64}}, FunctionWrappers.FunctionWrapper{Nothing, Tuple{Vector{ForwardDiff.Dual{ForwardDiff.Tag{DiffEqBase.OrdinaryDiffEqTag, Float64}, Float64, 1}}, Vector{ForwardDiff.Dual{ForwardDiff.Tag{DiffEqBase.OrdinaryDiffEqTag, Float64}, Float64, 1}}, @NamedTuple{α::Float64}, Float64}}, FunctionWrappers.FunctionWrapper{Nothing, Tuple{Vector{ForwardDiff.Dual{ForwardDiff.Tag{DiffEqBase.OrdinaryDiffEqTag, Float64}, Float64, 1}}, Vector{Float64}, @NamedTuple{α::Float64}, ForwardDiff.Dual{ForwardDiff.Tag{DiffEqBase.OrdinaryDiffEqTag, Float64}, Float64, 1}}}, FunctionWrappers.FunctionWrapper{Nothing, Tuple{Vector{ForwardDiff.Dual{ForwardDiff.Tag{DiffEqBase.OrdinaryDiffEqTag, Float64}, Float64, 1}}, Vector{ForwardDiff.Dual{ForwardDiff.Tag{DiffEqBase.OrdinaryDiffEqTag, Float64}, Float64, 1}}, @NamedTuple{α::Float64}, ForwardDiff.Dual{ForwardDiff.Tag{DiffEqBase.OrdinaryDiffEqTag, Float64}, Float64, 1}}}}, false}, LinearAlgebra.UniformScaling{Bool}, Nothing, Nothing, Nothing, Nothing, Nothing, Nothing, Nothing, Nothing, Nothing, Nothing, Nothing, typeof(SciMLBase.DEFAULT_OBSERVED), Nothing, Nothing, Nothing, Nothing}"), (:f, :mass_matrix, :analytic, :tgrad, :jac, :jvp, :vjp, :jac_prototype, :sparsity, :Wfact, :Wfact_t, :W_prototype, :paramjac, :observed, :colorvec, :sys, :initialization_data, :nlstep_data), Tuple{FunctionWrappersWrappers.FunctionWrappersWrapper{Tuple{FunctionWrappers.FunctionWrapper{Nothing, Tuple{Vector{Float64}, Vector{Float64}, @NamedTuple{α::Float64}, Float64}}, FunctionWrappers.FunctionWrapper{Nothing, Tuple{Vector{ForwardDiff.Dual{ForwardDiff.Tag{DiffEqBase.OrdinaryDiffEqTag, Float64}, Float64, 1}}, Vector{ForwardDiff.Dual{ForwardDiff.Tag{DiffEqBase.OrdinaryDiffEqTag, Float64}, Float64, 1}}, @NamedTuple{α::Float64}, Float64}}, FunctionWrappers.FunctionWrapper{Nothing, Tuple{Vector{ForwardDiff.Dual{ForwardDiff.Tag{DiffEqBase.OrdinaryDiffEqTag, Float64}, Float64, 1}}, Vector{Float64}, @NamedTuple{α::Float64}, ForwardDiff.Dual{ForwardDiff.Tag{DiffEqBase.OrdinaryDiffEqTag, Float64}, Float64, 1}}}, FunctionWrappers.FunctionWrapper{Nothing, Tuple{Vector{ForwardDiff.Dual{ForwardDiff.Tag{DiffEqBase.OrdinaryDiffEqTag, Float64}, Float64, 1}}, Vector{ForwardDiff.Dual{ForwardDiff.Tag{DiffEqBase.OrdinaryDiffEqTag, Float64}, Float64, 1}}, @NamedTuple{α::Float64}, ForwardDiff.Dual{ForwardDiff.Tag{DiffEqBase.OrdinaryDiffEqTag, Float64}, Float64, 1}}}}, false}, LinearAlgebra.UniformScaling{Bool}, Nothing, Nothing, Nothing, Nothing, Nothing, Nothing, Nothing, Nothing, Nothing, Nothing, Nothing, typeof(SciMLBase.DEFAULT_OBSERVED), Vararg{Nothing, 4}}}, Vector{Vector{Float64}}, Vector{Float64}, Vector{Vector{Vector{Float64}}}, Nothing, OrdinaryDiffEqTsit5.Tsit5Cache{Vector{Float64}, Vector{Float64}, Vector{Float64}, typeof(OrdinaryDiffEqCore.trivial_limiter!), typeof(OrdinaryDiffEqCore.trivial_limiter!), Static.False}, Nothing}</w:t>
+      </w:r>
+      <w:r>
+        <w:br/>
+      </w:r>
+      <w:r>
+        <w:rPr>
+          <w:rStyle w:val="VerbatimChar"/>
+        </w:rPr>
+        <w:t xml:space="preserve">└ @ JLD2 C:\Users\Magis\.julia\packages\JLD2\hbsZG\src\data\reconstructing_datatypes.jl:580</w:t>
+      </w:r>
+      <w:r>
+        <w:br/>
+      </w:r>
+      <w:r>
+        <w:rPr>
+          <w:rStyle w:val="VerbatimChar"/>
+        </w:rPr>
+        <w:t xml:space="preserve">┌ Warning: some parameters could not be resolved for type ODESolution{Float64,2,Vector{Vector{Float64}},Nothing,Nothing,Vector{Float64},Vector{Vector{Vector{Float64}}},Nothing,ODEProblem{Vector{Float64},Tuple{Float64, Float64},true,@NamedTuple{α::Float64},JLD2.ReconstructedStatic{Symbol("ODEFunction{true, SciMLBase.AutoSpecialize, FunctionWrappersWrappers.FunctionWrappersWrapper{Tuple{FunctionWrappers.FunctionWrapper{Nothing, Tuple{Vector{Float64}, Vector{Float64}, @NamedTuple{α::Float64}, Float64}}, FunctionWrappers.FunctionWrapper{Nothing, Tuple{Vector{ForwardDiff.Dual{ForwardDiff.Tag{DiffEqBase.OrdinaryDiffEqTag, Float64}, Float64, 1}}, Vector{ForwardDiff.Dual{ForwardDiff.Tag{DiffEqBase.OrdinaryDiffEqTag, Float64}, Float64, 1}}, @NamedTuple{α::Float64}, Float64}}, FunctionWrappers.FunctionWrapper{Nothing, Tuple{Vector{ForwardDiff.Dual{ForwardDiff.Tag{DiffEqBase.OrdinaryDiffEqTag, Float64}, Float64, 1}}, Vector{Float64}, @NamedTuple{α::Float64}, ForwardDiff.Dual{ForwardDiff.Tag{DiffEqBase.OrdinaryDiffEqTag, Float64}, Float64, 1}}}, FunctionWrappers.FunctionWrapper{Nothing, Tuple{Vector{ForwardDiff.Dual{ForwardDiff.Tag{DiffEqBase.OrdinaryDiffEqTag, Float64}, Float64, 1}}, Vector{ForwardDiff.Dual{ForwardDiff.Tag{DiffEqBase.OrdinaryDiffEqTag, Float64}, Float64, 1}}, @NamedTuple{α::Float64}, ForwardDiff.Dual{ForwardDiff.Tag{DiffEqBase.OrdinaryDiffEqTag, Float64}, Float64, 1}}}}, false}, LinearAlgebra.UniformScaling{Bool}, Nothing, Nothing, Nothing, Nothing, Nothing, Nothing, Nothing, Nothing, Nothing, Nothing, Nothing, typeof(SciMLBase.DEFAULT_OBSERVED), Nothing, Nothing, Nothing, Nothing}"), (:f, :mass_matrix, :analytic, :tgrad, :jac, :jvp, :vjp, :jac_prototype, :sparsity, :Wfact, :Wfact_t, :W_prototype, :paramjac, :observed, :colorvec, :sys, :initialization_data, :nlstep_data), Tuple{FunctionWrappersWrappers.FunctionWrappersWrapper{Tuple{FunctionWrappers.FunctionWrapper{Nothing, Tuple{Vector{Float64}, Vector{Float64}, @NamedTuple{α::Float64}, Float64}}, FunctionWrappers.FunctionWrapper{Nothing, Tuple{Vector{ForwardDiff.Dual{ForwardDiff.Tag{DiffEqBase.OrdinaryDiffEqTag, Float64}, Float64, 1}}, Vector{ForwardDiff.Dual{ForwardDiff.Tag{DiffEqBase.OrdinaryDiffEqTag, Float64}, Float64, 1}}, @NamedTuple{α::Float64}, Float64}}, FunctionWrappers.FunctionWrapper{Nothing, Tuple{Vector{ForwardDiff.Dual{ForwardDiff.Tag{DiffEqBase.OrdinaryDiffEqTag, Float64}, Float64, 1}}, Vector{Float64}, @NamedTuple{α::Float64}, ForwardDiff.Dual{ForwardDiff.Tag{DiffEqBase.OrdinaryDiffEqTag, Float64}, Float64, 1}}}, FunctionWrappers.FunctionWrapper{Nothing, Tuple{Vector{ForwardDiff.Dual{ForwardDiff.Tag{DiffEqBase.OrdinaryDiffEqTag, Float64}, Float64, 1}}, Vector{ForwardDiff.Dual{ForwardDiff.Tag{DiffEqBase.OrdinaryDiffEqTag, Float64}, Float64, 1}}, @NamedTuple{α::Float64}, ForwardDiff.Dual{ForwardDiff.Tag{DiffEqBase.OrdinaryDiffEqTag, Float64}, Float64, 1}}}}, false}, LinearAlgebra.UniformScaling{Bool}, Nothing, Nothing, Nothing, Nothing, Nothing, Nothing, Nothing, Nothing, Nothing, Nothing, Nothing, typeof(SciMLBase.DEFAULT_OBSERVED), Vararg{Nothing, 4}}},Base.Pairs{Symbol, Union{}, Nothing, @NamedTuple{}},SciMLBase.StandardODEProblem},Tsit5{typeof(OrdinaryDiffEqCore.trivial_limiter!), typeof(OrdinaryDiffEqCore.trivial_limiter!), Static.False},OrdinaryDiffEqCore.InterpolationData{JLD2.ReconstructedStatic{Symbol("ODEFunction{true, SciMLBase.AutoSpecialize, FunctionWrappersWrappers.FunctionWrappersWrapper{Tuple{FunctionWrappers.FunctionWrapper{Nothing, Tuple{Vector{Float64}, Vector{Float64}, @NamedTuple{α::Float64}, Float64}}, FunctionWrappers.FunctionWrapper{Nothing, Tuple{Vector{ForwardDiff.Dual{ForwardDiff.Tag{DiffEqBase.OrdinaryDiffEqTag, Float64}, Float64, 1}}, Vector{ForwardDiff.Dual{ForwardDiff.Tag{DiffEqBase.OrdinaryDiffEqTag, Float64}, Float64, 1}}, @NamedTuple{α::Float64}, Float64}}, FunctionWrappers.FunctionWrapper{Nothing, Tuple{Vector{ForwardDiff.Dual{ForwardDiff.Tag{DiffEqBase.OrdinaryDiffEqTag, Float64}, Float64, 1}}, Vector{Float64}, @NamedTuple{α::Float64}, ForwardDiff.Dual{ForwardDiff.Tag{DiffEqBase.OrdinaryDiffEqTag, Float64}, Float64, 1}}}, FunctionWrappers.FunctionWrapper{Nothing, Tuple{Vector{ForwardDiff.Dual{ForwardDiff.Tag{DiffEqBase.OrdinaryDiffEqTag, Float64}, Float64, 1}}, Vector{ForwardDiff.Dual{ForwardDiff.Tag{DiffEqBase.OrdinaryDiffEqTag, Float64}, Float64, 1}}, @NamedTuple{α::Float64}, ForwardDiff.Dual{ForwardDiff.Tag{DiffEqBase.OrdinaryDiffEqTag, Float64}, Float64, 1}}}}, false}, LinearAlgebra.UniformScaling{Bool}, Nothing, Nothing, Nothing, Nothing, Nothing, Nothing, Nothing, Nothing, Nothing, Nothing, Nothing, typeof(SciMLBase.DEFAULT_OBSERVED), Nothing, Nothing, Nothing, Nothing}"), (:f, :mass_matrix, :analytic, :tgrad, :jac, :jvp, :vjp, :jac_prototype, :sparsity, :Wfact, :Wfact_t, :W_prototype, :paramjac, :observed, :colorvec, :sys, :initialization_data, :nlstep_data), Tuple{FunctionWrappersWrappers.FunctionWrappersWrapper{Tuple{FunctionWrappers.FunctionWrapper{Nothing, Tuple{Vector{Float64}, Vector{Float64}, @NamedTuple{α::Float64}, Float64}}, FunctionWrappers.FunctionWrapper{Nothing, Tuple{Vector{ForwardDiff.Dual{ForwardDiff.Tag{DiffEqBase.OrdinaryDiffEqTag, Float64}, Float64, 1}}, Vector{ForwardDiff.Dual{ForwardDiff.Tag{DiffEqBase.OrdinaryDiffEqTag, Float64}, Float64, 1}}, @NamedTuple{α::Float64}, Float64}}, FunctionWrappers.FunctionWrapper{Nothing, Tuple{Vector{ForwardDiff.Dual{ForwardDiff.Tag{DiffEqBase.OrdinaryDiffEqTag, Float64}, Float64, 1}}, Vector{Float64}, @NamedTuple{α::Float64}, ForwardDiff.Dual{ForwardDiff.Tag{DiffEqBase.OrdinaryDiffEqTag, Float64}, Float64, 1}}}, FunctionWrappers.FunctionWrapper{Nothing, Tuple{Vector{ForwardDiff.Dual{ForwardDiff.Tag{DiffEqBase.OrdinaryDiffEqTag, Float64}, Float64, 1}}, Vector{ForwardDiff.Dual{ForwardDiff.Tag{DiffEqBase.OrdinaryDiffEqTag, Float64}, Float64, 1}}, @NamedTuple{α::Float64}, ForwardDiff.Dual{ForwardDiff.Tag{DiffEqBase.OrdinaryDiffEqTag, Float64}, Float64, 1}}}}, false}, LinearAlgebra.UniformScaling{Bool}, Nothing, Nothing, Nothing, Nothing, Nothing, Nothing, Nothing, Nothing, Nothing, Nothing, Nothing, typeof(SciMLBase.DEFAULT_OBSERVED), Vararg{Nothing, 4}}}, Vector{Vector{Float64}}, Vector{Float64}, Vector{Vector{Vector{Float64}}}, Nothing, OrdinaryDiffEqTsit5.Tsit5Cache{Vector{Float64}, Vector{Float64}, Vector{Float64}, typeof(OrdinaryDiffEqCore.trivial_limiter!), typeof(OrdinaryDiffEqCore.trivial_limiter!), Static.False}, Nothing},SciMLBase.DEStats,Nothing,Nothing,Nothing,Nothing}; reading as ODESolution{Float64, 2, Vector{Vector{Float64}}, Nothing, Nothing, Vector{Float64}, Vector{Vector{Vector{Float64}}}, Nothing, Any, Tsit5{typeof(OrdinaryDiffEqCore.trivial_limiter!), typeof(OrdinaryDiffEqCore.trivial_limiter!), Static.False}, OrdinaryDiffEqCore.InterpolationData{JLD2.ReconstructedStatic{Symbol("ODEFunction{true, SciMLBase.AutoSpecialize, FunctionWrappersWrappers.FunctionWrappersWrapper{Tuple{FunctionWrappers.FunctionWrapper{Nothing, Tuple{Vector{Float64}, Vector{Float64}, @NamedTuple{α::Float64}, Float64}}, FunctionWrappers.FunctionWrapper{Nothing, Tuple{Vector{ForwardDiff.Dual{ForwardDiff.Tag{DiffEqBase.OrdinaryDiffEqTag, Float64}, Float64, 1}}, Vector{ForwardDiff.Dual{ForwardDiff.Tag{DiffEqBase.OrdinaryDiffEqTag, Float64}, Float64, 1}}, @NamedTuple{α::Float64}, Float64}}, FunctionWrappers.FunctionWrapper{Nothing, Tuple{Vector{ForwardDiff.Dual{ForwardDiff.Tag{DiffEqBase.OrdinaryDiffEqTag, Float64}, Float64, 1}}, Vector{Float64}, @NamedTuple{α::Float64}, ForwardDiff.Dual{ForwardDiff.Tag{DiffEqBase.OrdinaryDiffEqTag, Float64}, Float64, 1}}}, FunctionWrappers.FunctionWrapper{Nothing, Tuple{Vector{ForwardDiff.Dual{ForwardDiff.Tag{DiffEqBase.OrdinaryDiffEqTag, Float64}, Float64, 1}}, Vector{ForwardDiff.Dual{ForwardDiff.Tag{DiffEqBase.OrdinaryDiffEqTag, Float64}, Float64, 1}}, @NamedTuple{α::Float64}, ForwardDiff.Dual{ForwardDiff.Tag{DiffEqBase.OrdinaryDiffEqTag, Float64}, Float64, 1}}}}, false}, LinearAlgebra.UniformScaling{Bool}, Nothing, Nothing, Nothing, Nothing, Nothing, Nothing, Nothing, Nothing, Nothing, Nothing, Nothing, typeof(SciMLBase.DEFAULT_OBSERVED), Nothing, Nothing, Nothing, Nothing}"), (:f, :mass_matrix, :analytic, :tgrad, :jac, :jvp, :vjp, :jac_prototype, :sparsity, :Wfact, :Wfact_t, :W_prototype, :paramjac, :observed, :colorvec, :sys, :initialization_data, :nlstep_data), Tuple{FunctionWrappersWrappers.FunctionWrappersWrapper{Tuple{FunctionWrappers.FunctionWrapper{Nothing, Tuple{Vector{Float64}, Vector{Float64}, @NamedTuple{α::Float64}, Float64}}, FunctionWrappers.FunctionWrapper{Nothing, Tuple{Vector{ForwardDiff.Dual{ForwardDiff.Tag{DiffEqBase.OrdinaryDiffEqTag, Float64}, Float64, 1}}, Vector{ForwardDiff.Dual{ForwardDiff.Tag{DiffEqBase.OrdinaryDiffEqTag, Float64}, Float64, 1}}, @NamedTuple{α::Float64}, Float64}}, FunctionWrappers.FunctionWrapper{Nothing, Tuple{Vector{ForwardDiff.Dual{ForwardDiff.Tag{DiffEqBase.OrdinaryDiffEqTag, Float64}, Float64, 1}}, Vector{Float64}, @NamedTuple{α::Float64}, ForwardDiff.Dual{ForwardDiff.Tag{DiffEqBase.OrdinaryDiffEqTag, Float64}, Float64, 1}}}, FunctionWrappers.FunctionWrapper{Nothing, Tuple{Vector{ForwardDiff.Dual{ForwardDiff.Tag{DiffEqBase.OrdinaryDiffEqTag, Float64}, Float64, 1}}, Vector{ForwardDiff.Dual{ForwardDiff.Tag{DiffEqBase.OrdinaryDiffEqTag, Float64}, Float64, 1}}, @NamedTuple{α::Float64}, ForwardDiff.Dual{ForwardDiff.Tag{DiffEqBase.OrdinaryDiffEqTag, Float64}, Float64, 1}}}}, false}, LinearAlgebra.UniformScaling{Bool}, Nothing, Nothing, Nothing, Nothing, Nothing, Nothing, Nothing, Nothing, Nothing, Nothing, Nothing, typeof(SciMLBase.DEFAULT_OBSERVED), Vararg{Nothing, 4}}}, Vector{Vector{Float64}}, Vector{Float64}, Vector{Vector{Vector{Float64}}}, Nothing, OrdinaryDiffEqTsit5.Tsit5Cache{Vector{Float64}, Vector{Float64}, Vector{Float64}, typeof(OrdinaryDiffEqCore.trivial_limiter!), typeof(OrdinaryDiffEqCore.trivial_limiter!), Static.False}, Nothing}, SciMLBase.DEStats, Nothing, Nothing, Nothing, Nothing}</w:t>
+      </w:r>
+      <w:r>
+        <w:br/>
+      </w:r>
+      <w:r>
+        <w:rPr>
+          <w:rStyle w:val="VerbatimChar"/>
+        </w:rPr>
+        <w:t xml:space="preserve">└ @ JLD2 C:\Users\Magis\.julia\packages\JLD2\hbsZG\src\data\reconstructing_datatypes.jl:580</w:t>
+      </w:r>
+      <w:r>
+        <w:br/>
+      </w:r>
+      <w:r>
+        <w:rPr>
+          <w:rStyle w:val="VerbatimChar"/>
+        </w:rPr>
+        <w:t xml:space="preserve">┌ Warning: some parameters could not be resolved for type ODEProblem{Vector{Float64},Tuple{Float64, Float64},true,@NamedTuple{α::Float64},JLD2.ReconstructedStatic{Symbol("ODEFunction{true, SciMLBase.AutoSpecialize, FunctionWrappersWrappers.FunctionWrappersWrapper{Tuple{FunctionWrappers.FunctionWrapper{Nothing, Tuple{Vector{Float64}, Vector{Float64}, @NamedTuple{α::Float64}, Float64}}, FunctionWrappers.FunctionWrapper{Nothing, Tuple{Vector{ForwardDiff.Dual{ForwardDiff.Tag{DiffEqBase.OrdinaryDiffEqTag, Float64}, Float64, 1}}, Vector{ForwardDiff.Dual{ForwardDiff.Tag{DiffEqBase.OrdinaryDiffEqTag, Float64}, Float64, 1}}, @NamedTuple{α::Float64}, Float64}}, FunctionWrappers.FunctionWrapper{Nothing, Tuple{Vector{ForwardDiff.Dual{ForwardDiff.Tag{DiffEqBase.OrdinaryDiffEqTag, Float64}, Float64, 1}}, Vector{Float64}, @NamedTuple{α::Float64}, ForwardDiff.Dual{ForwardDiff.Tag{DiffEqBase.OrdinaryDiffEqTag, Float64}, Float64, 1}}}, FunctionWrappers.FunctionWrapper{Nothing, Tuple{Vector{ForwardDiff.Dual{ForwardDiff.Tag{DiffEqBase.OrdinaryDiffEqTag, Float64}, Float64, 1}}, Vector{ForwardDiff.Dual{ForwardDiff.Tag{DiffEqBase.OrdinaryDiffEqTag, Float64}, Float64, 1}}, @NamedTuple{α::Float64}, ForwardDiff.Dual{ForwardDiff.Tag{DiffEqBase.OrdinaryDiffEqTag, Float64}, Float64, 1}}}}, false}, LinearAlgebra.UniformScaling{Bool}, Nothing, Nothing, Nothing, Nothing, Nothing, Nothing, Nothing, Nothing, Nothing, Nothing, Nothing, typeof(SciMLBase.DEFAULT_OBSERVED), Nothing, Nothing, Nothing, Nothing}"), (:f, :mass_matrix, :analytic, :tgrad, :jac, :jvp, :vjp, :jac_prototype, :sparsity, :Wfact, :Wfact_t, :W_prototype, :paramjac, :observed, :colorvec, :sys, :initialization_data, :nlstep_data), Tuple{FunctionWrappersWrappers.FunctionWrappersWrapper{Tuple{FunctionWrappers.FunctionWrapper{Nothing, Tuple{Vector{Float64}, Vector{Float64}, @NamedTuple{α::Float64}, Float64}}, FunctionWrappers.FunctionWrapper{Nothing, Tuple{Vector{ForwardDiff.Dual{ForwardDiff.Tag{DiffEqBase.OrdinaryDiffEqTag, Float64}, Float64, 1}}, Vector{ForwardDiff.Dual{ForwardDiff.Tag{DiffEqBase.OrdinaryDiffEqTag, Float64}, Float64, 1}}, @NamedTuple{α::Float64}, Float64}}, FunctionWrappers.FunctionWrapper{Nothing, Tuple{Vector{ForwardDiff.Dual{ForwardDiff.Tag{DiffEqBase.OrdinaryDiffEqTag, Float64}, Float64, 1}}, Vector{Float64}, @NamedTuple{α::Float64}, ForwardDiff.Dual{ForwardDiff.Tag{DiffEqBase.OrdinaryDiffEqTag, Float64}, Float64, 1}}}, FunctionWrappers.FunctionWrapper{Nothing, Tuple{Vector{ForwardDiff.Dual{ForwardDiff.Tag{DiffEqBase.OrdinaryDiffEqTag, Float64}, Float64, 1}}, Vector{ForwardDiff.Dual{ForwardDiff.Tag{DiffEqBase.OrdinaryDiffEqTag, Float64}, Float64, 1}}, @NamedTuple{α::Float64}, ForwardDiff.Dual{ForwardDiff.Tag{DiffEqBase.OrdinaryDiffEqTag, Float64}, Float64, 1}}}}, false}, LinearAlgebra.UniformScaling{Bool}, Nothing, Nothing, Nothing, Nothing, Nothing, Nothing, Nothing, Nothing, Nothing, Nothing, Nothing, typeof(SciMLBase.DEFAULT_OBSERVED), Vararg{Nothing, 4}}},Base.Pairs{Symbol, Union{}, Nothing, @NamedTuple{}},SciMLBase.StandardODEProblem}; reading as ODEProblem{Vector{Float64}, Tuple{Float64, Float64}, true, @NamedTuple{α::Float64}, JLD2.ReconstructedStatic{Symbol("ODEFunction{true, SciMLBase.AutoSpecialize, FunctionWrappersWrappers.FunctionWrappersWrapper{Tuple{FunctionWrappers.FunctionWrapper{Nothing, Tuple{Vector{Float64}, Vector{Float64}, @NamedTuple{α::Float64}, Float64}}, FunctionWrappers.FunctionWrapper{Nothing, Tuple{Vector{ForwardDiff.Dual{ForwardDiff.Tag{DiffEqBase.OrdinaryDiffEqTag, Float64}, Float64, 1}}, Vector{ForwardDiff.Dual{ForwardDiff.Tag{DiffEqBase.OrdinaryDiffEqTag, Float64}, Float64, 1}}, @NamedTuple{α::Float64}, Float64}}, FunctionWrappers.FunctionWrapper{Nothing, Tuple{Vector{ForwardDiff.Dual{ForwardDiff.Tag{DiffEqBase.OrdinaryDiffEqTag, Float64}, Float64, 1}}, Vector{Float64}, @NamedTuple{α::Float64}, ForwardDiff.Dual{ForwardDiff.Tag{DiffEqBase.OrdinaryDiffEqTag, Float64}, Float64, 1}}}, FunctionWrappers.FunctionWrapper{Nothing, Tuple{Vector{ForwardDiff.Dual{ForwardDiff.Tag{DiffEqBase.OrdinaryDiffEqTag, Float64}, Float64, 1}}, Vector{ForwardDiff.Dual{ForwardDiff.Tag{DiffEqBase.OrdinaryDiffEqTag, Float64}, Float64, 1}}, @NamedTuple{α::Float64}, ForwardDiff.Dual{ForwardDiff.Tag{DiffEqBase.OrdinaryDiffEqTag, Float64}, Float64, 1}}}}, false}, LinearAlgebra.UniformScaling{Bool}, Nothing, Nothing, Nothing, Nothing, Nothing, Nothing, Nothing, Nothing, Nothing, Nothing, Nothing, typeof(SciMLBase.DEFAULT_OBSERVED), Nothing, Nothing, Nothing, Nothing}"), (:f, :mass_matrix, :analytic, :tgrad, :jac, :jvp, :vjp, :jac_prototype, :sparsity, :Wfact, :Wfact_t, :W_prototype, :paramjac, :observed, :colorvec, :sys, :initialization_data, :nlstep_data), Tuple{FunctionWrappersWrappers.FunctionWrappersWrapper{Tuple{FunctionWrappers.FunctionWrapper{Nothing, Tuple{Vector{Float64}, Vector{Float64}, @NamedTuple{α::Float64}, Float64}}, FunctionWrappers.FunctionWrapper{Nothing, Tuple{Vector{ForwardDiff.Dual{ForwardDiff.Tag{DiffEqBase.OrdinaryDiffEqTag, Float64}, Float64, 1}}, Vector{ForwardDiff.Dual{ForwardDiff.Tag{DiffEqBase.OrdinaryDiffEqTag, Float64}, Float64, 1}}, @NamedTuple{α::Float64}, Float64}}, FunctionWrappers.FunctionWrapper{Nothing, Tuple{Vector{ForwardDiff.Dual{ForwardDiff.Tag{DiffEqBase.OrdinaryDiffEqTag, Float64}, Float64, 1}}, Vector{Float64}, @NamedTuple{α::Float64}, ForwardDiff.Dual{ForwardDiff.Tag{DiffEqBase.OrdinaryDiffEqTag, Float64}, Float64, 1}}}, FunctionWrappers.FunctionWrapper{Nothing, Tuple{Vector{ForwardDiff.Dual{ForwardDiff.Tag{DiffEqBase.OrdinaryDiffEqTag, Float64}, Float64, 1}}, Vector{ForwardDiff.Dual{ForwardDiff.Tag{DiffEqBase.OrdinaryDiffEqTag, Float64}, Float64, 1}}, @NamedTuple{α::Float64}, ForwardDiff.Dual{ForwardDiff.Tag{DiffEqBase.OrdinaryDiffEqTag, Float64}, Float64, 1}}}}, false}, LinearAlgebra.UniformScaling{Bool}, Nothing, Nothing, Nothing, Nothing, Nothing, Nothing, Nothing, Nothing, Nothing, Nothing, Nothing, typeof(SciMLBase.DEFAULT_OBSERVED), Vararg{Nothing, 4}}}, Base.Pairs{Symbol, Union{}, Nothing, @NamedTuple{}}, SciMLBase.StandardODEProblem}</w:t>
+      </w:r>
+      <w:r>
+        <w:br/>
+      </w:r>
+      <w:r>
+        <w:rPr>
+          <w:rStyle w:val="VerbatimChar"/>
+        </w:rPr>
+        <w:t xml:space="preserve">└ @ JLD2 C:\Users\Magis\.julia\packages\JLD2\hbsZG\src\data\reconstructing_datatypes.jl:580</w:t>
+      </w:r>
+      <w:r>
+        <w:br/>
+      </w:r>
+      <w:r>
+        <w:rPr>
+          <w:rStyle w:val="VerbatimChar"/>
+        </w:rPr>
+        <w:t xml:space="preserve">┌ Warning: Using the standard Julia project.</w:t>
+      </w:r>
+      <w:r>
+        <w:br/>
+      </w:r>
+      <w:r>
+        <w:rPr>
+          <w:rStyle w:val="VerbatimChar"/>
+        </w:rPr>
+        <w:t xml:space="preserve">└ @ DrWatson C:\Users\Magis\.julia\packages\DrWatson\2QF5p\src\project_setup.jl:30</w:t>
+      </w:r>
+      <w:r>
+        <w:br/>
+      </w:r>
+      <w:r>
+        <w:rPr>
+          <w:rStyle w:val="VerbatimChar"/>
+        </w:rPr>
+        <w:t xml:space="preserve">┌ Warning: Using the standard Julia project.</w:t>
+      </w:r>
+      <w:r>
+        <w:br/>
+      </w:r>
+      <w:r>
+        <w:rPr>
+          <w:rStyle w:val="VerbatimChar"/>
+        </w:rPr>
+        <w:t xml:space="preserve">└ @ DrWatson C:\Users\Magis\.julia\packages\DrWatson\2QF5p\src\project_setup.jl:30</w:t>
+      </w:r>
+      <w:r>
+        <w:br/>
+      </w:r>
+      <w:r>
+        <w:rPr>
+          <w:rStyle w:val="VerbatimChar"/>
+        </w:rPr>
+        <w:t xml:space="preserve">┌ Warning: read type ODEFunction{true, SciMLBase.AutoSpecialize, FunctionWrappersWrappers.FunctionWrappersWrapper{Tuple{FunctionWrappers.FunctionWrapper{Nothing, Tuple{Vector{Float64}, Vector{Float64}, @NamedTuple{α::Float64}, Float64}}, FunctionWrappers.FunctionWrapper{Nothing, Tuple{Vector{ForwardDiff.Dual{ForwardDiff.Tag{DiffEqBase.OrdinaryDiffEqTag, Float64}, Float64, 1}}, Vector{ForwardDiff.Dual{ForwardDiff.Tag{DiffEqBase.OrdinaryDiffEqTag, Float64}, Float64, 1}}, @NamedTuple{α::Float64}, Float64}}, FunctionWrappers.FunctionWrapper{Nothing, Tuple{Vector{ForwardDiff.Dual{ForwardDiff.Tag{DiffEqBase.OrdinaryDiffEqTag, Float64}, Float64, 1}}, Vector{Float64}, @NamedTuple{α::Float64}, ForwardDiff.Dual{ForwardDiff.Tag{DiffEqBase.OrdinaryDiffEqTag, Float64}, Float64, 1}}}, FunctionWrappers.FunctionWrapper{Nothing, Tuple{Vector{ForwardDiff.Dual{ForwardDiff.Tag{DiffEqBase.OrdinaryDiffEqTag, Float64}, Float64, 1}}, Vector{ForwardDiff.Dual{ForwardDiff.Tag{DiffEqBase.OrdinaryDiffEqTag, Float64}, Float64, 1}}, @NamedTuple{α::Float64}, ForwardDiff.Dual{ForwardDiff.Tag{DiffEqBase.OrdinaryDiffEqTag, Float64}, Float64, 1}}}}, false}, LinearAlgebra.UniformScaling{Bool}, Nothing, Nothing, Nothing, Nothing, Nothing, Nothing, Nothing, Nothing, Nothing, Nothing, Nothing, typeof(SciMLBase.DEFAULT_OBSERVED), Nothing, Nothing, Nothing, Nothing} is not a leaf type in workspace; reconstructing</w:t>
+      </w:r>
+      <w:r>
+        <w:br/>
+      </w:r>
+      <w:r>
+        <w:rPr>
+          <w:rStyle w:val="VerbatimChar"/>
+        </w:rPr>
+        <w:t xml:space="preserve">└ @ JLD2 C:\Users\Magis\.julia\packages\JLD2\hbsZG\src\data\reconstructing_datatypes.jl:282</w:t>
+      </w:r>
+      <w:r>
+        <w:br/>
+      </w:r>
+      <w:r>
+        <w:rPr>
+          <w:rStyle w:val="VerbatimChar"/>
+        </w:rPr>
+        <w:t xml:space="preserve">┌ Warning: some parameters could not be resolved for type OrdinaryDiffEqCore.InterpolationData{JLD2.ReconstructedStatic{Symbol("ODEFunction{true, SciMLBase.AutoSpecialize, FunctionWrappersWrappers.FunctionWrappersWrapper{Tuple{FunctionWrappers.FunctionWrapper{Nothing, Tuple{Vector{Float64}, Vector{Float64}, @NamedTuple{α::Float64}, Float64}}, FunctionWrappers.FunctionWrapper{Nothing, Tuple{Vector{ForwardDiff.Dual{ForwardDiff.Tag{DiffEqBase.OrdinaryDiffEqTag, Float64}, Float64, 1}}, Vector{ForwardDiff.Dual{ForwardDiff.Tag{DiffEqBase.OrdinaryDiffEqTag, Float64}, Float64, 1}}, @NamedTuple{α::Float64}, Float64}}, FunctionWrappers.FunctionWrapper{Nothing, Tuple{Vector{ForwardDiff.Dual{ForwardDiff.Tag{DiffEqBase.OrdinaryDiffEqTag, Float64}, Float64, 1}}, Vector{Float64}, @NamedTuple{α::Float64}, ForwardDiff.Dual{ForwardDiff.Tag{DiffEqBase.OrdinaryDiffEqTag, Float64}, Float64, 1}}}, FunctionWrappers.FunctionWrapper{Nothing, Tuple{Vector{ForwardDiff.Dual{ForwardDiff.Tag{DiffEqBase.OrdinaryDiffEqTag, Float64}, Float64, 1}}, Vector{ForwardDiff.Dual{ForwardDiff.Tag{DiffEqBase.OrdinaryDiffEqTag, Float64}, Float64, 1}}, @NamedTuple{α::Float64}, ForwardDiff.Dual{ForwardDiff.Tag{DiffEqBase.OrdinaryDiffEqTag, Float64}, Float64, 1}}}}, false}, LinearAlgebra.UniformScaling{Bool}, Nothing, Nothing, Nothing, Nothing, Nothing, Nothing, Nothing, Nothing, Nothing, Nothing, Nothing, typeof(SciMLBase.DEFAULT_OBSERVED), Nothing, Nothing, Nothing, Nothing}"), (:f, :mass_matrix, :analytic, :tgrad, :jac, :jvp, :vjp, :jac_prototype, :sparsity, :Wfact, :Wfact_t, :W_prototype, :paramjac, :observed, :colorvec, :sys, :initialization_data, :nlstep_data), Tuple{FunctionWrappersWrappers.FunctionWrappersWrapper{Tuple{FunctionWrappers.FunctionWrapper{Nothing, Tuple{Vector{Float64}, Vector{Float64}, @NamedTuple{α::Float64}, Float64}}, FunctionWrappers.FunctionWrapper{Nothing, Tuple{Vector{ForwardDiff.Dual{ForwardDiff.Tag{DiffEqBase.OrdinaryDiffEqTag, Float64}, Float64, 1}}, Vector{ForwardDiff.Dual{ForwardDiff.Tag{DiffEqBase.OrdinaryDiffEqTag, Float64}, Float64, 1}}, @NamedTuple{α::Float64}, Float64}}, FunctionWrappers.FunctionWrapper{Nothing, Tuple{Vector{ForwardDiff.Dual{ForwardDiff.Tag{DiffEqBase.OrdinaryDiffEqTag, Float64}, Float64, 1}}, Vector{Float64}, @NamedTuple{α::Float64}, ForwardDiff.Dual{ForwardDiff.Tag{DiffEqBase.OrdinaryDiffEqTag, Float64}, Float64, 1}}}, FunctionWrappers.FunctionWrapper{Nothing, Tuple{Vector{ForwardDiff.Dual{ForwardDiff.Tag{DiffEqBase.OrdinaryDiffEqTag, Float64}, Float64, 1}}, Vector{ForwardDiff.Dual{ForwardDiff.Tag{DiffEqBase.OrdinaryDiffEqTag, Float64}, Float64, 1}}, @NamedTuple{α::Float64}, ForwardDiff.Dual{ForwardDiff.Tag{DiffEqBase.OrdinaryDiffEqTag, Float64}, Float64, 1}}}}, false}, LinearAlgebra.UniformScaling{Bool}, Nothing, Nothing, Nothing, Nothing, Nothing, Nothing, Nothing, Nothing, Nothing, Nothing, Nothing, typeof(SciMLBase.DEFAULT_OBSERVED), Vararg{Nothing, 4}}},Vector{Vector{Float64}},Vector{Float64},Vector{Vector{Vector{Float64}}},Nothing,OrdinaryDiffEqTsit5.Tsit5Cache{Vector{Float64}, Vector{Float64}, Vector{Float64}, typeof(OrdinaryDiffEqCore.trivial_limiter!), typeof(OrdinaryDiffEqCore.trivial_limiter!), Static.False},Nothing}; reading as OrdinaryDiffEqCore.InterpolationData{JLD2.ReconstructedStatic{Symbol("ODEFunction{true, SciMLBase.AutoSpecialize, FunctionWrappersWrappers.FunctionWrappersWrapper{Tuple{FunctionWrappers.FunctionWrapper{Nothing, Tuple{Vector{Float64}, Vector{Float64}, @NamedTuple{α::Float64}, Float64}}, FunctionWrappers.FunctionWrapper{Nothing, Tuple{Vector{ForwardDiff.Dual{ForwardDiff.Tag{DiffEqBase.OrdinaryDiffEqTag, Float64}, Float64, 1}}, Vector{ForwardDiff.Dual{ForwardDiff.Tag{DiffEqBase.OrdinaryDiffEqTag, Float64}, Float64, 1}}, @NamedTuple{α::Float64}, Float64}}, FunctionWrappers.FunctionWrapper{Nothing, Tuple{Vector{ForwardDiff.Dual{ForwardDiff.Tag{DiffEqBase.OrdinaryDiffEqTag, Float64}, Float64, 1}}, Vector{Float64}, @NamedTuple{α::Float64}, ForwardDiff.Dual{ForwardDiff.Tag{DiffEqBase.OrdinaryDiffEqTag, Float64}, Float64, 1}}}, FunctionWrappers.FunctionWrapper{Nothing, Tuple{Vector{ForwardDiff.Dual{ForwardDiff.Tag{DiffEqBase.OrdinaryDiffEqTag, Float64}, Float64, 1}}, Vector{ForwardDiff.Dual{ForwardDiff.Tag{DiffEqBase.OrdinaryDiffEqTag, Float64}, Float64, 1}}, @NamedTuple{α::Float64}, ForwardDiff.Dual{ForwardDiff.Tag{DiffEqBase.OrdinaryDiffEqTag, Float64}, Float64, 1}}}}, false}, LinearAlgebra.UniformScaling{Bool}, Nothing, Nothing, Nothing, Nothing, Nothing, Nothing, Nothing, Nothing, Nothing, Nothing, Nothing, typeof(SciMLBase.DEFAULT_OBSERVED), Nothing, Nothing, Nothing, Nothing}"), (:f, :mass_matrix, :analytic, :tgrad, :jac, :jvp, :vjp, :jac_prototype, :sparsity, :Wfact, :Wfact_t, :W_prototype, :paramjac, :observed, :colorvec, :sys, :initialization_data, :nlstep_data), Tuple{FunctionWrappersWrappers.FunctionWrappersWrapper{Tuple{FunctionWrappers.FunctionWrapper{Nothing, Tuple{Vector{Float64}, Vector{Float64}, @NamedTuple{α::Float64}, Float64}}, FunctionWrappers.FunctionWrapper{Nothing, Tuple{Vector{ForwardDiff.Dual{ForwardDiff.Tag{DiffEqBase.OrdinaryDiffEqTag, Float64}, Float64, 1}}, Vector{ForwardDiff.Dual{ForwardDiff.Tag{DiffEqBase.OrdinaryDiffEqTag, Float64}, Float64, 1}}, @NamedTuple{α::Float64}, Float64}}, FunctionWrappers.FunctionWrapper{Nothing, Tuple{Vector{ForwardDiff.Dual{ForwardDiff.Tag{DiffEqBase.OrdinaryDiffEqTag, Float64}, Float64, 1}}, Vector{Float64}, @NamedTuple{α::Float64}, ForwardDiff.Dual{ForwardDiff.Tag{DiffEqBase.OrdinaryDiffEqTag, Float64}, Float64, 1}}}, FunctionWrappers.FunctionWrapper{Nothing, Tuple{Vector{ForwardDiff.Dual{ForwardDiff.Tag{DiffEqBase.OrdinaryDiffEqTag, Float64}, Float64, 1}}, Vector{ForwardDiff.Dual{ForwardDiff.Tag{DiffEqBase.OrdinaryDiffEqTag, Float64}, Float64, 1}}, @NamedTuple{α::Float64}, ForwardDiff.Dual{ForwardDiff.Tag{DiffEqBase.OrdinaryDiffEqTag, Float64}, Float64, 1}}}}, false}, LinearAlgebra.UniformScaling{Bool}, Nothing, Nothing, Nothing, Nothing, Nothing, Nothing, Nothing, Nothing, Nothing, Nothing, Nothing, typeof(SciMLBase.DEFAULT_OBSERVED), Vararg{Nothing, 4}}}, Vector{Vector{Float64}}, Vector{Float64}, Vector{Vector{Vector{Float64}}}, Nothing, OrdinaryDiffEqTsit5.Tsit5Cache{Vector{Float64}, Vector{Float64}, Vector{Float64}, typeof(OrdinaryDiffEqCore.trivial_limiter!), typeof(OrdinaryDiffEqCore.trivial_limiter!), Static.False}, Nothing}</w:t>
+      </w:r>
+      <w:r>
+        <w:br/>
+      </w:r>
+      <w:r>
+        <w:rPr>
+          <w:rStyle w:val="VerbatimChar"/>
+        </w:rPr>
+        <w:t xml:space="preserve">└ @ JLD2 C:\Users\Magis\.julia\packages\JLD2\hbsZG\src\data\reconstructing_datatypes.jl:580</w:t>
+      </w:r>
+    </w:p>
+    <w:p>
+      <w:pPr>
+        <w:pStyle w:val="SourceCode"/>
+      </w:pPr>
       <w:r>
         <w:rPr>
           <w:rStyle w:val="VerbatimChar"/>
@@ -4584,9 +4950,139 @@
         </w:rPr>
         <w:t xml:space="preserve">Прогресс: 3/5 | α = 0.5</w:t>
       </w:r>
-      <w:r>
-        <w:br/>
-      </w:r>
+    </w:p>
+    <w:p>
+      <w:pPr>
+        <w:pStyle w:val="SourceCode"/>
+      </w:pPr>
+      <w:r>
+        <w:rPr>
+          <w:rStyle w:val="VerbatimChar"/>
+        </w:rPr>
+        <w:t xml:space="preserve">┌ Warning: some parameters could not be resolved for type ODESolution{Float64,2,Vector{Vector{Float64}},Nothing,Nothing,Vector{Float64},Vector{Vector{Vector{Float64}}},Nothing,ODEProblem{Vector{Float64},Tuple{Float64, Float64},true,@NamedTuple{α::Float64},JLD2.ReconstructedStatic{Symbol("ODEFunction{true, SciMLBase.AutoSpecialize, FunctionWrappersWrappers.FunctionWrappersWrapper{Tuple{FunctionWrappers.FunctionWrapper{Nothing, Tuple{Vector{Float64}, Vector{Float64}, @NamedTuple{α::Float64}, Float64}}, FunctionWrappers.FunctionWrapper{Nothing, Tuple{Vector{ForwardDiff.Dual{ForwardDiff.Tag{DiffEqBase.OrdinaryDiffEqTag, Float64}, Float64, 1}}, Vector{ForwardDiff.Dual{ForwardDiff.Tag{DiffEqBase.OrdinaryDiffEqTag, Float64}, Float64, 1}}, @NamedTuple{α::Float64}, Float64}}, FunctionWrappers.FunctionWrapper{Nothing, Tuple{Vector{ForwardDiff.Dual{ForwardDiff.Tag{DiffEqBase.OrdinaryDiffEqTag, Float64}, Float64, 1}}, Vector{Float64}, @NamedTuple{α::Float64}, ForwardDiff.Dual{ForwardDiff.Tag{DiffEqBase.OrdinaryDiffEqTag, Float64}, Float64, 1}}}, FunctionWrappers.FunctionWrapper{Nothing, Tuple{Vector{ForwardDiff.Dual{ForwardDiff.Tag{DiffEqBase.OrdinaryDiffEqTag, Float64}, Float64, 1}}, Vector{ForwardDiff.Dual{ForwardDiff.Tag{DiffEqBase.OrdinaryDiffEqTag, Float64}, Float64, 1}}, @NamedTuple{α::Float64}, ForwardDiff.Dual{ForwardDiff.Tag{DiffEqBase.OrdinaryDiffEqTag, Float64}, Float64, 1}}}}, false}, LinearAlgebra.UniformScaling{Bool}, Nothing, Nothing, Nothing, Nothing, Nothing, Nothing, Nothing, Nothing, Nothing, Nothing, Nothing, typeof(SciMLBase.DEFAULT_OBSERVED), Nothing, Nothing, Nothing, Nothing}"), (:f, :mass_matrix, :analytic, :tgrad, :jac, :jvp, :vjp, :jac_prototype, :sparsity, :Wfact, :Wfact_t, :W_prototype, :paramjac, :observed, :colorvec, :sys, :initialization_data, :nlstep_data), Tuple{FunctionWrappersWrappers.FunctionWrappersWrapper{Tuple{FunctionWrappers.FunctionWrapper{Nothing, Tuple{Vector{Float64}, Vector{Float64}, @NamedTuple{α::Float64}, Float64}}, FunctionWrappers.FunctionWrapper{Nothing, Tuple{Vector{ForwardDiff.Dual{ForwardDiff.Tag{DiffEqBase.OrdinaryDiffEqTag, Float64}, Float64, 1}}, Vector{ForwardDiff.Dual{ForwardDiff.Tag{DiffEqBase.OrdinaryDiffEqTag, Float64}, Float64, 1}}, @NamedTuple{α::Float64}, Float64}}, FunctionWrappers.FunctionWrapper{Nothing, Tuple{Vector{ForwardDiff.Dual{ForwardDiff.Tag{DiffEqBase.OrdinaryDiffEqTag, Float64}, Float64, 1}}, Vector{Float64}, @NamedTuple{α::Float64}, ForwardDiff.Dual{ForwardDiff.Tag{DiffEqBase.OrdinaryDiffEqTag, Float64}, Float64, 1}}}, FunctionWrappers.FunctionWrapper{Nothing, Tuple{Vector{ForwardDiff.Dual{ForwardDiff.Tag{DiffEqBase.OrdinaryDiffEqTag, Float64}, Float64, 1}}, Vector{ForwardDiff.Dual{ForwardDiff.Tag{DiffEqBase.OrdinaryDiffEqTag, Float64}, Float64, 1}}, @NamedTuple{α::Float64}, ForwardDiff.Dual{ForwardDiff.Tag{DiffEqBase.OrdinaryDiffEqTag, Float64}, Float64, 1}}}}, false}, LinearAlgebra.UniformScaling{Bool}, Nothing, Nothing, Nothing, Nothing, Nothing, Nothing, Nothing, Nothing, Nothing, Nothing, Nothing, typeof(SciMLBase.DEFAULT_OBSERVED), Vararg{Nothing, 4}}},Base.Pairs{Symbol, Union{}, Nothing, @NamedTuple{}},SciMLBase.StandardODEProblem},Tsit5{typeof(OrdinaryDiffEqCore.trivial_limiter!), typeof(OrdinaryDiffEqCore.trivial_limiter!), Static.False},OrdinaryDiffEqCore.InterpolationData{JLD2.ReconstructedStatic{Symbol("ODEFunction{true, SciMLBase.AutoSpecialize, FunctionWrappersWrappers.FunctionWrappersWrapper{Tuple{FunctionWrappers.FunctionWrapper{Nothing, Tuple{Vector{Float64}, Vector{Float64}, @NamedTuple{α::Float64}, Float64}}, FunctionWrappers.FunctionWrapper{Nothing, Tuple{Vector{ForwardDiff.Dual{ForwardDiff.Tag{DiffEqBase.OrdinaryDiffEqTag, Float64}, Float64, 1}}, Vector{ForwardDiff.Dual{ForwardDiff.Tag{DiffEqBase.OrdinaryDiffEqTag, Float64}, Float64, 1}}, @NamedTuple{α::Float64}, Float64}}, FunctionWrappers.FunctionWrapper{Nothing, Tuple{Vector{ForwardDiff.Dual{ForwardDiff.Tag{DiffEqBase.OrdinaryDiffEqTag, Float64}, Float64, 1}}, Vector{Float64}, @NamedTuple{α::Float64}, ForwardDiff.Dual{ForwardDiff.Tag{DiffEqBase.OrdinaryDiffEqTag, Float64}, Float64, 1}}}, FunctionWrappers.FunctionWrapper{Nothing, Tuple{Vector{ForwardDiff.Dual{ForwardDiff.Tag{DiffEqBase.OrdinaryDiffEqTag, Float64}, Float64, 1}}, Vector{ForwardDiff.Dual{ForwardDiff.Tag{DiffEqBase.OrdinaryDiffEqTag, Float64}, Float64, 1}}, @NamedTuple{α::Float64}, ForwardDiff.Dual{ForwardDiff.Tag{DiffEqBase.OrdinaryDiffEqTag, Float64}, Float64, 1}}}}, false}, LinearAlgebra.UniformScaling{Bool}, Nothing, Nothing, Nothing, Nothing, Nothing, Nothing, Nothing, Nothing, Nothing, Nothing, Nothing, typeof(SciMLBase.DEFAULT_OBSERVED), Nothing, Nothing, Nothing, Nothing}"), (:f, :mass_matrix, :analytic, :tgrad, :jac, :jvp, :vjp, :jac_prototype, :sparsity, :Wfact, :Wfact_t, :W_prototype, :paramjac, :observed, :colorvec, :sys, :initialization_data, :nlstep_data), Tuple{FunctionWrappersWrappers.FunctionWrappersWrapper{Tuple{FunctionWrappers.FunctionWrapper{Nothing, Tuple{Vector{Float64}, Vector{Float64}, @NamedTuple{α::Float64}, Float64}}, FunctionWrappers.FunctionWrapper{Nothing, Tuple{Vector{ForwardDiff.Dual{ForwardDiff.Tag{DiffEqBase.OrdinaryDiffEqTag, Float64}, Float64, 1}}, Vector{ForwardDiff.Dual{ForwardDiff.Tag{DiffEqBase.OrdinaryDiffEqTag, Float64}, Float64, 1}}, @NamedTuple{α::Float64}, Float64}}, FunctionWrappers.FunctionWrapper{Nothing, Tuple{Vector{ForwardDiff.Dual{ForwardDiff.Tag{DiffEqBase.OrdinaryDiffEqTag, Float64}, Float64, 1}}, Vector{Float64}, @NamedTuple{α::Float64}, ForwardDiff.Dual{ForwardDiff.Tag{DiffEqBase.OrdinaryDiffEqTag, Float64}, Float64, 1}}}, FunctionWrappers.FunctionWrapper{Nothing, Tuple{Vector{ForwardDiff.Dual{ForwardDiff.Tag{DiffEqBase.OrdinaryDiffEqTag, Float64}, Float64, 1}}, Vector{ForwardDiff.Dual{ForwardDiff.Tag{DiffEqBase.OrdinaryDiffEqTag, Float64}, Float64, 1}}, @NamedTuple{α::Float64}, ForwardDiff.Dual{ForwardDiff.Tag{DiffEqBase.OrdinaryDiffEqTag, Float64}, Float64, 1}}}}, false}, LinearAlgebra.UniformScaling{Bool}, Nothing, Nothing, Nothing, Nothing, Nothing, Nothing, Nothing, Nothing, Nothing, Nothing, Nothing, typeof(SciMLBase.DEFAULT_OBSERVED), Vararg{Nothing, 4}}}, Vector{Vector{Float64}}, Vector{Float64}, Vector{Vector{Vector{Float64}}}, Nothing, OrdinaryDiffEqTsit5.Tsit5Cache{Vector{Float64}, Vector{Float64}, Vector{Float64}, typeof(OrdinaryDiffEqCore.trivial_limiter!), typeof(OrdinaryDiffEqCore.trivial_limiter!), Static.False}, Nothing},SciMLBase.DEStats,Nothing,Nothing,Nothing,Nothing}; reading as ODESolution{Float64, 2, Vector{Vector{Float64}}, Nothing, Nothing, Vector{Float64}, Vector{Vector{Vector{Float64}}}, Nothing, Any, Tsit5{typeof(OrdinaryDiffEqCore.trivial_limiter!), typeof(OrdinaryDiffEqCore.trivial_limiter!), Static.False}, OrdinaryDiffEqCore.InterpolationData{JLD2.ReconstructedStatic{Symbol("ODEFunction{true, SciMLBase.AutoSpecialize, FunctionWrappersWrappers.FunctionWrappersWrapper{Tuple{FunctionWrappers.FunctionWrapper{Nothing, Tuple{Vector{Float64}, Vector{Float64}, @NamedTuple{α::Float64}, Float64}}, FunctionWrappers.FunctionWrapper{Nothing, Tuple{Vector{ForwardDiff.Dual{ForwardDiff.Tag{DiffEqBase.OrdinaryDiffEqTag, Float64}, Float64, 1}}, Vector{ForwardDiff.Dual{ForwardDiff.Tag{DiffEqBase.OrdinaryDiffEqTag, Float64}, Float64, 1}}, @NamedTuple{α::Float64}, Float64}}, FunctionWrappers.FunctionWrapper{Nothing, Tuple{Vector{ForwardDiff.Dual{ForwardDiff.Tag{DiffEqBase.OrdinaryDiffEqTag, Float64}, Float64, 1}}, Vector{Float64}, @NamedTuple{α::Float64}, ForwardDiff.Dual{ForwardDiff.Tag{DiffEqBase.OrdinaryDiffEqTag, Float64}, Float64, 1}}}, FunctionWrappers.FunctionWrapper{Nothing, Tuple{Vector{ForwardDiff.Dual{ForwardDiff.Tag{DiffEqBase.OrdinaryDiffEqTag, Float64}, Float64, 1}}, Vector{ForwardDiff.Dual{ForwardDiff.Tag{DiffEqBase.OrdinaryDiffEqTag, Float64}, Float64, 1}}, @NamedTuple{α::Float64}, ForwardDiff.Dual{ForwardDiff.Tag{DiffEqBase.OrdinaryDiffEqTag, Float64}, Float64, 1}}}}, false}, LinearAlgebra.UniformScaling{Bool}, Nothing, Nothing, Nothing, Nothing, Nothing, Nothing, Nothing, Nothing, Nothing, Nothing, Nothing, typeof(SciMLBase.DEFAULT_OBSERVED), Nothing, Nothing, Nothing, Nothing}"), (:f, :mass_matrix, :analytic, :tgrad, :jac, :jvp, :vjp, :jac_prototype, :sparsity, :Wfact, :Wfact_t, :W_prototype, :paramjac, :observed, :colorvec, :sys, :initialization_data, :nlstep_data), Tuple{FunctionWrappersWrappers.FunctionWrappersWrapper{Tuple{FunctionWrappers.FunctionWrapper{Nothing, Tuple{Vector{Float64}, Vector{Float64}, @NamedTuple{α::Float64}, Float64}}, FunctionWrappers.FunctionWrapper{Nothing, Tuple{Vector{ForwardDiff.Dual{ForwardDiff.Tag{DiffEqBase.OrdinaryDiffEqTag, Float64}, Float64, 1}}, Vector{ForwardDiff.Dual{ForwardDiff.Tag{DiffEqBase.OrdinaryDiffEqTag, Float64}, Float64, 1}}, @NamedTuple{α::Float64}, Float64}}, FunctionWrappers.FunctionWrapper{Nothing, Tuple{Vector{ForwardDiff.Dual{ForwardDiff.Tag{DiffEqBase.OrdinaryDiffEqTag, Float64}, Float64, 1}}, Vector{Float64}, @NamedTuple{α::Float64}, ForwardDiff.Dual{ForwardDiff.Tag{DiffEqBase.OrdinaryDiffEqTag, Float64}, Float64, 1}}}, FunctionWrappers.FunctionWrapper{Nothing, Tuple{Vector{ForwardDiff.Dual{ForwardDiff.Tag{DiffEqBase.OrdinaryDiffEqTag, Float64}, Float64, 1}}, Vector{ForwardDiff.Dual{ForwardDiff.Tag{DiffEqBase.OrdinaryDiffEqTag, Float64}, Float64, 1}}, @NamedTuple{α::Float64}, ForwardDiff.Dual{ForwardDiff.Tag{DiffEqBase.OrdinaryDiffEqTag, Float64}, Float64, 1}}}}, false}, LinearAlgebra.UniformScaling{Bool}, Nothing, Nothing, Nothing, Nothing, Nothing, Nothing, Nothing, Nothing, Nothing, Nothing, Nothing, typeof(SciMLBase.DEFAULT_OBSERVED), Vararg{Nothing, 4}}}, Vector{Vector{Float64}}, Vector{Float64}, Vector{Vector{Vector{Float64}}}, Nothing, OrdinaryDiffEqTsit5.Tsit5Cache{Vector{Float64}, Vector{Float64}, Vector{Float64}, typeof(OrdinaryDiffEqCore.trivial_limiter!), typeof(OrdinaryDiffEqCore.trivial_limiter!), Static.False}, Nothing}, SciMLBase.DEStats, Nothing, Nothing, Nothing, Nothing}</w:t>
+      </w:r>
+      <w:r>
+        <w:br/>
+      </w:r>
+      <w:r>
+        <w:rPr>
+          <w:rStyle w:val="VerbatimChar"/>
+        </w:rPr>
+        <w:t xml:space="preserve">└ @ JLD2 C:\Users\Magis\.julia\packages\JLD2\hbsZG\src\data\reconstructing_datatypes.jl:580</w:t>
+      </w:r>
+      <w:r>
+        <w:br/>
+      </w:r>
+      <w:r>
+        <w:rPr>
+          <w:rStyle w:val="VerbatimChar"/>
+        </w:rPr>
+        <w:t xml:space="preserve">┌ Warning: some parameters could not be resolved for type ODEProblem{Vector{Float64},Tuple{Float64, Float64},true,@NamedTuple{α::Float64},JLD2.ReconstructedStatic{Symbol("ODEFunction{true, SciMLBase.AutoSpecialize, FunctionWrappersWrappers.FunctionWrappersWrapper{Tuple{FunctionWrappers.FunctionWrapper{Nothing, Tuple{Vector{Float64}, Vector{Float64}, @NamedTuple{α::Float64}, Float64}}, FunctionWrappers.FunctionWrapper{Nothing, Tuple{Vector{ForwardDiff.Dual{ForwardDiff.Tag{DiffEqBase.OrdinaryDiffEqTag, Float64}, Float64, 1}}, Vector{ForwardDiff.Dual{ForwardDiff.Tag{DiffEqBase.OrdinaryDiffEqTag, Float64}, Float64, 1}}, @NamedTuple{α::Float64}, Float64}}, FunctionWrappers.FunctionWrapper{Nothing, Tuple{Vector{ForwardDiff.Dual{ForwardDiff.Tag{DiffEqBase.OrdinaryDiffEqTag, Float64}, Float64, 1}}, Vector{Float64}, @NamedTuple{α::Float64}, ForwardDiff.Dual{ForwardDiff.Tag{DiffEqBase.OrdinaryDiffEqTag, Float64}, Float64, 1}}}, FunctionWrappers.FunctionWrapper{Nothing, Tuple{Vector{ForwardDiff.Dual{ForwardDiff.Tag{DiffEqBase.OrdinaryDiffEqTag, Float64}, Float64, 1}}, Vector{ForwardDiff.Dual{ForwardDiff.Tag{DiffEqBase.OrdinaryDiffEqTag, Float64}, Float64, 1}}, @NamedTuple{α::Float64}, ForwardDiff.Dual{ForwardDiff.Tag{DiffEqBase.OrdinaryDiffEqTag, Float64}, Float64, 1}}}}, false}, LinearAlgebra.UniformScaling{Bool}, Nothing, Nothing, Nothing, Nothing, Nothing, Nothing, Nothing, Nothing, Nothing, Nothing, Nothing, typeof(SciMLBase.DEFAULT_OBSERVED), Nothing, Nothing, Nothing, Nothing}"), (:f, :mass_matrix, :analytic, :tgrad, :jac, :jvp, :vjp, :jac_prototype, :sparsity, :Wfact, :Wfact_t, :W_prototype, :paramjac, :observed, :colorvec, :sys, :initialization_data, :nlstep_data), Tuple{FunctionWrappersWrappers.FunctionWrappersWrapper{Tuple{FunctionWrappers.FunctionWrapper{Nothing, Tuple{Vector{Float64}, Vector{Float64}, @NamedTuple{α::Float64}, Float64}}, FunctionWrappers.FunctionWrapper{Nothing, Tuple{Vector{ForwardDiff.Dual{ForwardDiff.Tag{DiffEqBase.OrdinaryDiffEqTag, Float64}, Float64, 1}}, Vector{ForwardDiff.Dual{ForwardDiff.Tag{DiffEqBase.OrdinaryDiffEqTag, Float64}, Float64, 1}}, @NamedTuple{α::Float64}, Float64}}, FunctionWrappers.FunctionWrapper{Nothing, Tuple{Vector{ForwardDiff.Dual{ForwardDiff.Tag{DiffEqBase.OrdinaryDiffEqTag, Float64}, Float64, 1}}, Vector{Float64}, @NamedTuple{α::Float64}, ForwardDiff.Dual{ForwardDiff.Tag{DiffEqBase.OrdinaryDiffEqTag, Float64}, Float64, 1}}}, FunctionWrappers.FunctionWrapper{Nothing, Tuple{Vector{ForwardDiff.Dual{ForwardDiff.Tag{DiffEqBase.OrdinaryDiffEqTag, Float64}, Float64, 1}}, Vector{ForwardDiff.Dual{ForwardDiff.Tag{DiffEqBase.OrdinaryDiffEqTag, Float64}, Float64, 1}}, @NamedTuple{α::Float64}, ForwardDiff.Dual{ForwardDiff.Tag{DiffEqBase.OrdinaryDiffEqTag, Float64}, Float64, 1}}}}, false}, LinearAlgebra.UniformScaling{Bool}, Nothing, Nothing, Nothing, Nothing, Nothing, Nothing, Nothing, Nothing, Nothing, Nothing, Nothing, typeof(SciMLBase.DEFAULT_OBSERVED), Vararg{Nothing, 4}}},Base.Pairs{Symbol, Union{}, Nothing, @NamedTuple{}},SciMLBase.StandardODEProblem}; reading as ODEProblem{Vector{Float64}, Tuple{Float64, Float64}, true, @NamedTuple{α::Float64}, JLD2.ReconstructedStatic{Symbol("ODEFunction{true, SciMLBase.AutoSpecialize, FunctionWrappersWrappers.FunctionWrappersWrapper{Tuple{FunctionWrappers.FunctionWrapper{Nothing, Tuple{Vector{Float64}, Vector{Float64}, @NamedTuple{α::Float64}, Float64}}, FunctionWrappers.FunctionWrapper{Nothing, Tuple{Vector{ForwardDiff.Dual{ForwardDiff.Tag{DiffEqBase.OrdinaryDiffEqTag, Float64}, Float64, 1}}, Vector{ForwardDiff.Dual{ForwardDiff.Tag{DiffEqBase.OrdinaryDiffEqTag, Float64}, Float64, 1}}, @NamedTuple{α::Float64}, Float64}}, FunctionWrappers.FunctionWrapper{Nothing, Tuple{Vector{ForwardDiff.Dual{ForwardDiff.Tag{DiffEqBase.OrdinaryDiffEqTag, Float64}, Float64, 1}}, Vector{Float64}, @NamedTuple{α::Float64}, ForwardDiff.Dual{ForwardDiff.Tag{DiffEqBase.OrdinaryDiffEqTag, Float64}, Float64, 1}}}, FunctionWrappers.FunctionWrapper{Nothing, Tuple{Vector{ForwardDiff.Dual{ForwardDiff.Tag{DiffEqBase.OrdinaryDiffEqTag, Float64}, Float64, 1}}, Vector{ForwardDiff.Dual{ForwardDiff.Tag{DiffEqBase.OrdinaryDiffEqTag, Float64}, Float64, 1}}, @NamedTuple{α::Float64}, ForwardDiff.Dual{ForwardDiff.Tag{DiffEqBase.OrdinaryDiffEqTag, Float64}, Float64, 1}}}}, false}, LinearAlgebra.UniformScaling{Bool}, Nothing, Nothing, Nothing, Nothing, Nothing, Nothing, Nothing, Nothing, Nothing, Nothing, Nothing, typeof(SciMLBase.DEFAULT_OBSERVED), Nothing, Nothing, Nothing, Nothing}"), (:f, :mass_matrix, :analytic, :tgrad, :jac, :jvp, :vjp, :jac_prototype, :sparsity, :Wfact, :Wfact_t, :W_prototype, :paramjac, :observed, :colorvec, :sys, :initialization_data, :nlstep_data), Tuple{FunctionWrappersWrappers.FunctionWrappersWrapper{Tuple{FunctionWrappers.FunctionWrapper{Nothing, Tuple{Vector{Float64}, Vector{Float64}, @NamedTuple{α::Float64}, Float64}}, FunctionWrappers.FunctionWrapper{Nothing, Tuple{Vector{ForwardDiff.Dual{ForwardDiff.Tag{DiffEqBase.OrdinaryDiffEqTag, Float64}, Float64, 1}}, Vector{ForwardDiff.Dual{ForwardDiff.Tag{DiffEqBase.OrdinaryDiffEqTag, Float64}, Float64, 1}}, @NamedTuple{α::Float64}, Float64}}, FunctionWrappers.FunctionWrapper{Nothing, Tuple{Vector{ForwardDiff.Dual{ForwardDiff.Tag{DiffEqBase.OrdinaryDiffEqTag, Float64}, Float64, 1}}, Vector{Float64}, @NamedTuple{α::Float64}, ForwardDiff.Dual{ForwardDiff.Tag{DiffEqBase.OrdinaryDiffEqTag, Float64}, Float64, 1}}}, FunctionWrappers.FunctionWrapper{Nothing, Tuple{Vector{ForwardDiff.Dual{ForwardDiff.Tag{DiffEqBase.OrdinaryDiffEqTag, Float64}, Float64, 1}}, Vector{ForwardDiff.Dual{ForwardDiff.Tag{DiffEqBase.OrdinaryDiffEqTag, Float64}, Float64, 1}}, @NamedTuple{α::Float64}, ForwardDiff.Dual{ForwardDiff.Tag{DiffEqBase.OrdinaryDiffEqTag, Float64}, Float64, 1}}}}, false}, LinearAlgebra.UniformScaling{Bool}, Nothing, Nothing, Nothing, Nothing, Nothing, Nothing, Nothing, Nothing, Nothing, Nothing, Nothing, typeof(SciMLBase.DEFAULT_OBSERVED), Vararg{Nothing, 4}}}, Base.Pairs{Symbol, Union{}, Nothing, @NamedTuple{}}, SciMLBase.StandardODEProblem}</w:t>
+      </w:r>
+      <w:r>
+        <w:br/>
+      </w:r>
+      <w:r>
+        <w:rPr>
+          <w:rStyle w:val="VerbatimChar"/>
+        </w:rPr>
+        <w:t xml:space="preserve">└ @ JLD2 C:\Users\Magis\.julia\packages\JLD2\hbsZG\src\data\reconstructing_datatypes.jl:580</w:t>
+      </w:r>
+      <w:r>
+        <w:br/>
+      </w:r>
+      <w:r>
+        <w:rPr>
+          <w:rStyle w:val="VerbatimChar"/>
+        </w:rPr>
+        <w:t xml:space="preserve">┌ Warning: Using the standard Julia project.</w:t>
+      </w:r>
+      <w:r>
+        <w:br/>
+      </w:r>
+      <w:r>
+        <w:rPr>
+          <w:rStyle w:val="VerbatimChar"/>
+        </w:rPr>
+        <w:t xml:space="preserve">└ @ DrWatson C:\Users\Magis\.julia\packages\DrWatson\2QF5p\src\project_setup.jl:30</w:t>
+      </w:r>
+      <w:r>
+        <w:br/>
+      </w:r>
+      <w:r>
+        <w:rPr>
+          <w:rStyle w:val="VerbatimChar"/>
+        </w:rPr>
+        <w:t xml:space="preserve">┌ Warning: Using the standard Julia project.</w:t>
+      </w:r>
+      <w:r>
+        <w:br/>
+      </w:r>
+      <w:r>
+        <w:rPr>
+          <w:rStyle w:val="VerbatimChar"/>
+        </w:rPr>
+        <w:t xml:space="preserve">└ @ DrWatson C:\Users\Magis\.julia\packages\DrWatson\2QF5p\src\project_setup.jl:30</w:t>
+      </w:r>
+      <w:r>
+        <w:br/>
+      </w:r>
+      <w:r>
+        <w:rPr>
+          <w:rStyle w:val="VerbatimChar"/>
+        </w:rPr>
+        <w:t xml:space="preserve">┌ Warning: read type ODEFunction{true, SciMLBase.AutoSpecialize, FunctionWrappersWrappers.FunctionWrappersWrapper{Tuple{FunctionWrappers.FunctionWrapper{Nothing, Tuple{Vector{Float64}, Vector{Float64}, @NamedTuple{α::Float64}, Float64}}, FunctionWrappers.FunctionWrapper{Nothing, Tuple{Vector{ForwardDiff.Dual{ForwardDiff.Tag{DiffEqBase.OrdinaryDiffEqTag, Float64}, Float64, 1}}, Vector{ForwardDiff.Dual{ForwardDiff.Tag{DiffEqBase.OrdinaryDiffEqTag, Float64}, Float64, 1}}, @NamedTuple{α::Float64}, Float64}}, FunctionWrappers.FunctionWrapper{Nothing, Tuple{Vector{ForwardDiff.Dual{ForwardDiff.Tag{DiffEqBase.OrdinaryDiffEqTag, Float64}, Float64, 1}}, Vector{Float64}, @NamedTuple{α::Float64}, ForwardDiff.Dual{ForwardDiff.Tag{DiffEqBase.OrdinaryDiffEqTag, Float64}, Float64, 1}}}, FunctionWrappers.FunctionWrapper{Nothing, Tuple{Vector{ForwardDiff.Dual{ForwardDiff.Tag{DiffEqBase.OrdinaryDiffEqTag, Float64}, Float64, 1}}, Vector{ForwardDiff.Dual{ForwardDiff.Tag{DiffEqBase.OrdinaryDiffEqTag, Float64}, Float64, 1}}, @NamedTuple{α::Float64}, ForwardDiff.Dual{ForwardDiff.Tag{DiffEqBase.OrdinaryDiffEqTag, Float64}, Float64, 1}}}}, false}, LinearAlgebra.UniformScaling{Bool}, Nothing, Nothing, Nothing, Nothing, Nothing, Nothing, Nothing, Nothing, Nothing, Nothing, Nothing, typeof(SciMLBase.DEFAULT_OBSERVED), Nothing, Nothing, Nothing, Nothing} is not a leaf type in workspace; reconstructing</w:t>
+      </w:r>
+      <w:r>
+        <w:br/>
+      </w:r>
+      <w:r>
+        <w:rPr>
+          <w:rStyle w:val="VerbatimChar"/>
+        </w:rPr>
+        <w:t xml:space="preserve">└ @ JLD2 C:\Users\Magis\.julia\packages\JLD2\hbsZG\src\data\reconstructing_datatypes.jl:282</w:t>
+      </w:r>
+      <w:r>
+        <w:br/>
+      </w:r>
+      <w:r>
+        <w:rPr>
+          <w:rStyle w:val="VerbatimChar"/>
+        </w:rPr>
+        <w:t xml:space="preserve">┌ Warning: some parameters could not be resolved for type OrdinaryDiffEqCore.InterpolationData{JLD2.ReconstructedStatic{Symbol("ODEFunction{true, SciMLBase.AutoSpecialize, FunctionWrappersWrappers.FunctionWrappersWrapper{Tuple{FunctionWrappers.FunctionWrapper{Nothing, Tuple{Vector{Float64}, Vector{Float64}, @NamedTuple{α::Float64}, Float64}}, FunctionWrappers.FunctionWrapper{Nothing, Tuple{Vector{ForwardDiff.Dual{ForwardDiff.Tag{DiffEqBase.OrdinaryDiffEqTag, Float64}, Float64, 1}}, Vector{ForwardDiff.Dual{ForwardDiff.Tag{DiffEqBase.OrdinaryDiffEqTag, Float64}, Float64, 1}}, @NamedTuple{α::Float64}, Float64}}, FunctionWrappers.FunctionWrapper{Nothing, Tuple{Vector{ForwardDiff.Dual{ForwardDiff.Tag{DiffEqBase.OrdinaryDiffEqTag, Float64}, Float64, 1}}, Vector{Float64}, @NamedTuple{α::Float64}, ForwardDiff.Dual{ForwardDiff.Tag{DiffEqBase.OrdinaryDiffEqTag, Float64}, Float64, 1}}}, FunctionWrappers.FunctionWrapper{Nothing, Tuple{Vector{ForwardDiff.Dual{ForwardDiff.Tag{DiffEqBase.OrdinaryDiffEqTag, Float64}, Float64, 1}}, Vector{ForwardDiff.Dual{ForwardDiff.Tag{DiffEqBase.OrdinaryDiffEqTag, Float64}, Float64, 1}}, @NamedTuple{α::Float64}, ForwardDiff.Dual{ForwardDiff.Tag{DiffEqBase.OrdinaryDiffEqTag, Float64}, Float64, 1}}}}, false}, LinearAlgebra.UniformScaling{Bool}, Nothing, Nothing, Nothing, Nothing, Nothing, Nothing, Nothing, Nothing, Nothing, Nothing, Nothing, typeof(SciMLBase.DEFAULT_OBSERVED), Nothing, Nothing, Nothing, Nothing}"), (:f, :mass_matrix, :analytic, :tgrad, :jac, :jvp, :vjp, :jac_prototype, :sparsity, :Wfact, :Wfact_t, :W_prototype, :paramjac, :observed, :colorvec, :sys, :initialization_data, :nlstep_data), Tuple{FunctionWrappersWrappers.FunctionWrappersWrapper{Tuple{FunctionWrappers.FunctionWrapper{Nothing, Tuple{Vector{Float64}, Vector{Float64}, @NamedTuple{α::Float64}, Float64}}, FunctionWrappers.FunctionWrapper{Nothing, Tuple{Vector{ForwardDiff.Dual{ForwardDiff.Tag{DiffEqBase.OrdinaryDiffEqTag, Float64}, Float64, 1}}, Vector{ForwardDiff.Dual{ForwardDiff.Tag{DiffEqBase.OrdinaryDiffEqTag, Float64}, Float64, 1}}, @NamedTuple{α::Float64}, Float64}}, FunctionWrappers.FunctionWrapper{Nothing, Tuple{Vector{ForwardDiff.Dual{ForwardDiff.Tag{DiffEqBase.OrdinaryDiffEqTag, Float64}, Float64, 1}}, Vector{Float64}, @NamedTuple{α::Float64}, ForwardDiff.Dual{ForwardDiff.Tag{DiffEqBase.OrdinaryDiffEqTag, Float64}, Float64, 1}}}, FunctionWrappers.FunctionWrapper{Nothing, Tuple{Vector{ForwardDiff.Dual{ForwardDiff.Tag{DiffEqBase.OrdinaryDiffEqTag, Float64}, Float64, 1}}, Vector{ForwardDiff.Dual{ForwardDiff.Tag{DiffEqBase.OrdinaryDiffEqTag, Float64}, Float64, 1}}, @NamedTuple{α::Float64}, ForwardDiff.Dual{ForwardDiff.Tag{DiffEqBase.OrdinaryDiffEqTag, Float64}, Float64, 1}}}}, false}, LinearAlgebra.UniformScaling{Bool}, Nothing, Nothing, Nothing, Nothing, Nothing, Nothing, Nothing, Nothing, Nothing, Nothing, Nothing, typeof(SciMLBase.DEFAULT_OBSERVED), Vararg{Nothing, 4}}},Vector{Vector{Float64}},Vector{Float64},Vector{Vector{Vector{Float64}}},Nothing,OrdinaryDiffEqTsit5.Tsit5Cache{Vector{Float64}, Vector{Float64}, Vector{Float64}, typeof(OrdinaryDiffEqCore.trivial_limiter!), typeof(OrdinaryDiffEqCore.trivial_limiter!), Static.False},Nothing}; reading as OrdinaryDiffEqCore.InterpolationData{JLD2.ReconstructedStatic{Symbol("ODEFunction{true, SciMLBase.AutoSpecialize, FunctionWrappersWrappers.FunctionWrappersWrapper{Tuple{FunctionWrappers.FunctionWrapper{Nothing, Tuple{Vector{Float64}, Vector{Float64}, @NamedTuple{α::Float64}, Float64}}, FunctionWrappers.FunctionWrapper{Nothing, Tuple{Vector{ForwardDiff.Dual{ForwardDiff.Tag{DiffEqBase.OrdinaryDiffEqTag, Float64}, Float64, 1}}, Vector{ForwardDiff.Dual{ForwardDiff.Tag{DiffEqBase.OrdinaryDiffEqTag, Float64}, Float64, 1}}, @NamedTuple{α::Float64}, Float64}}, FunctionWrappers.FunctionWrapper{Nothing, Tuple{Vector{ForwardDiff.Dual{ForwardDiff.Tag{DiffEqBase.OrdinaryDiffEqTag, Float64}, Float64, 1}}, Vector{Float64}, @NamedTuple{α::Float64}, ForwardDiff.Dual{ForwardDiff.Tag{DiffEqBase.OrdinaryDiffEqTag, Float64}, Float64, 1}}}, FunctionWrappers.FunctionWrapper{Nothing, Tuple{Vector{ForwardDiff.Dual{ForwardDiff.Tag{DiffEqBase.OrdinaryDiffEqTag, Float64}, Float64, 1}}, Vector{ForwardDiff.Dual{ForwardDiff.Tag{DiffEqBase.OrdinaryDiffEqTag, Float64}, Float64, 1}}, @NamedTuple{α::Float64}, ForwardDiff.Dual{ForwardDiff.Tag{DiffEqBase.OrdinaryDiffEqTag, Float64}, Float64, 1}}}}, false}, LinearAlgebra.UniformScaling{Bool}, Nothing, Nothing, Nothing, Nothing, Nothing, Nothing, Nothing, Nothing, Nothing, Nothing, Nothing, typeof(SciMLBase.DEFAULT_OBSERVED), Nothing, Nothing, Nothing, Nothing}"), (:f, :mass_matrix, :analytic, :tgrad, :jac, :jvp, :vjp, :jac_prototype, :sparsity, :Wfact, :Wfact_t, :W_prototype, :paramjac, :observed, :colorvec, :sys, :initialization_data, :nlstep_data), Tuple{FunctionWrappersWrappers.FunctionWrappersWrapper{Tuple{FunctionWrappers.FunctionWrapper{Nothing, Tuple{Vector{Float64}, Vector{Float64}, @NamedTuple{α::Float64}, Float64}}, FunctionWrappers.FunctionWrapper{Nothing, Tuple{Vector{ForwardDiff.Dual{ForwardDiff.Tag{DiffEqBase.OrdinaryDiffEqTag, Float64}, Float64, 1}}, Vector{ForwardDiff.Dual{ForwardDiff.Tag{DiffEqBase.OrdinaryDiffEqTag, Float64}, Float64, 1}}, @NamedTuple{α::Float64}, Float64}}, FunctionWrappers.FunctionWrapper{Nothing, Tuple{Vector{ForwardDiff.Dual{ForwardDiff.Tag{DiffEqBase.OrdinaryDiffEqTag, Float64}, Float64, 1}}, Vector{Float64}, @NamedTuple{α::Float64}, ForwardDiff.Dual{ForwardDiff.Tag{DiffEqBase.OrdinaryDiffEqTag, Float64}, Float64, 1}}}, FunctionWrappers.FunctionWrapper{Nothing, Tuple{Vector{ForwardDiff.Dual{ForwardDiff.Tag{DiffEqBase.OrdinaryDiffEqTag, Float64}, Float64, 1}}, Vector{ForwardDiff.Dual{ForwardDiff.Tag{DiffEqBase.OrdinaryDiffEqTag, Float64}, Float64, 1}}, @NamedTuple{α::Float64}, ForwardDiff.Dual{ForwardDiff.Tag{DiffEqBase.OrdinaryDiffEqTag, Float64}, Float64, 1}}}}, false}, LinearAlgebra.UniformScaling{Bool}, Nothing, Nothing, Nothing, Nothing, Nothing, Nothing, Nothing, Nothing, Nothing, Nothing, Nothing, typeof(SciMLBase.DEFAULT_OBSERVED), Vararg{Nothing, 4}}}, Vector{Vector{Float64}}, Vector{Float64}, Vector{Vector{Vector{Float64}}}, Nothing, OrdinaryDiffEqTsit5.Tsit5Cache{Vector{Float64}, Vector{Float64}, Vector{Float64}, typeof(OrdinaryDiffEqCore.trivial_limiter!), typeof(OrdinaryDiffEqCore.trivial_limiter!), Static.False}, Nothing}</w:t>
+      </w:r>
+      <w:r>
+        <w:br/>
+      </w:r>
+      <w:r>
+        <w:rPr>
+          <w:rStyle w:val="VerbatimChar"/>
+        </w:rPr>
+        <w:t xml:space="preserve">└ @ JLD2 C:\Users\Magis\.julia\packages\JLD2\hbsZG\src\data\reconstructing_datatypes.jl:580</w:t>
+      </w:r>
+      <w:r>
+        <w:br/>
+      </w:r>
+      <w:r>
+        <w:rPr>
+          <w:rStyle w:val="VerbatimChar"/>
+        </w:rPr>
+        <w:t xml:space="preserve">┌ Warning: some parameters could not be resolved for type ODESolution{Float64,2,Vector{Vector{Float64}},Nothing,Nothing,Vector{Float64},Vector{Vector{Vector{Float64}}},Nothing,ODEProblem{Vector{Float64},Tuple{Float64, Float64},true,@NamedTuple{α::Float64},JLD2.ReconstructedStatic{Symbol("ODEFunction{true, SciMLBase.AutoSpecialize, FunctionWrappersWrappers.FunctionWrappersWrapper{Tuple{FunctionWrappers.FunctionWrapper{Nothing, Tuple{Vector{Float64}, Vector{Float64}, @NamedTuple{α::Float64}, Float64}}, FunctionWrappers.FunctionWrapper{Nothing, Tuple{Vector{ForwardDiff.Dual{ForwardDiff.Tag{DiffEqBase.OrdinaryDiffEqTag, Float64}, Float64, 1}}, Vector{ForwardDiff.Dual{ForwardDiff.Tag{DiffEqBase.OrdinaryDiffEqTag, Float64}, Float64, 1}}, @NamedTuple{α::Float64}, Float64}}, FunctionWrappers.FunctionWrapper{Nothing, Tuple{Vector{ForwardDiff.Dual{ForwardDiff.Tag{DiffEqBase.OrdinaryDiffEqTag, Float64}, Float64, 1}}, Vector{Float64}, @NamedTuple{α::Float64}, ForwardDiff.Dual{ForwardDiff.Tag{DiffEqBase.OrdinaryDiffEqTag, Float64}, Float64, 1}}}, FunctionWrappers.FunctionWrapper{Nothing, Tuple{Vector{ForwardDiff.Dual{ForwardDiff.Tag{DiffEqBase.OrdinaryDiffEqTag, Float64}, Float64, 1}}, Vector{ForwardDiff.Dual{ForwardDiff.Tag{DiffEqBase.OrdinaryDiffEqTag, Float64}, Float64, 1}}, @NamedTuple{α::Float64}, ForwardDiff.Dual{ForwardDiff.Tag{DiffEqBase.OrdinaryDiffEqTag, Float64}, Float64, 1}}}}, false}, LinearAlgebra.UniformScaling{Bool}, Nothing, Nothing, Nothing, Nothing, Nothing, Nothing, Nothing, Nothing, Nothing, Nothing, Nothing, typeof(SciMLBase.DEFAULT_OBSERVED), Nothing, Nothing, Nothing, Nothing}"), (:f, :mass_matrix, :analytic, :tgrad, :jac, :jvp, :vjp, :jac_prototype, :sparsity, :Wfact, :Wfact_t, :W_prototype, :paramjac, :observed, :colorvec, :sys, :initialization_data, :nlstep_data), Tuple{FunctionWrappersWrappers.FunctionWrappersWrapper{Tuple{FunctionWrappers.FunctionWrapper{Nothing, Tuple{Vector{Float64}, Vector{Float64}, @NamedTuple{α::Float64}, Float64}}, FunctionWrappers.FunctionWrapper{Nothing, Tuple{Vector{ForwardDiff.Dual{ForwardDiff.Tag{DiffEqBase.OrdinaryDiffEqTag, Float64}, Float64, 1}}, Vector{ForwardDiff.Dual{ForwardDiff.Tag{DiffEqBase.OrdinaryDiffEqTag, Float64}, Float64, 1}}, @NamedTuple{α::Float64}, Float64}}, FunctionWrappers.FunctionWrapper{Nothing, Tuple{Vector{ForwardDiff.Dual{ForwardDiff.Tag{DiffEqBase.OrdinaryDiffEqTag, Float64}, Float64, 1}}, Vector{Float64}, @NamedTuple{α::Float64}, ForwardDiff.Dual{ForwardDiff.Tag{DiffEqBase.OrdinaryDiffEqTag, Float64}, Float64, 1}}}, FunctionWrappers.FunctionWrapper{Nothing, Tuple{Vector{ForwardDiff.Dual{ForwardDiff.Tag{DiffEqBase.OrdinaryDiffEqTag, Float64}, Float64, 1}}, Vector{ForwardDiff.Dual{ForwardDiff.Tag{DiffEqBase.OrdinaryDiffEqTag, Float64}, Float64, 1}}, @NamedTuple{α::Float64}, ForwardDiff.Dual{ForwardDiff.Tag{DiffEqBase.OrdinaryDiffEqTag, Float64}, Float64, 1}}}}, false}, LinearAlgebra.UniformScaling{Bool}, Nothing, Nothing, Nothing, Nothing, Nothing, Nothing, Nothing, Nothing, Nothing, Nothing, Nothing, typeof(SciMLBase.DEFAULT_OBSERVED), Vararg{Nothing, 4}}},Base.Pairs{Symbol, Union{}, Nothing, @NamedTuple{}},SciMLBase.StandardODEProblem},Tsit5{typeof(OrdinaryDiffEqCore.trivial_limiter!), typeof(OrdinaryDiffEqCore.trivial_limiter!), Static.False},OrdinaryDiffEqCore.InterpolationData{JLD2.ReconstructedStatic{Symbol("ODEFunction{true, SciMLBase.AutoSpecialize, FunctionWrappersWrappers.FunctionWrappersWrapper{Tuple{FunctionWrappers.FunctionWrapper{Nothing, Tuple{Vector{Float64}, Vector{Float64}, @NamedTuple{α::Float64}, Float64}}, FunctionWrappers.FunctionWrapper{Nothing, Tuple{Vector{ForwardDiff.Dual{ForwardDiff.Tag{DiffEqBase.OrdinaryDiffEqTag, Float64}, Float64, 1}}, Vector{ForwardDiff.Dual{ForwardDiff.Tag{DiffEqBase.OrdinaryDiffEqTag, Float64}, Float64, 1}}, @NamedTuple{α::Float64}, Float64}}, FunctionWrappers.FunctionWrapper{Nothing, Tuple{Vector{ForwardDiff.Dual{ForwardDiff.Tag{DiffEqBase.OrdinaryDiffEqTag, Float64}, Float64, 1}}, Vector{Float64}, @NamedTuple{α::Float64}, ForwardDiff.Dual{ForwardDiff.Tag{DiffEqBase.OrdinaryDiffEqTag, Float64}, Float64, 1}}}, FunctionWrappers.FunctionWrapper{Nothing, Tuple{Vector{ForwardDiff.Dual{ForwardDiff.Tag{DiffEqBase.OrdinaryDiffEqTag, Float64}, Float64, 1}}, Vector{ForwardDiff.Dual{ForwardDiff.Tag{DiffEqBase.OrdinaryDiffEqTag, Float64}, Float64, 1}}, @NamedTuple{α::Float64}, ForwardDiff.Dual{ForwardDiff.Tag{DiffEqBase.OrdinaryDiffEqTag, Float64}, Float64, 1}}}}, false}, LinearAlgebra.UniformScaling{Bool}, Nothing, Nothing, Nothing, Nothing, Nothing, Nothing, Nothing, Nothing, Nothing, Nothing, Nothing, typeof(SciMLBase.DEFAULT_OBSERVED), Nothing, Nothing, Nothing, Nothing}"), (:f, :mass_matrix, :analytic, :tgrad, :jac, :jvp, :vjp, :jac_prototype, :sparsity, :Wfact, :Wfact_t, :W_prototype, :paramjac, :observed, :colorvec, :sys, :initialization_data, :nlstep_data), Tuple{FunctionWrappersWrappers.FunctionWrappersWrapper{Tuple{FunctionWrappers.FunctionWrapper{Nothing, Tuple{Vector{Float64}, Vector{Float64}, @NamedTuple{α::Float64}, Float64}}, FunctionWrappers.FunctionWrapper{Nothing, Tuple{Vector{ForwardDiff.Dual{ForwardDiff.Tag{DiffEqBase.OrdinaryDiffEqTag, Float64}, Float64, 1}}, Vector{ForwardDiff.Dual{ForwardDiff.Tag{DiffEqBase.OrdinaryDiffEqTag, Float64}, Float64, 1}}, @NamedTuple{α::Float64}, Float64}}, FunctionWrappers.FunctionWrapper{Nothing, Tuple{Vector{ForwardDiff.Dual{ForwardDiff.Tag{DiffEqBase.OrdinaryDiffEqTag, Float64}, Float64, 1}}, Vector{Float64}, @NamedTuple{α::Float64}, ForwardDiff.Dual{ForwardDiff.Tag{DiffEqBase.OrdinaryDiffEqTag, Float64}, Float64, 1}}}, FunctionWrappers.FunctionWrapper{Nothing, Tuple{Vector{ForwardDiff.Dual{ForwardDiff.Tag{DiffEqBase.OrdinaryDiffEqTag, Float64}, Float64, 1}}, Vector{ForwardDiff.Dual{ForwardDiff.Tag{DiffEqBase.OrdinaryDiffEqTag, Float64}, Float64, 1}}, @NamedTuple{α::Float64}, ForwardDiff.Dual{ForwardDiff.Tag{DiffEqBase.OrdinaryDiffEqTag, Float64}, Float64, 1}}}}, false}, LinearAlgebra.UniformScaling{Bool}, Nothing, Nothing, Nothing, Nothing, Nothing, Nothing, Nothing, Nothing, Nothing, Nothing, Nothing, typeof(SciMLBase.DEFAULT_OBSERVED), Vararg{Nothing, 4}}}, Vector{Vector{Float64}}, Vector{Float64}, Vector{Vector{Vector{Float64}}}, Nothing, OrdinaryDiffEqTsit5.Tsit5Cache{Vector{Float64}, Vector{Float64}, Vector{Float64}, typeof(OrdinaryDiffEqCore.trivial_limiter!), typeof(OrdinaryDiffEqCore.trivial_limiter!), Static.False}, Nothing},SciMLBase.DEStats,Nothing,Nothing,Nothing,Nothing}; reading as ODESolution{Float64, 2, Vector{Vector{Float64}}, Nothing, Nothing, Vector{Float64}, Vector{Vector{Vector{Float64}}}, Nothing, Any, Tsit5{typeof(OrdinaryDiffEqCore.trivial_limiter!), typeof(OrdinaryDiffEqCore.trivial_limiter!), Static.False}, OrdinaryDiffEqCore.InterpolationData{JLD2.ReconstructedStatic{Symbol("ODEFunction{true, SciMLBase.AutoSpecialize, FunctionWrappersWrappers.FunctionWrappersWrapper{Tuple{FunctionWrappers.FunctionWrapper{Nothing, Tuple{Vector{Float64}, Vector{Float64}, @NamedTuple{α::Float64}, Float64}}, FunctionWrappers.FunctionWrapper{Nothing, Tuple{Vector{ForwardDiff.Dual{ForwardDiff.Tag{DiffEqBase.OrdinaryDiffEqTag, Float64}, Float64, 1}}, Vector{ForwardDiff.Dual{ForwardDiff.Tag{DiffEqBase.OrdinaryDiffEqTag, Float64}, Float64, 1}}, @NamedTuple{α::Float64}, Float64}}, FunctionWrappers.FunctionWrapper{Nothing, Tuple{Vector{ForwardDiff.Dual{ForwardDiff.Tag{DiffEqBase.OrdinaryDiffEqTag, Float64}, Float64, 1}}, Vector{Float64}, @NamedTuple{α::Float64}, ForwardDiff.Dual{ForwardDiff.Tag{DiffEqBase.OrdinaryDiffEqTag, Float64}, Float64, 1}}}, FunctionWrappers.FunctionWrapper{Nothing, Tuple{Vector{ForwardDiff.Dual{ForwardDiff.Tag{DiffEqBase.OrdinaryDiffEqTag, Float64}, Float64, 1}}, Vector{ForwardDiff.Dual{ForwardDiff.Tag{DiffEqBase.OrdinaryDiffEqTag, Float64}, Float64, 1}}, @NamedTuple{α::Float64}, ForwardDiff.Dual{ForwardDiff.Tag{DiffEqBase.OrdinaryDiffEqTag, Float64}, Float64, 1}}}}, false}, LinearAlgebra.UniformScaling{Bool}, Nothing, Nothing, Nothing, Nothing, Nothing, Nothing, Nothing, Nothing, Nothing, Nothing, Nothing, typeof(SciMLBase.DEFAULT_OBSERVED), Nothing, Nothing, Nothing, Nothing}"), (:f, :mass_matrix, :analytic, :tgrad, :jac, :jvp, :vjp, :jac_prototype, :sparsity, :Wfact, :Wfact_t, :W_prototype, :paramjac, :observed, :colorvec, :sys, :initialization_data, :nlstep_data), Tuple{FunctionWrappersWrappers.FunctionWrappersWrapper{Tuple{FunctionWrappers.FunctionWrapper{Nothing, Tuple{Vector{Float64}, Vector{Float64}, @NamedTuple{α::Float64}, Float64}}, FunctionWrappers.FunctionWrapper{Nothing, Tuple{Vector{ForwardDiff.Dual{ForwardDiff.Tag{DiffEqBase.OrdinaryDiffEqTag, Float64}, Float64, 1}}, Vector{ForwardDiff.Dual{ForwardDiff.Tag{DiffEqBase.OrdinaryDiffEqTag, Float64}, Float64, 1}}, @NamedTuple{α::Float64}, Float64}}, FunctionWrappers.FunctionWrapper{Nothing, Tuple{Vector{ForwardDiff.Dual{ForwardDiff.Tag{DiffEqBase.OrdinaryDiffEqTag, Float64}, Float64, 1}}, Vector{Float64}, @NamedTuple{α::Float64}, ForwardDiff.Dual{ForwardDiff.Tag{DiffEqBase.OrdinaryDiffEqTag, Float64}, Float64, 1}}}, FunctionWrappers.FunctionWrapper{Nothing, Tuple{Vector{ForwardDiff.Dual{ForwardDiff.Tag{DiffEqBase.OrdinaryDiffEqTag, Float64}, Float64, 1}}, Vector{ForwardDiff.Dual{ForwardDiff.Tag{DiffEqBase.OrdinaryDiffEqTag, Float64}, Float64, 1}}, @NamedTuple{α::Float64}, ForwardDiff.Dual{ForwardDiff.Tag{DiffEqBase.OrdinaryDiffEqTag, Float64}, Float64, 1}}}}, false}, LinearAlgebra.UniformScaling{Bool}, Nothing, Nothing, Nothing, Nothing, Nothing, Nothing, Nothing, Nothing, Nothing, Nothing, Nothing, typeof(SciMLBase.DEFAULT_OBSERVED), Vararg{Nothing, 4}}}, Vector{Vector{Float64}}, Vector{Float64}, Vector{Vector{Vector{Float64}}}, Nothing, OrdinaryDiffEqTsit5.Tsit5Cache{Vector{Float64}, Vector{Float64}, Vector{Float64}, typeof(OrdinaryDiffEqCore.trivial_limiter!), typeof(OrdinaryDiffEqCore.trivial_limiter!), Static.False}, Nothing}, SciMLBase.DEStats, Nothing, Nothing, Nothing, Nothing}</w:t>
+      </w:r>
+      <w:r>
+        <w:br/>
+      </w:r>
+      <w:r>
+        <w:rPr>
+          <w:rStyle w:val="VerbatimChar"/>
+        </w:rPr>
+        <w:t xml:space="preserve">└ @ JLD2 C:\Users\Magis\.julia\packages\JLD2\hbsZG\src\data\reconstructing_datatypes.jl:580</w:t>
+      </w:r>
+    </w:p>
+    <w:p>
+      <w:pPr>
+        <w:pStyle w:val="SourceCode"/>
+      </w:pPr>
       <w:r>
         <w:rPr>
           <w:rStyle w:val="VerbatimChar"/>
@@ -4611,6 +5107,24 @@
         <w:rPr>
           <w:rStyle w:val="VerbatimChar"/>
         </w:rPr>
+        <w:t xml:space="preserve">┌ Warning: some parameters could not be resolved for type ODEProblem{Vector{Float64},Tuple{Float64, Float64},true,@NamedTuple{α::Float64},JLD2.ReconstructedStatic{Symbol("ODEFunction{true, SciMLBase.AutoSpecialize, FunctionWrappersWrappers.FunctionWrappersWrapper{Tuple{FunctionWrappers.FunctionWrapper{Nothing, Tuple{Vector{Float64}, Vector{Float64}, @NamedTuple{α::Float64}, Float64}}, FunctionWrappers.FunctionWrapper{Nothing, Tuple{Vector{ForwardDiff.Dual{ForwardDiff.Tag{DiffEqBase.OrdinaryDiffEqTag, Float64}, Float64, 1}}, Vector{ForwardDiff.Dual{ForwardDiff.Tag{DiffEqBase.OrdinaryDiffEqTag, Float64}, Float64, 1}}, @NamedTuple{α::Float64}, Float64}}, FunctionWrappers.FunctionWrapper{Nothing, Tuple{Vector{ForwardDiff.Dual{ForwardDiff.Tag{DiffEqBase.OrdinaryDiffEqTag, Float64}, Float64, 1}}, Vector{Float64}, @NamedTuple{α::Float64}, ForwardDiff.Dual{ForwardDiff.Tag{DiffEqBase.OrdinaryDiffEqTag, Float64}, Float64, 1}}}, FunctionWrappers.FunctionWrapper{Nothing, Tuple{Vector{ForwardDiff.Dual{ForwardDiff.Tag{DiffEqBase.OrdinaryDiffEqTag, Float64}, Float64, 1}}, Vector{ForwardDiff.Dual{ForwardDiff.Tag{DiffEqBase.OrdinaryDiffEqTag, Float64}, Float64, 1}}, @NamedTuple{α::Float64}, ForwardDiff.Dual{ForwardDiff.Tag{DiffEqBase.OrdinaryDiffEqTag, Float64}, Float64, 1}}}}, false}, LinearAlgebra.UniformScaling{Bool}, Nothing, Nothing, Nothing, Nothing, Nothing, Nothing, Nothing, Nothing, Nothing, Nothing, Nothing, typeof(SciMLBase.DEFAULT_OBSERVED), Nothing, Nothing, Nothing, Nothing}"), (:f, :mass_matrix, :analytic, :tgrad, :jac, :jvp, :vjp, :jac_prototype, :sparsity, :Wfact, :Wfact_t, :W_prototype, :paramjac, :observed, :colorvec, :sys, :initialization_data, :nlstep_data), Tuple{FunctionWrappersWrappers.FunctionWrappersWrapper{Tuple{FunctionWrappers.FunctionWrapper{Nothing, Tuple{Vector{Float64}, Vector{Float64}, @NamedTuple{α::Float64}, Float64}}, FunctionWrappers.FunctionWrapper{Nothing, Tuple{Vector{ForwardDiff.Dual{ForwardDiff.Tag{DiffEqBase.OrdinaryDiffEqTag, Float64}, Float64, 1}}, Vector{ForwardDiff.Dual{ForwardDiff.Tag{DiffEqBase.OrdinaryDiffEqTag, Float64}, Float64, 1}}, @NamedTuple{α::Float64}, Float64}}, FunctionWrappers.FunctionWrapper{Nothing, Tuple{Vector{ForwardDiff.Dual{ForwardDiff.Tag{DiffEqBase.OrdinaryDiffEqTag, Float64}, Float64, 1}}, Vector{Float64}, @NamedTuple{α::Float64}, ForwardDiff.Dual{ForwardDiff.Tag{DiffEqBase.OrdinaryDiffEqTag, Float64}, Float64, 1}}}, FunctionWrappers.FunctionWrapper{Nothing, Tuple{Vector{ForwardDiff.Dual{ForwardDiff.Tag{DiffEqBase.OrdinaryDiffEqTag, Float64}, Float64, 1}}, Vector{ForwardDiff.Dual{ForwardDiff.Tag{DiffEqBase.OrdinaryDiffEqTag, Float64}, Float64, 1}}, @NamedTuple{α::Float64}, ForwardDiff.Dual{ForwardDiff.Tag{DiffEqBase.OrdinaryDiffEqTag, Float64}, Float64, 1}}}}, false}, LinearAlgebra.UniformScaling{Bool}, Nothing, Nothing, Nothing, Nothing, Nothing, Nothing, Nothing, Nothing, Nothing, Nothing, Nothing, typeof(SciMLBase.DEFAULT_OBSERVED), Vararg{Nothing, 4}}},Base.Pairs{Symbol, Union{}, Nothing, @NamedTuple{}},SciMLBase.StandardODEProblem}; reading as ODEProblem{Vector{Float64}, Tuple{Float64, Float64}, true, @NamedTuple{α::Float64}, JLD2.ReconstructedStatic{Symbol("ODEFunction{true, SciMLBase.AutoSpecialize, FunctionWrappersWrappers.FunctionWrappersWrapper{Tuple{FunctionWrappers.FunctionWrapper{Nothing, Tuple{Vector{Float64}, Vector{Float64}, @NamedTuple{α::Float64}, Float64}}, FunctionWrappers.FunctionWrapper{Nothing, Tuple{Vector{ForwardDiff.Dual{ForwardDiff.Tag{DiffEqBase.OrdinaryDiffEqTag, Float64}, Float64, 1}}, Vector{ForwardDiff.Dual{ForwardDiff.Tag{DiffEqBase.OrdinaryDiffEqTag, Float64}, Float64, 1}}, @NamedTuple{α::Float64}, Float64}}, FunctionWrappers.FunctionWrapper{Nothing, Tuple{Vector{ForwardDiff.Dual{ForwardDiff.Tag{DiffEqBase.OrdinaryDiffEqTag, Float64}, Float64, 1}}, Vector{Float64}, @NamedTuple{α::Float64}, ForwardDiff.Dual{ForwardDiff.Tag{DiffEqBase.OrdinaryDiffEqTag, Float64}, Float64, 1}}}, FunctionWrappers.FunctionWrapper{Nothing, Tuple{Vector{ForwardDiff.Dual{ForwardDiff.Tag{DiffEqBase.OrdinaryDiffEqTag, Float64}, Float64, 1}}, Vector{ForwardDiff.Dual{ForwardDiff.Tag{DiffEqBase.OrdinaryDiffEqTag, Float64}, Float64, 1}}, @NamedTuple{α::Float64}, ForwardDiff.Dual{ForwardDiff.Tag{DiffEqBase.OrdinaryDiffEqTag, Float64}, Float64, 1}}}}, false}, LinearAlgebra.UniformScaling{Bool}, Nothing, Nothing, Nothing, Nothing, Nothing, Nothing, Nothing, Nothing, Nothing, Nothing, Nothing, typeof(SciMLBase.DEFAULT_OBSERVED), Nothing, Nothing, Nothing, Nothing}"), (:f, :mass_matrix, :analytic, :tgrad, :jac, :jvp, :vjp, :jac_prototype, :sparsity, :Wfact, :Wfact_t, :W_prototype, :paramjac, :observed, :colorvec, :sys, :initialization_data, :nlstep_data), Tuple{FunctionWrappersWrappers.FunctionWrappersWrapper{Tuple{FunctionWrappers.FunctionWrapper{Nothing, Tuple{Vector{Float64}, Vector{Float64}, @NamedTuple{α::Float64}, Float64}}, FunctionWrappers.FunctionWrapper{Nothing, Tuple{Vector{ForwardDiff.Dual{ForwardDiff.Tag{DiffEqBase.OrdinaryDiffEqTag, Float64}, Float64, 1}}, Vector{ForwardDiff.Dual{ForwardDiff.Tag{DiffEqBase.OrdinaryDiffEqTag, Float64}, Float64, 1}}, @NamedTuple{α::Float64}, Float64}}, FunctionWrappers.FunctionWrapper{Nothing, Tuple{Vector{ForwardDiff.Dual{ForwardDiff.Tag{DiffEqBase.OrdinaryDiffEqTag, Float64}, Float64, 1}}, Vector{Float64}, @NamedTuple{α::Float64}, ForwardDiff.Dual{ForwardDiff.Tag{DiffEqBase.OrdinaryDiffEqTag, Float64}, Float64, 1}}}, FunctionWrappers.FunctionWrapper{Nothing, Tuple{Vector{ForwardDiff.Dual{ForwardDiff.Tag{DiffEqBase.OrdinaryDiffEqTag, Float64}, Float64, 1}}, Vector{ForwardDiff.Dual{ForwardDiff.Tag{DiffEqBase.OrdinaryDiffEqTag, Float64}, Float64, 1}}, @NamedTuple{α::Float64}, ForwardDiff.Dual{ForwardDiff.Tag{DiffEqBase.OrdinaryDiffEqTag, Float64}, Float64, 1}}}}, false}, LinearAlgebra.UniformScaling{Bool}, Nothing, Nothing, Nothing, Nothing, Nothing, Nothing, Nothing, Nothing, Nothing, Nothing, Nothing, typeof(SciMLBase.DEFAULT_OBSERVED), Vararg{Nothing, 4}}}, Base.Pairs{Symbol, Union{}, Nothing, @NamedTuple{}}, SciMLBase.StandardODEProblem}</w:t>
+      </w:r>
+      <w:r>
+        <w:br/>
+      </w:r>
+      <w:r>
+        <w:rPr>
+          <w:rStyle w:val="VerbatimChar"/>
+        </w:rPr>
+        <w:t xml:space="preserve">└ @ JLD2 C:\Users\Magis\.julia\packages\JLD2\hbsZG\src\data\reconstructing_datatypes.jl:580</w:t>
+      </w:r>
+      <w:r>
+        <w:br/>
+      </w:r>
+      <w:r>
+        <w:rPr>
+          <w:rStyle w:val="VerbatimChar"/>
+        </w:rPr>
         <w:t xml:space="preserve">┌ Warning: Using the standard Julia project.</w:t>
       </w:r>
       <w:r>
@@ -4647,6 +5161,876 @@
         <w:rPr>
           <w:rStyle w:val="VerbatimChar"/>
         </w:rPr>
+        <w:t xml:space="preserve">┌ Warning: read type ODEFunction{true, SciMLBase.AutoSpecialize, FunctionWrappersWrappers.FunctionWrappersWrapper{Tuple{FunctionWrappers.FunctionWrapper{Nothing, Tuple{Vector{Float64}, Vector{Float64}, @NamedTuple{α::Float64}, Float64}}, FunctionWrappers.FunctionWrapper{Nothing, Tuple{Vector{ForwardDiff.Dual{ForwardDiff.Tag{DiffEqBase.OrdinaryDiffEqTag, Float64}, Float64, 1}}, Vector{ForwardDiff.Dual{ForwardDiff.Tag{DiffEqBase.OrdinaryDiffEqTag, Float64}, Float64, 1}}, @NamedTuple{α::Float64}, Float64}}, FunctionWrappers.FunctionWrapper{Nothing, Tuple{Vector{ForwardDiff.Dual{ForwardDiff.Tag{DiffEqBase.OrdinaryDiffEqTag, Float64}, Float64, 1}}, Vector{Float64}, @NamedTuple{α::Float64}, ForwardDiff.Dual{ForwardDiff.Tag{DiffEqBase.OrdinaryDiffEqTag, Float64}, Float64, 1}}}, FunctionWrappers.FunctionWrapper{Nothing, Tuple{Vector{ForwardDiff.Dual{ForwardDiff.Tag{DiffEqBase.OrdinaryDiffEqTag, Float64}, Float64, 1}}, Vector{ForwardDiff.Dual{ForwardDiff.Tag{DiffEqBase.OrdinaryDiffEqTag, Float64}, Float64, 1}}, @NamedTuple{α::Float64}, ForwardDiff.Dual{ForwardDiff.Tag{DiffEqBase.OrdinaryDiffEqTag, Float64}, Float64, 1}}}}, false}, LinearAlgebra.UniformScaling{Bool}, Nothing, Nothing, Nothing, Nothing, Nothing, Nothing, Nothing, Nothing, Nothing, Nothing, Nothing, typeof(SciMLBase.DEFAULT_OBSERVED), Nothing, Nothing, Nothing, Nothing} is not a leaf type in workspace; reconstructing</w:t>
+      </w:r>
+      <w:r>
+        <w:br/>
+      </w:r>
+      <w:r>
+        <w:rPr>
+          <w:rStyle w:val="VerbatimChar"/>
+        </w:rPr>
+        <w:t xml:space="preserve">└ @ JLD2 C:\Users\Magis\.julia\packages\JLD2\hbsZG\src\data\reconstructing_datatypes.jl:282</w:t>
+      </w:r>
+      <w:r>
+        <w:br/>
+      </w:r>
+      <w:r>
+        <w:rPr>
+          <w:rStyle w:val="VerbatimChar"/>
+        </w:rPr>
+        <w:t xml:space="preserve">┌ Warning: some parameters could not be resolved for type OrdinaryDiffEqCore.InterpolationData{JLD2.ReconstructedStatic{Symbol("ODEFunction{true, SciMLBase.AutoSpecialize, FunctionWrappersWrappers.FunctionWrappersWrapper{Tuple{FunctionWrappers.FunctionWrapper{Nothing, Tuple{Vector{Float64}, Vector{Float64}, @NamedTuple{α::Float64}, Float64}}, FunctionWrappers.FunctionWrapper{Nothing, Tuple{Vector{ForwardDiff.Dual{ForwardDiff.Tag{DiffEqBase.OrdinaryDiffEqTag, Float64}, Float64, 1}}, Vector{ForwardDiff.Dual{ForwardDiff.Tag{DiffEqBase.OrdinaryDiffEqTag, Float64}, Float64, 1}}, @NamedTuple{α::Float64}, Float64}}, FunctionWrappers.FunctionWrapper{Nothing, Tuple{Vector{ForwardDiff.Dual{ForwardDiff.Tag{DiffEqBase.OrdinaryDiffEqTag, Float64}, Float64, 1}}, Vector{Float64}, @NamedTuple{α::Float64}, ForwardDiff.Dual{ForwardDiff.Tag{DiffEqBase.OrdinaryDiffEqTag, Float64}, Float64, 1}}}, FunctionWrappers.FunctionWrapper{Nothing, Tuple{Vector{ForwardDiff.Dual{ForwardDiff.Tag{DiffEqBase.OrdinaryDiffEqTag, Float64}, Float64, 1}}, Vector{ForwardDiff.Dual{ForwardDiff.Tag{DiffEqBase.OrdinaryDiffEqTag, Float64}, Float64, 1}}, @NamedTuple{α::Float64}, ForwardDiff.Dual{ForwardDiff.Tag{DiffEqBase.OrdinaryDiffEqTag, Float64}, Float64, 1}}}}, false}, LinearAlgebra.UniformScaling{Bool}, Nothing, Nothing, Nothing, Nothing, Nothing, Nothing, Nothing, Nothing, Nothing, Nothing, Nothing, typeof(SciMLBase.DEFAULT_OBSERVED), Nothing, Nothing, Nothing, Nothing}"), (:f, :mass_matrix, :analytic, :tgrad, :jac, :jvp, :vjp, :jac_prototype, :sparsity, :Wfact, :Wfact_t, :W_prototype, :paramjac, :observed, :colorvec, :sys, :initialization_data, :nlstep_data), Tuple{FunctionWrappersWrappers.FunctionWrappersWrapper{Tuple{FunctionWrappers.FunctionWrapper{Nothing, Tuple{Vector{Float64}, Vector{Float64}, @NamedTuple{α::Float64}, Float64}}, FunctionWrappers.FunctionWrapper{Nothing, Tuple{Vector{ForwardDiff.Dual{ForwardDiff.Tag{DiffEqBase.OrdinaryDiffEqTag, Float64}, Float64, 1}}, Vector{ForwardDiff.Dual{ForwardDiff.Tag{DiffEqBase.OrdinaryDiffEqTag, Float64}, Float64, 1}}, @NamedTuple{α::Float64}, Float64}}, FunctionWrappers.FunctionWrapper{Nothing, Tuple{Vector{ForwardDiff.Dual{ForwardDiff.Tag{DiffEqBase.OrdinaryDiffEqTag, Float64}, Float64, 1}}, Vector{Float64}, @NamedTuple{α::Float64}, ForwardDiff.Dual{ForwardDiff.Tag{DiffEqBase.OrdinaryDiffEqTag, Float64}, Float64, 1}}}, FunctionWrappers.FunctionWrapper{Nothing, Tuple{Vector{ForwardDiff.Dual{ForwardDiff.Tag{DiffEqBase.OrdinaryDiffEqTag, Float64}, Float64, 1}}, Vector{ForwardDiff.Dual{ForwardDiff.Tag{DiffEqBase.OrdinaryDiffEqTag, Float64}, Float64, 1}}, @NamedTuple{α::Float64}, ForwardDiff.Dual{ForwardDiff.Tag{DiffEqBase.OrdinaryDiffEqTag, Float64}, Float64, 1}}}}, false}, LinearAlgebra.UniformScaling{Bool}, Nothing, Nothing, Nothing, Nothing, Nothing, Nothing, Nothing, Nothing, Nothing, Nothing, Nothing, typeof(SciMLBase.DEFAULT_OBSERVED), Vararg{Nothing, 4}}},Vector{Vector{Float64}},Vector{Float64},Vector{Vector{Vector{Float64}}},Nothing,OrdinaryDiffEqTsit5.Tsit5Cache{Vector{Float64}, Vector{Float64}, Vector{Float64}, typeof(OrdinaryDiffEqCore.trivial_limiter!), typeof(OrdinaryDiffEqCore.trivial_limiter!), Static.False},Nothing}; reading as OrdinaryDiffEqCore.InterpolationData{JLD2.ReconstructedStatic{Symbol("ODEFunction{true, SciMLBase.AutoSpecialize, FunctionWrappersWrappers.FunctionWrappersWrapper{Tuple{FunctionWrappers.FunctionWrapper{Nothing, Tuple{Vector{Float64}, Vector{Float64}, @NamedTuple{α::Float64}, Float64}}, FunctionWrappers.FunctionWrapper{Nothing, Tuple{Vector{ForwardDiff.Dual{ForwardDiff.Tag{DiffEqBase.OrdinaryDiffEqTag, Float64}, Float64, 1}}, Vector{ForwardDiff.Dual{ForwardDiff.Tag{DiffEqBase.OrdinaryDiffEqTag, Float64}, Float64, 1}}, @NamedTuple{α::Float64}, Float64}}, FunctionWrappers.FunctionWrapper{Nothing, Tuple{Vector{ForwardDiff.Dual{ForwardDiff.Tag{DiffEqBase.OrdinaryDiffEqTag, Float64}, Float64, 1}}, Vector{Float64}, @NamedTuple{α::Float64}, ForwardDiff.Dual{ForwardDiff.Tag{DiffEqBase.OrdinaryDiffEqTag, Float64}, Float64, 1}}}, FunctionWrappers.FunctionWrapper{Nothing, Tuple{Vector{ForwardDiff.Dual{ForwardDiff.Tag{DiffEqBase.OrdinaryDiffEqTag, Float64}, Float64, 1}}, Vector{ForwardDiff.Dual{ForwardDiff.Tag{DiffEqBase.OrdinaryDiffEqTag, Float64}, Float64, 1}}, @NamedTuple{α::Float64}, ForwardDiff.Dual{ForwardDiff.Tag{DiffEqBase.OrdinaryDiffEqTag, Float64}, Float64, 1}}}}, false}, LinearAlgebra.UniformScaling{Bool}, Nothing, Nothing, Nothing, Nothing, Nothing, Nothing, Nothing, Nothing, Nothing, Nothing, Nothing, typeof(SciMLBase.DEFAULT_OBSERVED), Nothing, Nothing, Nothing, Nothing}"), (:f, :mass_matrix, :analytic, :tgrad, :jac, :jvp, :vjp, :jac_prototype, :sparsity, :Wfact, :Wfact_t, :W_prototype, :paramjac, :observed, :colorvec, :sys, :initialization_data, :nlstep_data), Tuple{FunctionWrappersWrappers.FunctionWrappersWrapper{Tuple{FunctionWrappers.FunctionWrapper{Nothing, Tuple{Vector{Float64}, Vector{Float64}, @NamedTuple{α::Float64}, Float64}}, FunctionWrappers.FunctionWrapper{Nothing, Tuple{Vector{ForwardDiff.Dual{ForwardDiff.Tag{DiffEqBase.OrdinaryDiffEqTag, Float64}, Float64, 1}}, Vector{ForwardDiff.Dual{ForwardDiff.Tag{DiffEqBase.OrdinaryDiffEqTag, Float64}, Float64, 1}}, @NamedTuple{α::Float64}, Float64}}, FunctionWrappers.FunctionWrapper{Nothing, Tuple{Vector{ForwardDiff.Dual{ForwardDiff.Tag{DiffEqBase.OrdinaryDiffEqTag, Float64}, Float64, 1}}, Vector{Float64}, @NamedTuple{α::Float64}, ForwardDiff.Dual{ForwardDiff.Tag{DiffEqBase.OrdinaryDiffEqTag, Float64}, Float64, 1}}}, FunctionWrappers.FunctionWrapper{Nothing, Tuple{Vector{ForwardDiff.Dual{ForwardDiff.Tag{DiffEqBase.OrdinaryDiffEqTag, Float64}, Float64, 1}}, Vector{ForwardDiff.Dual{ForwardDiff.Tag{DiffEqBase.OrdinaryDiffEqTag, Float64}, Float64, 1}}, @NamedTuple{α::Float64}, ForwardDiff.Dual{ForwardDiff.Tag{DiffEqBase.OrdinaryDiffEqTag, Float64}, Float64, 1}}}}, false}, LinearAlgebra.UniformScaling{Bool}, Nothing, Nothing, Nothing, Nothing, Nothing, Nothing, Nothing, Nothing, Nothing, Nothing, Nothing, typeof(SciMLBase.DEFAULT_OBSERVED), Vararg{Nothing, 4}}}, Vector{Vector{Float64}}, Vector{Float64}, Vector{Vector{Vector{Float64}}}, Nothing, OrdinaryDiffEqTsit5.Tsit5Cache{Vector{Float64}, Vector{Float64}, Vector{Float64}, typeof(OrdinaryDiffEqCore.trivial_limiter!), typeof(OrdinaryDiffEqCore.trivial_limiter!), Static.False}, Nothing}</w:t>
+      </w:r>
+      <w:r>
+        <w:br/>
+      </w:r>
+      <w:r>
+        <w:rPr>
+          <w:rStyle w:val="VerbatimChar"/>
+        </w:rPr>
+        <w:t xml:space="preserve">└ @ JLD2 C:\Users\Magis\.julia\packages\JLD2\hbsZG\src\data\reconstructing_datatypes.jl:580</w:t>
+      </w:r>
+      <w:r>
+        <w:br/>
+      </w:r>
+      <w:r>
+        <w:rPr>
+          <w:rStyle w:val="VerbatimChar"/>
+        </w:rPr>
+        <w:t xml:space="preserve">┌ Warning: some parameters could not be resolved for type ODESolution{Float64,2,Vector{Vector{Float64}},Nothing,Nothing,Vector{Float64},Vector{Vector{Vector{Float64}}},Nothing,ODEProblem{Vector{Float64},Tuple{Float64, Float64},true,@NamedTuple{α::Float64},JLD2.ReconstructedStatic{Symbol("ODEFunction{true, SciMLBase.AutoSpecialize, FunctionWrappersWrappers.FunctionWrappersWrapper{Tuple{FunctionWrappers.FunctionWrapper{Nothing, Tuple{Vector{Float64}, Vector{Float64}, @NamedTuple{α::Float64}, Float64}}, FunctionWrappers.FunctionWrapper{Nothing, Tuple{Vector{ForwardDiff.Dual{ForwardDiff.Tag{DiffEqBase.OrdinaryDiffEqTag, Float64}, Float64, 1}}, Vector{ForwardDiff.Dual{ForwardDiff.Tag{DiffEqBase.OrdinaryDiffEqTag, Float64}, Float64, 1}}, @NamedTuple{α::Float64}, Float64}}, FunctionWrappers.FunctionWrapper{Nothing, Tuple{Vector{ForwardDiff.Dual{ForwardDiff.Tag{DiffEqBase.OrdinaryDiffEqTag, Float64}, Float64, 1}}, Vector{Float64}, @NamedTuple{α::Float64}, ForwardDiff.Dual{ForwardDiff.Tag{DiffEqBase.OrdinaryDiffEqTag, Float64}, Float64, 1}}}, FunctionWrappers.FunctionWrapper{Nothing, Tuple{Vector{ForwardDiff.Dual{ForwardDiff.Tag{DiffEqBase.OrdinaryDiffEqTag, Float64}, Float64, 1}}, Vector{ForwardDiff.Dual{ForwardDiff.Tag{DiffEqBase.OrdinaryDiffEqTag, Float64}, Float64, 1}}, @NamedTuple{α::Float64}, ForwardDiff.Dual{ForwardDiff.Tag{DiffEqBase.OrdinaryDiffEqTag, Float64}, Float64, 1}}}}, false}, LinearAlgebra.UniformScaling{Bool}, Nothing, Nothing, Nothing, Nothing, Nothing, Nothing, Nothing, Nothing, Nothing, Nothing, Nothing, typeof(SciMLBase.DEFAULT_OBSERVED), Nothing, Nothing, Nothing, Nothing}"), (:f, :mass_matrix, :analytic, :tgrad, :jac, :jvp, :vjp, :jac_prototype, :sparsity, :Wfact, :Wfact_t, :W_prototype, :paramjac, :observed, :colorvec, :sys, :initialization_data, :nlstep_data), Tuple{FunctionWrappersWrappers.FunctionWrappersWrapper{Tuple{FunctionWrappers.FunctionWrapper{Nothing, Tuple{Vector{Float64}, Vector{Float64}, @NamedTuple{α::Float64}, Float64}}, FunctionWrappers.FunctionWrapper{Nothing, Tuple{Vector{ForwardDiff.Dual{ForwardDiff.Tag{DiffEqBase.OrdinaryDiffEqTag, Float64}, Float64, 1}}, Vector{ForwardDiff.Dual{ForwardDiff.Tag{DiffEqBase.OrdinaryDiffEqTag, Float64}, Float64, 1}}, @NamedTuple{α::Float64}, Float64}}, FunctionWrappers.FunctionWrapper{Nothing, Tuple{Vector{ForwardDiff.Dual{ForwardDiff.Tag{DiffEqBase.OrdinaryDiffEqTag, Float64}, Float64, 1}}, Vector{Float64}, @NamedTuple{α::Float64}, ForwardDiff.Dual{ForwardDiff.Tag{DiffEqBase.OrdinaryDiffEqTag, Float64}, Float64, 1}}}, FunctionWrappers.FunctionWrapper{Nothing, Tuple{Vector{ForwardDiff.Dual{ForwardDiff.Tag{DiffEqBase.OrdinaryDiffEqTag, Float64}, Float64, 1}}, Vector{ForwardDiff.Dual{ForwardDiff.Tag{DiffEqBase.OrdinaryDiffEqTag, Float64}, Float64, 1}}, @NamedTuple{α::Float64}, ForwardDiff.Dual{ForwardDiff.Tag{DiffEqBase.OrdinaryDiffEqTag, Float64}, Float64, 1}}}}, false}, LinearAlgebra.UniformScaling{Bool}, Nothing, Nothing, Nothing, Nothing, Nothing, Nothing, Nothing, Nothing, Nothing, Nothing, Nothing, typeof(SciMLBase.DEFAULT_OBSERVED), Vararg{Nothing, 4}}},Base.Pairs{Symbol, Union{}, Nothing, @NamedTuple{}},SciMLBase.StandardODEProblem},Tsit5{typeof(OrdinaryDiffEqCore.trivial_limiter!), typeof(OrdinaryDiffEqCore.trivial_limiter!), Static.False},OrdinaryDiffEqCore.InterpolationData{JLD2.ReconstructedStatic{Symbol("ODEFunction{true, SciMLBase.AutoSpecialize, FunctionWrappersWrappers.FunctionWrappersWrapper{Tuple{FunctionWrappers.FunctionWrapper{Nothing, Tuple{Vector{Float64}, Vector{Float64}, @NamedTuple{α::Float64}, Float64}}, FunctionWrappers.FunctionWrapper{Nothing, Tuple{Vector{ForwardDiff.Dual{ForwardDiff.Tag{DiffEqBase.OrdinaryDiffEqTag, Float64}, Float64, 1}}, Vector{ForwardDiff.Dual{ForwardDiff.Tag{DiffEqBase.OrdinaryDiffEqTag, Float64}, Float64, 1}}, @NamedTuple{α::Float64}, Float64}}, FunctionWrappers.FunctionWrapper{Nothing, Tuple{Vector{ForwardDiff.Dual{ForwardDiff.Tag{DiffEqBase.OrdinaryDiffEqTag, Float64}, Float64, 1}}, Vector{Float64}, @NamedTuple{α::Float64}, ForwardDiff.Dual{ForwardDiff.Tag{DiffEqBase.OrdinaryDiffEqTag, Float64}, Float64, 1}}}, FunctionWrappers.FunctionWrapper{Nothing, Tuple{Vector{ForwardDiff.Dual{ForwardDiff.Tag{DiffEqBase.OrdinaryDiffEqTag, Float64}, Float64, 1}}, Vector{ForwardDiff.Dual{ForwardDiff.Tag{DiffEqBase.OrdinaryDiffEqTag, Float64}, Float64, 1}}, @NamedTuple{α::Float64}, ForwardDiff.Dual{ForwardDiff.Tag{DiffEqBase.OrdinaryDiffEqTag, Float64}, Float64, 1}}}}, false}, LinearAlgebra.UniformScaling{Bool}, Nothing, Nothing, Nothing, Nothing, Nothing, Nothing, Nothing, Nothing, Nothing, Nothing, Nothing, typeof(SciMLBase.DEFAULT_OBSERVED), Nothing, Nothing, Nothing, Nothing}"), (:f, :mass_matrix, :analytic, :tgrad, :jac, :jvp, :vjp, :jac_prototype, :sparsity, :Wfact, :Wfact_t, :W_prototype, :paramjac, :observed, :colorvec, :sys, :initialization_data, :nlstep_data), Tuple{FunctionWrappersWrappers.FunctionWrappersWrapper{Tuple{FunctionWrappers.FunctionWrapper{Nothing, Tuple{Vector{Float64}, Vector{Float64}, @NamedTuple{α::Float64}, Float64}}, FunctionWrappers.FunctionWrapper{Nothing, Tuple{Vector{ForwardDiff.Dual{ForwardDiff.Tag{DiffEqBase.OrdinaryDiffEqTag, Float64}, Float64, 1}}, Vector{ForwardDiff.Dual{ForwardDiff.Tag{DiffEqBase.OrdinaryDiffEqTag, Float64}, Float64, 1}}, @NamedTuple{α::Float64}, Float64}}, FunctionWrappers.FunctionWrapper{Nothing, Tuple{Vector{ForwardDiff.Dual{ForwardDiff.Tag{DiffEqBase.OrdinaryDiffEqTag, Float64}, Float64, 1}}, Vector{Float64}, @NamedTuple{α::Float64}, ForwardDiff.Dual{ForwardDiff.Tag{DiffEqBase.OrdinaryDiffEqTag, Float64}, Float64, 1}}}, FunctionWrappers.FunctionWrapper{Nothing, Tuple{Vector{ForwardDiff.Dual{ForwardDiff.Tag{DiffEqBase.OrdinaryDiffEqTag, Float64}, Float64, 1}}, Vector{ForwardDiff.Dual{ForwardDiff.Tag{DiffEqBase.OrdinaryDiffEqTag, Float64}, Float64, 1}}, @NamedTuple{α::Float64}, ForwardDiff.Dual{ForwardDiff.Tag{DiffEqBase.OrdinaryDiffEqTag, Float64}, Float64, 1}}}}, false}, LinearAlgebra.UniformScaling{Bool}, Nothing, Nothing, Nothing, Nothing, Nothing, Nothing, Nothing, Nothing, Nothing, Nothing, Nothing, typeof(SciMLBase.DEFAULT_OBSERVED), Vararg{Nothing, 4}}}, Vector{Vector{Float64}}, Vector{Float64}, Vector{Vector{Vector{Float64}}}, Nothing, OrdinaryDiffEqTsit5.Tsit5Cache{Vector{Float64}, Vector{Float64}, Vector{Float64}, typeof(OrdinaryDiffEqCore.trivial_limiter!), typeof(OrdinaryDiffEqCore.trivial_limiter!), Static.False}, Nothing},SciMLBase.DEStats,Nothing,Nothing,Nothing,Nothing}; reading as ODESolution{Float64, 2, Vector{Vector{Float64}}, Nothing, Nothing, Vector{Float64}, Vector{Vector{Vector{Float64}}}, Nothing, Any, Tsit5{typeof(OrdinaryDiffEqCore.trivial_limiter!), typeof(OrdinaryDiffEqCore.trivial_limiter!), Static.False}, OrdinaryDiffEqCore.InterpolationData{JLD2.ReconstructedStatic{Symbol("ODEFunction{true, SciMLBase.AutoSpecialize, FunctionWrappersWrappers.FunctionWrappersWrapper{Tuple{FunctionWrappers.FunctionWrapper{Nothing, Tuple{Vector{Float64}, Vector{Float64}, @NamedTuple{α::Float64}, Float64}}, FunctionWrappers.FunctionWrapper{Nothing, Tuple{Vector{ForwardDiff.Dual{ForwardDiff.Tag{DiffEqBase.OrdinaryDiffEqTag, Float64}, Float64, 1}}, Vector{ForwardDiff.Dual{ForwardDiff.Tag{DiffEqBase.OrdinaryDiffEqTag, Float64}, Float64, 1}}, @NamedTuple{α::Float64}, Float64}}, FunctionWrappers.FunctionWrapper{Nothing, Tuple{Vector{ForwardDiff.Dual{ForwardDiff.Tag{DiffEqBase.OrdinaryDiffEqTag, Float64}, Float64, 1}}, Vector{Float64}, @NamedTuple{α::Float64}, ForwardDiff.Dual{ForwardDiff.Tag{DiffEqBase.OrdinaryDiffEqTag, Float64}, Float64, 1}}}, FunctionWrappers.FunctionWrapper{Nothing, Tuple{Vector{ForwardDiff.Dual{ForwardDiff.Tag{DiffEqBase.OrdinaryDiffEqTag, Float64}, Float64, 1}}, Vector{ForwardDiff.Dual{ForwardDiff.Tag{DiffEqBase.OrdinaryDiffEqTag, Float64}, Float64, 1}}, @NamedTuple{α::Float64}, ForwardDiff.Dual{ForwardDiff.Tag{DiffEqBase.OrdinaryDiffEqTag, Float64}, Float64, 1}}}}, false}, LinearAlgebra.UniformScaling{Bool}, Nothing, Nothing, Nothing, Nothing, Nothing, Nothing, Nothing, Nothing, Nothing, Nothing, Nothing, typeof(SciMLBase.DEFAULT_OBSERVED), Nothing, Nothing, Nothing, Nothing}"), (:f, :mass_matrix, :analytic, :tgrad, :jac, :jvp, :vjp, :jac_prototype, :sparsity, :Wfact, :Wfact_t, :W_prototype, :paramjac, :observed, :colorvec, :sys, :initialization_data, :nlstep_data), Tuple{FunctionWrappersWrappers.FunctionWrappersWrapper{Tuple{FunctionWrappers.FunctionWrapper{Nothing, Tuple{Vector{Float64}, Vector{Float64}, @NamedTuple{α::Float64}, Float64}}, FunctionWrappers.FunctionWrapper{Nothing, Tuple{Vector{ForwardDiff.Dual{ForwardDiff.Tag{DiffEqBase.OrdinaryDiffEqTag, Float64}, Float64, 1}}, Vector{ForwardDiff.Dual{ForwardDiff.Tag{DiffEqBase.OrdinaryDiffEqTag, Float64}, Float64, 1}}, @NamedTuple{α::Float64}, Float64}}, FunctionWrappers.FunctionWrapper{Nothing, Tuple{Vector{ForwardDiff.Dual{ForwardDiff.Tag{DiffEqBase.OrdinaryDiffEqTag, Float64}, Float64, 1}}, Vector{Float64}, @NamedTuple{α::Float64}, ForwardDiff.Dual{ForwardDiff.Tag{DiffEqBase.OrdinaryDiffEqTag, Float64}, Float64, 1}}}, FunctionWrappers.FunctionWrapper{Nothing, Tuple{Vector{ForwardDiff.Dual{ForwardDiff.Tag{DiffEqBase.OrdinaryDiffEqTag, Float64}, Float64, 1}}, Vector{ForwardDiff.Dual{ForwardDiff.Tag{DiffEqBase.OrdinaryDiffEqTag, Float64}, Float64, 1}}, @NamedTuple{α::Float64}, ForwardDiff.Dual{ForwardDiff.Tag{DiffEqBase.OrdinaryDiffEqTag, Float64}, Float64, 1}}}}, false}, LinearAlgebra.UniformScaling{Bool}, Nothing, Nothing, Nothing, Nothing, Nothing, Nothing, Nothing, Nothing, Nothing, Nothing, Nothing, typeof(SciMLBase.DEFAULT_OBSERVED), Vararg{Nothing, 4}}}, Vector{Vector{Float64}}, Vector{Float64}, Vector{Vector{Vector{Float64}}}, Nothing, OrdinaryDiffEqTsit5.Tsit5Cache{Vector{Float64}, Vector{Float64}, Vector{Float64}, typeof(OrdinaryDiffEqCore.trivial_limiter!), typeof(OrdinaryDiffEqCore.trivial_limiter!), Static.False}, Nothing}, SciMLBase.DEStats, Nothing, Nothing, Nothing, Nothing}</w:t>
+      </w:r>
+      <w:r>
+        <w:br/>
+      </w:r>
+      <w:r>
+        <w:rPr>
+          <w:rStyle w:val="VerbatimChar"/>
+        </w:rPr>
+        <w:t xml:space="preserve">└ @ JLD2 C:\Users\Magis\.julia\packages\JLD2\hbsZG\src\data\reconstructing_datatypes.jl:580</w:t>
+      </w:r>
+      <w:r>
+        <w:br/>
+      </w:r>
+      <w:r>
+        <w:rPr>
+          <w:rStyle w:val="VerbatimChar"/>
+        </w:rPr>
+        <w:t xml:space="preserve">┌ Warning: some parameters could not be resolved for type ODEProblem{Vector{Float64},Tuple{Float64, Float64},true,@NamedTuple{α::Float64},JLD2.ReconstructedStatic{Symbol("ODEFunction{true, SciMLBase.AutoSpecialize, FunctionWrappersWrappers.FunctionWrappersWrapper{Tuple{FunctionWrappers.FunctionWrapper{Nothing, Tuple{Vector{Float64}, Vector{Float64}, @NamedTuple{α::Float64}, Float64}}, FunctionWrappers.FunctionWrapper{Nothing, Tuple{Vector{ForwardDiff.Dual{ForwardDiff.Tag{DiffEqBase.OrdinaryDiffEqTag, Float64}, Float64, 1}}, Vector{ForwardDiff.Dual{ForwardDiff.Tag{DiffEqBase.OrdinaryDiffEqTag, Float64}, Float64, 1}}, @NamedTuple{α::Float64}, Float64}}, FunctionWrappers.FunctionWrapper{Nothing, Tuple{Vector{ForwardDiff.Dual{ForwardDiff.Tag{DiffEqBase.OrdinaryDiffEqTag, Float64}, Float64, 1}}, Vector{Float64}, @NamedTuple{α::Float64}, ForwardDiff.Dual{ForwardDiff.Tag{DiffEqBase.OrdinaryDiffEqTag, Float64}, Float64, 1}}}, FunctionWrappers.FunctionWrapper{Nothing, Tuple{Vector{ForwardDiff.Dual{ForwardDiff.Tag{DiffEqBase.OrdinaryDiffEqTag, Float64}, Float64, 1}}, Vector{ForwardDiff.Dual{ForwardDiff.Tag{DiffEqBase.OrdinaryDiffEqTag, Float64}, Float64, 1}}, @NamedTuple{α::Float64}, ForwardDiff.Dual{ForwardDiff.Tag{DiffEqBase.OrdinaryDiffEqTag, Float64}, Float64, 1}}}}, false}, LinearAlgebra.UniformScaling{Bool}, Nothing, Nothing, Nothing, Nothing, Nothing, Nothing, Nothing, Nothing, Nothing, Nothing, Nothing, typeof(SciMLBase.DEFAULT_OBSERVED), Nothing, Nothing, Nothing, Nothing}"), (:f, :mass_matrix, :analytic, :tgrad, :jac, :jvp, :vjp, :jac_prototype, :sparsity, :Wfact, :Wfact_t, :W_prototype, :paramjac, :observed, :colorvec, :sys, :initialization_data, :nlstep_data), Tuple{FunctionWrappersWrappers.FunctionWrappersWrapper{Tuple{FunctionWrappers.FunctionWrapper{Nothing, Tuple{Vector{Float64}, Vector{Float64}, @NamedTuple{α::Float64}, Float64}}, FunctionWrappers.FunctionWrapper{Nothing, Tuple{Vector{ForwardDiff.Dual{ForwardDiff.Tag{DiffEqBase.OrdinaryDiffEqTag, Float64}, Float64, 1}}, Vector{ForwardDiff.Dual{ForwardDiff.Tag{DiffEqBase.OrdinaryDiffEqTag, Float64}, Float64, 1}}, @NamedTuple{α::Float64}, Float64}}, FunctionWrappers.FunctionWrapper{Nothing, Tuple{Vector{ForwardDiff.Dual{ForwardDiff.Tag{DiffEqBase.OrdinaryDiffEqTag, Float64}, Float64, 1}}, Vector{Float64}, @NamedTuple{α::Float64}, ForwardDiff.Dual{ForwardDiff.Tag{DiffEqBase.OrdinaryDiffEqTag, Float64}, Float64, 1}}}, FunctionWrappers.FunctionWrapper{Nothing, Tuple{Vector{ForwardDiff.Dual{ForwardDiff.Tag{DiffEqBase.OrdinaryDiffEqTag, Float64}, Float64, 1}}, Vector{ForwardDiff.Dual{ForwardDiff.Tag{DiffEqBase.OrdinaryDiffEqTag, Float64}, Float64, 1}}, @NamedTuple{α::Float64}, ForwardDiff.Dual{ForwardDiff.Tag{DiffEqBase.OrdinaryDiffEqTag, Float64}, Float64, 1}}}}, false}, LinearAlgebra.UniformScaling{Bool}, Nothing, Nothing, Nothing, Nothing, Nothing, Nothing, Nothing, Nothing, Nothing, Nothing, Nothing, typeof(SciMLBase.DEFAULT_OBSERVED), Vararg{Nothing, 4}}},Base.Pairs{Symbol, Union{}, Nothing, @NamedTuple{}},SciMLBase.StandardODEProblem}; reading as ODEProblem{Vector{Float64}, Tuple{Float64, Float64}, true, @NamedTuple{α::Float64}, JLD2.ReconstructedStatic{Symbol("ODEFunction{true, SciMLBase.AutoSpecialize, FunctionWrappersWrappers.FunctionWrappersWrapper{Tuple{FunctionWrappers.FunctionWrapper{Nothing, Tuple{Vector{Float64}, Vector{Float64}, @NamedTuple{α::Float64}, Float64}}, FunctionWrappers.FunctionWrapper{Nothing, Tuple{Vector{ForwardDiff.Dual{ForwardDiff.Tag{DiffEqBase.OrdinaryDiffEqTag, Float64}, Float64, 1}}, Vector{ForwardDiff.Dual{ForwardDiff.Tag{DiffEqBase.OrdinaryDiffEqTag, Float64}, Float64, 1}}, @NamedTuple{α::Float64}, Float64}}, FunctionWrappers.FunctionWrapper{Nothing, Tuple{Vector{ForwardDiff.Dual{ForwardDiff.Tag{DiffEqBase.OrdinaryDiffEqTag, Float64}, Float64, 1}}, Vector{Float64}, @NamedTuple{α::Float64}, ForwardDiff.Dual{ForwardDiff.Tag{DiffEqBase.OrdinaryDiffEqTag, Float64}, Float64, 1}}}, FunctionWrappers.FunctionWrapper{Nothing, Tuple{Vector{ForwardDiff.Dual{ForwardDiff.Tag{DiffEqBase.OrdinaryDiffEqTag, Float64}, Float64, 1}}, Vector{ForwardDiff.Dual{ForwardDiff.Tag{DiffEqBase.OrdinaryDiffEqTag, Float64}, Float64, 1}}, @NamedTuple{α::Float64}, ForwardDiff.Dual{ForwardDiff.Tag{DiffEqBase.OrdinaryDiffEqTag, Float64}, Float64, 1}}}}, false}, LinearAlgebra.UniformScaling{Bool}, Nothing, Nothing, Nothing, Nothing, Nothing, Nothing, Nothing, Nothing, Nothing, Nothing, Nothing, typeof(SciMLBase.DEFAULT_OBSERVED), Nothing, Nothing, Nothing, Nothing}"), (:f, :mass_matrix, :analytic, :tgrad, :jac, :jvp, :vjp, :jac_prototype, :sparsity, :Wfact, :Wfact_t, :W_prototype, :paramjac, :observed, :colorvec, :sys, :initialization_data, :nlstep_data), Tuple{FunctionWrappersWrappers.FunctionWrappersWrapper{Tuple{FunctionWrappers.FunctionWrapper{Nothing, Tuple{Vector{Float64}, Vector{Float64}, @NamedTuple{α::Float64}, Float64}}, FunctionWrappers.FunctionWrapper{Nothing, Tuple{Vector{ForwardDiff.Dual{ForwardDiff.Tag{DiffEqBase.OrdinaryDiffEqTag, Float64}, Float64, 1}}, Vector{ForwardDiff.Dual{ForwardDiff.Tag{DiffEqBase.OrdinaryDiffEqTag, Float64}, Float64, 1}}, @NamedTuple{α::Float64}, Float64}}, FunctionWrappers.FunctionWrapper{Nothing, Tuple{Vector{ForwardDiff.Dual{ForwardDiff.Tag{DiffEqBase.OrdinaryDiffEqTag, Float64}, Float64, 1}}, Vector{Float64}, @NamedTuple{α::Float64}, ForwardDiff.Dual{ForwardDiff.Tag{DiffEqBase.OrdinaryDiffEqTag, Float64}, Float64, 1}}}, FunctionWrappers.FunctionWrapper{Nothing, Tuple{Vector{ForwardDiff.Dual{ForwardDiff.Tag{DiffEqBase.OrdinaryDiffEqTag, Float64}, Float64, 1}}, Vector{ForwardDiff.Dual{ForwardDiff.Tag{DiffEqBase.OrdinaryDiffEqTag, Float64}, Float64, 1}}, @NamedTuple{α::Float64}, ForwardDiff.Dual{ForwardDiff.Tag{DiffEqBase.OrdinaryDiffEqTag, Float64}, Float64, 1}}}}, false}, LinearAlgebra.UniformScaling{Bool}, Nothing, Nothing, Nothing, Nothing, Nothing, Nothing, Nothing, Nothing, Nothing, Nothing, Nothing, typeof(SciMLBase.DEFAULT_OBSERVED), Vararg{Nothing, 4}}}, Base.Pairs{Symbol, Union{}, Nothing, @NamedTuple{}}, SciMLBase.StandardODEProblem}</w:t>
+      </w:r>
+      <w:r>
+        <w:br/>
+      </w:r>
+      <w:r>
+        <w:rPr>
+          <w:rStyle w:val="VerbatimChar"/>
+        </w:rPr>
+        <w:t xml:space="preserve">└ @ JLD2 C:\Users\Magis\.julia\packages\JLD2\hbsZG\src\data\reconstructing_datatypes.jl:580</w:t>
+      </w:r>
+    </w:p>
+    <w:p>
+      <w:pPr>
+        <w:pStyle w:val="FirstParagraph"/>
+      </w:pPr>
+      <w:r>
+        <w:t xml:space="preserve">Сводная таблица результатов</w:t>
+      </w:r>
+    </w:p>
+    <w:p>
+      <w:pPr>
+        <w:pStyle w:val="SourceCode"/>
+      </w:pPr>
+      <w:r>
+        <w:rPr>
+          <w:rStyle w:val="NormalTok"/>
+        </w:rPr>
+        <w:t xml:space="preserve">results_df </w:t>
+      </w:r>
+      <w:r>
+        <w:rPr>
+          <w:rStyle w:val="OperatorTok"/>
+        </w:rPr>
+        <w:t xml:space="preserve">=</w:t>
+      </w:r>
+      <w:r>
+        <w:rPr>
+          <w:rStyle w:val="NormalTok"/>
+        </w:rPr>
+        <w:t xml:space="preserve"> </w:t>
+      </w:r>
+      <w:r>
+        <w:rPr>
+          <w:rStyle w:val="FunctionTok"/>
+        </w:rPr>
+        <w:t xml:space="preserve">DataFrame</w:t>
+      </w:r>
+      <w:r>
+        <w:rPr>
+          <w:rStyle w:val="NormalTok"/>
+        </w:rPr>
+        <w:t xml:space="preserve">(all_results)</w:t>
+      </w:r>
+      <w:r>
+        <w:br/>
+      </w:r>
+      <w:r>
+        <w:rPr>
+          <w:rStyle w:val="FunctionTok"/>
+        </w:rPr>
+        <w:t xml:space="preserve">println</w:t>
+      </w:r>
+      <w:r>
+        <w:rPr>
+          <w:rStyle w:val="NormalTok"/>
+        </w:rPr>
+        <w:t xml:space="preserve">(</w:t>
+      </w:r>
+      <w:r>
+        <w:rPr>
+          <w:rStyle w:val="StringTok"/>
+        </w:rPr>
+        <w:t xml:space="preserve">"</w:t>
+      </w:r>
+      <w:r>
+        <w:rPr>
+          <w:rStyle w:val="SpecialCharTok"/>
+        </w:rPr>
+        <w:t xml:space="preserve">\n</w:t>
+      </w:r>
+      <w:r>
+        <w:rPr>
+          <w:rStyle w:val="StringTok"/>
+        </w:rPr>
+        <w:t xml:space="preserve">Сводная таблица результатов:"</w:t>
+      </w:r>
+      <w:r>
+        <w:rPr>
+          <w:rStyle w:val="NormalTok"/>
+        </w:rPr>
+        <w:t xml:space="preserve">)</w:t>
+      </w:r>
+      <w:r>
+        <w:br/>
+      </w:r>
+      <w:r>
+        <w:rPr>
+          <w:rStyle w:val="FunctionTok"/>
+        </w:rPr>
+        <w:t xml:space="preserve">println</w:t>
+      </w:r>
+      <w:r>
+        <w:rPr>
+          <w:rStyle w:val="NormalTok"/>
+        </w:rPr>
+        <w:t xml:space="preserve">(results_df[!, [</w:t>
+      </w:r>
+      <w:r>
+        <w:rPr>
+          <w:rStyle w:val="OperatorTok"/>
+        </w:rPr>
+        <w:t xml:space="preserve">:</w:t>
+      </w:r>
+      <w:r>
+        <w:rPr>
+          <w:rStyle w:val="NormalTok"/>
+        </w:rPr>
+        <w:t xml:space="preserve">α, </w:t>
+      </w:r>
+      <w:r>
+        <w:rPr>
+          <w:rStyle w:val="OperatorTok"/>
+        </w:rPr>
+        <w:t xml:space="preserve">:</w:t>
+      </w:r>
+      <w:r>
+        <w:rPr>
+          <w:rStyle w:val="NormalTok"/>
+        </w:rPr>
+        <w:t xml:space="preserve">final_population, </w:t>
+      </w:r>
+      <w:r>
+        <w:rPr>
+          <w:rStyle w:val="OperatorTok"/>
+        </w:rPr>
+        <w:t xml:space="preserve">:</w:t>
+      </w:r>
+      <w:r>
+        <w:rPr>
+          <w:rStyle w:val="NormalTok"/>
+        </w:rPr>
+        <w:t xml:space="preserve">doubling_time]])</w:t>
+      </w:r>
+    </w:p>
+    <w:p>
+      <w:pPr>
+        <w:pStyle w:val="SourceCode"/>
+      </w:pPr>
+      <w:r>
+        <w:br/>
+      </w:r>
+      <w:r>
+        <w:rPr>
+          <w:rStyle w:val="VerbatimChar"/>
+        </w:rPr>
+        <w:t xml:space="preserve">Сводная таблица результатов:</w:t>
+      </w:r>
+      <w:r>
+        <w:br/>
+      </w:r>
+      <w:r>
+        <w:rPr>
+          <w:rStyle w:val="VerbatimChar"/>
+        </w:rPr>
+        <w:t xml:space="preserve">5×3 DataFrame</w:t>
+      </w:r>
+      <w:r>
+        <w:br/>
+      </w:r>
+      <w:r>
+        <w:rPr>
+          <w:rStyle w:val="VerbatimChar"/>
+        </w:rPr>
+        <w:t xml:space="preserve"> Row │ α        final_population  doubling_time </w:t>
+      </w:r>
+      <w:r>
+        <w:br/>
+      </w:r>
+      <w:r>
+        <w:rPr>
+          <w:rStyle w:val="VerbatimChar"/>
+        </w:rPr>
+        <w:t xml:space="preserve">     │ Float64  Float64           Float64       </w:t>
+      </w:r>
+      <w:r>
+        <w:br/>
+      </w:r>
+      <w:r>
+        <w:rPr>
+          <w:rStyle w:val="VerbatimChar"/>
+        </w:rPr>
+        <w:t xml:space="preserve">─────┼──────────────────────────────────────────</w:t>
+      </w:r>
+      <w:r>
+        <w:br/>
+      </w:r>
+      <w:r>
+        <w:rPr>
+          <w:rStyle w:val="VerbatimChar"/>
+        </w:rPr>
+        <w:t xml:space="preserve">   1 │     0.1           2.71828       6.93147</w:t>
+      </w:r>
+      <w:r>
+        <w:br/>
+      </w:r>
+      <w:r>
+        <w:rPr>
+          <w:rStyle w:val="VerbatimChar"/>
+        </w:rPr>
+        <w:t xml:space="preserve">   2 │     0.3          20.0854        2.31049</w:t>
+      </w:r>
+      <w:r>
+        <w:br/>
+      </w:r>
+      <w:r>
+        <w:rPr>
+          <w:rStyle w:val="VerbatimChar"/>
+        </w:rPr>
+        <w:t xml:space="preserve">   3 │     0.5         148.409         1.38629</w:t>
+      </w:r>
+      <w:r>
+        <w:br/>
+      </w:r>
+      <w:r>
+        <w:rPr>
+          <w:rStyle w:val="VerbatimChar"/>
+        </w:rPr>
+        <w:t xml:space="preserve">   4 │     0.8        2980.57          0.866434</w:t>
+      </w:r>
+      <w:r>
+        <w:br/>
+      </w:r>
+      <w:r>
+        <w:rPr>
+          <w:rStyle w:val="VerbatimChar"/>
+        </w:rPr>
+        <w:t xml:space="preserve">   5 │     1.0       22021.0           0.693147</w:t>
+      </w:r>
+    </w:p>
+    <w:p>
+      <w:pPr>
+        <w:pStyle w:val="FirstParagraph"/>
+      </w:pPr>
+      <w:r>
+        <w:t xml:space="preserve">Сравнительный график всех траекторий</w:t>
+      </w:r>
+    </w:p>
+    <w:p>
+      <w:pPr>
+        <w:pStyle w:val="SourceCode"/>
+      </w:pPr>
+      <w:r>
+        <w:rPr>
+          <w:rStyle w:val="NormalTok"/>
+        </w:rPr>
+        <w:t xml:space="preserve">p2 </w:t>
+      </w:r>
+      <w:r>
+        <w:rPr>
+          <w:rStyle w:val="OperatorTok"/>
+        </w:rPr>
+        <w:t xml:space="preserve">=</w:t>
+      </w:r>
+      <w:r>
+        <w:rPr>
+          <w:rStyle w:val="NormalTok"/>
+        </w:rPr>
+        <w:t xml:space="preserve"> </w:t>
+      </w:r>
+      <w:r>
+        <w:rPr>
+          <w:rStyle w:val="FunctionTok"/>
+        </w:rPr>
+        <w:t xml:space="preserve">plot</w:t>
+      </w:r>
+      <w:r>
+        <w:rPr>
+          <w:rStyle w:val="NormalTok"/>
+        </w:rPr>
+        <w:t xml:space="preserve">(size</w:t>
+      </w:r>
+      <w:r>
+        <w:rPr>
+          <w:rStyle w:val="OperatorTok"/>
+        </w:rPr>
+        <w:t xml:space="preserve">=</w:t>
+      </w:r>
+      <w:r>
+        <w:rPr>
+          <w:rStyle w:val="NormalTok"/>
+        </w:rPr>
+        <w:t xml:space="preserve">(</w:t>
+      </w:r>
+      <w:r>
+        <w:rPr>
+          <w:rStyle w:val="FloatTok"/>
+        </w:rPr>
+        <w:t xml:space="preserve">800</w:t>
+      </w:r>
+      <w:r>
+        <w:rPr>
+          <w:rStyle w:val="NormalTok"/>
+        </w:rPr>
+        <w:t xml:space="preserve">, </w:t>
+      </w:r>
+      <w:r>
+        <w:rPr>
+          <w:rStyle w:val="FloatTok"/>
+        </w:rPr>
+        <w:t xml:space="preserve">500</w:t>
+      </w:r>
+      <w:r>
+        <w:rPr>
+          <w:rStyle w:val="NormalTok"/>
+        </w:rPr>
+        <w:t xml:space="preserve">), dpi</w:t>
+      </w:r>
+      <w:r>
+        <w:rPr>
+          <w:rStyle w:val="OperatorTok"/>
+        </w:rPr>
+        <w:t xml:space="preserve">=</w:t>
+      </w:r>
+      <w:r>
+        <w:rPr>
+          <w:rStyle w:val="FloatTok"/>
+        </w:rPr>
+        <w:t xml:space="preserve">150</w:t>
+      </w:r>
+      <w:r>
+        <w:rPr>
+          <w:rStyle w:val="NormalTok"/>
+        </w:rPr>
+        <w:t xml:space="preserve">)</w:t>
+      </w:r>
+      <w:r>
+        <w:br/>
+      </w:r>
+      <w:r>
+        <w:br/>
+      </w:r>
+      <w:r>
+        <w:rPr>
+          <w:rStyle w:val="ControlFlowTok"/>
+        </w:rPr>
+        <w:t xml:space="preserve">for</w:t>
+      </w:r>
+      <w:r>
+        <w:rPr>
+          <w:rStyle w:val="NormalTok"/>
+        </w:rPr>
+        <w:t xml:space="preserve"> params </w:t>
+      </w:r>
+      <w:r>
+        <w:rPr>
+          <w:rStyle w:val="KeywordTok"/>
+        </w:rPr>
+        <w:t xml:space="preserve">in</w:t>
+      </w:r>
+      <w:r>
+        <w:rPr>
+          <w:rStyle w:val="NormalTok"/>
+        </w:rPr>
+        <w:t xml:space="preserve"> all_params</w:t>
+      </w:r>
+      <w:r>
+        <w:br/>
+      </w:r>
+      <w:r>
+        <w:rPr>
+          <w:rStyle w:val="NormalTok"/>
+        </w:rPr>
+        <w:t xml:space="preserve">    data, _ </w:t>
+      </w:r>
+      <w:r>
+        <w:rPr>
+          <w:rStyle w:val="OperatorTok"/>
+        </w:rPr>
+        <w:t xml:space="preserve">=</w:t>
+      </w:r>
+      <w:r>
+        <w:rPr>
+          <w:rStyle w:val="NormalTok"/>
+        </w:rPr>
+        <w:t xml:space="preserve"> </w:t>
+      </w:r>
+      <w:r>
+        <w:rPr>
+          <w:rStyle w:val="FunctionTok"/>
+        </w:rPr>
+        <w:t xml:space="preserve">produce_or_load</w:t>
+      </w:r>
+      <w:r>
+        <w:rPr>
+          <w:rStyle w:val="NormalTok"/>
+        </w:rPr>
+        <w:t xml:space="preserve">(</w:t>
+      </w:r>
+      <w:r>
+        <w:br/>
+      </w:r>
+      <w:r>
+        <w:rPr>
+          <w:rStyle w:val="NormalTok"/>
+        </w:rPr>
+        <w:t xml:space="preserve">        </w:t>
+      </w:r>
+      <w:r>
+        <w:rPr>
+          <w:rStyle w:val="FunctionTok"/>
+        </w:rPr>
+        <w:t xml:space="preserve">datadir</w:t>
+      </w:r>
+      <w:r>
+        <w:rPr>
+          <w:rStyle w:val="NormalTok"/>
+        </w:rPr>
+        <w:t xml:space="preserve">(script_name, </w:t>
+      </w:r>
+      <w:r>
+        <w:rPr>
+          <w:rStyle w:val="StringTok"/>
+        </w:rPr>
+        <w:t xml:space="preserve">"parametric_scan"</w:t>
+      </w:r>
+      <w:r>
+        <w:rPr>
+          <w:rStyle w:val="NormalTok"/>
+        </w:rPr>
+        <w:t xml:space="preserve">),</w:t>
+      </w:r>
+      <w:r>
+        <w:br/>
+      </w:r>
+      <w:r>
+        <w:rPr>
+          <w:rStyle w:val="NormalTok"/>
+        </w:rPr>
+        <w:t xml:space="preserve">        params,</w:t>
+      </w:r>
+      <w:r>
+        <w:br/>
+      </w:r>
+      <w:r>
+        <w:rPr>
+          <w:rStyle w:val="NormalTok"/>
+        </w:rPr>
+        <w:t xml:space="preserve">        run_single_experiment,</w:t>
+      </w:r>
+      <w:r>
+        <w:br/>
+      </w:r>
+      <w:r>
+        <w:rPr>
+          <w:rStyle w:val="NormalTok"/>
+        </w:rPr>
+        <w:t xml:space="preserve">        prefix </w:t>
+      </w:r>
+      <w:r>
+        <w:rPr>
+          <w:rStyle w:val="OperatorTok"/>
+        </w:rPr>
+        <w:t xml:space="preserve">=</w:t>
+      </w:r>
+      <w:r>
+        <w:rPr>
+          <w:rStyle w:val="NormalTok"/>
+        </w:rPr>
+        <w:t xml:space="preserve"> </w:t>
+      </w:r>
+      <w:r>
+        <w:rPr>
+          <w:rStyle w:val="StringTok"/>
+        </w:rPr>
+        <w:t xml:space="preserve">"scan"</w:t>
+      </w:r>
+      <w:r>
+        <w:br/>
+      </w:r>
+      <w:r>
+        <w:rPr>
+          <w:rStyle w:val="NormalTok"/>
+        </w:rPr>
+        <w:t xml:space="preserve">    )   </w:t>
+      </w:r>
+      <w:r>
+        <w:rPr>
+          <w:rStyle w:val="CommentTok"/>
+        </w:rPr>
+        <w:t xml:space="preserve"># Загружаем данные (они уже есть на диске)</w:t>
+      </w:r>
+      <w:r>
+        <w:br/>
+      </w:r>
+      <w:r>
+        <w:rPr>
+          <w:rStyle w:val="NormalTok"/>
+        </w:rPr>
+        <w:t xml:space="preserve">    </w:t>
+      </w:r>
+      <w:r>
+        <w:rPr>
+          <w:rStyle w:val="FunctionTok"/>
+        </w:rPr>
+        <w:t xml:space="preserve">plot!</w:t>
+      </w:r>
+      <w:r>
+        <w:rPr>
+          <w:rStyle w:val="NormalTok"/>
+        </w:rPr>
+        <w:t xml:space="preserve">(p2, data[</w:t>
+      </w:r>
+      <w:r>
+        <w:rPr>
+          <w:rStyle w:val="StringTok"/>
+        </w:rPr>
+        <w:t xml:space="preserve">"time_points"</w:t>
+      </w:r>
+      <w:r>
+        <w:rPr>
+          <w:rStyle w:val="NormalTok"/>
+        </w:rPr>
+        <w:t xml:space="preserve">], data[</w:t>
+      </w:r>
+      <w:r>
+        <w:rPr>
+          <w:rStyle w:val="StringTok"/>
+        </w:rPr>
+        <w:t xml:space="preserve">"population_values"</w:t>
+      </w:r>
+      <w:r>
+        <w:rPr>
+          <w:rStyle w:val="NormalTok"/>
+        </w:rPr>
+        <w:t xml:space="preserve">],</w:t>
+      </w:r>
+      <w:r>
+        <w:br/>
+      </w:r>
+      <w:r>
+        <w:rPr>
+          <w:rStyle w:val="NormalTok"/>
+        </w:rPr>
+        <w:t xml:space="preserve">        label</w:t>
+      </w:r>
+      <w:r>
+        <w:rPr>
+          <w:rStyle w:val="OperatorTok"/>
+        </w:rPr>
+        <w:t xml:space="preserve">=</w:t>
+      </w:r>
+      <w:r>
+        <w:rPr>
+          <w:rStyle w:val="StringTok"/>
+        </w:rPr>
+        <w:t xml:space="preserve">"α = </w:t>
+      </w:r>
+      <w:r>
+        <w:rPr>
+          <w:rStyle w:val="SpecialCharTok"/>
+        </w:rPr>
+        <w:t xml:space="preserve">$</w:t>
+      </w:r>
+      <w:r>
+        <w:rPr>
+          <w:rStyle w:val="NormalTok"/>
+        </w:rPr>
+        <w:t xml:space="preserve">(params[</w:t>
+      </w:r>
+      <w:r>
+        <w:rPr>
+          <w:rStyle w:val="OperatorTok"/>
+        </w:rPr>
+        <w:t xml:space="preserve">:</w:t>
+      </w:r>
+      <w:r>
+        <w:rPr>
+          <w:rStyle w:val="NormalTok"/>
+        </w:rPr>
+        <w:t xml:space="preserve">α])</w:t>
+      </w:r>
+      <w:r>
+        <w:rPr>
+          <w:rStyle w:val="StringTok"/>
+        </w:rPr>
+        <w:t xml:space="preserve">"</w:t>
+      </w:r>
+      <w:r>
+        <w:rPr>
+          <w:rStyle w:val="NormalTok"/>
+        </w:rPr>
+        <w:t xml:space="preserve">,</w:t>
+      </w:r>
+      <w:r>
+        <w:br/>
+      </w:r>
+      <w:r>
+        <w:rPr>
+          <w:rStyle w:val="NormalTok"/>
+        </w:rPr>
+        <w:t xml:space="preserve">        lw</w:t>
+      </w:r>
+      <w:r>
+        <w:rPr>
+          <w:rStyle w:val="OperatorTok"/>
+        </w:rPr>
+        <w:t xml:space="preserve">=</w:t>
+      </w:r>
+      <w:r>
+        <w:rPr>
+          <w:rStyle w:val="FloatTok"/>
+        </w:rPr>
+        <w:t xml:space="preserve">2</w:t>
+      </w:r>
+      <w:r>
+        <w:rPr>
+          <w:rStyle w:val="NormalTok"/>
+        </w:rPr>
+        <w:t xml:space="preserve">,</w:t>
+      </w:r>
+      <w:r>
+        <w:br/>
+      </w:r>
+      <w:r>
+        <w:rPr>
+          <w:rStyle w:val="NormalTok"/>
+        </w:rPr>
+        <w:t xml:space="preserve">        alpha</w:t>
+      </w:r>
+      <w:r>
+        <w:rPr>
+          <w:rStyle w:val="OperatorTok"/>
+        </w:rPr>
+        <w:t xml:space="preserve">=</w:t>
+      </w:r>
+      <w:r>
+        <w:rPr>
+          <w:rStyle w:val="FloatTok"/>
+        </w:rPr>
+        <w:t xml:space="preserve">0.8</w:t>
+      </w:r>
+      <w:r>
+        <w:br/>
+      </w:r>
+      <w:r>
+        <w:rPr>
+          <w:rStyle w:val="NormalTok"/>
+        </w:rPr>
+        <w:t xml:space="preserve">    )</w:t>
+      </w:r>
+      <w:r>
+        <w:br/>
+      </w:r>
+      <w:r>
+        <w:rPr>
+          <w:rStyle w:val="ControlFlowTok"/>
+        </w:rPr>
+        <w:t xml:space="preserve">end</w:t>
+      </w:r>
+      <w:r>
+        <w:br/>
+      </w:r>
+      <w:r>
+        <w:rPr>
+          <w:rStyle w:val="FunctionTok"/>
+        </w:rPr>
+        <w:t xml:space="preserve">plot!</w:t>
+      </w:r>
+      <w:r>
+        <w:rPr>
+          <w:rStyle w:val="NormalTok"/>
+        </w:rPr>
+        <w:t xml:space="preserve">(p2,</w:t>
+      </w:r>
+      <w:r>
+        <w:br/>
+      </w:r>
+      <w:r>
+        <w:rPr>
+          <w:rStyle w:val="NormalTok"/>
+        </w:rPr>
+        <w:t xml:space="preserve">    xlabel</w:t>
+      </w:r>
+      <w:r>
+        <w:rPr>
+          <w:rStyle w:val="OperatorTok"/>
+        </w:rPr>
+        <w:t xml:space="preserve">=</w:t>
+      </w:r>
+      <w:r>
+        <w:rPr>
+          <w:rStyle w:val="StringTok"/>
+        </w:rPr>
+        <w:t xml:space="preserve">"Время, t"</w:t>
+      </w:r>
+      <w:r>
+        <w:rPr>
+          <w:rStyle w:val="NormalTok"/>
+        </w:rPr>
+        <w:t xml:space="preserve">,</w:t>
+      </w:r>
+      <w:r>
+        <w:br/>
+      </w:r>
+      <w:r>
+        <w:rPr>
+          <w:rStyle w:val="NormalTok"/>
+        </w:rPr>
+        <w:t xml:space="preserve">    ylabel</w:t>
+      </w:r>
+      <w:r>
+        <w:rPr>
+          <w:rStyle w:val="OperatorTok"/>
+        </w:rPr>
+        <w:t xml:space="preserve">=</w:t>
+      </w:r>
+      <w:r>
+        <w:rPr>
+          <w:rStyle w:val="StringTok"/>
+        </w:rPr>
+        <w:t xml:space="preserve">"Популяция, u(t)"</w:t>
+      </w:r>
+      <w:r>
+        <w:rPr>
+          <w:rStyle w:val="NormalTok"/>
+        </w:rPr>
+        <w:t xml:space="preserve">,</w:t>
+      </w:r>
+      <w:r>
+        <w:br/>
+      </w:r>
+      <w:r>
+        <w:rPr>
+          <w:rStyle w:val="NormalTok"/>
+        </w:rPr>
+        <w:t xml:space="preserve">    title</w:t>
+      </w:r>
+      <w:r>
+        <w:rPr>
+          <w:rStyle w:val="OperatorTok"/>
+        </w:rPr>
+        <w:t xml:space="preserve">=</w:t>
+      </w:r>
+      <w:r>
+        <w:rPr>
+          <w:rStyle w:val="StringTok"/>
+        </w:rPr>
+        <w:t xml:space="preserve">"Параметрическое исследование: влияние α на рост"</w:t>
+      </w:r>
+      <w:r>
+        <w:rPr>
+          <w:rStyle w:val="NormalTok"/>
+        </w:rPr>
+        <w:t xml:space="preserve">,</w:t>
+      </w:r>
+      <w:r>
+        <w:br/>
+      </w:r>
+      <w:r>
+        <w:rPr>
+          <w:rStyle w:val="NormalTok"/>
+        </w:rPr>
+        <w:t xml:space="preserve">    legend</w:t>
+      </w:r>
+      <w:r>
+        <w:rPr>
+          <w:rStyle w:val="OperatorTok"/>
+        </w:rPr>
+        <w:t xml:space="preserve">=:</w:t>
+      </w:r>
+      <w:r>
+        <w:rPr>
+          <w:rStyle w:val="NormalTok"/>
+        </w:rPr>
+        <w:t xml:space="preserve">topleft,</w:t>
+      </w:r>
+      <w:r>
+        <w:br/>
+      </w:r>
+      <w:r>
+        <w:rPr>
+          <w:rStyle w:val="NormalTok"/>
+        </w:rPr>
+        <w:t xml:space="preserve">    grid</w:t>
+      </w:r>
+      <w:r>
+        <w:rPr>
+          <w:rStyle w:val="OperatorTok"/>
+        </w:rPr>
+        <w:t xml:space="preserve">=</w:t>
+      </w:r>
+      <w:r>
+        <w:rPr>
+          <w:rStyle w:val="ConstantTok"/>
+        </w:rPr>
+        <w:t xml:space="preserve">true</w:t>
+      </w:r>
+      <w:r>
+        <w:br/>
+      </w:r>
+      <w:r>
+        <w:rPr>
+          <w:rStyle w:val="NormalTok"/>
+        </w:rPr>
+        <w:t xml:space="preserve">)</w:t>
+      </w:r>
+    </w:p>
+    <w:p>
+      <w:pPr>
+        <w:pStyle w:val="SourceCode"/>
+      </w:pPr>
+      <w:r>
+        <w:rPr>
+          <w:rStyle w:val="VerbatimChar"/>
+        </w:rPr>
         <w:t xml:space="preserve">┌ Warning: Using the standard Julia project.</w:t>
       </w:r>
       <w:r>
@@ -4683,6 +6067,78 @@
         <w:rPr>
           <w:rStyle w:val="VerbatimChar"/>
         </w:rPr>
+        <w:t xml:space="preserve">┌ Warning: read type ODEFunction{true, SciMLBase.AutoSpecialize, FunctionWrappersWrappers.FunctionWrappersWrapper{Tuple{FunctionWrappers.FunctionWrapper{Nothing, Tuple{Vector{Float64}, Vector{Float64}, @NamedTuple{α::Float64}, Float64}}, FunctionWrappers.FunctionWrapper{Nothing, Tuple{Vector{ForwardDiff.Dual{ForwardDiff.Tag{DiffEqBase.OrdinaryDiffEqTag, Float64}, Float64, 1}}, Vector{ForwardDiff.Dual{ForwardDiff.Tag{DiffEqBase.OrdinaryDiffEqTag, Float64}, Float64, 1}}, @NamedTuple{α::Float64}, Float64}}, FunctionWrappers.FunctionWrapper{Nothing, Tuple{Vector{ForwardDiff.Dual{ForwardDiff.Tag{DiffEqBase.OrdinaryDiffEqTag, Float64}, Float64, 1}}, Vector{Float64}, @NamedTuple{α::Float64}, ForwardDiff.Dual{ForwardDiff.Tag{DiffEqBase.OrdinaryDiffEqTag, Float64}, Float64, 1}}}, FunctionWrappers.FunctionWrapper{Nothing, Tuple{Vector{ForwardDiff.Dual{ForwardDiff.Tag{DiffEqBase.OrdinaryDiffEqTag, Float64}, Float64, 1}}, Vector{ForwardDiff.Dual{ForwardDiff.Tag{DiffEqBase.OrdinaryDiffEqTag, Float64}, Float64, 1}}, @NamedTuple{α::Float64}, ForwardDiff.Dual{ForwardDiff.Tag{DiffEqBase.OrdinaryDiffEqTag, Float64}, Float64, 1}}}}, false}, LinearAlgebra.UniformScaling{Bool}, Nothing, Nothing, Nothing, Nothing, Nothing, Nothing, Nothing, Nothing, Nothing, Nothing, Nothing, typeof(SciMLBase.DEFAULT_OBSERVED), Nothing, Nothing, Nothing, Nothing} is not a leaf type in workspace; reconstructing</w:t>
+      </w:r>
+      <w:r>
+        <w:br/>
+      </w:r>
+      <w:r>
+        <w:rPr>
+          <w:rStyle w:val="VerbatimChar"/>
+        </w:rPr>
+        <w:t xml:space="preserve">└ @ JLD2 C:\Users\Magis\.julia\packages\JLD2\hbsZG\src\data\reconstructing_datatypes.jl:282</w:t>
+      </w:r>
+      <w:r>
+        <w:br/>
+      </w:r>
+      <w:r>
+        <w:rPr>
+          <w:rStyle w:val="VerbatimChar"/>
+        </w:rPr>
+        <w:t xml:space="preserve">┌ Warning: some parameters could not be resolved for type OrdinaryDiffEqCore.InterpolationData{JLD2.ReconstructedStatic{Symbol("ODEFunction{true, SciMLBase.AutoSpecialize, FunctionWrappersWrappers.FunctionWrappersWrapper{Tuple{FunctionWrappers.FunctionWrapper{Nothing, Tuple{Vector{Float64}, Vector{Float64}, @NamedTuple{α::Float64}, Float64}}, FunctionWrappers.FunctionWrapper{Nothing, Tuple{Vector{ForwardDiff.Dual{ForwardDiff.Tag{DiffEqBase.OrdinaryDiffEqTag, Float64}, Float64, 1}}, Vector{ForwardDiff.Dual{ForwardDiff.Tag{DiffEqBase.OrdinaryDiffEqTag, Float64}, Float64, 1}}, @NamedTuple{α::Float64}, Float64}}, FunctionWrappers.FunctionWrapper{Nothing, Tuple{Vector{ForwardDiff.Dual{ForwardDiff.Tag{DiffEqBase.OrdinaryDiffEqTag, Float64}, Float64, 1}}, Vector{Float64}, @NamedTuple{α::Float64}, ForwardDiff.Dual{ForwardDiff.Tag{DiffEqBase.OrdinaryDiffEqTag, Float64}, Float64, 1}}}, FunctionWrappers.FunctionWrapper{Nothing, Tuple{Vector{ForwardDiff.Dual{ForwardDiff.Tag{DiffEqBase.OrdinaryDiffEqTag, Float64}, Float64, 1}}, Vector{ForwardDiff.Dual{ForwardDiff.Tag{DiffEqBase.OrdinaryDiffEqTag, Float64}, Float64, 1}}, @NamedTuple{α::Float64}, ForwardDiff.Dual{ForwardDiff.Tag{DiffEqBase.OrdinaryDiffEqTag, Float64}, Float64, 1}}}}, false}, LinearAlgebra.UniformScaling{Bool}, Nothing, Nothing, Nothing, Nothing, Nothing, Nothing, Nothing, Nothing, Nothing, Nothing, Nothing, typeof(SciMLBase.DEFAULT_OBSERVED), Nothing, Nothing, Nothing, Nothing}"), (:f, :mass_matrix, :analytic, :tgrad, :jac, :jvp, :vjp, :jac_prototype, :sparsity, :Wfact, :Wfact_t, :W_prototype, :paramjac, :observed, :colorvec, :sys, :initialization_data, :nlstep_data), Tuple{FunctionWrappersWrappers.FunctionWrappersWrapper{Tuple{FunctionWrappers.FunctionWrapper{Nothing, Tuple{Vector{Float64}, Vector{Float64}, @NamedTuple{α::Float64}, Float64}}, FunctionWrappers.FunctionWrapper{Nothing, Tuple{Vector{ForwardDiff.Dual{ForwardDiff.Tag{DiffEqBase.OrdinaryDiffEqTag, Float64}, Float64, 1}}, Vector{ForwardDiff.Dual{ForwardDiff.Tag{DiffEqBase.OrdinaryDiffEqTag, Float64}, Float64, 1}}, @NamedTuple{α::Float64}, Float64}}, FunctionWrappers.FunctionWrapper{Nothing, Tuple{Vector{ForwardDiff.Dual{ForwardDiff.Tag{DiffEqBase.OrdinaryDiffEqTag, Float64}, Float64, 1}}, Vector{Float64}, @NamedTuple{α::Float64}, ForwardDiff.Dual{ForwardDiff.Tag{DiffEqBase.OrdinaryDiffEqTag, Float64}, Float64, 1}}}, FunctionWrappers.FunctionWrapper{Nothing, Tuple{Vector{ForwardDiff.Dual{ForwardDiff.Tag{DiffEqBase.OrdinaryDiffEqTag, Float64}, Float64, 1}}, Vector{ForwardDiff.Dual{ForwardDiff.Tag{DiffEqBase.OrdinaryDiffEqTag, Float64}, Float64, 1}}, @NamedTuple{α::Float64}, ForwardDiff.Dual{ForwardDiff.Tag{DiffEqBase.OrdinaryDiffEqTag, Float64}, Float64, 1}}}}, false}, LinearAlgebra.UniformScaling{Bool}, Nothing, Nothing, Nothing, Nothing, Nothing, Nothing, Nothing, Nothing, Nothing, Nothing, Nothing, typeof(SciMLBase.DEFAULT_OBSERVED), Vararg{Nothing, 4}}},Vector{Vector{Float64}},Vector{Float64},Vector{Vector{Vector{Float64}}},Nothing,OrdinaryDiffEqTsit5.Tsit5Cache{Vector{Float64}, Vector{Float64}, Vector{Float64}, typeof(OrdinaryDiffEqCore.trivial_limiter!), typeof(OrdinaryDiffEqCore.trivial_limiter!), Static.False},Nothing}; reading as OrdinaryDiffEqCore.InterpolationData{JLD2.ReconstructedStatic{Symbol("ODEFunction{true, SciMLBase.AutoSpecialize, FunctionWrappersWrappers.FunctionWrappersWrapper{Tuple{FunctionWrappers.FunctionWrapper{Nothing, Tuple{Vector{Float64}, Vector{Float64}, @NamedTuple{α::Float64}, Float64}}, FunctionWrappers.FunctionWrapper{Nothing, Tuple{Vector{ForwardDiff.Dual{ForwardDiff.Tag{DiffEqBase.OrdinaryDiffEqTag, Float64}, Float64, 1}}, Vector{ForwardDiff.Dual{ForwardDiff.Tag{DiffEqBase.OrdinaryDiffEqTag, Float64}, Float64, 1}}, @NamedTuple{α::Float64}, Float64}}, FunctionWrappers.FunctionWrapper{Nothing, Tuple{Vector{ForwardDiff.Dual{ForwardDiff.Tag{DiffEqBase.OrdinaryDiffEqTag, Float64}, Float64, 1}}, Vector{Float64}, @NamedTuple{α::Float64}, ForwardDiff.Dual{ForwardDiff.Tag{DiffEqBase.OrdinaryDiffEqTag, Float64}, Float64, 1}}}, FunctionWrappers.FunctionWrapper{Nothing, Tuple{Vector{ForwardDiff.Dual{ForwardDiff.Tag{DiffEqBase.OrdinaryDiffEqTag, Float64}, Float64, 1}}, Vector{ForwardDiff.Dual{ForwardDiff.Tag{DiffEqBase.OrdinaryDiffEqTag, Float64}, Float64, 1}}, @NamedTuple{α::Float64}, ForwardDiff.Dual{ForwardDiff.Tag{DiffEqBase.OrdinaryDiffEqTag, Float64}, Float64, 1}}}}, false}, LinearAlgebra.UniformScaling{Bool}, Nothing, Nothing, Nothing, Nothing, Nothing, Nothing, Nothing, Nothing, Nothing, Nothing, Nothing, typeof(SciMLBase.DEFAULT_OBSERVED), Nothing, Nothing, Nothing, Nothing}"), (:f, :mass_matrix, :analytic, :tgrad, :jac, :jvp, :vjp, :jac_prototype, :sparsity, :Wfact, :Wfact_t, :W_prototype, :paramjac, :observed, :colorvec, :sys, :initialization_data, :nlstep_data), Tuple{FunctionWrappersWrappers.FunctionWrappersWrapper{Tuple{FunctionWrappers.FunctionWrapper{Nothing, Tuple{Vector{Float64}, Vector{Float64}, @NamedTuple{α::Float64}, Float64}}, FunctionWrappers.FunctionWrapper{Nothing, Tuple{Vector{ForwardDiff.Dual{ForwardDiff.Tag{DiffEqBase.OrdinaryDiffEqTag, Float64}, Float64, 1}}, Vector{ForwardDiff.Dual{ForwardDiff.Tag{DiffEqBase.OrdinaryDiffEqTag, Float64}, Float64, 1}}, @NamedTuple{α::Float64}, Float64}}, FunctionWrappers.FunctionWrapper{Nothing, Tuple{Vector{ForwardDiff.Dual{ForwardDiff.Tag{DiffEqBase.OrdinaryDiffEqTag, Float64}, Float64, 1}}, Vector{Float64}, @NamedTuple{α::Float64}, ForwardDiff.Dual{ForwardDiff.Tag{DiffEqBase.OrdinaryDiffEqTag, Float64}, Float64, 1}}}, FunctionWrappers.FunctionWrapper{Nothing, Tuple{Vector{ForwardDiff.Dual{ForwardDiff.Tag{DiffEqBase.OrdinaryDiffEqTag, Float64}, Float64, 1}}, Vector{ForwardDiff.Dual{ForwardDiff.Tag{DiffEqBase.OrdinaryDiffEqTag, Float64}, Float64, 1}}, @NamedTuple{α::Float64}, ForwardDiff.Dual{ForwardDiff.Tag{DiffEqBase.OrdinaryDiffEqTag, Float64}, Float64, 1}}}}, false}, LinearAlgebra.UniformScaling{Bool}, Nothing, Nothing, Nothing, Nothing, Nothing, Nothing, Nothing, Nothing, Nothing, Nothing, Nothing, typeof(SciMLBase.DEFAULT_OBSERVED), Vararg{Nothing, 4}}}, Vector{Vector{Float64}}, Vector{Float64}, Vector{Vector{Vector{Float64}}}, Nothing, OrdinaryDiffEqTsit5.Tsit5Cache{Vector{Float64}, Vector{Float64}, Vector{Float64}, typeof(OrdinaryDiffEqCore.trivial_limiter!), typeof(OrdinaryDiffEqCore.trivial_limiter!), Static.False}, Nothing}</w:t>
+      </w:r>
+      <w:r>
+        <w:br/>
+      </w:r>
+      <w:r>
+        <w:rPr>
+          <w:rStyle w:val="VerbatimChar"/>
+        </w:rPr>
+        <w:t xml:space="preserve">└ @ JLD2 C:\Users\Magis\.julia\packages\JLD2\hbsZG\src\data\reconstructing_datatypes.jl:580</w:t>
+      </w:r>
+      <w:r>
+        <w:br/>
+      </w:r>
+      <w:r>
+        <w:rPr>
+          <w:rStyle w:val="VerbatimChar"/>
+        </w:rPr>
+        <w:t xml:space="preserve">┌ Warning: some parameters could not be resolved for type ODESolution{Float64,2,Vector{Vector{Float64}},Nothing,Nothing,Vector{Float64},Vector{Vector{Vector{Float64}}},Nothing,ODEProblem{Vector{Float64},Tuple{Float64, Float64},true,@NamedTuple{α::Float64},JLD2.ReconstructedStatic{Symbol("ODEFunction{true, SciMLBase.AutoSpecialize, FunctionWrappersWrappers.FunctionWrappersWrapper{Tuple{FunctionWrappers.FunctionWrapper{Nothing, Tuple{Vector{Float64}, Vector{Float64}, @NamedTuple{α::Float64}, Float64}}, FunctionWrappers.FunctionWrapper{Nothing, Tuple{Vector{ForwardDiff.Dual{ForwardDiff.Tag{DiffEqBase.OrdinaryDiffEqTag, Float64}, Float64, 1}}, Vector{ForwardDiff.Dual{ForwardDiff.Tag{DiffEqBase.OrdinaryDiffEqTag, Float64}, Float64, 1}}, @NamedTuple{α::Float64}, Float64}}, FunctionWrappers.FunctionWrapper{Nothing, Tuple{Vector{ForwardDiff.Dual{ForwardDiff.Tag{DiffEqBase.OrdinaryDiffEqTag, Float64}, Float64, 1}}, Vector{Float64}, @NamedTuple{α::Float64}, ForwardDiff.Dual{ForwardDiff.Tag{DiffEqBase.OrdinaryDiffEqTag, Float64}, Float64, 1}}}, FunctionWrappers.FunctionWrapper{Nothing, Tuple{Vector{ForwardDiff.Dual{ForwardDiff.Tag{DiffEqBase.OrdinaryDiffEqTag, Float64}, Float64, 1}}, Vector{ForwardDiff.Dual{ForwardDiff.Tag{DiffEqBase.OrdinaryDiffEqTag, Float64}, Float64, 1}}, @NamedTuple{α::Float64}, ForwardDiff.Dual{ForwardDiff.Tag{DiffEqBase.OrdinaryDiffEqTag, Float64}, Float64, 1}}}}, false}, LinearAlgebra.UniformScaling{Bool}, Nothing, Nothing, Nothing, Nothing, Nothing, Nothing, Nothing, Nothing, Nothing, Nothing, Nothing, typeof(SciMLBase.DEFAULT_OBSERVED), Nothing, Nothing, Nothing, Nothing}"), (:f, :mass_matrix, :analytic, :tgrad, :jac, :jvp, :vjp, :jac_prototype, :sparsity, :Wfact, :Wfact_t, :W_prototype, :paramjac, :observed, :colorvec, :sys, :initialization_data, :nlstep_data), Tuple{FunctionWrappersWrappers.FunctionWrappersWrapper{Tuple{FunctionWrappers.FunctionWrapper{Nothing, Tuple{Vector{Float64}, Vector{Float64}, @NamedTuple{α::Float64}, Float64}}, FunctionWrappers.FunctionWrapper{Nothing, Tuple{Vector{ForwardDiff.Dual{ForwardDiff.Tag{DiffEqBase.OrdinaryDiffEqTag, Float64}, Float64, 1}}, Vector{ForwardDiff.Dual{ForwardDiff.Tag{DiffEqBase.OrdinaryDiffEqTag, Float64}, Float64, 1}}, @NamedTuple{α::Float64}, Float64}}, FunctionWrappers.FunctionWrapper{Nothing, Tuple{Vector{ForwardDiff.Dual{ForwardDiff.Tag{DiffEqBase.OrdinaryDiffEqTag, Float64}, Float64, 1}}, Vector{Float64}, @NamedTuple{α::Float64}, ForwardDiff.Dual{ForwardDiff.Tag{DiffEqBase.OrdinaryDiffEqTag, Float64}, Float64, 1}}}, FunctionWrappers.FunctionWrapper{Nothing, Tuple{Vector{ForwardDiff.Dual{ForwardDiff.Tag{DiffEqBase.OrdinaryDiffEqTag, Float64}, Float64, 1}}, Vector{ForwardDiff.Dual{ForwardDiff.Tag{DiffEqBase.OrdinaryDiffEqTag, Float64}, Float64, 1}}, @NamedTuple{α::Float64}, ForwardDiff.Dual{ForwardDiff.Tag{DiffEqBase.OrdinaryDiffEqTag, Float64}, Float64, 1}}}}, false}, LinearAlgebra.UniformScaling{Bool}, Nothing, Nothing, Nothing, Nothing, Nothing, Nothing, Nothing, Nothing, Nothing, Nothing, Nothing, typeof(SciMLBase.DEFAULT_OBSERVED), Vararg{Nothing, 4}}},Base.Pairs{Symbol, Union{}, Nothing, @NamedTuple{}},SciMLBase.StandardODEProblem},Tsit5{typeof(OrdinaryDiffEqCore.trivial_limiter!), typeof(OrdinaryDiffEqCore.trivial_limiter!), Static.False},OrdinaryDiffEqCore.InterpolationData{JLD2.ReconstructedStatic{Symbol("ODEFunction{true, SciMLBase.AutoSpecialize, FunctionWrappersWrappers.FunctionWrappersWrapper{Tuple{FunctionWrappers.FunctionWrapper{Nothing, Tuple{Vector{Float64}, Vector{Float64}, @NamedTuple{α::Float64}, Float64}}, FunctionWrappers.FunctionWrapper{Nothing, Tuple{Vector{ForwardDiff.Dual{ForwardDiff.Tag{DiffEqBase.OrdinaryDiffEqTag, Float64}, Float64, 1}}, Vector{ForwardDiff.Dual{ForwardDiff.Tag{DiffEqBase.OrdinaryDiffEqTag, Float64}, Float64, 1}}, @NamedTuple{α::Float64}, Float64}}, FunctionWrappers.FunctionWrapper{Nothing, Tuple{Vector{ForwardDiff.Dual{ForwardDiff.Tag{DiffEqBase.OrdinaryDiffEqTag, Float64}, Float64, 1}}, Vector{Float64}, @NamedTuple{α::Float64}, ForwardDiff.Dual{ForwardDiff.Tag{DiffEqBase.OrdinaryDiffEqTag, Float64}, Float64, 1}}}, FunctionWrappers.FunctionWrapper{Nothing, Tuple{Vector{ForwardDiff.Dual{ForwardDiff.Tag{DiffEqBase.OrdinaryDiffEqTag, Float64}, Float64, 1}}, Vector{ForwardDiff.Dual{ForwardDiff.Tag{DiffEqBase.OrdinaryDiffEqTag, Float64}, Float64, 1}}, @NamedTuple{α::Float64}, ForwardDiff.Dual{ForwardDiff.Tag{DiffEqBase.OrdinaryDiffEqTag, Float64}, Float64, 1}}}}, false}, LinearAlgebra.UniformScaling{Bool}, Nothing, Nothing, Nothing, Nothing, Nothing, Nothing, Nothing, Nothing, Nothing, Nothing, Nothing, typeof(SciMLBase.DEFAULT_OBSERVED), Nothing, Nothing, Nothing, Nothing}"), (:f, :mass_matrix, :analytic, :tgrad, :jac, :jvp, :vjp, :jac_prototype, :sparsity, :Wfact, :Wfact_t, :W_prototype, :paramjac, :observed, :colorvec, :sys, :initialization_data, :nlstep_data), Tuple{FunctionWrappersWrappers.FunctionWrappersWrapper{Tuple{FunctionWrappers.FunctionWrapper{Nothing, Tuple{Vector{Float64}, Vector{Float64}, @NamedTuple{α::Float64}, Float64}}, FunctionWrappers.FunctionWrapper{Nothing, Tuple{Vector{ForwardDiff.Dual{ForwardDiff.Tag{DiffEqBase.OrdinaryDiffEqTag, Float64}, Float64, 1}}, Vector{ForwardDiff.Dual{ForwardDiff.Tag{DiffEqBase.OrdinaryDiffEqTag, Float64}, Float64, 1}}, @NamedTuple{α::Float64}, Float64}}, FunctionWrappers.FunctionWrapper{Nothing, Tuple{Vector{ForwardDiff.Dual{ForwardDiff.Tag{DiffEqBase.OrdinaryDiffEqTag, Float64}, Float64, 1}}, Vector{Float64}, @NamedTuple{α::Float64}, ForwardDiff.Dual{ForwardDiff.Tag{DiffEqBase.OrdinaryDiffEqTag, Float64}, Float64, 1}}}, FunctionWrappers.FunctionWrapper{Nothing, Tuple{Vector{ForwardDiff.Dual{ForwardDiff.Tag{DiffEqBase.OrdinaryDiffEqTag, Float64}, Float64, 1}}, Vector{ForwardDiff.Dual{ForwardDiff.Tag{DiffEqBase.OrdinaryDiffEqTag, Float64}, Float64, 1}}, @NamedTuple{α::Float64}, ForwardDiff.Dual{ForwardDiff.Tag{DiffEqBase.OrdinaryDiffEqTag, Float64}, Float64, 1}}}}, false}, LinearAlgebra.UniformScaling{Bool}, Nothing, Nothing, Nothing, Nothing, Nothing, Nothing, Nothing, Nothing, Nothing, Nothing, Nothing, typeof(SciMLBase.DEFAULT_OBSERVED), Vararg{Nothing, 4}}}, Vector{Vector{Float64}}, Vector{Float64}, Vector{Vector{Vector{Float64}}}, Nothing, OrdinaryDiffEqTsit5.Tsit5Cache{Vector{Float64}, Vector{Float64}, Vector{Float64}, typeof(OrdinaryDiffEqCore.trivial_limiter!), typeof(OrdinaryDiffEqCore.trivial_limiter!), Static.False}, Nothing},SciMLBase.DEStats,Nothing,Nothing,Nothing,Nothing}; reading as ODESolution{Float64, 2, Vector{Vector{Float64}}, Nothing, Nothing, Vector{Float64}, Vector{Vector{Vector{Float64}}}, Nothing, Any, Tsit5{typeof(OrdinaryDiffEqCore.trivial_limiter!), typeof(OrdinaryDiffEqCore.trivial_limiter!), Static.False}, OrdinaryDiffEqCore.InterpolationData{JLD2.ReconstructedStatic{Symbol("ODEFunction{true, SciMLBase.AutoSpecialize, FunctionWrappersWrappers.FunctionWrappersWrapper{Tuple{FunctionWrappers.FunctionWrapper{Nothing, Tuple{Vector{Float64}, Vector{Float64}, @NamedTuple{α::Float64}, Float64}}, FunctionWrappers.FunctionWrapper{Nothing, Tuple{Vector{ForwardDiff.Dual{ForwardDiff.Tag{DiffEqBase.OrdinaryDiffEqTag, Float64}, Float64, 1}}, Vector{ForwardDiff.Dual{ForwardDiff.Tag{DiffEqBase.OrdinaryDiffEqTag, Float64}, Float64, 1}}, @NamedTuple{α::Float64}, Float64}}, FunctionWrappers.FunctionWrapper{Nothing, Tuple{Vector{ForwardDiff.Dual{ForwardDiff.Tag{DiffEqBase.OrdinaryDiffEqTag, Float64}, Float64, 1}}, Vector{Float64}, @NamedTuple{α::Float64}, ForwardDiff.Dual{ForwardDiff.Tag{DiffEqBase.OrdinaryDiffEqTag, Float64}, Float64, 1}}}, FunctionWrappers.FunctionWrapper{Nothing, Tuple{Vector{ForwardDiff.Dual{ForwardDiff.Tag{DiffEqBase.OrdinaryDiffEqTag, Float64}, Float64, 1}}, Vector{ForwardDiff.Dual{ForwardDiff.Tag{DiffEqBase.OrdinaryDiffEqTag, Float64}, Float64, 1}}, @NamedTuple{α::Float64}, ForwardDiff.Dual{ForwardDiff.Tag{DiffEqBase.OrdinaryDiffEqTag, Float64}, Float64, 1}}}}, false}, LinearAlgebra.UniformScaling{Bool}, Nothing, Nothing, Nothing, Nothing, Nothing, Nothing, Nothing, Nothing, Nothing, Nothing, Nothing, typeof(SciMLBase.DEFAULT_OBSERVED), Nothing, Nothing, Nothing, Nothing}"), (:f, :mass_matrix, :analytic, :tgrad, :jac, :jvp, :vjp, :jac_prototype, :sparsity, :Wfact, :Wfact_t, :W_prototype, :paramjac, :observed, :colorvec, :sys, :initialization_data, :nlstep_data), Tuple{FunctionWrappersWrappers.FunctionWrappersWrapper{Tuple{FunctionWrappers.FunctionWrapper{Nothing, Tuple{Vector{Float64}, Vector{Float64}, @NamedTuple{α::Float64}, Float64}}, FunctionWrappers.FunctionWrapper{Nothing, Tuple{Vector{ForwardDiff.Dual{ForwardDiff.Tag{DiffEqBase.OrdinaryDiffEqTag, Float64}, Float64, 1}}, Vector{ForwardDiff.Dual{ForwardDiff.Tag{DiffEqBase.OrdinaryDiffEqTag, Float64}, Float64, 1}}, @NamedTuple{α::Float64}, Float64}}, FunctionWrappers.FunctionWrapper{Nothing, Tuple{Vector{ForwardDiff.Dual{ForwardDiff.Tag{DiffEqBase.OrdinaryDiffEqTag, Float64}, Float64, 1}}, Vector{Float64}, @NamedTuple{α::Float64}, ForwardDiff.Dual{ForwardDiff.Tag{DiffEqBase.OrdinaryDiffEqTag, Float64}, Float64, 1}}}, FunctionWrappers.FunctionWrapper{Nothing, Tuple{Vector{ForwardDiff.Dual{ForwardDiff.Tag{DiffEqBase.OrdinaryDiffEqTag, Float64}, Float64, 1}}, Vector{ForwardDiff.Dual{ForwardDiff.Tag{DiffEqBase.OrdinaryDiffEqTag, Float64}, Float64, 1}}, @NamedTuple{α::Float64}, ForwardDiff.Dual{ForwardDiff.Tag{DiffEqBase.OrdinaryDiffEqTag, Float64}, Float64, 1}}}}, false}, LinearAlgebra.UniformScaling{Bool}, Nothing, Nothing, Nothing, Nothing, Nothing, Nothing, Nothing, Nothing, Nothing, Nothing, Nothing, typeof(SciMLBase.DEFAULT_OBSERVED), Vararg{Nothing, 4}}}, Vector{Vector{Float64}}, Vector{Float64}, Vector{Vector{Vector{Float64}}}, Nothing, OrdinaryDiffEqTsit5.Tsit5Cache{Vector{Float64}, Vector{Float64}, Vector{Float64}, typeof(OrdinaryDiffEqCore.trivial_limiter!), typeof(OrdinaryDiffEqCore.trivial_limiter!), Static.False}, Nothing}, SciMLBase.DEStats, Nothing, Nothing, Nothing, Nothing}</w:t>
+      </w:r>
+      <w:r>
+        <w:br/>
+      </w:r>
+      <w:r>
+        <w:rPr>
+          <w:rStyle w:val="VerbatimChar"/>
+        </w:rPr>
+        <w:t xml:space="preserve">└ @ JLD2 C:\Users\Magis\.julia\packages\JLD2\hbsZG\src\data\reconstructing_datatypes.jl:580</w:t>
+      </w:r>
+      <w:r>
+        <w:br/>
+      </w:r>
+      <w:r>
+        <w:rPr>
+          <w:rStyle w:val="VerbatimChar"/>
+        </w:rPr>
+        <w:t xml:space="preserve">┌ Warning: some parameters could not be resolved for type ODEProblem{Vector{Float64},Tuple{Float64, Float64},true,@NamedTuple{α::Float64},JLD2.ReconstructedStatic{Symbol("ODEFunction{true, SciMLBase.AutoSpecialize, FunctionWrappersWrappers.FunctionWrappersWrapper{Tuple{FunctionWrappers.FunctionWrapper{Nothing, Tuple{Vector{Float64}, Vector{Float64}, @NamedTuple{α::Float64}, Float64}}, FunctionWrappers.FunctionWrapper{Nothing, Tuple{Vector{ForwardDiff.Dual{ForwardDiff.Tag{DiffEqBase.OrdinaryDiffEqTag, Float64}, Float64, 1}}, Vector{ForwardDiff.Dual{ForwardDiff.Tag{DiffEqBase.OrdinaryDiffEqTag, Float64}, Float64, 1}}, @NamedTuple{α::Float64}, Float64}}, FunctionWrappers.FunctionWrapper{Nothing, Tuple{Vector{ForwardDiff.Dual{ForwardDiff.Tag{DiffEqBase.OrdinaryDiffEqTag, Float64}, Float64, 1}}, Vector{Float64}, @NamedTuple{α::Float64}, ForwardDiff.Dual{ForwardDiff.Tag{DiffEqBase.OrdinaryDiffEqTag, Float64}, Float64, 1}}}, FunctionWrappers.FunctionWrapper{Nothing, Tuple{Vector{ForwardDiff.Dual{ForwardDiff.Tag{DiffEqBase.OrdinaryDiffEqTag, Float64}, Float64, 1}}, Vector{ForwardDiff.Dual{ForwardDiff.Tag{DiffEqBase.OrdinaryDiffEqTag, Float64}, Float64, 1}}, @NamedTuple{α::Float64}, ForwardDiff.Dual{ForwardDiff.Tag{DiffEqBase.OrdinaryDiffEqTag, Float64}, Float64, 1}}}}, false}, LinearAlgebra.UniformScaling{Bool}, Nothing, Nothing, Nothing, Nothing, Nothing, Nothing, Nothing, Nothing, Nothing, Nothing, Nothing, typeof(SciMLBase.DEFAULT_OBSERVED), Nothing, Nothing, Nothing, Nothing}"), (:f, :mass_matrix, :analytic, :tgrad, :jac, :jvp, :vjp, :jac_prototype, :sparsity, :Wfact, :Wfact_t, :W_prototype, :paramjac, :observed, :colorvec, :sys, :initialization_data, :nlstep_data), Tuple{FunctionWrappersWrappers.FunctionWrappersWrapper{Tuple{FunctionWrappers.FunctionWrapper{Nothing, Tuple{Vector{Float64}, Vector{Float64}, @NamedTuple{α::Float64}, Float64}}, FunctionWrappers.FunctionWrapper{Nothing, Tuple{Vector{ForwardDiff.Dual{ForwardDiff.Tag{DiffEqBase.OrdinaryDiffEqTag, Float64}, Float64, 1}}, Vector{ForwardDiff.Dual{ForwardDiff.Tag{DiffEqBase.OrdinaryDiffEqTag, Float64}, Float64, 1}}, @NamedTuple{α::Float64}, Float64}}, FunctionWrappers.FunctionWrapper{Nothing, Tuple{Vector{ForwardDiff.Dual{ForwardDiff.Tag{DiffEqBase.OrdinaryDiffEqTag, Float64}, Float64, 1}}, Vector{Float64}, @NamedTuple{α::Float64}, ForwardDiff.Dual{ForwardDiff.Tag{DiffEqBase.OrdinaryDiffEqTag, Float64}, Float64, 1}}}, FunctionWrappers.FunctionWrapper{Nothing, Tuple{Vector{ForwardDiff.Dual{ForwardDiff.Tag{DiffEqBase.OrdinaryDiffEqTag, Float64}, Float64, 1}}, Vector{ForwardDiff.Dual{ForwardDiff.Tag{DiffEqBase.OrdinaryDiffEqTag, Float64}, Float64, 1}}, @NamedTuple{α::Float64}, ForwardDiff.Dual{ForwardDiff.Tag{DiffEqBase.OrdinaryDiffEqTag, Float64}, Float64, 1}}}}, false}, LinearAlgebra.UniformScaling{Bool}, Nothing, Nothing, Nothing, Nothing, Nothing, Nothing, Nothing, Nothing, Nothing, Nothing, Nothing, typeof(SciMLBase.DEFAULT_OBSERVED), Vararg{Nothing, 4}}},Base.Pairs{Symbol, Union{}, Nothing, @NamedTuple{}},SciMLBase.StandardODEProblem}; reading as ODEProblem{Vector{Float64}, Tuple{Float64, Float64}, true, @NamedTuple{α::Float64}, JLD2.ReconstructedStatic{Symbol("ODEFunction{true, SciMLBase.AutoSpecialize, FunctionWrappersWrappers.FunctionWrappersWrapper{Tuple{FunctionWrappers.FunctionWrapper{Nothing, Tuple{Vector{Float64}, Vector{Float64}, @NamedTuple{α::Float64}, Float64}}, FunctionWrappers.FunctionWrapper{Nothing, Tuple{Vector{ForwardDiff.Dual{ForwardDiff.Tag{DiffEqBase.OrdinaryDiffEqTag, Float64}, Float64, 1}}, Vector{ForwardDiff.Dual{ForwardDiff.Tag{DiffEqBase.OrdinaryDiffEqTag, Float64}, Float64, 1}}, @NamedTuple{α::Float64}, Float64}}, FunctionWrappers.FunctionWrapper{Nothing, Tuple{Vector{ForwardDiff.Dual{ForwardDiff.Tag{DiffEqBase.OrdinaryDiffEqTag, Float64}, Float64, 1}}, Vector{Float64}, @NamedTuple{α::Float64}, ForwardDiff.Dual{ForwardDiff.Tag{DiffEqBase.OrdinaryDiffEqTag, Float64}, Float64, 1}}}, FunctionWrappers.FunctionWrapper{Nothing, Tuple{Vector{ForwardDiff.Dual{ForwardDiff.Tag{DiffEqBase.OrdinaryDiffEqTag, Float64}, Float64, 1}}, Vector{ForwardDiff.Dual{ForwardDiff.Tag{DiffEqBase.OrdinaryDiffEqTag, Float64}, Float64, 1}}, @NamedTuple{α::Float64}, ForwardDiff.Dual{ForwardDiff.Tag{DiffEqBase.OrdinaryDiffEqTag, Float64}, Float64, 1}}}}, false}, LinearAlgebra.UniformScaling{Bool}, Nothing, Nothing, Nothing, Nothing, Nothing, Nothing, Nothing, Nothing, Nothing, Nothing, Nothing, typeof(SciMLBase.DEFAULT_OBSERVED), Nothing, Nothing, Nothing, Nothing}"), (:f, :mass_matrix, :analytic, :tgrad, :jac, :jvp, :vjp, :jac_prototype, :sparsity, :Wfact, :Wfact_t, :W_prototype, :paramjac, :observed, :colorvec, :sys, :initialization_data, :nlstep_data), Tuple{FunctionWrappersWrappers.FunctionWrappersWrapper{Tuple{FunctionWrappers.FunctionWrapper{Nothing, Tuple{Vector{Float64}, Vector{Float64}, @NamedTuple{α::Float64}, Float64}}, FunctionWrappers.FunctionWrapper{Nothing, Tuple{Vector{ForwardDiff.Dual{ForwardDiff.Tag{DiffEqBase.OrdinaryDiffEqTag, Float64}, Float64, 1}}, Vector{ForwardDiff.Dual{ForwardDiff.Tag{DiffEqBase.OrdinaryDiffEqTag, Float64}, Float64, 1}}, @NamedTuple{α::Float64}, Float64}}, FunctionWrappers.FunctionWrapper{Nothing, Tuple{Vector{ForwardDiff.Dual{ForwardDiff.Tag{DiffEqBase.OrdinaryDiffEqTag, Float64}, Float64, 1}}, Vector{Float64}, @NamedTuple{α::Float64}, ForwardDiff.Dual{ForwardDiff.Tag{DiffEqBase.OrdinaryDiffEqTag, Float64}, Float64, 1}}}, FunctionWrappers.FunctionWrapper{Nothing, Tuple{Vector{ForwardDiff.Dual{ForwardDiff.Tag{DiffEqBase.OrdinaryDiffEqTag, Float64}, Float64, 1}}, Vector{ForwardDiff.Dual{ForwardDiff.Tag{DiffEqBase.OrdinaryDiffEqTag, Float64}, Float64, 1}}, @NamedTuple{α::Float64}, ForwardDiff.Dual{ForwardDiff.Tag{DiffEqBase.OrdinaryDiffEqTag, Float64}, Float64, 1}}}}, false}, LinearAlgebra.UniformScaling{Bool}, Nothing, Nothing, Nothing, Nothing, Nothing, Nothing, Nothing, Nothing, Nothing, Nothing, Nothing, typeof(SciMLBase.DEFAULT_OBSERVED), Vararg{Nothing, 4}}}, Base.Pairs{Symbol, Union{}, Nothing, @NamedTuple{}}, SciMLBase.StandardODEProblem}</w:t>
+      </w:r>
+      <w:r>
+        <w:br/>
+      </w:r>
+      <w:r>
+        <w:rPr>
+          <w:rStyle w:val="VerbatimChar"/>
+        </w:rPr>
+        <w:t xml:space="preserve">└ @ JLD2 C:\Users\Magis\.julia\packages\JLD2\hbsZG\src\data\reconstructing_datatypes.jl:580</w:t>
+      </w:r>
+      <w:r>
+        <w:br/>
+      </w:r>
+      <w:r>
+        <w:rPr>
+          <w:rStyle w:val="VerbatimChar"/>
+        </w:rPr>
         <w:t xml:space="preserve">┌ Warning: Using the standard Julia project.</w:t>
       </w:r>
       <w:r>
@@ -4719,6 +6175,78 @@
         <w:rPr>
           <w:rStyle w:val="VerbatimChar"/>
         </w:rPr>
+        <w:t xml:space="preserve">┌ Warning: read type ODEFunction{true, SciMLBase.AutoSpecialize, FunctionWrappersWrappers.FunctionWrappersWrapper{Tuple{FunctionWrappers.FunctionWrapper{Nothing, Tuple{Vector{Float64}, Vector{Float64}, @NamedTuple{α::Float64}, Float64}}, FunctionWrappers.FunctionWrapper{Nothing, Tuple{Vector{ForwardDiff.Dual{ForwardDiff.Tag{DiffEqBase.OrdinaryDiffEqTag, Float64}, Float64, 1}}, Vector{ForwardDiff.Dual{ForwardDiff.Tag{DiffEqBase.OrdinaryDiffEqTag, Float64}, Float64, 1}}, @NamedTuple{α::Float64}, Float64}}, FunctionWrappers.FunctionWrapper{Nothing, Tuple{Vector{ForwardDiff.Dual{ForwardDiff.Tag{DiffEqBase.OrdinaryDiffEqTag, Float64}, Float64, 1}}, Vector{Float64}, @NamedTuple{α::Float64}, ForwardDiff.Dual{ForwardDiff.Tag{DiffEqBase.OrdinaryDiffEqTag, Float64}, Float64, 1}}}, FunctionWrappers.FunctionWrapper{Nothing, Tuple{Vector{ForwardDiff.Dual{ForwardDiff.Tag{DiffEqBase.OrdinaryDiffEqTag, Float64}, Float64, 1}}, Vector{ForwardDiff.Dual{ForwardDiff.Tag{DiffEqBase.OrdinaryDiffEqTag, Float64}, Float64, 1}}, @NamedTuple{α::Float64}, ForwardDiff.Dual{ForwardDiff.Tag{DiffEqBase.OrdinaryDiffEqTag, Float64}, Float64, 1}}}}, false}, LinearAlgebra.UniformScaling{Bool}, Nothing, Nothing, Nothing, Nothing, Nothing, Nothing, Nothing, Nothing, Nothing, Nothing, Nothing, typeof(SciMLBase.DEFAULT_OBSERVED), Nothing, Nothing, Nothing, Nothing} is not a leaf type in workspace; reconstructing</w:t>
+      </w:r>
+      <w:r>
+        <w:br/>
+      </w:r>
+      <w:r>
+        <w:rPr>
+          <w:rStyle w:val="VerbatimChar"/>
+        </w:rPr>
+        <w:t xml:space="preserve">└ @ JLD2 C:\Users\Magis\.julia\packages\JLD2\hbsZG\src\data\reconstructing_datatypes.jl:282</w:t>
+      </w:r>
+      <w:r>
+        <w:br/>
+      </w:r>
+      <w:r>
+        <w:rPr>
+          <w:rStyle w:val="VerbatimChar"/>
+        </w:rPr>
+        <w:t xml:space="preserve">┌ Warning: some parameters could not be resolved for type OrdinaryDiffEqCore.InterpolationData{JLD2.ReconstructedStatic{Symbol("ODEFunction{true, SciMLBase.AutoSpecialize, FunctionWrappersWrappers.FunctionWrappersWrapper{Tuple{FunctionWrappers.FunctionWrapper{Nothing, Tuple{Vector{Float64}, Vector{Float64}, @NamedTuple{α::Float64}, Float64}}, FunctionWrappers.FunctionWrapper{Nothing, Tuple{Vector{ForwardDiff.Dual{ForwardDiff.Tag{DiffEqBase.OrdinaryDiffEqTag, Float64}, Float64, 1}}, Vector{ForwardDiff.Dual{ForwardDiff.Tag{DiffEqBase.OrdinaryDiffEqTag, Float64}, Float64, 1}}, @NamedTuple{α::Float64}, Float64}}, FunctionWrappers.FunctionWrapper{Nothing, Tuple{Vector{ForwardDiff.Dual{ForwardDiff.Tag{DiffEqBase.OrdinaryDiffEqTag, Float64}, Float64, 1}}, Vector{Float64}, @NamedTuple{α::Float64}, ForwardDiff.Dual{ForwardDiff.Tag{DiffEqBase.OrdinaryDiffEqTag, Float64}, Float64, 1}}}, FunctionWrappers.FunctionWrapper{Nothing, Tuple{Vector{ForwardDiff.Dual{ForwardDiff.Tag{DiffEqBase.OrdinaryDiffEqTag, Float64}, Float64, 1}}, Vector{ForwardDiff.Dual{ForwardDiff.Tag{DiffEqBase.OrdinaryDiffEqTag, Float64}, Float64, 1}}, @NamedTuple{α::Float64}, ForwardDiff.Dual{ForwardDiff.Tag{DiffEqBase.OrdinaryDiffEqTag, Float64}, Float64, 1}}}}, false}, LinearAlgebra.UniformScaling{Bool}, Nothing, Nothing, Nothing, Nothing, Nothing, Nothing, Nothing, Nothing, Nothing, Nothing, Nothing, typeof(SciMLBase.DEFAULT_OBSERVED), Nothing, Nothing, Nothing, Nothing}"), (:f, :mass_matrix, :analytic, :tgrad, :jac, :jvp, :vjp, :jac_prototype, :sparsity, :Wfact, :Wfact_t, :W_prototype, :paramjac, :observed, :colorvec, :sys, :initialization_data, :nlstep_data), Tuple{FunctionWrappersWrappers.FunctionWrappersWrapper{Tuple{FunctionWrappers.FunctionWrapper{Nothing, Tuple{Vector{Float64}, Vector{Float64}, @NamedTuple{α::Float64}, Float64}}, FunctionWrappers.FunctionWrapper{Nothing, Tuple{Vector{ForwardDiff.Dual{ForwardDiff.Tag{DiffEqBase.OrdinaryDiffEqTag, Float64}, Float64, 1}}, Vector{ForwardDiff.Dual{ForwardDiff.Tag{DiffEqBase.OrdinaryDiffEqTag, Float64}, Float64, 1}}, @NamedTuple{α::Float64}, Float64}}, FunctionWrappers.FunctionWrapper{Nothing, Tuple{Vector{ForwardDiff.Dual{ForwardDiff.Tag{DiffEqBase.OrdinaryDiffEqTag, Float64}, Float64, 1}}, Vector{Float64}, @NamedTuple{α::Float64}, ForwardDiff.Dual{ForwardDiff.Tag{DiffEqBase.OrdinaryDiffEqTag, Float64}, Float64, 1}}}, FunctionWrappers.FunctionWrapper{Nothing, Tuple{Vector{ForwardDiff.Dual{ForwardDiff.Tag{DiffEqBase.OrdinaryDiffEqTag, Float64}, Float64, 1}}, Vector{ForwardDiff.Dual{ForwardDiff.Tag{DiffEqBase.OrdinaryDiffEqTag, Float64}, Float64, 1}}, @NamedTuple{α::Float64}, ForwardDiff.Dual{ForwardDiff.Tag{DiffEqBase.OrdinaryDiffEqTag, Float64}, Float64, 1}}}}, false}, LinearAlgebra.UniformScaling{Bool}, Nothing, Nothing, Nothing, Nothing, Nothing, Nothing, Nothing, Nothing, Nothing, Nothing, Nothing, typeof(SciMLBase.DEFAULT_OBSERVED), Vararg{Nothing, 4}}},Vector{Vector{Float64}},Vector{Float64},Vector{Vector{Vector{Float64}}},Nothing,OrdinaryDiffEqTsit5.Tsit5Cache{Vector{Float64}, Vector{Float64}, Vector{Float64}, typeof(OrdinaryDiffEqCore.trivial_limiter!), typeof(OrdinaryDiffEqCore.trivial_limiter!), Static.False},Nothing}; reading as OrdinaryDiffEqCore.InterpolationData{JLD2.ReconstructedStatic{Symbol("ODEFunction{true, SciMLBase.AutoSpecialize, FunctionWrappersWrappers.FunctionWrappersWrapper{Tuple{FunctionWrappers.FunctionWrapper{Nothing, Tuple{Vector{Float64}, Vector{Float64}, @NamedTuple{α::Float64}, Float64}}, FunctionWrappers.FunctionWrapper{Nothing, Tuple{Vector{ForwardDiff.Dual{ForwardDiff.Tag{DiffEqBase.OrdinaryDiffEqTag, Float64}, Float64, 1}}, Vector{ForwardDiff.Dual{ForwardDiff.Tag{DiffEqBase.OrdinaryDiffEqTag, Float64}, Float64, 1}}, @NamedTuple{α::Float64}, Float64}}, FunctionWrappers.FunctionWrapper{Nothing, Tuple{Vector{ForwardDiff.Dual{ForwardDiff.Tag{DiffEqBase.OrdinaryDiffEqTag, Float64}, Float64, 1}}, Vector{Float64}, @NamedTuple{α::Float64}, ForwardDiff.Dual{ForwardDiff.Tag{DiffEqBase.OrdinaryDiffEqTag, Float64}, Float64, 1}}}, FunctionWrappers.FunctionWrapper{Nothing, Tuple{Vector{ForwardDiff.Dual{ForwardDiff.Tag{DiffEqBase.OrdinaryDiffEqTag, Float64}, Float64, 1}}, Vector{ForwardDiff.Dual{ForwardDiff.Tag{DiffEqBase.OrdinaryDiffEqTag, Float64}, Float64, 1}}, @NamedTuple{α::Float64}, ForwardDiff.Dual{ForwardDiff.Tag{DiffEqBase.OrdinaryDiffEqTag, Float64}, Float64, 1}}}}, false}, LinearAlgebra.UniformScaling{Bool}, Nothing, Nothing, Nothing, Nothing, Nothing, Nothing, Nothing, Nothing, Nothing, Nothing, Nothing, typeof(SciMLBase.DEFAULT_OBSERVED), Nothing, Nothing, Nothing, Nothing}"), (:f, :mass_matrix, :analytic, :tgrad, :jac, :jvp, :vjp, :jac_prototype, :sparsity, :Wfact, :Wfact_t, :W_prototype, :paramjac, :observed, :colorvec, :sys, :initialization_data, :nlstep_data), Tuple{FunctionWrappersWrappers.FunctionWrappersWrapper{Tuple{FunctionWrappers.FunctionWrapper{Nothing, Tuple{Vector{Float64}, Vector{Float64}, @NamedTuple{α::Float64}, Float64}}, FunctionWrappers.FunctionWrapper{Nothing, Tuple{Vector{ForwardDiff.Dual{ForwardDiff.Tag{DiffEqBase.OrdinaryDiffEqTag, Float64}, Float64, 1}}, Vector{ForwardDiff.Dual{ForwardDiff.Tag{DiffEqBase.OrdinaryDiffEqTag, Float64}, Float64, 1}}, @NamedTuple{α::Float64}, Float64}}, FunctionWrappers.FunctionWrapper{Nothing, Tuple{Vector{ForwardDiff.Dual{ForwardDiff.Tag{DiffEqBase.OrdinaryDiffEqTag, Float64}, Float64, 1}}, Vector{Float64}, @NamedTuple{α::Float64}, ForwardDiff.Dual{ForwardDiff.Tag{DiffEqBase.OrdinaryDiffEqTag, Float64}, Float64, 1}}}, FunctionWrappers.FunctionWrapper{Nothing, Tuple{Vector{ForwardDiff.Dual{ForwardDiff.Tag{DiffEqBase.OrdinaryDiffEqTag, Float64}, Float64, 1}}, Vector{ForwardDiff.Dual{ForwardDiff.Tag{DiffEqBase.OrdinaryDiffEqTag, Float64}, Float64, 1}}, @NamedTuple{α::Float64}, ForwardDiff.Dual{ForwardDiff.Tag{DiffEqBase.OrdinaryDiffEqTag, Float64}, Float64, 1}}}}, false}, LinearAlgebra.UniformScaling{Bool}, Nothing, Nothing, Nothing, Nothing, Nothing, Nothing, Nothing, Nothing, Nothing, Nothing, Nothing, typeof(SciMLBase.DEFAULT_OBSERVED), Vararg{Nothing, 4}}}, Vector{Vector{Float64}}, Vector{Float64}, Vector{Vector{Vector{Float64}}}, Nothing, OrdinaryDiffEqTsit5.Tsit5Cache{Vector{Float64}, Vector{Float64}, Vector{Float64}, typeof(OrdinaryDiffEqCore.trivial_limiter!), typeof(OrdinaryDiffEqCore.trivial_limiter!), Static.False}, Nothing}</w:t>
+      </w:r>
+      <w:r>
+        <w:br/>
+      </w:r>
+      <w:r>
+        <w:rPr>
+          <w:rStyle w:val="VerbatimChar"/>
+        </w:rPr>
+        <w:t xml:space="preserve">└ @ JLD2 C:\Users\Magis\.julia\packages\JLD2\hbsZG\src\data\reconstructing_datatypes.jl:580</w:t>
+      </w:r>
+      <w:r>
+        <w:br/>
+      </w:r>
+      <w:r>
+        <w:rPr>
+          <w:rStyle w:val="VerbatimChar"/>
+        </w:rPr>
+        <w:t xml:space="preserve">┌ Warning: some parameters could not be resolved for type ODESolution{Float64,2,Vector{Vector{Float64}},Nothing,Nothing,Vector{Float64},Vector{Vector{Vector{Float64}}},Nothing,ODEProblem{Vector{Float64},Tuple{Float64, Float64},true,@NamedTuple{α::Float64},JLD2.ReconstructedStatic{Symbol("ODEFunction{true, SciMLBase.AutoSpecialize, FunctionWrappersWrappers.FunctionWrappersWrapper{Tuple{FunctionWrappers.FunctionWrapper{Nothing, Tuple{Vector{Float64}, Vector{Float64}, @NamedTuple{α::Float64}, Float64}}, FunctionWrappers.FunctionWrapper{Nothing, Tuple{Vector{ForwardDiff.Dual{ForwardDiff.Tag{DiffEqBase.OrdinaryDiffEqTag, Float64}, Float64, 1}}, Vector{ForwardDiff.Dual{ForwardDiff.Tag{DiffEqBase.OrdinaryDiffEqTag, Float64}, Float64, 1}}, @NamedTuple{α::Float64}, Float64}}, FunctionWrappers.FunctionWrapper{Nothing, Tuple{Vector{ForwardDiff.Dual{ForwardDiff.Tag{DiffEqBase.OrdinaryDiffEqTag, Float64}, Float64, 1}}, Vector{Float64}, @NamedTuple{α::Float64}, ForwardDiff.Dual{ForwardDiff.Tag{DiffEqBase.OrdinaryDiffEqTag, Float64}, Float64, 1}}}, FunctionWrappers.FunctionWrapper{Nothing, Tuple{Vector{ForwardDiff.Dual{ForwardDiff.Tag{DiffEqBase.OrdinaryDiffEqTag, Float64}, Float64, 1}}, Vector{ForwardDiff.Dual{ForwardDiff.Tag{DiffEqBase.OrdinaryDiffEqTag, Float64}, Float64, 1}}, @NamedTuple{α::Float64}, ForwardDiff.Dual{ForwardDiff.Tag{DiffEqBase.OrdinaryDiffEqTag, Float64}, Float64, 1}}}}, false}, LinearAlgebra.UniformScaling{Bool}, Nothing, Nothing, Nothing, Nothing, Nothing, Nothing, Nothing, Nothing, Nothing, Nothing, Nothing, typeof(SciMLBase.DEFAULT_OBSERVED), Nothing, Nothing, Nothing, Nothing}"), (:f, :mass_matrix, :analytic, :tgrad, :jac, :jvp, :vjp, :jac_prototype, :sparsity, :Wfact, :Wfact_t, :W_prototype, :paramjac, :observed, :colorvec, :sys, :initialization_data, :nlstep_data), Tuple{FunctionWrappersWrappers.FunctionWrappersWrapper{Tuple{FunctionWrappers.FunctionWrapper{Nothing, Tuple{Vector{Float64}, Vector{Float64}, @NamedTuple{α::Float64}, Float64}}, FunctionWrappers.FunctionWrapper{Nothing, Tuple{Vector{ForwardDiff.Dual{ForwardDiff.Tag{DiffEqBase.OrdinaryDiffEqTag, Float64}, Float64, 1}}, Vector{ForwardDiff.Dual{ForwardDiff.Tag{DiffEqBase.OrdinaryDiffEqTag, Float64}, Float64, 1}}, @NamedTuple{α::Float64}, Float64}}, FunctionWrappers.FunctionWrapper{Nothing, Tuple{Vector{ForwardDiff.Dual{ForwardDiff.Tag{DiffEqBase.OrdinaryDiffEqTag, Float64}, Float64, 1}}, Vector{Float64}, @NamedTuple{α::Float64}, ForwardDiff.Dual{ForwardDiff.Tag{DiffEqBase.OrdinaryDiffEqTag, Float64}, Float64, 1}}}, FunctionWrappers.FunctionWrapper{Nothing, Tuple{Vector{ForwardDiff.Dual{ForwardDiff.Tag{DiffEqBase.OrdinaryDiffEqTag, Float64}, Float64, 1}}, Vector{ForwardDiff.Dual{ForwardDiff.Tag{DiffEqBase.OrdinaryDiffEqTag, Float64}, Float64, 1}}, @NamedTuple{α::Float64}, ForwardDiff.Dual{ForwardDiff.Tag{DiffEqBase.OrdinaryDiffEqTag, Float64}, Float64, 1}}}}, false}, LinearAlgebra.UniformScaling{Bool}, Nothing, Nothing, Nothing, Nothing, Nothing, Nothing, Nothing, Nothing, Nothing, Nothing, Nothing, typeof(SciMLBase.DEFAULT_OBSERVED), Vararg{Nothing, 4}}},Base.Pairs{Symbol, Union{}, Nothing, @NamedTuple{}},SciMLBase.StandardODEProblem},Tsit5{typeof(OrdinaryDiffEqCore.trivial_limiter!), typeof(OrdinaryDiffEqCore.trivial_limiter!), Static.False},OrdinaryDiffEqCore.InterpolationData{JLD2.ReconstructedStatic{Symbol("ODEFunction{true, SciMLBase.AutoSpecialize, FunctionWrappersWrappers.FunctionWrappersWrapper{Tuple{FunctionWrappers.FunctionWrapper{Nothing, Tuple{Vector{Float64}, Vector{Float64}, @NamedTuple{α::Float64}, Float64}}, FunctionWrappers.FunctionWrapper{Nothing, Tuple{Vector{ForwardDiff.Dual{ForwardDiff.Tag{DiffEqBase.OrdinaryDiffEqTag, Float64}, Float64, 1}}, Vector{ForwardDiff.Dual{ForwardDiff.Tag{DiffEqBase.OrdinaryDiffEqTag, Float64}, Float64, 1}}, @NamedTuple{α::Float64}, Float64}}, FunctionWrappers.FunctionWrapper{Nothing, Tuple{Vector{ForwardDiff.Dual{ForwardDiff.Tag{DiffEqBase.OrdinaryDiffEqTag, Float64}, Float64, 1}}, Vector{Float64}, @NamedTuple{α::Float64}, ForwardDiff.Dual{ForwardDiff.Tag{DiffEqBase.OrdinaryDiffEqTag, Float64}, Float64, 1}}}, FunctionWrappers.FunctionWrapper{Nothing, Tuple{Vector{ForwardDiff.Dual{ForwardDiff.Tag{DiffEqBase.OrdinaryDiffEqTag, Float64}, Float64, 1}}, Vector{ForwardDiff.Dual{ForwardDiff.Tag{DiffEqBase.OrdinaryDiffEqTag, Float64}, Float64, 1}}, @NamedTuple{α::Float64}, ForwardDiff.Dual{ForwardDiff.Tag{DiffEqBase.OrdinaryDiffEqTag, Float64}, Float64, 1}}}}, false}, LinearAlgebra.UniformScaling{Bool}, Nothing, Nothing, Nothing, Nothing, Nothing, Nothing, Nothing, Nothing, Nothing, Nothing, Nothing, typeof(SciMLBase.DEFAULT_OBSERVED), Nothing, Nothing, Nothing, Nothing}"), (:f, :mass_matrix, :analytic, :tgrad, :jac, :jvp, :vjp, :jac_prototype, :sparsity, :Wfact, :Wfact_t, :W_prototype, :paramjac, :observed, :colorvec, :sys, :initialization_data, :nlstep_data), Tuple{FunctionWrappersWrappers.FunctionWrappersWrapper{Tuple{FunctionWrappers.FunctionWrapper{Nothing, Tuple{Vector{Float64}, Vector{Float64}, @NamedTuple{α::Float64}, Float64}}, FunctionWrappers.FunctionWrapper{Nothing, Tuple{Vector{ForwardDiff.Dual{ForwardDiff.Tag{DiffEqBase.OrdinaryDiffEqTag, Float64}, Float64, 1}}, Vector{ForwardDiff.Dual{ForwardDiff.Tag{DiffEqBase.OrdinaryDiffEqTag, Float64}, Float64, 1}}, @NamedTuple{α::Float64}, Float64}}, FunctionWrappers.FunctionWrapper{Nothing, Tuple{Vector{ForwardDiff.Dual{ForwardDiff.Tag{DiffEqBase.OrdinaryDiffEqTag, Float64}, Float64, 1}}, Vector{Float64}, @NamedTuple{α::Float64}, ForwardDiff.Dual{ForwardDiff.Tag{DiffEqBase.OrdinaryDiffEqTag, Float64}, Float64, 1}}}, FunctionWrappers.FunctionWrapper{Nothing, Tuple{Vector{ForwardDiff.Dual{ForwardDiff.Tag{DiffEqBase.OrdinaryDiffEqTag, Float64}, Float64, 1}}, Vector{ForwardDiff.Dual{ForwardDiff.Tag{DiffEqBase.OrdinaryDiffEqTag, Float64}, Float64, 1}}, @NamedTuple{α::Float64}, ForwardDiff.Dual{ForwardDiff.Tag{DiffEqBase.OrdinaryDiffEqTag, Float64}, Float64, 1}}}}, false}, LinearAlgebra.UniformScaling{Bool}, Nothing, Nothing, Nothing, Nothing, Nothing, Nothing, Nothing, Nothing, Nothing, Nothing, Nothing, typeof(SciMLBase.DEFAULT_OBSERVED), Vararg{Nothing, 4}}}, Vector{Vector{Float64}}, Vector{Float64}, Vector{Vector{Vector{Float64}}}, Nothing, OrdinaryDiffEqTsit5.Tsit5Cache{Vector{Float64}, Vector{Float64}, Vector{Float64}, typeof(OrdinaryDiffEqCore.trivial_limiter!), typeof(OrdinaryDiffEqCore.trivial_limiter!), Static.False}, Nothing},SciMLBase.DEStats,Nothing,Nothing,Nothing,Nothing}; reading as ODESolution{Float64, 2, Vector{Vector{Float64}}, Nothing, Nothing, Vector{Float64}, Vector{Vector{Vector{Float64}}}, Nothing, Any, Tsit5{typeof(OrdinaryDiffEqCore.trivial_limiter!), typeof(OrdinaryDiffEqCore.trivial_limiter!), Static.False}, OrdinaryDiffEqCore.InterpolationData{JLD2.ReconstructedStatic{Symbol("ODEFunction{true, SciMLBase.AutoSpecialize, FunctionWrappersWrappers.FunctionWrappersWrapper{Tuple{FunctionWrappers.FunctionWrapper{Nothing, Tuple{Vector{Float64}, Vector{Float64}, @NamedTuple{α::Float64}, Float64}}, FunctionWrappers.FunctionWrapper{Nothing, Tuple{Vector{ForwardDiff.Dual{ForwardDiff.Tag{DiffEqBase.OrdinaryDiffEqTag, Float64}, Float64, 1}}, Vector{ForwardDiff.Dual{ForwardDiff.Tag{DiffEqBase.OrdinaryDiffEqTag, Float64}, Float64, 1}}, @NamedTuple{α::Float64}, Float64}}, FunctionWrappers.FunctionWrapper{Nothing, Tuple{Vector{ForwardDiff.Dual{ForwardDiff.Tag{DiffEqBase.OrdinaryDiffEqTag, Float64}, Float64, 1}}, Vector{Float64}, @NamedTuple{α::Float64}, ForwardDiff.Dual{ForwardDiff.Tag{DiffEqBase.OrdinaryDiffEqTag, Float64}, Float64, 1}}}, FunctionWrappers.FunctionWrapper{Nothing, Tuple{Vector{ForwardDiff.Dual{ForwardDiff.Tag{DiffEqBase.OrdinaryDiffEqTag, Float64}, Float64, 1}}, Vector{ForwardDiff.Dual{ForwardDiff.Tag{DiffEqBase.OrdinaryDiffEqTag, Float64}, Float64, 1}}, @NamedTuple{α::Float64}, ForwardDiff.Dual{ForwardDiff.Tag{DiffEqBase.OrdinaryDiffEqTag, Float64}, Float64, 1}}}}, false}, LinearAlgebra.UniformScaling{Bool}, Nothing, Nothing, Nothing, Nothing, Nothing, Nothing, Nothing, Nothing, Nothing, Nothing, Nothing, typeof(SciMLBase.DEFAULT_OBSERVED), Nothing, Nothing, Nothing, Nothing}"), (:f, :mass_matrix, :analytic, :tgrad, :jac, :jvp, :vjp, :jac_prototype, :sparsity, :Wfact, :Wfact_t, :W_prototype, :paramjac, :observed, :colorvec, :sys, :initialization_data, :nlstep_data), Tuple{FunctionWrappersWrappers.FunctionWrappersWrapper{Tuple{FunctionWrappers.FunctionWrapper{Nothing, Tuple{Vector{Float64}, Vector{Float64}, @NamedTuple{α::Float64}, Float64}}, FunctionWrappers.FunctionWrapper{Nothing, Tuple{Vector{ForwardDiff.Dual{ForwardDiff.Tag{DiffEqBase.OrdinaryDiffEqTag, Float64}, Float64, 1}}, Vector{ForwardDiff.Dual{ForwardDiff.Tag{DiffEqBase.OrdinaryDiffEqTag, Float64}, Float64, 1}}, @NamedTuple{α::Float64}, Float64}}, FunctionWrappers.FunctionWrapper{Nothing, Tuple{Vector{ForwardDiff.Dual{ForwardDiff.Tag{DiffEqBase.OrdinaryDiffEqTag, Float64}, Float64, 1}}, Vector{Float64}, @NamedTuple{α::Float64}, ForwardDiff.Dual{ForwardDiff.Tag{DiffEqBase.OrdinaryDiffEqTag, Float64}, Float64, 1}}}, FunctionWrappers.FunctionWrapper{Nothing, Tuple{Vector{ForwardDiff.Dual{ForwardDiff.Tag{DiffEqBase.OrdinaryDiffEqTag, Float64}, Float64, 1}}, Vector{ForwardDiff.Dual{ForwardDiff.Tag{DiffEqBase.OrdinaryDiffEqTag, Float64}, Float64, 1}}, @NamedTuple{α::Float64}, ForwardDiff.Dual{ForwardDiff.Tag{DiffEqBase.OrdinaryDiffEqTag, Float64}, Float64, 1}}}}, false}, LinearAlgebra.UniformScaling{Bool}, Nothing, Nothing, Nothing, Nothing, Nothing, Nothing, Nothing, Nothing, Nothing, Nothing, Nothing, typeof(SciMLBase.DEFAULT_OBSERVED), Vararg{Nothing, 4}}}, Vector{Vector{Float64}}, Vector{Float64}, Vector{Vector{Vector{Float64}}}, Nothing, OrdinaryDiffEqTsit5.Tsit5Cache{Vector{Float64}, Vector{Float64}, Vector{Float64}, typeof(OrdinaryDiffEqCore.trivial_limiter!), typeof(OrdinaryDiffEqCore.trivial_limiter!), Static.False}, Nothing}, SciMLBase.DEStats, Nothing, Nothing, Nothing, Nothing}</w:t>
+      </w:r>
+      <w:r>
+        <w:br/>
+      </w:r>
+      <w:r>
+        <w:rPr>
+          <w:rStyle w:val="VerbatimChar"/>
+        </w:rPr>
+        <w:t xml:space="preserve">└ @ JLD2 C:\Users\Magis\.julia\packages\JLD2\hbsZG\src\data\reconstructing_datatypes.jl:580</w:t>
+      </w:r>
+      <w:r>
+        <w:br/>
+      </w:r>
+      <w:r>
+        <w:rPr>
+          <w:rStyle w:val="VerbatimChar"/>
+        </w:rPr>
+        <w:t xml:space="preserve">┌ Warning: some parameters could not be resolved for type ODEProblem{Vector{Float64},Tuple{Float64, Float64},true,@NamedTuple{α::Float64},JLD2.ReconstructedStatic{Symbol("ODEFunction{true, SciMLBase.AutoSpecialize, FunctionWrappersWrappers.FunctionWrappersWrapper{Tuple{FunctionWrappers.FunctionWrapper{Nothing, Tuple{Vector{Float64}, Vector{Float64}, @NamedTuple{α::Float64}, Float64}}, FunctionWrappers.FunctionWrapper{Nothing, Tuple{Vector{ForwardDiff.Dual{ForwardDiff.Tag{DiffEqBase.OrdinaryDiffEqTag, Float64}, Float64, 1}}, Vector{ForwardDiff.Dual{ForwardDiff.Tag{DiffEqBase.OrdinaryDiffEqTag, Float64}, Float64, 1}}, @NamedTuple{α::Float64}, Float64}}, FunctionWrappers.FunctionWrapper{Nothing, Tuple{Vector{ForwardDiff.Dual{ForwardDiff.Tag{DiffEqBase.OrdinaryDiffEqTag, Float64}, Float64, 1}}, Vector{Float64}, @NamedTuple{α::Float64}, ForwardDiff.Dual{ForwardDiff.Tag{DiffEqBase.OrdinaryDiffEqTag, Float64}, Float64, 1}}}, FunctionWrappers.FunctionWrapper{Nothing, Tuple{Vector{ForwardDiff.Dual{ForwardDiff.Tag{DiffEqBase.OrdinaryDiffEqTag, Float64}, Float64, 1}}, Vector{ForwardDiff.Dual{ForwardDiff.Tag{DiffEqBase.OrdinaryDiffEqTag, Float64}, Float64, 1}}, @NamedTuple{α::Float64}, ForwardDiff.Dual{ForwardDiff.Tag{DiffEqBase.OrdinaryDiffEqTag, Float64}, Float64, 1}}}}, false}, LinearAlgebra.UniformScaling{Bool}, Nothing, Nothing, Nothing, Nothing, Nothing, Nothing, Nothing, Nothing, Nothing, Nothing, Nothing, typeof(SciMLBase.DEFAULT_OBSERVED), Nothing, Nothing, Nothing, Nothing}"), (:f, :mass_matrix, :analytic, :tgrad, :jac, :jvp, :vjp, :jac_prototype, :sparsity, :Wfact, :Wfact_t, :W_prototype, :paramjac, :observed, :colorvec, :sys, :initialization_data, :nlstep_data), Tuple{FunctionWrappersWrappers.FunctionWrappersWrapper{Tuple{FunctionWrappers.FunctionWrapper{Nothing, Tuple{Vector{Float64}, Vector{Float64}, @NamedTuple{α::Float64}, Float64}}, FunctionWrappers.FunctionWrapper{Nothing, Tuple{Vector{ForwardDiff.Dual{ForwardDiff.Tag{DiffEqBase.OrdinaryDiffEqTag, Float64}, Float64, 1}}, Vector{ForwardDiff.Dual{ForwardDiff.Tag{DiffEqBase.OrdinaryDiffEqTag, Float64}, Float64, 1}}, @NamedTuple{α::Float64}, Float64}}, FunctionWrappers.FunctionWrapper{Nothing, Tuple{Vector{ForwardDiff.Dual{ForwardDiff.Tag{DiffEqBase.OrdinaryDiffEqTag, Float64}, Float64, 1}}, Vector{Float64}, @NamedTuple{α::Float64}, ForwardDiff.Dual{ForwardDiff.Tag{DiffEqBase.OrdinaryDiffEqTag, Float64}, Float64, 1}}}, FunctionWrappers.FunctionWrapper{Nothing, Tuple{Vector{ForwardDiff.Dual{ForwardDiff.Tag{DiffEqBase.OrdinaryDiffEqTag, Float64}, Float64, 1}}, Vector{ForwardDiff.Dual{ForwardDiff.Tag{DiffEqBase.OrdinaryDiffEqTag, Float64}, Float64, 1}}, @NamedTuple{α::Float64}, ForwardDiff.Dual{ForwardDiff.Tag{DiffEqBase.OrdinaryDiffEqTag, Float64}, Float64, 1}}}}, false}, LinearAlgebra.UniformScaling{Bool}, Nothing, Nothing, Nothing, Nothing, Nothing, Nothing, Nothing, Nothing, Nothing, Nothing, Nothing, typeof(SciMLBase.DEFAULT_OBSERVED), Vararg{Nothing, 4}}},Base.Pairs{Symbol, Union{}, Nothing, @NamedTuple{}},SciMLBase.StandardODEProblem}; reading as ODEProblem{Vector{Float64}, Tuple{Float64, Float64}, true, @NamedTuple{α::Float64}, JLD2.ReconstructedStatic{Symbol("ODEFunction{true, SciMLBase.AutoSpecialize, FunctionWrappersWrappers.FunctionWrappersWrapper{Tuple{FunctionWrappers.FunctionWrapper{Nothing, Tuple{Vector{Float64}, Vector{Float64}, @NamedTuple{α::Float64}, Float64}}, FunctionWrappers.FunctionWrapper{Nothing, Tuple{Vector{ForwardDiff.Dual{ForwardDiff.Tag{DiffEqBase.OrdinaryDiffEqTag, Float64}, Float64, 1}}, Vector{ForwardDiff.Dual{ForwardDiff.Tag{DiffEqBase.OrdinaryDiffEqTag, Float64}, Float64, 1}}, @NamedTuple{α::Float64}, Float64}}, FunctionWrappers.FunctionWrapper{Nothing, Tuple{Vector{ForwardDiff.Dual{ForwardDiff.Tag{DiffEqBase.OrdinaryDiffEqTag, Float64}, Float64, 1}}, Vector{Float64}, @NamedTuple{α::Float64}, ForwardDiff.Dual{ForwardDiff.Tag{DiffEqBase.OrdinaryDiffEqTag, Float64}, Float64, 1}}}, FunctionWrappers.FunctionWrapper{Nothing, Tuple{Vector{ForwardDiff.Dual{ForwardDiff.Tag{DiffEqBase.OrdinaryDiffEqTag, Float64}, Float64, 1}}, Vector{ForwardDiff.Dual{ForwardDiff.Tag{DiffEqBase.OrdinaryDiffEqTag, Float64}, Float64, 1}}, @NamedTuple{α::Float64}, ForwardDiff.Dual{ForwardDiff.Tag{DiffEqBase.OrdinaryDiffEqTag, Float64}, Float64, 1}}}}, false}, LinearAlgebra.UniformScaling{Bool}, Nothing, Nothing, Nothing, Nothing, Nothing, Nothing, Nothing, Nothing, Nothing, Nothing, Nothing, typeof(SciMLBase.DEFAULT_OBSERVED), Nothing, Nothing, Nothing, Nothing}"), (:f, :mass_matrix, :analytic, :tgrad, :jac, :jvp, :vjp, :jac_prototype, :sparsity, :Wfact, :Wfact_t, :W_prototype, :paramjac, :observed, :colorvec, :sys, :initialization_data, :nlstep_data), Tuple{FunctionWrappersWrappers.FunctionWrappersWrapper{Tuple{FunctionWrappers.FunctionWrapper{Nothing, Tuple{Vector{Float64}, Vector{Float64}, @NamedTuple{α::Float64}, Float64}}, FunctionWrappers.FunctionWrapper{Nothing, Tuple{Vector{ForwardDiff.Dual{ForwardDiff.Tag{DiffEqBase.OrdinaryDiffEqTag, Float64}, Float64, 1}}, Vector{ForwardDiff.Dual{ForwardDiff.Tag{DiffEqBase.OrdinaryDiffEqTag, Float64}, Float64, 1}}, @NamedTuple{α::Float64}, Float64}}, FunctionWrappers.FunctionWrapper{Nothing, Tuple{Vector{ForwardDiff.Dual{ForwardDiff.Tag{DiffEqBase.OrdinaryDiffEqTag, Float64}, Float64, 1}}, Vector{Float64}, @NamedTuple{α::Float64}, ForwardDiff.Dual{ForwardDiff.Tag{DiffEqBase.OrdinaryDiffEqTag, Float64}, Float64, 1}}}, FunctionWrappers.FunctionWrapper{Nothing, Tuple{Vector{ForwardDiff.Dual{ForwardDiff.Tag{DiffEqBase.OrdinaryDiffEqTag, Float64}, Float64, 1}}, Vector{ForwardDiff.Dual{ForwardDiff.Tag{DiffEqBase.OrdinaryDiffEqTag, Float64}, Float64, 1}}, @NamedTuple{α::Float64}, ForwardDiff.Dual{ForwardDiff.Tag{DiffEqBase.OrdinaryDiffEqTag, Float64}, Float64, 1}}}}, false}, LinearAlgebra.UniformScaling{Bool}, Nothing, Nothing, Nothing, Nothing, Nothing, Nothing, Nothing, Nothing, Nothing, Nothing, Nothing, typeof(SciMLBase.DEFAULT_OBSERVED), Vararg{Nothing, 4}}}, Base.Pairs{Symbol, Union{}, Nothing, @NamedTuple{}}, SciMLBase.StandardODEProblem}</w:t>
+      </w:r>
+      <w:r>
+        <w:br/>
+      </w:r>
+      <w:r>
+        <w:rPr>
+          <w:rStyle w:val="VerbatimChar"/>
+        </w:rPr>
+        <w:t xml:space="preserve">└ @ JLD2 C:\Users\Magis\.julia\packages\JLD2\hbsZG\src\data\reconstructing_datatypes.jl:580</w:t>
+      </w:r>
+      <w:r>
+        <w:br/>
+      </w:r>
+      <w:r>
+        <w:rPr>
+          <w:rStyle w:val="VerbatimChar"/>
+        </w:rPr>
         <w:t xml:space="preserve">┌ Warning: Using the standard Julia project.</w:t>
       </w:r>
       <w:r>
@@ -4755,6 +6283,78 @@
         <w:rPr>
           <w:rStyle w:val="VerbatimChar"/>
         </w:rPr>
+        <w:t xml:space="preserve">┌ Warning: read type ODEFunction{true, SciMLBase.AutoSpecialize, FunctionWrappersWrappers.FunctionWrappersWrapper{Tuple{FunctionWrappers.FunctionWrapper{Nothing, Tuple{Vector{Float64}, Vector{Float64}, @NamedTuple{α::Float64}, Float64}}, FunctionWrappers.FunctionWrapper{Nothing, Tuple{Vector{ForwardDiff.Dual{ForwardDiff.Tag{DiffEqBase.OrdinaryDiffEqTag, Float64}, Float64, 1}}, Vector{ForwardDiff.Dual{ForwardDiff.Tag{DiffEqBase.OrdinaryDiffEqTag, Float64}, Float64, 1}}, @NamedTuple{α::Float64}, Float64}}, FunctionWrappers.FunctionWrapper{Nothing, Tuple{Vector{ForwardDiff.Dual{ForwardDiff.Tag{DiffEqBase.OrdinaryDiffEqTag, Float64}, Float64, 1}}, Vector{Float64}, @NamedTuple{α::Float64}, ForwardDiff.Dual{ForwardDiff.Tag{DiffEqBase.OrdinaryDiffEqTag, Float64}, Float64, 1}}}, FunctionWrappers.FunctionWrapper{Nothing, Tuple{Vector{ForwardDiff.Dual{ForwardDiff.Tag{DiffEqBase.OrdinaryDiffEqTag, Float64}, Float64, 1}}, Vector{ForwardDiff.Dual{ForwardDiff.Tag{DiffEqBase.OrdinaryDiffEqTag, Float64}, Float64, 1}}, @NamedTuple{α::Float64}, ForwardDiff.Dual{ForwardDiff.Tag{DiffEqBase.OrdinaryDiffEqTag, Float64}, Float64, 1}}}}, false}, LinearAlgebra.UniformScaling{Bool}, Nothing, Nothing, Nothing, Nothing, Nothing, Nothing, Nothing, Nothing, Nothing, Nothing, Nothing, typeof(SciMLBase.DEFAULT_OBSERVED), Nothing, Nothing, Nothing, Nothing} is not a leaf type in workspace; reconstructing</w:t>
+      </w:r>
+      <w:r>
+        <w:br/>
+      </w:r>
+      <w:r>
+        <w:rPr>
+          <w:rStyle w:val="VerbatimChar"/>
+        </w:rPr>
+        <w:t xml:space="preserve">└ @ JLD2 C:\Users\Magis\.julia\packages\JLD2\hbsZG\src\data\reconstructing_datatypes.jl:282</w:t>
+      </w:r>
+      <w:r>
+        <w:br/>
+      </w:r>
+      <w:r>
+        <w:rPr>
+          <w:rStyle w:val="VerbatimChar"/>
+        </w:rPr>
+        <w:t xml:space="preserve">┌ Warning: some parameters could not be resolved for type OrdinaryDiffEqCore.InterpolationData{JLD2.ReconstructedStatic{Symbol("ODEFunction{true, SciMLBase.AutoSpecialize, FunctionWrappersWrappers.FunctionWrappersWrapper{Tuple{FunctionWrappers.FunctionWrapper{Nothing, Tuple{Vector{Float64}, Vector{Float64}, @NamedTuple{α::Float64}, Float64}}, FunctionWrappers.FunctionWrapper{Nothing, Tuple{Vector{ForwardDiff.Dual{ForwardDiff.Tag{DiffEqBase.OrdinaryDiffEqTag, Float64}, Float64, 1}}, Vector{ForwardDiff.Dual{ForwardDiff.Tag{DiffEqBase.OrdinaryDiffEqTag, Float64}, Float64, 1}}, @NamedTuple{α::Float64}, Float64}}, FunctionWrappers.FunctionWrapper{Nothing, Tuple{Vector{ForwardDiff.Dual{ForwardDiff.Tag{DiffEqBase.OrdinaryDiffEqTag, Float64}, Float64, 1}}, Vector{Float64}, @NamedTuple{α::Float64}, ForwardDiff.Dual{ForwardDiff.Tag{DiffEqBase.OrdinaryDiffEqTag, Float64}, Float64, 1}}}, FunctionWrappers.FunctionWrapper{Nothing, Tuple{Vector{ForwardDiff.Dual{ForwardDiff.Tag{DiffEqBase.OrdinaryDiffEqTag, Float64}, Float64, 1}}, Vector{ForwardDiff.Dual{ForwardDiff.Tag{DiffEqBase.OrdinaryDiffEqTag, Float64}, Float64, 1}}, @NamedTuple{α::Float64}, ForwardDiff.Dual{ForwardDiff.Tag{DiffEqBase.OrdinaryDiffEqTag, Float64}, Float64, 1}}}}, false}, LinearAlgebra.UniformScaling{Bool}, Nothing, Nothing, Nothing, Nothing, Nothing, Nothing, Nothing, Nothing, Nothing, Nothing, Nothing, typeof(SciMLBase.DEFAULT_OBSERVED), Nothing, Nothing, Nothing, Nothing}"), (:f, :mass_matrix, :analytic, :tgrad, :jac, :jvp, :vjp, :jac_prototype, :sparsity, :Wfact, :Wfact_t, :W_prototype, :paramjac, :observed, :colorvec, :sys, :initialization_data, :nlstep_data), Tuple{FunctionWrappersWrappers.FunctionWrappersWrapper{Tuple{FunctionWrappers.FunctionWrapper{Nothing, Tuple{Vector{Float64}, Vector{Float64}, @NamedTuple{α::Float64}, Float64}}, FunctionWrappers.FunctionWrapper{Nothing, Tuple{Vector{ForwardDiff.Dual{ForwardDiff.Tag{DiffEqBase.OrdinaryDiffEqTag, Float64}, Float64, 1}}, Vector{ForwardDiff.Dual{ForwardDiff.Tag{DiffEqBase.OrdinaryDiffEqTag, Float64}, Float64, 1}}, @NamedTuple{α::Float64}, Float64}}, FunctionWrappers.FunctionWrapper{Nothing, Tuple{Vector{ForwardDiff.Dual{ForwardDiff.Tag{DiffEqBase.OrdinaryDiffEqTag, Float64}, Float64, 1}}, Vector{Float64}, @NamedTuple{α::Float64}, ForwardDiff.Dual{ForwardDiff.Tag{DiffEqBase.OrdinaryDiffEqTag, Float64}, Float64, 1}}}, FunctionWrappers.FunctionWrapper{Nothing, Tuple{Vector{ForwardDiff.Dual{ForwardDiff.Tag{DiffEqBase.OrdinaryDiffEqTag, Float64}, Float64, 1}}, Vector{ForwardDiff.Dual{ForwardDiff.Tag{DiffEqBase.OrdinaryDiffEqTag, Float64}, Float64, 1}}, @NamedTuple{α::Float64}, ForwardDiff.Dual{ForwardDiff.Tag{DiffEqBase.OrdinaryDiffEqTag, Float64}, Float64, 1}}}}, false}, LinearAlgebra.UniformScaling{Bool}, Nothing, Nothing, Nothing, Nothing, Nothing, Nothing, Nothing, Nothing, Nothing, Nothing, Nothing, typeof(SciMLBase.DEFAULT_OBSERVED), Vararg{Nothing, 4}}},Vector{Vector{Float64}},Vector{Float64},Vector{Vector{Vector{Float64}}},Nothing,OrdinaryDiffEqTsit5.Tsit5Cache{Vector{Float64}, Vector{Float64}, Vector{Float64}, typeof(OrdinaryDiffEqCore.trivial_limiter!), typeof(OrdinaryDiffEqCore.trivial_limiter!), Static.False},Nothing}; reading as OrdinaryDiffEqCore.InterpolationData{JLD2.ReconstructedStatic{Symbol("ODEFunction{true, SciMLBase.AutoSpecialize, FunctionWrappersWrappers.FunctionWrappersWrapper{Tuple{FunctionWrappers.FunctionWrapper{Nothing, Tuple{Vector{Float64}, Vector{Float64}, @NamedTuple{α::Float64}, Float64}}, FunctionWrappers.FunctionWrapper{Nothing, Tuple{Vector{ForwardDiff.Dual{ForwardDiff.Tag{DiffEqBase.OrdinaryDiffEqTag, Float64}, Float64, 1}}, Vector{ForwardDiff.Dual{ForwardDiff.Tag{DiffEqBase.OrdinaryDiffEqTag, Float64}, Float64, 1}}, @NamedTuple{α::Float64}, Float64}}, FunctionWrappers.FunctionWrapper{Nothing, Tuple{Vector{ForwardDiff.Dual{ForwardDiff.Tag{DiffEqBase.OrdinaryDiffEqTag, Float64}, Float64, 1}}, Vector{Float64}, @NamedTuple{α::Float64}, ForwardDiff.Dual{ForwardDiff.Tag{DiffEqBase.OrdinaryDiffEqTag, Float64}, Float64, 1}}}, FunctionWrappers.FunctionWrapper{Nothing, Tuple{Vector{ForwardDiff.Dual{ForwardDiff.Tag{DiffEqBase.OrdinaryDiffEqTag, Float64}, Float64, 1}}, Vector{ForwardDiff.Dual{ForwardDiff.Tag{DiffEqBase.OrdinaryDiffEqTag, Float64}, Float64, 1}}, @NamedTuple{α::Float64}, ForwardDiff.Dual{ForwardDiff.Tag{DiffEqBase.OrdinaryDiffEqTag, Float64}, Float64, 1}}}}, false}, LinearAlgebra.UniformScaling{Bool}, Nothing, Nothing, Nothing, Nothing, Nothing, Nothing, Nothing, Nothing, Nothing, Nothing, Nothing, typeof(SciMLBase.DEFAULT_OBSERVED), Nothing, Nothing, Nothing, Nothing}"), (:f, :mass_matrix, :analytic, :tgrad, :jac, :jvp, :vjp, :jac_prototype, :sparsity, :Wfact, :Wfact_t, :W_prototype, :paramjac, :observed, :colorvec, :sys, :initialization_data, :nlstep_data), Tuple{FunctionWrappersWrappers.FunctionWrappersWrapper{Tuple{FunctionWrappers.FunctionWrapper{Nothing, Tuple{Vector{Float64}, Vector{Float64}, @NamedTuple{α::Float64}, Float64}}, FunctionWrappers.FunctionWrapper{Nothing, Tuple{Vector{ForwardDiff.Dual{ForwardDiff.Tag{DiffEqBase.OrdinaryDiffEqTag, Float64}, Float64, 1}}, Vector{ForwardDiff.Dual{ForwardDiff.Tag{DiffEqBase.OrdinaryDiffEqTag, Float64}, Float64, 1}}, @NamedTuple{α::Float64}, Float64}}, FunctionWrappers.FunctionWrapper{Nothing, Tuple{Vector{ForwardDiff.Dual{ForwardDiff.Tag{DiffEqBase.OrdinaryDiffEqTag, Float64}, Float64, 1}}, Vector{Float64}, @NamedTuple{α::Float64}, ForwardDiff.Dual{ForwardDiff.Tag{DiffEqBase.OrdinaryDiffEqTag, Float64}, Float64, 1}}}, FunctionWrappers.FunctionWrapper{Nothing, Tuple{Vector{ForwardDiff.Dual{ForwardDiff.Tag{DiffEqBase.OrdinaryDiffEqTag, Float64}, Float64, 1}}, Vector{ForwardDiff.Dual{ForwardDiff.Tag{DiffEqBase.OrdinaryDiffEqTag, Float64}, Float64, 1}}, @NamedTuple{α::Float64}, ForwardDiff.Dual{ForwardDiff.Tag{DiffEqBase.OrdinaryDiffEqTag, Float64}, Float64, 1}}}}, false}, LinearAlgebra.UniformScaling{Bool}, Nothing, Nothing, Nothing, Nothing, Nothing, Nothing, Nothing, Nothing, Nothing, Nothing, Nothing, typeof(SciMLBase.DEFAULT_OBSERVED), Vararg{Nothing, 4}}}, Vector{Vector{Float64}}, Vector{Float64}, Vector{Vector{Vector{Float64}}}, Nothing, OrdinaryDiffEqTsit5.Tsit5Cache{Vector{Float64}, Vector{Float64}, Vector{Float64}, typeof(OrdinaryDiffEqCore.trivial_limiter!), typeof(OrdinaryDiffEqCore.trivial_limiter!), Static.False}, Nothing}</w:t>
+      </w:r>
+      <w:r>
+        <w:br/>
+      </w:r>
+      <w:r>
+        <w:rPr>
+          <w:rStyle w:val="VerbatimChar"/>
+        </w:rPr>
+        <w:t xml:space="preserve">└ @ JLD2 C:\Users\Magis\.julia\packages\JLD2\hbsZG\src\data\reconstructing_datatypes.jl:580</w:t>
+      </w:r>
+      <w:r>
+        <w:br/>
+      </w:r>
+      <w:r>
+        <w:rPr>
+          <w:rStyle w:val="VerbatimChar"/>
+        </w:rPr>
+        <w:t xml:space="preserve">┌ Warning: some parameters could not be resolved for type ODESolution{Float64,2,Vector{Vector{Float64}},Nothing,Nothing,Vector{Float64},Vector{Vector{Vector{Float64}}},Nothing,ODEProblem{Vector{Float64},Tuple{Float64, Float64},true,@NamedTuple{α::Float64},JLD2.ReconstructedStatic{Symbol("ODEFunction{true, SciMLBase.AutoSpecialize, FunctionWrappersWrappers.FunctionWrappersWrapper{Tuple{FunctionWrappers.FunctionWrapper{Nothing, Tuple{Vector{Float64}, Vector{Float64}, @NamedTuple{α::Float64}, Float64}}, FunctionWrappers.FunctionWrapper{Nothing, Tuple{Vector{ForwardDiff.Dual{ForwardDiff.Tag{DiffEqBase.OrdinaryDiffEqTag, Float64}, Float64, 1}}, Vector{ForwardDiff.Dual{ForwardDiff.Tag{DiffEqBase.OrdinaryDiffEqTag, Float64}, Float64, 1}}, @NamedTuple{α::Float64}, Float64}}, FunctionWrappers.FunctionWrapper{Nothing, Tuple{Vector{ForwardDiff.Dual{ForwardDiff.Tag{DiffEqBase.OrdinaryDiffEqTag, Float64}, Float64, 1}}, Vector{Float64}, @NamedTuple{α::Float64}, ForwardDiff.Dual{ForwardDiff.Tag{DiffEqBase.OrdinaryDiffEqTag, Float64}, Float64, 1}}}, FunctionWrappers.FunctionWrapper{Nothing, Tuple{Vector{ForwardDiff.Dual{ForwardDiff.Tag{DiffEqBase.OrdinaryDiffEqTag, Float64}, Float64, 1}}, Vector{ForwardDiff.Dual{ForwardDiff.Tag{DiffEqBase.OrdinaryDiffEqTag, Float64}, Float64, 1}}, @NamedTuple{α::Float64}, ForwardDiff.Dual{ForwardDiff.Tag{DiffEqBase.OrdinaryDiffEqTag, Float64}, Float64, 1}}}}, false}, LinearAlgebra.UniformScaling{Bool}, Nothing, Nothing, Nothing, Nothing, Nothing, Nothing, Nothing, Nothing, Nothing, Nothing, Nothing, typeof(SciMLBase.DEFAULT_OBSERVED), Nothing, Nothing, Nothing, Nothing}"), (:f, :mass_matrix, :analytic, :tgrad, :jac, :jvp, :vjp, :jac_prototype, :sparsity, :Wfact, :Wfact_t, :W_prototype, :paramjac, :observed, :colorvec, :sys, :initialization_data, :nlstep_data), Tuple{FunctionWrappersWrappers.FunctionWrappersWrapper{Tuple{FunctionWrappers.FunctionWrapper{Nothing, Tuple{Vector{Float64}, Vector{Float64}, @NamedTuple{α::Float64}, Float64}}, FunctionWrappers.FunctionWrapper{Nothing, Tuple{Vector{ForwardDiff.Dual{ForwardDiff.Tag{DiffEqBase.OrdinaryDiffEqTag, Float64}, Float64, 1}}, Vector{ForwardDiff.Dual{ForwardDiff.Tag{DiffEqBase.OrdinaryDiffEqTag, Float64}, Float64, 1}}, @NamedTuple{α::Float64}, Float64}}, FunctionWrappers.FunctionWrapper{Nothing, Tuple{Vector{ForwardDiff.Dual{ForwardDiff.Tag{DiffEqBase.OrdinaryDiffEqTag, Float64}, Float64, 1}}, Vector{Float64}, @NamedTuple{α::Float64}, ForwardDiff.Dual{ForwardDiff.Tag{DiffEqBase.OrdinaryDiffEqTag, Float64}, Float64, 1}}}, FunctionWrappers.FunctionWrapper{Nothing, Tuple{Vector{ForwardDiff.Dual{ForwardDiff.Tag{DiffEqBase.OrdinaryDiffEqTag, Float64}, Float64, 1}}, Vector{ForwardDiff.Dual{ForwardDiff.Tag{DiffEqBase.OrdinaryDiffEqTag, Float64}, Float64, 1}}, @NamedTuple{α::Float64}, ForwardDiff.Dual{ForwardDiff.Tag{DiffEqBase.OrdinaryDiffEqTag, Float64}, Float64, 1}}}}, false}, LinearAlgebra.UniformScaling{Bool}, Nothing, Nothing, Nothing, Nothing, Nothing, Nothing, Nothing, Nothing, Nothing, Nothing, Nothing, typeof(SciMLBase.DEFAULT_OBSERVED), Vararg{Nothing, 4}}},Base.Pairs{Symbol, Union{}, Nothing, @NamedTuple{}},SciMLBase.StandardODEProblem},Tsit5{typeof(OrdinaryDiffEqCore.trivial_limiter!), typeof(OrdinaryDiffEqCore.trivial_limiter!), Static.False},OrdinaryDiffEqCore.InterpolationData{JLD2.ReconstructedStatic{Symbol("ODEFunction{true, SciMLBase.AutoSpecialize, FunctionWrappersWrappers.FunctionWrappersWrapper{Tuple{FunctionWrappers.FunctionWrapper{Nothing, Tuple{Vector{Float64}, Vector{Float64}, @NamedTuple{α::Float64}, Float64}}, FunctionWrappers.FunctionWrapper{Nothing, Tuple{Vector{ForwardDiff.Dual{ForwardDiff.Tag{DiffEqBase.OrdinaryDiffEqTag, Float64}, Float64, 1}}, Vector{ForwardDiff.Dual{ForwardDiff.Tag{DiffEqBase.OrdinaryDiffEqTag, Float64}, Float64, 1}}, @NamedTuple{α::Float64}, Float64}}, FunctionWrappers.FunctionWrapper{Nothing, Tuple{Vector{ForwardDiff.Dual{ForwardDiff.Tag{DiffEqBase.OrdinaryDiffEqTag, Float64}, Float64, 1}}, Vector{Float64}, @NamedTuple{α::Float64}, ForwardDiff.Dual{ForwardDiff.Tag{DiffEqBase.OrdinaryDiffEqTag, Float64}, Float64, 1}}}, FunctionWrappers.FunctionWrapper{Nothing, Tuple{Vector{ForwardDiff.Dual{ForwardDiff.Tag{DiffEqBase.OrdinaryDiffEqTag, Float64}, Float64, 1}}, Vector{ForwardDiff.Dual{ForwardDiff.Tag{DiffEqBase.OrdinaryDiffEqTag, Float64}, Float64, 1}}, @NamedTuple{α::Float64}, ForwardDiff.Dual{ForwardDiff.Tag{DiffEqBase.OrdinaryDiffEqTag, Float64}, Float64, 1}}}}, false}, LinearAlgebra.UniformScaling{Bool}, Nothing, Nothing, Nothing, Nothing, Nothing, Nothing, Nothing, Nothing, Nothing, Nothing, Nothing, typeof(SciMLBase.DEFAULT_OBSERVED), Nothing, Nothing, Nothing, Nothing}"), (:f, :mass_matrix, :analytic, :tgrad, :jac, :jvp, :vjp, :jac_prototype, :sparsity, :Wfact, :Wfact_t, :W_prototype, :paramjac, :observed, :colorvec, :sys, :initialization_data, :nlstep_data), Tuple{FunctionWrappersWrappers.FunctionWrappersWrapper{Tuple{FunctionWrappers.FunctionWrapper{Nothing, Tuple{Vector{Float64}, Vector{Float64}, @NamedTuple{α::Float64}, Float64}}, FunctionWrappers.FunctionWrapper{Nothing, Tuple{Vector{ForwardDiff.Dual{ForwardDiff.Tag{DiffEqBase.OrdinaryDiffEqTag, Float64}, Float64, 1}}, Vector{ForwardDiff.Dual{ForwardDiff.Tag{DiffEqBase.OrdinaryDiffEqTag, Float64}, Float64, 1}}, @NamedTuple{α::Float64}, Float64}}, FunctionWrappers.FunctionWrapper{Nothing, Tuple{Vector{ForwardDiff.Dual{ForwardDiff.Tag{DiffEqBase.OrdinaryDiffEqTag, Float64}, Float64, 1}}, Vector{Float64}, @NamedTuple{α::Float64}, ForwardDiff.Dual{ForwardDiff.Tag{DiffEqBase.OrdinaryDiffEqTag, Float64}, Float64, 1}}}, FunctionWrappers.FunctionWrapper{Nothing, Tuple{Vector{ForwardDiff.Dual{ForwardDiff.Tag{DiffEqBase.OrdinaryDiffEqTag, Float64}, Float64, 1}}, Vector{ForwardDiff.Dual{ForwardDiff.Tag{DiffEqBase.OrdinaryDiffEqTag, Float64}, Float64, 1}}, @NamedTuple{α::Float64}, ForwardDiff.Dual{ForwardDiff.Tag{DiffEqBase.OrdinaryDiffEqTag, Float64}, Float64, 1}}}}, false}, LinearAlgebra.UniformScaling{Bool}, Nothing, Nothing, Nothing, Nothing, Nothing, Nothing, Nothing, Nothing, Nothing, Nothing, Nothing, typeof(SciMLBase.DEFAULT_OBSERVED), Vararg{Nothing, 4}}}, Vector{Vector{Float64}}, Vector{Float64}, Vector{Vector{Vector{Float64}}}, Nothing, OrdinaryDiffEqTsit5.Tsit5Cache{Vector{Float64}, Vector{Float64}, Vector{Float64}, typeof(OrdinaryDiffEqCore.trivial_limiter!), typeof(OrdinaryDiffEqCore.trivial_limiter!), Static.False}, Nothing},SciMLBase.DEStats,Nothing,Nothing,Nothing,Nothing}; reading as ODESolution{Float64, 2, Vector{Vector{Float64}}, Nothing, Nothing, Vector{Float64}, Vector{Vector{Vector{Float64}}}, Nothing, Any, Tsit5{typeof(OrdinaryDiffEqCore.trivial_limiter!), typeof(OrdinaryDiffEqCore.trivial_limiter!), Static.False}, OrdinaryDiffEqCore.InterpolationData{JLD2.ReconstructedStatic{Symbol("ODEFunction{true, SciMLBase.AutoSpecialize, FunctionWrappersWrappers.FunctionWrappersWrapper{Tuple{FunctionWrappers.FunctionWrapper{Nothing, Tuple{Vector{Float64}, Vector{Float64}, @NamedTuple{α::Float64}, Float64}}, FunctionWrappers.FunctionWrapper{Nothing, Tuple{Vector{ForwardDiff.Dual{ForwardDiff.Tag{DiffEqBase.OrdinaryDiffEqTag, Float64}, Float64, 1}}, Vector{ForwardDiff.Dual{ForwardDiff.Tag{DiffEqBase.OrdinaryDiffEqTag, Float64}, Float64, 1}}, @NamedTuple{α::Float64}, Float64}}, FunctionWrappers.FunctionWrapper{Nothing, Tuple{Vector{ForwardDiff.Dual{ForwardDiff.Tag{DiffEqBase.OrdinaryDiffEqTag, Float64}, Float64, 1}}, Vector{Float64}, @NamedTuple{α::Float64}, ForwardDiff.Dual{ForwardDiff.Tag{DiffEqBase.OrdinaryDiffEqTag, Float64}, Float64, 1}}}, FunctionWrappers.FunctionWrapper{Nothing, Tuple{Vector{ForwardDiff.Dual{ForwardDiff.Tag{DiffEqBase.OrdinaryDiffEqTag, Float64}, Float64, 1}}, Vector{ForwardDiff.Dual{ForwardDiff.Tag{DiffEqBase.OrdinaryDiffEqTag, Float64}, Float64, 1}}, @NamedTuple{α::Float64}, ForwardDiff.Dual{ForwardDiff.Tag{DiffEqBase.OrdinaryDiffEqTag, Float64}, Float64, 1}}}}, false}, LinearAlgebra.UniformScaling{Bool}, Nothing, Nothing, Nothing, Nothing, Nothing, Nothing, Nothing, Nothing, Nothing, Nothing, Nothing, typeof(SciMLBase.DEFAULT_OBSERVED), Nothing, Nothing, Nothing, Nothing}"), (:f, :mass_matrix, :analytic, :tgrad, :jac, :jvp, :vjp, :jac_prototype, :sparsity, :Wfact, :Wfact_t, :W_prototype, :paramjac, :observed, :colorvec, :sys, :initialization_data, :nlstep_data), Tuple{FunctionWrappersWrappers.FunctionWrappersWrapper{Tuple{FunctionWrappers.FunctionWrapper{Nothing, Tuple{Vector{Float64}, Vector{Float64}, @NamedTuple{α::Float64}, Float64}}, FunctionWrappers.FunctionWrapper{Nothing, Tuple{Vector{ForwardDiff.Dual{ForwardDiff.Tag{DiffEqBase.OrdinaryDiffEqTag, Float64}, Float64, 1}}, Vector{ForwardDiff.Dual{ForwardDiff.Tag{DiffEqBase.OrdinaryDiffEqTag, Float64}, Float64, 1}}, @NamedTuple{α::Float64}, Float64}}, FunctionWrappers.FunctionWrapper{Nothing, Tuple{Vector{ForwardDiff.Dual{ForwardDiff.Tag{DiffEqBase.OrdinaryDiffEqTag, Float64}, Float64, 1}}, Vector{Float64}, @NamedTuple{α::Float64}, ForwardDiff.Dual{ForwardDiff.Tag{DiffEqBase.OrdinaryDiffEqTag, Float64}, Float64, 1}}}, FunctionWrappers.FunctionWrapper{Nothing, Tuple{Vector{ForwardDiff.Dual{ForwardDiff.Tag{DiffEqBase.OrdinaryDiffEqTag, Float64}, Float64, 1}}, Vector{ForwardDiff.Dual{ForwardDiff.Tag{DiffEqBase.OrdinaryDiffEqTag, Float64}, Float64, 1}}, @NamedTuple{α::Float64}, ForwardDiff.Dual{ForwardDiff.Tag{DiffEqBase.OrdinaryDiffEqTag, Float64}, Float64, 1}}}}, false}, LinearAlgebra.UniformScaling{Bool}, Nothing, Nothing, Nothing, Nothing, Nothing, Nothing, Nothing, Nothing, Nothing, Nothing, Nothing, typeof(SciMLBase.DEFAULT_OBSERVED), Vararg{Nothing, 4}}}, Vector{Vector{Float64}}, Vector{Float64}, Vector{Vector{Vector{Float64}}}, Nothing, OrdinaryDiffEqTsit5.Tsit5Cache{Vector{Float64}, Vector{Float64}, Vector{Float64}, typeof(OrdinaryDiffEqCore.trivial_limiter!), typeof(OrdinaryDiffEqCore.trivial_limiter!), Static.False}, Nothing}, SciMLBase.DEStats, Nothing, Nothing, Nothing, Nothing}</w:t>
+      </w:r>
+      <w:r>
+        <w:br/>
+      </w:r>
+      <w:r>
+        <w:rPr>
+          <w:rStyle w:val="VerbatimChar"/>
+        </w:rPr>
+        <w:t xml:space="preserve">└ @ JLD2 C:\Users\Magis\.julia\packages\JLD2\hbsZG\src\data\reconstructing_datatypes.jl:580</w:t>
+      </w:r>
+      <w:r>
+        <w:br/>
+      </w:r>
+      <w:r>
+        <w:rPr>
+          <w:rStyle w:val="VerbatimChar"/>
+        </w:rPr>
+        <w:t xml:space="preserve">┌ Warning: some parameters could not be resolved for type ODEProblem{Vector{Float64},Tuple{Float64, Float64},true,@NamedTuple{α::Float64},JLD2.ReconstructedStatic{Symbol("ODEFunction{true, SciMLBase.AutoSpecialize, FunctionWrappersWrappers.FunctionWrappersWrapper{Tuple{FunctionWrappers.FunctionWrapper{Nothing, Tuple{Vector{Float64}, Vector{Float64}, @NamedTuple{α::Float64}, Float64}}, FunctionWrappers.FunctionWrapper{Nothing, Tuple{Vector{ForwardDiff.Dual{ForwardDiff.Tag{DiffEqBase.OrdinaryDiffEqTag, Float64}, Float64, 1}}, Vector{ForwardDiff.Dual{ForwardDiff.Tag{DiffEqBase.OrdinaryDiffEqTag, Float64}, Float64, 1}}, @NamedTuple{α::Float64}, Float64}}, FunctionWrappers.FunctionWrapper{Nothing, Tuple{Vector{ForwardDiff.Dual{ForwardDiff.Tag{DiffEqBase.OrdinaryDiffEqTag, Float64}, Float64, 1}}, Vector{Float64}, @NamedTuple{α::Float64}, ForwardDiff.Dual{ForwardDiff.Tag{DiffEqBase.OrdinaryDiffEqTag, Float64}, Float64, 1}}}, FunctionWrappers.FunctionWrapper{Nothing, Tuple{Vector{ForwardDiff.Dual{ForwardDiff.Tag{DiffEqBase.OrdinaryDiffEqTag, Float64}, Float64, 1}}, Vector{ForwardDiff.Dual{ForwardDiff.Tag{DiffEqBase.OrdinaryDiffEqTag, Float64}, Float64, 1}}, @NamedTuple{α::Float64}, ForwardDiff.Dual{ForwardDiff.Tag{DiffEqBase.OrdinaryDiffEqTag, Float64}, Float64, 1}}}}, false}, LinearAlgebra.UniformScaling{Bool}, Nothing, Nothing, Nothing, Nothing, Nothing, Nothing, Nothing, Nothing, Nothing, Nothing, Nothing, typeof(SciMLBase.DEFAULT_OBSERVED), Nothing, Nothing, Nothing, Nothing}"), (:f, :mass_matrix, :analytic, :tgrad, :jac, :jvp, :vjp, :jac_prototype, :sparsity, :Wfact, :Wfact_t, :W_prototype, :paramjac, :observed, :colorvec, :sys, :initialization_data, :nlstep_data), Tuple{FunctionWrappersWrappers.FunctionWrappersWrapper{Tuple{FunctionWrappers.FunctionWrapper{Nothing, Tuple{Vector{Float64}, Vector{Float64}, @NamedTuple{α::Float64}, Float64}}, FunctionWrappers.FunctionWrapper{Nothing, Tuple{Vector{ForwardDiff.Dual{ForwardDiff.Tag{DiffEqBase.OrdinaryDiffEqTag, Float64}, Float64, 1}}, Vector{ForwardDiff.Dual{ForwardDiff.Tag{DiffEqBase.OrdinaryDiffEqTag, Float64}, Float64, 1}}, @NamedTuple{α::Float64}, Float64}}, FunctionWrappers.FunctionWrapper{Nothing, Tuple{Vector{ForwardDiff.Dual{ForwardDiff.Tag{DiffEqBase.OrdinaryDiffEqTag, Float64}, Float64, 1}}, Vector{Float64}, @NamedTuple{α::Float64}, ForwardDiff.Dual{ForwardDiff.Tag{DiffEqBase.OrdinaryDiffEqTag, Float64}, Float64, 1}}}, FunctionWrappers.FunctionWrapper{Nothing, Tuple{Vector{ForwardDiff.Dual{ForwardDiff.Tag{DiffEqBase.OrdinaryDiffEqTag, Float64}, Float64, 1}}, Vector{ForwardDiff.Dual{ForwardDiff.Tag{DiffEqBase.OrdinaryDiffEqTag, Float64}, Float64, 1}}, @NamedTuple{α::Float64}, ForwardDiff.Dual{ForwardDiff.Tag{DiffEqBase.OrdinaryDiffEqTag, Float64}, Float64, 1}}}}, false}, LinearAlgebra.UniformScaling{Bool}, Nothing, Nothing, Nothing, Nothing, Nothing, Nothing, Nothing, Nothing, Nothing, Nothing, Nothing, typeof(SciMLBase.DEFAULT_OBSERVED), Vararg{Nothing, 4}}},Base.Pairs{Symbol, Union{}, Nothing, @NamedTuple{}},SciMLBase.StandardODEProblem}; reading as ODEProblem{Vector{Float64}, Tuple{Float64, Float64}, true, @NamedTuple{α::Float64}, JLD2.ReconstructedStatic{Symbol("ODEFunction{true, SciMLBase.AutoSpecialize, FunctionWrappersWrappers.FunctionWrappersWrapper{Tuple{FunctionWrappers.FunctionWrapper{Nothing, Tuple{Vector{Float64}, Vector{Float64}, @NamedTuple{α::Float64}, Float64}}, FunctionWrappers.FunctionWrapper{Nothing, Tuple{Vector{ForwardDiff.Dual{ForwardDiff.Tag{DiffEqBase.OrdinaryDiffEqTag, Float64}, Float64, 1}}, Vector{ForwardDiff.Dual{ForwardDiff.Tag{DiffEqBase.OrdinaryDiffEqTag, Float64}, Float64, 1}}, @NamedTuple{α::Float64}, Float64}}, FunctionWrappers.FunctionWrapper{Nothing, Tuple{Vector{ForwardDiff.Dual{ForwardDiff.Tag{DiffEqBase.OrdinaryDiffEqTag, Float64}, Float64, 1}}, Vector{Float64}, @NamedTuple{α::Float64}, ForwardDiff.Dual{ForwardDiff.Tag{DiffEqBase.OrdinaryDiffEqTag, Float64}, Float64, 1}}}, FunctionWrappers.FunctionWrapper{Nothing, Tuple{Vector{ForwardDiff.Dual{ForwardDiff.Tag{DiffEqBase.OrdinaryDiffEqTag, Float64}, Float64, 1}}, Vector{ForwardDiff.Dual{ForwardDiff.Tag{DiffEqBase.OrdinaryDiffEqTag, Float64}, Float64, 1}}, @NamedTuple{α::Float64}, ForwardDiff.Dual{ForwardDiff.Tag{DiffEqBase.OrdinaryDiffEqTag, Float64}, Float64, 1}}}}, false}, LinearAlgebra.UniformScaling{Bool}, Nothing, Nothing, Nothing, Nothing, Nothing, Nothing, Nothing, Nothing, Nothing, Nothing, Nothing, typeof(SciMLBase.DEFAULT_OBSERVED), Nothing, Nothing, Nothing, Nothing}"), (:f, :mass_matrix, :analytic, :tgrad, :jac, :jvp, :vjp, :jac_prototype, :sparsity, :Wfact, :Wfact_t, :W_prototype, :paramjac, :observed, :colorvec, :sys, :initialization_data, :nlstep_data), Tuple{FunctionWrappersWrappers.FunctionWrappersWrapper{Tuple{FunctionWrappers.FunctionWrapper{Nothing, Tuple{Vector{Float64}, Vector{Float64}, @NamedTuple{α::Float64}, Float64}}, FunctionWrappers.FunctionWrapper{Nothing, Tuple{Vector{ForwardDiff.Dual{ForwardDiff.Tag{DiffEqBase.OrdinaryDiffEqTag, Float64}, Float64, 1}}, Vector{ForwardDiff.Dual{ForwardDiff.Tag{DiffEqBase.OrdinaryDiffEqTag, Float64}, Float64, 1}}, @NamedTuple{α::Float64}, Float64}}, FunctionWrappers.FunctionWrapper{Nothing, Tuple{Vector{ForwardDiff.Dual{ForwardDiff.Tag{DiffEqBase.OrdinaryDiffEqTag, Float64}, Float64, 1}}, Vector{Float64}, @NamedTuple{α::Float64}, ForwardDiff.Dual{ForwardDiff.Tag{DiffEqBase.OrdinaryDiffEqTag, Float64}, Float64, 1}}}, FunctionWrappers.FunctionWrapper{Nothing, Tuple{Vector{ForwardDiff.Dual{ForwardDiff.Tag{DiffEqBase.OrdinaryDiffEqTag, Float64}, Float64, 1}}, Vector{ForwardDiff.Dual{ForwardDiff.Tag{DiffEqBase.OrdinaryDiffEqTag, Float64}, Float64, 1}}, @NamedTuple{α::Float64}, ForwardDiff.Dual{ForwardDiff.Tag{DiffEqBase.OrdinaryDiffEqTag, Float64}, Float64, 1}}}}, false}, LinearAlgebra.UniformScaling{Bool}, Nothing, Nothing, Nothing, Nothing, Nothing, Nothing, Nothing, Nothing, Nothing, Nothing, Nothing, typeof(SciMLBase.DEFAULT_OBSERVED), Vararg{Nothing, 4}}}, Base.Pairs{Symbol, Union{}, Nothing, @NamedTuple{}}, SciMLBase.StandardODEProblem}</w:t>
+      </w:r>
+      <w:r>
+        <w:br/>
+      </w:r>
+      <w:r>
+        <w:rPr>
+          <w:rStyle w:val="VerbatimChar"/>
+        </w:rPr>
+        <w:t xml:space="preserve">└ @ JLD2 C:\Users\Magis\.julia\packages\JLD2\hbsZG\src\data\reconstructing_datatypes.jl:580</w:t>
+      </w:r>
+      <w:r>
+        <w:br/>
+      </w:r>
+      <w:r>
+        <w:rPr>
+          <w:rStyle w:val="VerbatimChar"/>
+        </w:rPr>
         <w:t xml:space="preserve">┌ Warning: Using the standard Julia project.</w:t>
       </w:r>
       <w:r>
@@ -4784,807 +6384,81 @@
         </w:rPr>
         <w:t xml:space="preserve">└ @ DrWatson C:\Users\Magis\.julia\packages\DrWatson\2QF5p\src\project_setup.jl:30</w:t>
       </w:r>
-    </w:p>
-    <w:p>
-      <w:pPr>
-        <w:pStyle w:val="FirstParagraph"/>
-      </w:pPr>
-      <w:r>
-        <w:t xml:space="preserve">Сводная таблица результатов</w:t>
-      </w:r>
-    </w:p>
-    <w:p>
-      <w:pPr>
-        <w:pStyle w:val="SourceCode"/>
-      </w:pPr>
-      <w:r>
-        <w:rPr>
-          <w:rStyle w:val="NormalTok"/>
-        </w:rPr>
-        <w:t xml:space="preserve">results_df </w:t>
-      </w:r>
-      <w:r>
-        <w:rPr>
-          <w:rStyle w:val="OperatorTok"/>
-        </w:rPr>
-        <w:t xml:space="preserve">=</w:t>
-      </w:r>
-      <w:r>
-        <w:rPr>
-          <w:rStyle w:val="NormalTok"/>
-        </w:rPr>
-        <w:t xml:space="preserve"> </w:t>
-      </w:r>
-      <w:r>
-        <w:rPr>
-          <w:rStyle w:val="FunctionTok"/>
-        </w:rPr>
-        <w:t xml:space="preserve">DataFrame</w:t>
-      </w:r>
-      <w:r>
-        <w:rPr>
-          <w:rStyle w:val="NormalTok"/>
-        </w:rPr>
-        <w:t xml:space="preserve">(all_results)</w:t>
-      </w:r>
-      <w:r>
-        <w:br/>
-      </w:r>
-      <w:r>
-        <w:rPr>
-          <w:rStyle w:val="FunctionTok"/>
-        </w:rPr>
-        <w:t xml:space="preserve">println</w:t>
-      </w:r>
-      <w:r>
-        <w:rPr>
-          <w:rStyle w:val="NormalTok"/>
-        </w:rPr>
-        <w:t xml:space="preserve">(</w:t>
-      </w:r>
-      <w:r>
-        <w:rPr>
-          <w:rStyle w:val="StringTok"/>
-        </w:rPr>
-        <w:t xml:space="preserve">"</w:t>
-      </w:r>
-      <w:r>
-        <w:rPr>
-          <w:rStyle w:val="SpecialCharTok"/>
-        </w:rPr>
-        <w:t xml:space="preserve">\n</w:t>
-      </w:r>
-      <w:r>
-        <w:rPr>
-          <w:rStyle w:val="StringTok"/>
-        </w:rPr>
-        <w:t xml:space="preserve">Сводная таблица результатов:"</w:t>
-      </w:r>
-      <w:r>
-        <w:rPr>
-          <w:rStyle w:val="NormalTok"/>
-        </w:rPr>
-        <w:t xml:space="preserve">)</w:t>
-      </w:r>
-      <w:r>
-        <w:br/>
-      </w:r>
-      <w:r>
-        <w:rPr>
-          <w:rStyle w:val="FunctionTok"/>
-        </w:rPr>
-        <w:t xml:space="preserve">println</w:t>
-      </w:r>
-      <w:r>
-        <w:rPr>
-          <w:rStyle w:val="NormalTok"/>
-        </w:rPr>
-        <w:t xml:space="preserve">(results_df[!, [</w:t>
-      </w:r>
-      <w:r>
-        <w:rPr>
-          <w:rStyle w:val="OperatorTok"/>
-        </w:rPr>
-        <w:t xml:space="preserve">:</w:t>
-      </w:r>
-      <w:r>
-        <w:rPr>
-          <w:rStyle w:val="NormalTok"/>
-        </w:rPr>
-        <w:t xml:space="preserve">α, </w:t>
-      </w:r>
-      <w:r>
-        <w:rPr>
-          <w:rStyle w:val="OperatorTok"/>
-        </w:rPr>
-        <w:t xml:space="preserve">:</w:t>
-      </w:r>
-      <w:r>
-        <w:rPr>
-          <w:rStyle w:val="NormalTok"/>
-        </w:rPr>
-        <w:t xml:space="preserve">final_population, </w:t>
-      </w:r>
-      <w:r>
-        <w:rPr>
-          <w:rStyle w:val="OperatorTok"/>
-        </w:rPr>
-        <w:t xml:space="preserve">:</w:t>
-      </w:r>
-      <w:r>
-        <w:rPr>
-          <w:rStyle w:val="NormalTok"/>
-        </w:rPr>
-        <w:t xml:space="preserve">doubling_time]])</w:t>
-      </w:r>
-    </w:p>
-    <w:p>
-      <w:pPr>
-        <w:pStyle w:val="SourceCode"/>
-      </w:pPr>
-      <w:r>
-        <w:br/>
-      </w:r>
-      <w:r>
-        <w:rPr>
-          <w:rStyle w:val="VerbatimChar"/>
-        </w:rPr>
-        <w:t xml:space="preserve">Сводная таблица результатов:</w:t>
-      </w:r>
-      <w:r>
-        <w:br/>
-      </w:r>
-      <w:r>
-        <w:rPr>
-          <w:rStyle w:val="VerbatimChar"/>
-        </w:rPr>
-        <w:t xml:space="preserve">5×3 DataFrame</w:t>
-      </w:r>
-      <w:r>
-        <w:br/>
-      </w:r>
-      <w:r>
-        <w:rPr>
-          <w:rStyle w:val="VerbatimChar"/>
-        </w:rPr>
-        <w:t xml:space="preserve"> Row │ α        final_population  doubling_time </w:t>
-      </w:r>
-      <w:r>
-        <w:br/>
-      </w:r>
-      <w:r>
-        <w:rPr>
-          <w:rStyle w:val="VerbatimChar"/>
-        </w:rPr>
-        <w:t xml:space="preserve">     │ Float64  Float64           Float64       </w:t>
-      </w:r>
-      <w:r>
-        <w:br/>
-      </w:r>
-      <w:r>
-        <w:rPr>
-          <w:rStyle w:val="VerbatimChar"/>
-        </w:rPr>
-        <w:t xml:space="preserve">─────┼──────────────────────────────────────────</w:t>
-      </w:r>
-      <w:r>
-        <w:br/>
-      </w:r>
-      <w:r>
-        <w:rPr>
-          <w:rStyle w:val="VerbatimChar"/>
-        </w:rPr>
-        <w:t xml:space="preserve">   1 │     0.1           2.71828       6.93147</w:t>
-      </w:r>
-      <w:r>
-        <w:br/>
-      </w:r>
-      <w:r>
-        <w:rPr>
-          <w:rStyle w:val="VerbatimChar"/>
-        </w:rPr>
-        <w:t xml:space="preserve">   2 │     0.3          20.0854        2.31049</w:t>
-      </w:r>
-      <w:r>
-        <w:br/>
-      </w:r>
-      <w:r>
-        <w:rPr>
-          <w:rStyle w:val="VerbatimChar"/>
-        </w:rPr>
-        <w:t xml:space="preserve">   3 │     0.5         148.409         1.38629</w:t>
-      </w:r>
-      <w:r>
-        <w:br/>
-      </w:r>
-      <w:r>
-        <w:rPr>
-          <w:rStyle w:val="VerbatimChar"/>
-        </w:rPr>
-        <w:t xml:space="preserve">   4 │     0.8        2980.57          0.866434</w:t>
-      </w:r>
-      <w:r>
-        <w:br/>
-      </w:r>
-      <w:r>
-        <w:rPr>
-          <w:rStyle w:val="VerbatimChar"/>
-        </w:rPr>
-        <w:t xml:space="preserve">   5 │     1.0       22021.0           0.693147</w:t>
-      </w:r>
-    </w:p>
-    <w:p>
-      <w:pPr>
-        <w:pStyle w:val="FirstParagraph"/>
-      </w:pPr>
-      <w:r>
-        <w:t xml:space="preserve">Сравнительный график всех траекторий</w:t>
-      </w:r>
-    </w:p>
-    <w:p>
-      <w:pPr>
-        <w:pStyle w:val="SourceCode"/>
-      </w:pPr>
-      <w:r>
-        <w:rPr>
-          <w:rStyle w:val="NormalTok"/>
-        </w:rPr>
-        <w:t xml:space="preserve">p2 </w:t>
-      </w:r>
-      <w:r>
-        <w:rPr>
-          <w:rStyle w:val="OperatorTok"/>
-        </w:rPr>
-        <w:t xml:space="preserve">=</w:t>
-      </w:r>
-      <w:r>
-        <w:rPr>
-          <w:rStyle w:val="NormalTok"/>
-        </w:rPr>
-        <w:t xml:space="preserve"> </w:t>
-      </w:r>
-      <w:r>
-        <w:rPr>
-          <w:rStyle w:val="FunctionTok"/>
-        </w:rPr>
-        <w:t xml:space="preserve">plot</w:t>
-      </w:r>
-      <w:r>
-        <w:rPr>
-          <w:rStyle w:val="NormalTok"/>
-        </w:rPr>
-        <w:t xml:space="preserve">(size</w:t>
-      </w:r>
-      <w:r>
-        <w:rPr>
-          <w:rStyle w:val="OperatorTok"/>
-        </w:rPr>
-        <w:t xml:space="preserve">=</w:t>
-      </w:r>
-      <w:r>
-        <w:rPr>
-          <w:rStyle w:val="NormalTok"/>
-        </w:rPr>
-        <w:t xml:space="preserve">(</w:t>
-      </w:r>
-      <w:r>
-        <w:rPr>
-          <w:rStyle w:val="FloatTok"/>
-        </w:rPr>
-        <w:t xml:space="preserve">800</w:t>
-      </w:r>
-      <w:r>
-        <w:rPr>
-          <w:rStyle w:val="NormalTok"/>
-        </w:rPr>
-        <w:t xml:space="preserve">, </w:t>
-      </w:r>
-      <w:r>
-        <w:rPr>
-          <w:rStyle w:val="FloatTok"/>
-        </w:rPr>
-        <w:t xml:space="preserve">500</w:t>
-      </w:r>
-      <w:r>
-        <w:rPr>
-          <w:rStyle w:val="NormalTok"/>
-        </w:rPr>
-        <w:t xml:space="preserve">), dpi</w:t>
-      </w:r>
-      <w:r>
-        <w:rPr>
-          <w:rStyle w:val="OperatorTok"/>
-        </w:rPr>
-        <w:t xml:space="preserve">=</w:t>
-      </w:r>
-      <w:r>
-        <w:rPr>
-          <w:rStyle w:val="FloatTok"/>
-        </w:rPr>
-        <w:t xml:space="preserve">150</w:t>
-      </w:r>
-      <w:r>
-        <w:rPr>
-          <w:rStyle w:val="NormalTok"/>
-        </w:rPr>
-        <w:t xml:space="preserve">)</w:t>
-      </w:r>
-      <w:r>
-        <w:br/>
-      </w:r>
-      <w:r>
-        <w:br/>
-      </w:r>
-      <w:r>
-        <w:rPr>
-          <w:rStyle w:val="ControlFlowTok"/>
-        </w:rPr>
-        <w:t xml:space="preserve">for</w:t>
-      </w:r>
-      <w:r>
-        <w:rPr>
-          <w:rStyle w:val="NormalTok"/>
-        </w:rPr>
-        <w:t xml:space="preserve"> params </w:t>
-      </w:r>
-      <w:r>
-        <w:rPr>
-          <w:rStyle w:val="KeywordTok"/>
-        </w:rPr>
-        <w:t xml:space="preserve">in</w:t>
-      </w:r>
-      <w:r>
-        <w:rPr>
-          <w:rStyle w:val="NormalTok"/>
-        </w:rPr>
-        <w:t xml:space="preserve"> all_params</w:t>
-      </w:r>
-      <w:r>
-        <w:br/>
-      </w:r>
-      <w:r>
-        <w:rPr>
-          <w:rStyle w:val="NormalTok"/>
-        </w:rPr>
-        <w:t xml:space="preserve">    data, _ </w:t>
-      </w:r>
-      <w:r>
-        <w:rPr>
-          <w:rStyle w:val="OperatorTok"/>
-        </w:rPr>
-        <w:t xml:space="preserve">=</w:t>
-      </w:r>
-      <w:r>
-        <w:rPr>
-          <w:rStyle w:val="NormalTok"/>
-        </w:rPr>
-        <w:t xml:space="preserve"> </w:t>
-      </w:r>
-      <w:r>
-        <w:rPr>
-          <w:rStyle w:val="FunctionTok"/>
-        </w:rPr>
-        <w:t xml:space="preserve">produce_or_load</w:t>
-      </w:r>
-      <w:r>
-        <w:rPr>
-          <w:rStyle w:val="NormalTok"/>
-        </w:rPr>
-        <w:t xml:space="preserve">(</w:t>
-      </w:r>
-      <w:r>
-        <w:br/>
-      </w:r>
-      <w:r>
-        <w:rPr>
-          <w:rStyle w:val="NormalTok"/>
-        </w:rPr>
-        <w:t xml:space="preserve">        </w:t>
-      </w:r>
-      <w:r>
-        <w:rPr>
-          <w:rStyle w:val="FunctionTok"/>
-        </w:rPr>
-        <w:t xml:space="preserve">datadir</w:t>
-      </w:r>
-      <w:r>
-        <w:rPr>
-          <w:rStyle w:val="NormalTok"/>
-        </w:rPr>
-        <w:t xml:space="preserve">(script_name, </w:t>
-      </w:r>
-      <w:r>
-        <w:rPr>
-          <w:rStyle w:val="StringTok"/>
-        </w:rPr>
-        <w:t xml:space="preserve">"parametric_scan"</w:t>
-      </w:r>
-      <w:r>
-        <w:rPr>
-          <w:rStyle w:val="NormalTok"/>
-        </w:rPr>
-        <w:t xml:space="preserve">),</w:t>
-      </w:r>
-      <w:r>
-        <w:br/>
-      </w:r>
-      <w:r>
-        <w:rPr>
-          <w:rStyle w:val="NormalTok"/>
-        </w:rPr>
-        <w:t xml:space="preserve">        params,</w:t>
-      </w:r>
-      <w:r>
-        <w:br/>
-      </w:r>
-      <w:r>
-        <w:rPr>
-          <w:rStyle w:val="NormalTok"/>
-        </w:rPr>
-        <w:t xml:space="preserve">        run_single_experiment,</w:t>
-      </w:r>
-      <w:r>
-        <w:br/>
-      </w:r>
-      <w:r>
-        <w:rPr>
-          <w:rStyle w:val="NormalTok"/>
-        </w:rPr>
-        <w:t xml:space="preserve">        prefix </w:t>
-      </w:r>
-      <w:r>
-        <w:rPr>
-          <w:rStyle w:val="OperatorTok"/>
-        </w:rPr>
-        <w:t xml:space="preserve">=</w:t>
-      </w:r>
-      <w:r>
-        <w:rPr>
-          <w:rStyle w:val="NormalTok"/>
-        </w:rPr>
-        <w:t xml:space="preserve"> </w:t>
-      </w:r>
-      <w:r>
-        <w:rPr>
-          <w:rStyle w:val="StringTok"/>
-        </w:rPr>
-        <w:t xml:space="preserve">"scan"</w:t>
-      </w:r>
-      <w:r>
-        <w:br/>
-      </w:r>
-      <w:r>
-        <w:rPr>
-          <w:rStyle w:val="NormalTok"/>
-        </w:rPr>
-        <w:t xml:space="preserve">    )   </w:t>
-      </w:r>
-      <w:r>
-        <w:rPr>
-          <w:rStyle w:val="CommentTok"/>
-        </w:rPr>
-        <w:t xml:space="preserve"># Загружаем данные (они уже есть на диске)</w:t>
-      </w:r>
-      <w:r>
-        <w:br/>
-      </w:r>
-      <w:r>
-        <w:rPr>
-          <w:rStyle w:val="NormalTok"/>
-        </w:rPr>
-        <w:t xml:space="preserve">    </w:t>
-      </w:r>
-      <w:r>
-        <w:rPr>
-          <w:rStyle w:val="FunctionTok"/>
-        </w:rPr>
-        <w:t xml:space="preserve">plot!</w:t>
-      </w:r>
-      <w:r>
-        <w:rPr>
-          <w:rStyle w:val="NormalTok"/>
-        </w:rPr>
-        <w:t xml:space="preserve">(p2, data[</w:t>
-      </w:r>
-      <w:r>
-        <w:rPr>
-          <w:rStyle w:val="StringTok"/>
-        </w:rPr>
-        <w:t xml:space="preserve">"time_points"</w:t>
-      </w:r>
-      <w:r>
-        <w:rPr>
-          <w:rStyle w:val="NormalTok"/>
-        </w:rPr>
-        <w:t xml:space="preserve">], data[</w:t>
-      </w:r>
-      <w:r>
-        <w:rPr>
-          <w:rStyle w:val="StringTok"/>
-        </w:rPr>
-        <w:t xml:space="preserve">"population_values"</w:t>
-      </w:r>
-      <w:r>
-        <w:rPr>
-          <w:rStyle w:val="NormalTok"/>
-        </w:rPr>
-        <w:t xml:space="preserve">],</w:t>
-      </w:r>
-      <w:r>
-        <w:br/>
-      </w:r>
-      <w:r>
-        <w:rPr>
-          <w:rStyle w:val="NormalTok"/>
-        </w:rPr>
-        <w:t xml:space="preserve">        label</w:t>
-      </w:r>
-      <w:r>
-        <w:rPr>
-          <w:rStyle w:val="OperatorTok"/>
-        </w:rPr>
-        <w:t xml:space="preserve">=</w:t>
-      </w:r>
-      <w:r>
-        <w:rPr>
-          <w:rStyle w:val="StringTok"/>
-        </w:rPr>
-        <w:t xml:space="preserve">"α = </w:t>
-      </w:r>
-      <w:r>
-        <w:rPr>
-          <w:rStyle w:val="SpecialCharTok"/>
-        </w:rPr>
-        <w:t xml:space="preserve">$</w:t>
-      </w:r>
-      <w:r>
-        <w:rPr>
-          <w:rStyle w:val="NormalTok"/>
-        </w:rPr>
-        <w:t xml:space="preserve">(params[</w:t>
-      </w:r>
-      <w:r>
-        <w:rPr>
-          <w:rStyle w:val="OperatorTok"/>
-        </w:rPr>
-        <w:t xml:space="preserve">:</w:t>
-      </w:r>
-      <w:r>
-        <w:rPr>
-          <w:rStyle w:val="NormalTok"/>
-        </w:rPr>
-        <w:t xml:space="preserve">α])</w:t>
-      </w:r>
-      <w:r>
-        <w:rPr>
-          <w:rStyle w:val="StringTok"/>
-        </w:rPr>
-        <w:t xml:space="preserve">"</w:t>
-      </w:r>
-      <w:r>
-        <w:rPr>
-          <w:rStyle w:val="NormalTok"/>
-        </w:rPr>
-        <w:t xml:space="preserve">,</w:t>
-      </w:r>
-      <w:r>
-        <w:br/>
-      </w:r>
-      <w:r>
-        <w:rPr>
-          <w:rStyle w:val="NormalTok"/>
-        </w:rPr>
-        <w:t xml:space="preserve">        lw</w:t>
-      </w:r>
-      <w:r>
-        <w:rPr>
-          <w:rStyle w:val="OperatorTok"/>
-        </w:rPr>
-        <w:t xml:space="preserve">=</w:t>
-      </w:r>
-      <w:r>
-        <w:rPr>
-          <w:rStyle w:val="FloatTok"/>
-        </w:rPr>
-        <w:t xml:space="preserve">2</w:t>
-      </w:r>
-      <w:r>
-        <w:rPr>
-          <w:rStyle w:val="NormalTok"/>
-        </w:rPr>
-        <w:t xml:space="preserve">,</w:t>
-      </w:r>
-      <w:r>
-        <w:br/>
-      </w:r>
-      <w:r>
-        <w:rPr>
-          <w:rStyle w:val="NormalTok"/>
-        </w:rPr>
-        <w:t xml:space="preserve">        alpha</w:t>
-      </w:r>
-      <w:r>
-        <w:rPr>
-          <w:rStyle w:val="OperatorTok"/>
-        </w:rPr>
-        <w:t xml:space="preserve">=</w:t>
-      </w:r>
-      <w:r>
-        <w:rPr>
-          <w:rStyle w:val="FloatTok"/>
-        </w:rPr>
-        <w:t xml:space="preserve">0.8</w:t>
-      </w:r>
-      <w:r>
-        <w:br/>
-      </w:r>
-      <w:r>
-        <w:rPr>
-          <w:rStyle w:val="NormalTok"/>
-        </w:rPr>
-        <w:t xml:space="preserve">    )</w:t>
-      </w:r>
-      <w:r>
-        <w:br/>
-      </w:r>
-      <w:r>
-        <w:rPr>
-          <w:rStyle w:val="ControlFlowTok"/>
-        </w:rPr>
-        <w:t xml:space="preserve">end</w:t>
-      </w:r>
-      <w:r>
-        <w:br/>
-      </w:r>
-      <w:r>
-        <w:rPr>
-          <w:rStyle w:val="FunctionTok"/>
-        </w:rPr>
-        <w:t xml:space="preserve">plot!</w:t>
-      </w:r>
-      <w:r>
-        <w:rPr>
-          <w:rStyle w:val="NormalTok"/>
-        </w:rPr>
-        <w:t xml:space="preserve">(p2,</w:t>
-      </w:r>
-      <w:r>
-        <w:br/>
-      </w:r>
-      <w:r>
-        <w:rPr>
-          <w:rStyle w:val="NormalTok"/>
-        </w:rPr>
-        <w:t xml:space="preserve">    xlabel</w:t>
-      </w:r>
-      <w:r>
-        <w:rPr>
-          <w:rStyle w:val="OperatorTok"/>
-        </w:rPr>
-        <w:t xml:space="preserve">=</w:t>
-      </w:r>
-      <w:r>
-        <w:rPr>
-          <w:rStyle w:val="StringTok"/>
-        </w:rPr>
-        <w:t xml:space="preserve">"Время, t"</w:t>
-      </w:r>
-      <w:r>
-        <w:rPr>
-          <w:rStyle w:val="NormalTok"/>
-        </w:rPr>
-        <w:t xml:space="preserve">,</w:t>
-      </w:r>
-      <w:r>
-        <w:br/>
-      </w:r>
-      <w:r>
-        <w:rPr>
-          <w:rStyle w:val="NormalTok"/>
-        </w:rPr>
-        <w:t xml:space="preserve">    ylabel</w:t>
-      </w:r>
-      <w:r>
-        <w:rPr>
-          <w:rStyle w:val="OperatorTok"/>
-        </w:rPr>
-        <w:t xml:space="preserve">=</w:t>
-      </w:r>
-      <w:r>
-        <w:rPr>
-          <w:rStyle w:val="StringTok"/>
-        </w:rPr>
-        <w:t xml:space="preserve">"Популяция, u(t)"</w:t>
-      </w:r>
-      <w:r>
-        <w:rPr>
-          <w:rStyle w:val="NormalTok"/>
-        </w:rPr>
-        <w:t xml:space="preserve">,</w:t>
-      </w:r>
-      <w:r>
-        <w:br/>
-      </w:r>
-      <w:r>
-        <w:rPr>
-          <w:rStyle w:val="NormalTok"/>
-        </w:rPr>
-        <w:t xml:space="preserve">    title</w:t>
-      </w:r>
-      <w:r>
-        <w:rPr>
-          <w:rStyle w:val="OperatorTok"/>
-        </w:rPr>
-        <w:t xml:space="preserve">=</w:t>
-      </w:r>
-      <w:r>
-        <w:rPr>
-          <w:rStyle w:val="StringTok"/>
-        </w:rPr>
-        <w:t xml:space="preserve">"Параметрическое исследование: влияние α на рост"</w:t>
-      </w:r>
-      <w:r>
-        <w:rPr>
-          <w:rStyle w:val="NormalTok"/>
-        </w:rPr>
-        <w:t xml:space="preserve">,</w:t>
-      </w:r>
-      <w:r>
-        <w:br/>
-      </w:r>
-      <w:r>
-        <w:rPr>
-          <w:rStyle w:val="NormalTok"/>
-        </w:rPr>
-        <w:t xml:space="preserve">    legend</w:t>
-      </w:r>
-      <w:r>
-        <w:rPr>
-          <w:rStyle w:val="OperatorTok"/>
-        </w:rPr>
-        <w:t xml:space="preserve">=:</w:t>
-      </w:r>
-      <w:r>
-        <w:rPr>
-          <w:rStyle w:val="NormalTok"/>
-        </w:rPr>
-        <w:t xml:space="preserve">topleft,</w:t>
-      </w:r>
-      <w:r>
-        <w:br/>
-      </w:r>
-      <w:r>
-        <w:rPr>
-          <w:rStyle w:val="NormalTok"/>
-        </w:rPr>
-        <w:t xml:space="preserve">    grid</w:t>
-      </w:r>
-      <w:r>
-        <w:rPr>
-          <w:rStyle w:val="OperatorTok"/>
-        </w:rPr>
-        <w:t xml:space="preserve">=</w:t>
-      </w:r>
-      <w:r>
-        <w:rPr>
-          <w:rStyle w:val="ConstantTok"/>
-        </w:rPr>
-        <w:t xml:space="preserve">true</w:t>
-      </w:r>
-      <w:r>
-        <w:br/>
-      </w:r>
-      <w:r>
-        <w:rPr>
-          <w:rStyle w:val="NormalTok"/>
-        </w:rPr>
-        <w:t xml:space="preserve">)</w:t>
-      </w:r>
-    </w:p>
-    <w:p>
-      <w:pPr>
-        <w:pStyle w:val="SourceCode"/>
-      </w:pPr>
+      <w:r>
+        <w:br/>
+      </w:r>
+      <w:r>
+        <w:rPr>
+          <w:rStyle w:val="VerbatimChar"/>
+        </w:rPr>
+        <w:t xml:space="preserve">┌ Warning: read type ODEFunction{true, SciMLBase.AutoSpecialize, FunctionWrappersWrappers.FunctionWrappersWrapper{Tuple{FunctionWrappers.FunctionWrapper{Nothing, Tuple{Vector{Float64}, Vector{Float64}, @NamedTuple{α::Float64}, Float64}}, FunctionWrappers.FunctionWrapper{Nothing, Tuple{Vector{ForwardDiff.Dual{ForwardDiff.Tag{DiffEqBase.OrdinaryDiffEqTag, Float64}, Float64, 1}}, Vector{ForwardDiff.Dual{ForwardDiff.Tag{DiffEqBase.OrdinaryDiffEqTag, Float64}, Float64, 1}}, @NamedTuple{α::Float64}, Float64}}, FunctionWrappers.FunctionWrapper{Nothing, Tuple{Vector{ForwardDiff.Dual{ForwardDiff.Tag{DiffEqBase.OrdinaryDiffEqTag, Float64}, Float64, 1}}, Vector{Float64}, @NamedTuple{α::Float64}, ForwardDiff.Dual{ForwardDiff.Tag{DiffEqBase.OrdinaryDiffEqTag, Float64}, Float64, 1}}}, FunctionWrappers.FunctionWrapper{Nothing, Tuple{Vector{ForwardDiff.Dual{ForwardDiff.Tag{DiffEqBase.OrdinaryDiffEqTag, Float64}, Float64, 1}}, Vector{ForwardDiff.Dual{ForwardDiff.Tag{DiffEqBase.OrdinaryDiffEqTag, Float64}, Float64, 1}}, @NamedTuple{α::Float64}, ForwardDiff.Dual{ForwardDiff.Tag{DiffEqBase.OrdinaryDiffEqTag, Float64}, Float64, 1}}}}, false}, LinearAlgebra.UniformScaling{Bool}, Nothing, Nothing, Nothing, Nothing, Nothing, Nothing, Nothing, Nothing, Nothing, Nothing, Nothing, typeof(SciMLBase.DEFAULT_OBSERVED), Nothing, Nothing, Nothing, Nothing} is not a leaf type in workspace; reconstructing</w:t>
+      </w:r>
+      <w:r>
+        <w:br/>
+      </w:r>
+      <w:r>
+        <w:rPr>
+          <w:rStyle w:val="VerbatimChar"/>
+        </w:rPr>
+        <w:t xml:space="preserve">└ @ JLD2 C:\Users\Magis\.julia\packages\JLD2\hbsZG\src\data\reconstructing_datatypes.jl:282</w:t>
+      </w:r>
+      <w:r>
+        <w:br/>
+      </w:r>
+      <w:r>
+        <w:rPr>
+          <w:rStyle w:val="VerbatimChar"/>
+        </w:rPr>
+        <w:t xml:space="preserve">┌ Warning: some parameters could not be resolved for type OrdinaryDiffEqCore.InterpolationData{JLD2.ReconstructedStatic{Symbol("ODEFunction{true, SciMLBase.AutoSpecialize, FunctionWrappersWrappers.FunctionWrappersWrapper{Tuple{FunctionWrappers.FunctionWrapper{Nothing, Tuple{Vector{Float64}, Vector{Float64}, @NamedTuple{α::Float64}, Float64}}, FunctionWrappers.FunctionWrapper{Nothing, Tuple{Vector{ForwardDiff.Dual{ForwardDiff.Tag{DiffEqBase.OrdinaryDiffEqTag, Float64}, Float64, 1}}, Vector{ForwardDiff.Dual{ForwardDiff.Tag{DiffEqBase.OrdinaryDiffEqTag, Float64}, Float64, 1}}, @NamedTuple{α::Float64}, Float64}}, FunctionWrappers.FunctionWrapper{Nothing, Tuple{Vector{ForwardDiff.Dual{ForwardDiff.Tag{DiffEqBase.OrdinaryDiffEqTag, Float64}, Float64, 1}}, Vector{Float64}, @NamedTuple{α::Float64}, ForwardDiff.Dual{ForwardDiff.Tag{DiffEqBase.OrdinaryDiffEqTag, Float64}, Float64, 1}}}, FunctionWrappers.FunctionWrapper{Nothing, Tuple{Vector{ForwardDiff.Dual{ForwardDiff.Tag{DiffEqBase.OrdinaryDiffEqTag, Float64}, Float64, 1}}, Vector{ForwardDiff.Dual{ForwardDiff.Tag{DiffEqBase.OrdinaryDiffEqTag, Float64}, Float64, 1}}, @NamedTuple{α::Float64}, ForwardDiff.Dual{ForwardDiff.Tag{DiffEqBase.OrdinaryDiffEqTag, Float64}, Float64, 1}}}}, false}, LinearAlgebra.UniformScaling{Bool}, Nothing, Nothing, Nothing, Nothing, Nothing, Nothing, Nothing, Nothing, Nothing, Nothing, Nothing, typeof(SciMLBase.DEFAULT_OBSERVED), Nothing, Nothing, Nothing, Nothing}"), (:f, :mass_matrix, :analytic, :tgrad, :jac, :jvp, :vjp, :jac_prototype, :sparsity, :Wfact, :Wfact_t, :W_prototype, :paramjac, :observed, :colorvec, :sys, :initialization_data, :nlstep_data), Tuple{FunctionWrappersWrappers.FunctionWrappersWrapper{Tuple{FunctionWrappers.FunctionWrapper{Nothing, Tuple{Vector{Float64}, Vector{Float64}, @NamedTuple{α::Float64}, Float64}}, FunctionWrappers.FunctionWrapper{Nothing, Tuple{Vector{ForwardDiff.Dual{ForwardDiff.Tag{DiffEqBase.OrdinaryDiffEqTag, Float64}, Float64, 1}}, Vector{ForwardDiff.Dual{ForwardDiff.Tag{DiffEqBase.OrdinaryDiffEqTag, Float64}, Float64, 1}}, @NamedTuple{α::Float64}, Float64}}, FunctionWrappers.FunctionWrapper{Nothing, Tuple{Vector{ForwardDiff.Dual{ForwardDiff.Tag{DiffEqBase.OrdinaryDiffEqTag, Float64}, Float64, 1}}, Vector{Float64}, @NamedTuple{α::Float64}, ForwardDiff.Dual{ForwardDiff.Tag{DiffEqBase.OrdinaryDiffEqTag, Float64}, Float64, 1}}}, FunctionWrappers.FunctionWrapper{Nothing, Tuple{Vector{ForwardDiff.Dual{ForwardDiff.Tag{DiffEqBase.OrdinaryDiffEqTag, Float64}, Float64, 1}}, Vector{ForwardDiff.Dual{ForwardDiff.Tag{DiffEqBase.OrdinaryDiffEqTag, Float64}, Float64, 1}}, @NamedTuple{α::Float64}, ForwardDiff.Dual{ForwardDiff.Tag{DiffEqBase.OrdinaryDiffEqTag, Float64}, Float64, 1}}}}, false}, LinearAlgebra.UniformScaling{Bool}, Nothing, Nothing, Nothing, Nothing, Nothing, Nothing, Nothing, Nothing, Nothing, Nothing, Nothing, typeof(SciMLBase.DEFAULT_OBSERVED), Vararg{Nothing, 4}}},Vector{Vector{Float64}},Vector{Float64},Vector{Vector{Vector{Float64}}},Nothing,OrdinaryDiffEqTsit5.Tsit5Cache{Vector{Float64}, Vector{Float64}, Vector{Float64}, typeof(OrdinaryDiffEqCore.trivial_limiter!), typeof(OrdinaryDiffEqCore.trivial_limiter!), Static.False},Nothing}; reading as OrdinaryDiffEqCore.InterpolationData{JLD2.ReconstructedStatic{Symbol("ODEFunction{true, SciMLBase.AutoSpecialize, FunctionWrappersWrappers.FunctionWrappersWrapper{Tuple{FunctionWrappers.FunctionWrapper{Nothing, Tuple{Vector{Float64}, Vector{Float64}, @NamedTuple{α::Float64}, Float64}}, FunctionWrappers.FunctionWrapper{Nothing, Tuple{Vector{ForwardDiff.Dual{ForwardDiff.Tag{DiffEqBase.OrdinaryDiffEqTag, Float64}, Float64, 1}}, Vector{ForwardDiff.Dual{ForwardDiff.Tag{DiffEqBase.OrdinaryDiffEqTag, Float64}, Float64, 1}}, @NamedTuple{α::Float64}, Float64}}, FunctionWrappers.FunctionWrapper{Nothing, Tuple{Vector{ForwardDiff.Dual{ForwardDiff.Tag{DiffEqBase.OrdinaryDiffEqTag, Float64}, Float64, 1}}, Vector{Float64}, @NamedTuple{α::Float64}, ForwardDiff.Dual{ForwardDiff.Tag{DiffEqBase.OrdinaryDiffEqTag, Float64}, Float64, 1}}}, FunctionWrappers.FunctionWrapper{Nothing, Tuple{Vector{ForwardDiff.Dual{ForwardDiff.Tag{DiffEqBase.OrdinaryDiffEqTag, Float64}, Float64, 1}}, Vector{ForwardDiff.Dual{ForwardDiff.Tag{DiffEqBase.OrdinaryDiffEqTag, Float64}, Float64, 1}}, @NamedTuple{α::Float64}, ForwardDiff.Dual{ForwardDiff.Tag{DiffEqBase.OrdinaryDiffEqTag, Float64}, Float64, 1}}}}, false}, LinearAlgebra.UniformScaling{Bool}, Nothing, Nothing, Nothing, Nothing, Nothing, Nothing, Nothing, Nothing, Nothing, Nothing, Nothing, typeof(SciMLBase.DEFAULT_OBSERVED), Nothing, Nothing, Nothing, Nothing}"), (:f, :mass_matrix, :analytic, :tgrad, :jac, :jvp, :vjp, :jac_prototype, :sparsity, :Wfact, :Wfact_t, :W_prototype, :paramjac, :observed, :colorvec, :sys, :initialization_data, :nlstep_data), Tuple{FunctionWrappersWrappers.FunctionWrappersWrapper{Tuple{FunctionWrappers.FunctionWrapper{Nothing, Tuple{Vector{Float64}, Vector{Float64}, @NamedTuple{α::Float64}, Float64}}, FunctionWrappers.FunctionWrapper{Nothing, Tuple{Vector{ForwardDiff.Dual{ForwardDiff.Tag{DiffEqBase.OrdinaryDiffEqTag, Float64}, Float64, 1}}, Vector{ForwardDiff.Dual{ForwardDiff.Tag{DiffEqBase.OrdinaryDiffEqTag, Float64}, Float64, 1}}, @NamedTuple{α::Float64}, Float64}}, FunctionWrappers.FunctionWrapper{Nothing, Tuple{Vector{ForwardDiff.Dual{ForwardDiff.Tag{DiffEqBase.OrdinaryDiffEqTag, Float64}, Float64, 1}}, Vector{Float64}, @NamedTuple{α::Float64}, ForwardDiff.Dual{ForwardDiff.Tag{DiffEqBase.OrdinaryDiffEqTag, Float64}, Float64, 1}}}, FunctionWrappers.FunctionWrapper{Nothing, Tuple{Vector{ForwardDiff.Dual{ForwardDiff.Tag{DiffEqBase.OrdinaryDiffEqTag, Float64}, Float64, 1}}, Vector{ForwardDiff.Dual{ForwardDiff.Tag{DiffEqBase.OrdinaryDiffEqTag, Float64}, Float64, 1}}, @NamedTuple{α::Float64}, ForwardDiff.Dual{ForwardDiff.Tag{DiffEqBase.OrdinaryDiffEqTag, Float64}, Float64, 1}}}}, false}, LinearAlgebra.UniformScaling{Bool}, Nothing, Nothing, Nothing, Nothing, Nothing, Nothing, Nothing, Nothing, Nothing, Nothing, Nothing, typeof(SciMLBase.DEFAULT_OBSERVED), Vararg{Nothing, 4}}}, Vector{Vector{Float64}}, Vector{Float64}, Vector{Vector{Vector{Float64}}}, Nothing, OrdinaryDiffEqTsit5.Tsit5Cache{Vector{Float64}, Vector{Float64}, Vector{Float64}, typeof(OrdinaryDiffEqCore.trivial_limiter!), typeof(OrdinaryDiffEqCore.trivial_limiter!), Static.False}, Nothing}</w:t>
+      </w:r>
+      <w:r>
+        <w:br/>
+      </w:r>
+      <w:r>
+        <w:rPr>
+          <w:rStyle w:val="VerbatimChar"/>
+        </w:rPr>
+        <w:t xml:space="preserve">└ @ JLD2 C:\Users\Magis\.julia\packages\JLD2\hbsZG\src\data\reconstructing_datatypes.jl:580</w:t>
+      </w:r>
+      <w:r>
+        <w:br/>
+      </w:r>
+      <w:r>
+        <w:rPr>
+          <w:rStyle w:val="VerbatimChar"/>
+        </w:rPr>
+        <w:t xml:space="preserve">┌ Warning: some parameters could not be resolved for type ODESolution{Float64,2,Vector{Vector{Float64}},Nothing,Nothing,Vector{Float64},Vector{Vector{Vector{Float64}}},Nothing,ODEProblem{Vector{Float64},Tuple{Float64, Float64},true,@NamedTuple{α::Float64},JLD2.ReconstructedStatic{Symbol("ODEFunction{true, SciMLBase.AutoSpecialize, FunctionWrappersWrappers.FunctionWrappersWrapper{Tuple{FunctionWrappers.FunctionWrapper{Nothing, Tuple{Vector{Float64}, Vector{Float64}, @NamedTuple{α::Float64}, Float64}}, FunctionWrappers.FunctionWrapper{Nothing, Tuple{Vector{ForwardDiff.Dual{ForwardDiff.Tag{DiffEqBase.OrdinaryDiffEqTag, Float64}, Float64, 1}}, Vector{ForwardDiff.Dual{ForwardDiff.Tag{DiffEqBase.OrdinaryDiffEqTag, Float64}, Float64, 1}}, @NamedTuple{α::Float64}, Float64}}, FunctionWrappers.FunctionWrapper{Nothing, Tuple{Vector{ForwardDiff.Dual{ForwardDiff.Tag{DiffEqBase.OrdinaryDiffEqTag, Float64}, Float64, 1}}, Vector{Float64}, @NamedTuple{α::Float64}, ForwardDiff.Dual{ForwardDiff.Tag{DiffEqBase.OrdinaryDiffEqTag, Float64}, Float64, 1}}}, FunctionWrappers.FunctionWrapper{Nothing, Tuple{Vector{ForwardDiff.Dual{ForwardDiff.Tag{DiffEqBase.OrdinaryDiffEqTag, Float64}, Float64, 1}}, Vector{ForwardDiff.Dual{ForwardDiff.Tag{DiffEqBase.OrdinaryDiffEqTag, Float64}, Float64, 1}}, @NamedTuple{α::Float64}, ForwardDiff.Dual{ForwardDiff.Tag{DiffEqBase.OrdinaryDiffEqTag, Float64}, Float64, 1}}}}, false}, LinearAlgebra.UniformScaling{Bool}, Nothing, Nothing, Nothing, Nothing, Nothing, Nothing, Nothing, Nothing, Nothing, Nothing, Nothing, typeof(SciMLBase.DEFAULT_OBSERVED), Nothing, Nothing, Nothing, Nothing}"), (:f, :mass_matrix, :analytic, :tgrad, :jac, :jvp, :vjp, :jac_prototype, :sparsity, :Wfact, :Wfact_t, :W_prototype, :paramjac, :observed, :colorvec, :sys, :initialization_data, :nlstep_data), Tuple{FunctionWrappersWrappers.FunctionWrappersWrapper{Tuple{FunctionWrappers.FunctionWrapper{Nothing, Tuple{Vector{Float64}, Vector{Float64}, @NamedTuple{α::Float64}, Float64}}, FunctionWrappers.FunctionWrapper{Nothing, Tuple{Vector{ForwardDiff.Dual{ForwardDiff.Tag{DiffEqBase.OrdinaryDiffEqTag, Float64}, Float64, 1}}, Vector{ForwardDiff.Dual{ForwardDiff.Tag{DiffEqBase.OrdinaryDiffEqTag, Float64}, Float64, 1}}, @NamedTuple{α::Float64}, Float64}}, FunctionWrappers.FunctionWrapper{Nothing, Tuple{Vector{ForwardDiff.Dual{ForwardDiff.Tag{DiffEqBase.OrdinaryDiffEqTag, Float64}, Float64, 1}}, Vector{Float64}, @NamedTuple{α::Float64}, ForwardDiff.Dual{ForwardDiff.Tag{DiffEqBase.OrdinaryDiffEqTag, Float64}, Float64, 1}}}, FunctionWrappers.FunctionWrapper{Nothing, Tuple{Vector{ForwardDiff.Dual{ForwardDiff.Tag{DiffEqBase.OrdinaryDiffEqTag, Float64}, Float64, 1}}, Vector{ForwardDiff.Dual{ForwardDiff.Tag{DiffEqBase.OrdinaryDiffEqTag, Float64}, Float64, 1}}, @NamedTuple{α::Float64}, ForwardDiff.Dual{ForwardDiff.Tag{DiffEqBase.OrdinaryDiffEqTag, Float64}, Float64, 1}}}}, false}, LinearAlgebra.UniformScaling{Bool}, Nothing, Nothing, Nothing, Nothing, Nothing, Nothing, Nothing, Nothing, Nothing, Nothing, Nothing, typeof(SciMLBase.DEFAULT_OBSERVED), Vararg{Nothing, 4}}},Base.Pairs{Symbol, Union{}, Nothing, @NamedTuple{}},SciMLBase.StandardODEProblem},Tsit5{typeof(OrdinaryDiffEqCore.trivial_limiter!), typeof(OrdinaryDiffEqCore.trivial_limiter!), Static.False},OrdinaryDiffEqCore.InterpolationData{JLD2.ReconstructedStatic{Symbol("ODEFunction{true, SciMLBase.AutoSpecialize, FunctionWrappersWrappers.FunctionWrappersWrapper{Tuple{FunctionWrappers.FunctionWrapper{Nothing, Tuple{Vector{Float64}, Vector{Float64}, @NamedTuple{α::Float64}, Float64}}, FunctionWrappers.FunctionWrapper{Nothing, Tuple{Vector{ForwardDiff.Dual{ForwardDiff.Tag{DiffEqBase.OrdinaryDiffEqTag, Float64}, Float64, 1}}, Vector{ForwardDiff.Dual{ForwardDiff.Tag{DiffEqBase.OrdinaryDiffEqTag, Float64}, Float64, 1}}, @NamedTuple{α::Float64}, Float64}}, FunctionWrappers.FunctionWrapper{Nothing, Tuple{Vector{ForwardDiff.Dual{ForwardDiff.Tag{DiffEqBase.OrdinaryDiffEqTag, Float64}, Float64, 1}}, Vector{Float64}, @NamedTuple{α::Float64}, ForwardDiff.Dual{ForwardDiff.Tag{DiffEqBase.OrdinaryDiffEqTag, Float64}, Float64, 1}}}, FunctionWrappers.FunctionWrapper{Nothing, Tuple{Vector{ForwardDiff.Dual{ForwardDiff.Tag{DiffEqBase.OrdinaryDiffEqTag, Float64}, Float64, 1}}, Vector{ForwardDiff.Dual{ForwardDiff.Tag{DiffEqBase.OrdinaryDiffEqTag, Float64}, Float64, 1}}, @NamedTuple{α::Float64}, ForwardDiff.Dual{ForwardDiff.Tag{DiffEqBase.OrdinaryDiffEqTag, Float64}, Float64, 1}}}}, false}, LinearAlgebra.UniformScaling{Bool}, Nothing, Nothing, Nothing, Nothing, Nothing, Nothing, Nothing, Nothing, Nothing, Nothing, Nothing, typeof(SciMLBase.DEFAULT_OBSERVED), Nothing, Nothing, Nothing, Nothing}"), (:f, :mass_matrix, :analytic, :tgrad, :jac, :jvp, :vjp, :jac_prototype, :sparsity, :Wfact, :Wfact_t, :W_prototype, :paramjac, :observed, :colorvec, :sys, :initialization_data, :nlstep_data), Tuple{FunctionWrappersWrappers.FunctionWrappersWrapper{Tuple{FunctionWrappers.FunctionWrapper{Nothing, Tuple{Vector{Float64}, Vector{Float64}, @NamedTuple{α::Float64}, Float64}}, FunctionWrappers.FunctionWrapper{Nothing, Tuple{Vector{ForwardDiff.Dual{ForwardDiff.Tag{DiffEqBase.OrdinaryDiffEqTag, Float64}, Float64, 1}}, Vector{ForwardDiff.Dual{ForwardDiff.Tag{DiffEqBase.OrdinaryDiffEqTag, Float64}, Float64, 1}}, @NamedTuple{α::Float64}, Float64}}, FunctionWrappers.FunctionWrapper{Nothing, Tuple{Vector{ForwardDiff.Dual{ForwardDiff.Tag{DiffEqBase.OrdinaryDiffEqTag, Float64}, Float64, 1}}, Vector{Float64}, @NamedTuple{α::Float64}, ForwardDiff.Dual{ForwardDiff.Tag{DiffEqBase.OrdinaryDiffEqTag, Float64}, Float64, 1}}}, FunctionWrappers.FunctionWrapper{Nothing, Tuple{Vector{ForwardDiff.Dual{ForwardDiff.Tag{DiffEqBase.OrdinaryDiffEqTag, Float64}, Float64, 1}}, Vector{ForwardDiff.Dual{ForwardDiff.Tag{DiffEqBase.OrdinaryDiffEqTag, Float64}, Float64, 1}}, @NamedTuple{α::Float64}, ForwardDiff.Dual{ForwardDiff.Tag{DiffEqBase.OrdinaryDiffEqTag, Float64}, Float64, 1}}}}, false}, LinearAlgebra.UniformScaling{Bool}, Nothing, Nothing, Nothing, Nothing, Nothing, Nothing, Nothing, Nothing, Nothing, Nothing, Nothing, typeof(SciMLBase.DEFAULT_OBSERVED), Vararg{Nothing, 4}}}, Vector{Vector{Float64}}, Vector{Float64}, Vector{Vector{Vector{Float64}}}, Nothing, OrdinaryDiffEqTsit5.Tsit5Cache{Vector{Float64}, Vector{Float64}, Vector{Float64}, typeof(OrdinaryDiffEqCore.trivial_limiter!), typeof(OrdinaryDiffEqCore.trivial_limiter!), Static.False}, Nothing},SciMLBase.DEStats,Nothing,Nothing,Nothing,Nothing}; reading as ODESolution{Float64, 2, Vector{Vector{Float64}}, Nothing, Nothing, Vector{Float64}, Vector{Vector{Vector{Float64}}}, Nothing, Any, Tsit5{typeof(OrdinaryDiffEqCore.trivial_limiter!), typeof(OrdinaryDiffEqCore.trivial_limiter!), Static.False}, OrdinaryDiffEqCore.InterpolationData{JLD2.ReconstructedStatic{Symbol("ODEFunction{true, SciMLBase.AutoSpecialize, FunctionWrappersWrappers.FunctionWrappersWrapper{Tuple{FunctionWrappers.FunctionWrapper{Nothing, Tuple{Vector{Float64}, Vector{Float64}, @NamedTuple{α::Float64}, Float64}}, FunctionWrappers.FunctionWrapper{Nothing, Tuple{Vector{ForwardDiff.Dual{ForwardDiff.Tag{DiffEqBase.OrdinaryDiffEqTag, Float64}, Float64, 1}}, Vector{ForwardDiff.Dual{ForwardDiff.Tag{DiffEqBase.OrdinaryDiffEqTag, Float64}, Float64, 1}}, @NamedTuple{α::Float64}, Float64}}, FunctionWrappers.FunctionWrapper{Nothing, Tuple{Vector{ForwardDiff.Dual{ForwardDiff.Tag{DiffEqBase.OrdinaryDiffEqTag, Float64}, Float64, 1}}, Vector{Float64}, @NamedTuple{α::Float64}, ForwardDiff.Dual{ForwardDiff.Tag{DiffEqBase.OrdinaryDiffEqTag, Float64}, Float64, 1}}}, FunctionWrappers.FunctionWrapper{Nothing, Tuple{Vector{ForwardDiff.Dual{ForwardDiff.Tag{DiffEqBase.OrdinaryDiffEqTag, Float64}, Float64, 1}}, Vector{ForwardDiff.Dual{ForwardDiff.Tag{DiffEqBase.OrdinaryDiffEqTag, Float64}, Float64, 1}}, @NamedTuple{α::Float64}, ForwardDiff.Dual{ForwardDiff.Tag{DiffEqBase.OrdinaryDiffEqTag, Float64}, Float64, 1}}}}, false}, LinearAlgebra.UniformScaling{Bool}, Nothing, Nothing, Nothing, Nothing, Nothing, Nothing, Nothing, Nothing, Nothing, Nothing, Nothing, typeof(SciMLBase.DEFAULT_OBSERVED), Nothing, Nothing, Nothing, Nothing}"), (:f, :mass_matrix, :analytic, :tgrad, :jac, :jvp, :vjp, :jac_prototype, :sparsity, :Wfact, :Wfact_t, :W_prototype, :paramjac, :observed, :colorvec, :sys, :initialization_data, :nlstep_data), Tuple{FunctionWrappersWrappers.FunctionWrappersWrapper{Tuple{FunctionWrappers.FunctionWrapper{Nothing, Tuple{Vector{Float64}, Vector{Float64}, @NamedTuple{α::Float64}, Float64}}, FunctionWrappers.FunctionWrapper{Nothing, Tuple{Vector{ForwardDiff.Dual{ForwardDiff.Tag{DiffEqBase.OrdinaryDiffEqTag, Float64}, Float64, 1}}, Vector{ForwardDiff.Dual{ForwardDiff.Tag{DiffEqBase.OrdinaryDiffEqTag, Float64}, Float64, 1}}, @NamedTuple{α::Float64}, Float64}}, FunctionWrappers.FunctionWrapper{Nothing, Tuple{Vector{ForwardDiff.Dual{ForwardDiff.Tag{DiffEqBase.OrdinaryDiffEqTag, Float64}, Float64, 1}}, Vector{Float64}, @NamedTuple{α::Float64}, ForwardDiff.Dual{ForwardDiff.Tag{DiffEqBase.OrdinaryDiffEqTag, Float64}, Float64, 1}}}, FunctionWrappers.FunctionWrapper{Nothing, Tuple{Vector{ForwardDiff.Dual{ForwardDiff.Tag{DiffEqBase.OrdinaryDiffEqTag, Float64}, Float64, 1}}, Vector{ForwardDiff.Dual{ForwardDiff.Tag{DiffEqBase.OrdinaryDiffEqTag, Float64}, Float64, 1}}, @NamedTuple{α::Float64}, ForwardDiff.Dual{ForwardDiff.Tag{DiffEqBase.OrdinaryDiffEqTag, Float64}, Float64, 1}}}}, false}, LinearAlgebra.UniformScaling{Bool}, Nothing, Nothing, Nothing, Nothing, Nothing, Nothing, Nothing, Nothing, Nothing, Nothing, Nothing, typeof(SciMLBase.DEFAULT_OBSERVED), Vararg{Nothing, 4}}}, Vector{Vector{Float64}}, Vector{Float64}, Vector{Vector{Vector{Float64}}}, Nothing, OrdinaryDiffEqTsit5.Tsit5Cache{Vector{Float64}, Vector{Float64}, Vector{Float64}, typeof(OrdinaryDiffEqCore.trivial_limiter!), typeof(OrdinaryDiffEqCore.trivial_limiter!), Static.False}, Nothing}, SciMLBase.DEStats, Nothing, Nothing, Nothing, Nothing}</w:t>
+      </w:r>
+      <w:r>
+        <w:br/>
+      </w:r>
+      <w:r>
+        <w:rPr>
+          <w:rStyle w:val="VerbatimChar"/>
+        </w:rPr>
+        <w:t xml:space="preserve">└ @ JLD2 C:\Users\Magis\.julia\packages\JLD2\hbsZG\src\data\reconstructing_datatypes.jl:580</w:t>
+      </w:r>
+      <w:r>
+        <w:br/>
+      </w:r>
+      <w:r>
+        <w:rPr>
+          <w:rStyle w:val="VerbatimChar"/>
+        </w:rPr>
+        <w:t xml:space="preserve">┌ Warning: some parameters could not be resolved for type ODEProblem{Vector{Float64},Tuple{Float64, Float64},true,@NamedTuple{α::Float64},JLD2.ReconstructedStatic{Symbol("ODEFunction{true, SciMLBase.AutoSpecialize, FunctionWrappersWrappers.FunctionWrappersWrapper{Tuple{FunctionWrappers.FunctionWrapper{Nothing, Tuple{Vector{Float64}, Vector{Float64}, @NamedTuple{α::Float64}, Float64}}, FunctionWrappers.FunctionWrapper{Nothing, Tuple{Vector{ForwardDiff.Dual{ForwardDiff.Tag{DiffEqBase.OrdinaryDiffEqTag, Float64}, Float64, 1}}, Vector{ForwardDiff.Dual{ForwardDiff.Tag{DiffEqBase.OrdinaryDiffEqTag, Float64}, Float64, 1}}, @NamedTuple{α::Float64}, Float64}}, FunctionWrappers.FunctionWrapper{Nothing, Tuple{Vector{ForwardDiff.Dual{ForwardDiff.Tag{DiffEqBase.OrdinaryDiffEqTag, Float64}, Float64, 1}}, Vector{Float64}, @NamedTuple{α::Float64}, ForwardDiff.Dual{ForwardDiff.Tag{DiffEqBase.OrdinaryDiffEqTag, Float64}, Float64, 1}}}, FunctionWrappers.FunctionWrapper{Nothing, Tuple{Vector{ForwardDiff.Dual{ForwardDiff.Tag{DiffEqBase.OrdinaryDiffEqTag, Float64}, Float64, 1}}, Vector{ForwardDiff.Dual{ForwardDiff.Tag{DiffEqBase.OrdinaryDiffEqTag, Float64}, Float64, 1}}, @NamedTuple{α::Float64}, ForwardDiff.Dual{ForwardDiff.Tag{DiffEqBase.OrdinaryDiffEqTag, Float64}, Float64, 1}}}}, false}, LinearAlgebra.UniformScaling{Bool}, Nothing, Nothing, Nothing, Nothing, Nothing, Nothing, Nothing, Nothing, Nothing, Nothing, Nothing, typeof(SciMLBase.DEFAULT_OBSERVED), Nothing, Nothing, Nothing, Nothing}"), (:f, :mass_matrix, :analytic, :tgrad, :jac, :jvp, :vjp, :jac_prototype, :sparsity, :Wfact, :Wfact_t, :W_prototype, :paramjac, :observed, :colorvec, :sys, :initialization_data, :nlstep_data), Tuple{FunctionWrappersWrappers.FunctionWrappersWrapper{Tuple{FunctionWrappers.FunctionWrapper{Nothing, Tuple{Vector{Float64}, Vector{Float64}, @NamedTuple{α::Float64}, Float64}}, FunctionWrappers.FunctionWrapper{Nothing, Tuple{Vector{ForwardDiff.Dual{ForwardDiff.Tag{DiffEqBase.OrdinaryDiffEqTag, Float64}, Float64, 1}}, Vector{ForwardDiff.Dual{ForwardDiff.Tag{DiffEqBase.OrdinaryDiffEqTag, Float64}, Float64, 1}}, @NamedTuple{α::Float64}, Float64}}, FunctionWrappers.FunctionWrapper{Nothing, Tuple{Vector{ForwardDiff.Dual{ForwardDiff.Tag{DiffEqBase.OrdinaryDiffEqTag, Float64}, Float64, 1}}, Vector{Float64}, @NamedTuple{α::Float64}, ForwardDiff.Dual{ForwardDiff.Tag{DiffEqBase.OrdinaryDiffEqTag, Float64}, Float64, 1}}}, FunctionWrappers.FunctionWrapper{Nothing, Tuple{Vector{ForwardDiff.Dual{ForwardDiff.Tag{DiffEqBase.OrdinaryDiffEqTag, Float64}, Float64, 1}}, Vector{ForwardDiff.Dual{ForwardDiff.Tag{DiffEqBase.OrdinaryDiffEqTag, Float64}, Float64, 1}}, @NamedTuple{α::Float64}, ForwardDiff.Dual{ForwardDiff.Tag{DiffEqBase.OrdinaryDiffEqTag, Float64}, Float64, 1}}}}, false}, LinearAlgebra.UniformScaling{Bool}, Nothing, Nothing, Nothing, Nothing, Nothing, Nothing, Nothing, Nothing, Nothing, Nothing, Nothing, typeof(SciMLBase.DEFAULT_OBSERVED), Vararg{Nothing, 4}}},Base.Pairs{Symbol, Union{}, Nothing, @NamedTuple{}},SciMLBase.StandardODEProblem}; reading as ODEProblem{Vector{Float64}, Tuple{Float64, Float64}, true, @NamedTuple{α::Float64}, JLD2.ReconstructedStatic{Symbol("ODEFunction{true, SciMLBase.AutoSpecialize, FunctionWrappersWrappers.FunctionWrappersWrapper{Tuple{FunctionWrappers.FunctionWrapper{Nothing, Tuple{Vector{Float64}, Vector{Float64}, @NamedTuple{α::Float64}, Float64}}, FunctionWrappers.FunctionWrapper{Nothing, Tuple{Vector{ForwardDiff.Dual{ForwardDiff.Tag{DiffEqBase.OrdinaryDiffEqTag, Float64}, Float64, 1}}, Vector{ForwardDiff.Dual{ForwardDiff.Tag{DiffEqBase.OrdinaryDiffEqTag, Float64}, Float64, 1}}, @NamedTuple{α::Float64}, Float64}}, FunctionWrappers.FunctionWrapper{Nothing, Tuple{Vector{ForwardDiff.Dual{ForwardDiff.Tag{DiffEqBase.OrdinaryDiffEqTag, Float64}, Float64, 1}}, Vector{Float64}, @NamedTuple{α::Float64}, ForwardDiff.Dual{ForwardDiff.Tag{DiffEqBase.OrdinaryDiffEqTag, Float64}, Float64, 1}}}, FunctionWrappers.FunctionWrapper{Nothing, Tuple{Vector{ForwardDiff.Dual{ForwardDiff.Tag{DiffEqBase.OrdinaryDiffEqTag, Float64}, Float64, 1}}, Vector{ForwardDiff.Dual{ForwardDiff.Tag{DiffEqBase.OrdinaryDiffEqTag, Float64}, Float64, 1}}, @NamedTuple{α::Float64}, ForwardDiff.Dual{ForwardDiff.Tag{DiffEqBase.OrdinaryDiffEqTag, Float64}, Float64, 1}}}}, false}, LinearAlgebra.UniformScaling{Bool}, Nothing, Nothing, Nothing, Nothing, Nothing, Nothing, Nothing, Nothing, Nothing, Nothing, Nothing, typeof(SciMLBase.DEFAULT_OBSERVED), Nothing, Nothing, Nothing, Nothing}"), (:f, :mass_matrix, :analytic, :tgrad, :jac, :jvp, :vjp, :jac_prototype, :sparsity, :Wfact, :Wfact_t, :W_prototype, :paramjac, :observed, :colorvec, :sys, :initialization_data, :nlstep_data), Tuple{FunctionWrappersWrappers.FunctionWrappersWrapper{Tuple{FunctionWrappers.FunctionWrapper{Nothing, Tuple{Vector{Float64}, Vector{Float64}, @NamedTuple{α::Float64}, Float64}}, FunctionWrappers.FunctionWrapper{Nothing, Tuple{Vector{ForwardDiff.Dual{ForwardDiff.Tag{DiffEqBase.OrdinaryDiffEqTag, Float64}, Float64, 1}}, Vector{ForwardDiff.Dual{ForwardDiff.Tag{DiffEqBase.OrdinaryDiffEqTag, Float64}, Float64, 1}}, @NamedTuple{α::Float64}, Float64}}, FunctionWrappers.FunctionWrapper{Nothing, Tuple{Vector{ForwardDiff.Dual{ForwardDiff.Tag{DiffEqBase.OrdinaryDiffEqTag, Float64}, Float64, 1}}, Vector{Float64}, @NamedTuple{α::Float64}, ForwardDiff.Dual{ForwardDiff.Tag{DiffEqBase.OrdinaryDiffEqTag, Float64}, Float64, 1}}}, FunctionWrappers.FunctionWrapper{Nothing, Tuple{Vector{ForwardDiff.Dual{ForwardDiff.Tag{DiffEqBase.OrdinaryDiffEqTag, Float64}, Float64, 1}}, Vector{ForwardDiff.Dual{ForwardDiff.Tag{DiffEqBase.OrdinaryDiffEqTag, Float64}, Float64, 1}}, @NamedTuple{α::Float64}, ForwardDiff.Dual{ForwardDiff.Tag{DiffEqBase.OrdinaryDiffEqTag, Float64}, Float64, 1}}}}, false}, LinearAlgebra.UniformScaling{Bool}, Nothing, Nothing, Nothing, Nothing, Nothing, Nothing, Nothing, Nothing, Nothing, Nothing, Nothing, typeof(SciMLBase.DEFAULT_OBSERVED), Vararg{Nothing, 4}}}, Base.Pairs{Symbol, Union{}, Nothing, @NamedTuple{}}, SciMLBase.StandardODEProblem}</w:t>
+      </w:r>
+      <w:r>
+        <w:br/>
+      </w:r>
+      <w:r>
+        <w:rPr>
+          <w:rStyle w:val="VerbatimChar"/>
+        </w:rPr>
+        <w:t xml:space="preserve">└ @ JLD2 C:\Users\Magis\.julia\packages\JLD2\hbsZG\src\data\reconstructing_datatypes.jl:580</w:t>
+      </w:r>
+      <w:r>
+        <w:br/>
+      </w:r>
       <w:r>
         <w:rPr>
           <w:rStyle w:val="VerbatimChar"/>
@@ -5625,142 +6499,70 @@
         <w:rPr>
           <w:rStyle w:val="VerbatimChar"/>
         </w:rPr>
-        <w:t xml:space="preserve">┌ Warning: Using the standard Julia project.</w:t>
-      </w:r>
-      <w:r>
-        <w:br/>
-      </w:r>
-      <w:r>
-        <w:rPr>
-          <w:rStyle w:val="VerbatimChar"/>
-        </w:rPr>
-        <w:t xml:space="preserve">└ @ DrWatson C:\Users\Magis\.julia\packages\DrWatson\2QF5p\src\project_setup.jl:30</w:t>
-      </w:r>
-      <w:r>
-        <w:br/>
-      </w:r>
-      <w:r>
-        <w:rPr>
-          <w:rStyle w:val="VerbatimChar"/>
-        </w:rPr>
-        <w:t xml:space="preserve">┌ Warning: Using the standard Julia project.</w:t>
-      </w:r>
-      <w:r>
-        <w:br/>
-      </w:r>
-      <w:r>
-        <w:rPr>
-          <w:rStyle w:val="VerbatimChar"/>
-        </w:rPr>
-        <w:t xml:space="preserve">└ @ DrWatson C:\Users\Magis\.julia\packages\DrWatson\2QF5p\src\project_setup.jl:30</w:t>
-      </w:r>
-      <w:r>
-        <w:br/>
-      </w:r>
-      <w:r>
-        <w:rPr>
-          <w:rStyle w:val="VerbatimChar"/>
-        </w:rPr>
-        <w:t xml:space="preserve">┌ Warning: Using the standard Julia project.</w:t>
-      </w:r>
-      <w:r>
-        <w:br/>
-      </w:r>
-      <w:r>
-        <w:rPr>
-          <w:rStyle w:val="VerbatimChar"/>
-        </w:rPr>
-        <w:t xml:space="preserve">└ @ DrWatson C:\Users\Magis\.julia\packages\DrWatson\2QF5p\src\project_setup.jl:30</w:t>
-      </w:r>
-      <w:r>
-        <w:br/>
-      </w:r>
-      <w:r>
-        <w:rPr>
-          <w:rStyle w:val="VerbatimChar"/>
-        </w:rPr>
-        <w:t xml:space="preserve">┌ Warning: Using the standard Julia project.</w:t>
-      </w:r>
-      <w:r>
-        <w:br/>
-      </w:r>
-      <w:r>
-        <w:rPr>
-          <w:rStyle w:val="VerbatimChar"/>
-        </w:rPr>
-        <w:t xml:space="preserve">└ @ DrWatson C:\Users\Magis\.julia\packages\DrWatson\2QF5p\src\project_setup.jl:30</w:t>
-      </w:r>
-      <w:r>
-        <w:br/>
-      </w:r>
-      <w:r>
-        <w:rPr>
-          <w:rStyle w:val="VerbatimChar"/>
-        </w:rPr>
-        <w:t xml:space="preserve">┌ Warning: Using the standard Julia project.</w:t>
-      </w:r>
-      <w:r>
-        <w:br/>
-      </w:r>
-      <w:r>
-        <w:rPr>
-          <w:rStyle w:val="VerbatimChar"/>
-        </w:rPr>
-        <w:t xml:space="preserve">└ @ DrWatson C:\Users\Magis\.julia\packages\DrWatson\2QF5p\src\project_setup.jl:30</w:t>
-      </w:r>
-      <w:r>
-        <w:br/>
-      </w:r>
-      <w:r>
-        <w:rPr>
-          <w:rStyle w:val="VerbatimChar"/>
-        </w:rPr>
-        <w:t xml:space="preserve">┌ Warning: Using the standard Julia project.</w:t>
-      </w:r>
-      <w:r>
-        <w:br/>
-      </w:r>
-      <w:r>
-        <w:rPr>
-          <w:rStyle w:val="VerbatimChar"/>
-        </w:rPr>
-        <w:t xml:space="preserve">└ @ DrWatson C:\Users\Magis\.julia\packages\DrWatson\2QF5p\src\project_setup.jl:30</w:t>
-      </w:r>
-      <w:r>
-        <w:br/>
-      </w:r>
-      <w:r>
-        <w:rPr>
-          <w:rStyle w:val="VerbatimChar"/>
-        </w:rPr>
-        <w:t xml:space="preserve">┌ Warning: Using the standard Julia project.</w:t>
-      </w:r>
-      <w:r>
-        <w:br/>
-      </w:r>
-      <w:r>
-        <w:rPr>
-          <w:rStyle w:val="VerbatimChar"/>
-        </w:rPr>
-        <w:t xml:space="preserve">└ @ DrWatson C:\Users\Magis\.julia\packages\DrWatson\2QF5p\src\project_setup.jl:30</w:t>
-      </w:r>
-      <w:r>
-        <w:br/>
-      </w:r>
-      <w:r>
-        <w:rPr>
-          <w:rStyle w:val="VerbatimChar"/>
-        </w:rPr>
-        <w:t xml:space="preserve">┌ Warning: Using the standard Julia project.</w:t>
-      </w:r>
-      <w:r>
-        <w:br/>
-      </w:r>
-      <w:r>
-        <w:rPr>
-          <w:rStyle w:val="VerbatimChar"/>
-        </w:rPr>
-        <w:t xml:space="preserve">└ @ DrWatson C:\Users\Magis\.julia\packages\DrWatson\2QF5p\src\project_setup.jl:30</w:t>
+        <w:t xml:space="preserve">┌ Warning: read type ODEFunction{true, SciMLBase.AutoSpecialize, FunctionWrappersWrappers.FunctionWrappersWrapper{Tuple{FunctionWrappers.FunctionWrapper{Nothing, Tuple{Vector{Float64}, Vector{Float64}, @NamedTuple{α::Float64}, Float64}}, FunctionWrappers.FunctionWrapper{Nothing, Tuple{Vector{ForwardDiff.Dual{ForwardDiff.Tag{DiffEqBase.OrdinaryDiffEqTag, Float64}, Float64, 1}}, Vector{ForwardDiff.Dual{ForwardDiff.Tag{DiffEqBase.OrdinaryDiffEqTag, Float64}, Float64, 1}}, @NamedTuple{α::Float64}, Float64}}, FunctionWrappers.FunctionWrapper{Nothing, Tuple{Vector{ForwardDiff.Dual{ForwardDiff.Tag{DiffEqBase.OrdinaryDiffEqTag, Float64}, Float64, 1}}, Vector{Float64}, @NamedTuple{α::Float64}, ForwardDiff.Dual{ForwardDiff.Tag{DiffEqBase.OrdinaryDiffEqTag, Float64}, Float64, 1}}}, FunctionWrappers.FunctionWrapper{Nothing, Tuple{Vector{ForwardDiff.Dual{ForwardDiff.Tag{DiffEqBase.OrdinaryDiffEqTag, Float64}, Float64, 1}}, Vector{ForwardDiff.Dual{ForwardDiff.Tag{DiffEqBase.OrdinaryDiffEqTag, Float64}, Float64, 1}}, @NamedTuple{α::Float64}, ForwardDiff.Dual{ForwardDiff.Tag{DiffEqBase.OrdinaryDiffEqTag, Float64}, Float64, 1}}}}, false}, LinearAlgebra.UniformScaling{Bool}, Nothing, Nothing, Nothing, Nothing, Nothing, Nothing, Nothing, Nothing, Nothing, Nothing, Nothing, typeof(SciMLBase.DEFAULT_OBSERVED), Nothing, Nothing, Nothing, Nothing} is not a leaf type in workspace; reconstructing</w:t>
+      </w:r>
+      <w:r>
+        <w:br/>
+      </w:r>
+      <w:r>
+        <w:rPr>
+          <w:rStyle w:val="VerbatimChar"/>
+        </w:rPr>
+        <w:t xml:space="preserve">└ @ JLD2 C:\Users\Magis\.julia\packages\JLD2\hbsZG\src\data\reconstructing_datatypes.jl:282</w:t>
+      </w:r>
+      <w:r>
+        <w:br/>
+      </w:r>
+      <w:r>
+        <w:rPr>
+          <w:rStyle w:val="VerbatimChar"/>
+        </w:rPr>
+        <w:t xml:space="preserve">┌ Warning: some parameters could not be resolved for type OrdinaryDiffEqCore.InterpolationData{JLD2.ReconstructedStatic{Symbol("ODEFunction{true, SciMLBase.AutoSpecialize, FunctionWrappersWrappers.FunctionWrappersWrapper{Tuple{FunctionWrappers.FunctionWrapper{Nothing, Tuple{Vector{Float64}, Vector{Float64}, @NamedTuple{α::Float64}, Float64}}, FunctionWrappers.FunctionWrapper{Nothing, Tuple{Vector{ForwardDiff.Dual{ForwardDiff.Tag{DiffEqBase.OrdinaryDiffEqTag, Float64}, Float64, 1}}, Vector{ForwardDiff.Dual{ForwardDiff.Tag{DiffEqBase.OrdinaryDiffEqTag, Float64}, Float64, 1}}, @NamedTuple{α::Float64}, Float64}}, FunctionWrappers.FunctionWrapper{Nothing, Tuple{Vector{ForwardDiff.Dual{ForwardDiff.Tag{DiffEqBase.OrdinaryDiffEqTag, Float64}, Float64, 1}}, Vector{Float64}, @NamedTuple{α::Float64}, ForwardDiff.Dual{ForwardDiff.Tag{DiffEqBase.OrdinaryDiffEqTag, Float64}, Float64, 1}}}, FunctionWrappers.FunctionWrapper{Nothing, Tuple{Vector{ForwardDiff.Dual{ForwardDiff.Tag{DiffEqBase.OrdinaryDiffEqTag, Float64}, Float64, 1}}, Vector{ForwardDiff.Dual{ForwardDiff.Tag{DiffEqBase.OrdinaryDiffEqTag, Float64}, Float64, 1}}, @NamedTuple{α::Float64}, ForwardDiff.Dual{ForwardDiff.Tag{DiffEqBase.OrdinaryDiffEqTag, Float64}, Float64, 1}}}}, false}, LinearAlgebra.UniformScaling{Bool}, Nothing, Nothing, Nothing, Nothing, Nothing, Nothing, Nothing, Nothing, Nothing, Nothing, Nothing, typeof(SciMLBase.DEFAULT_OBSERVED), Nothing, Nothing, Nothing, Nothing}"), (:f, :mass_matrix, :analytic, :tgrad, :jac, :jvp, :vjp, :jac_prototype, :sparsity, :Wfact, :Wfact_t, :W_prototype, :paramjac, :observed, :colorvec, :sys, :initialization_data, :nlstep_data), Tuple{FunctionWrappersWrappers.FunctionWrappersWrapper{Tuple{FunctionWrappers.FunctionWrapper{Nothing, Tuple{Vector{Float64}, Vector{Float64}, @NamedTuple{α::Float64}, Float64}}, FunctionWrappers.FunctionWrapper{Nothing, Tuple{Vector{ForwardDiff.Dual{ForwardDiff.Tag{DiffEqBase.OrdinaryDiffEqTag, Float64}, Float64, 1}}, Vector{ForwardDiff.Dual{ForwardDiff.Tag{DiffEqBase.OrdinaryDiffEqTag, Float64}, Float64, 1}}, @NamedTuple{α::Float64}, Float64}}, FunctionWrappers.FunctionWrapper{Nothing, Tuple{Vector{ForwardDiff.Dual{ForwardDiff.Tag{DiffEqBase.OrdinaryDiffEqTag, Float64}, Float64, 1}}, Vector{Float64}, @NamedTuple{α::Float64}, ForwardDiff.Dual{ForwardDiff.Tag{DiffEqBase.OrdinaryDiffEqTag, Float64}, Float64, 1}}}, FunctionWrappers.FunctionWrapper{Nothing, Tuple{Vector{ForwardDiff.Dual{ForwardDiff.Tag{DiffEqBase.OrdinaryDiffEqTag, Float64}, Float64, 1}}, Vector{ForwardDiff.Dual{ForwardDiff.Tag{DiffEqBase.OrdinaryDiffEqTag, Float64}, Float64, 1}}, @NamedTuple{α::Float64}, ForwardDiff.Dual{ForwardDiff.Tag{DiffEqBase.OrdinaryDiffEqTag, Float64}, Float64, 1}}}}, false}, LinearAlgebra.UniformScaling{Bool}, Nothing, Nothing, Nothing, Nothing, Nothing, Nothing, Nothing, Nothing, Nothing, Nothing, Nothing, typeof(SciMLBase.DEFAULT_OBSERVED), Vararg{Nothing, 4}}},Vector{Vector{Float64}},Vector{Float64},Vector{Vector{Vector{Float64}}},Nothing,OrdinaryDiffEqTsit5.Tsit5Cache{Vector{Float64}, Vector{Float64}, Vector{Float64}, typeof(OrdinaryDiffEqCore.trivial_limiter!), typeof(OrdinaryDiffEqCore.trivial_limiter!), Static.False},Nothing}; reading as OrdinaryDiffEqCore.InterpolationData{JLD2.ReconstructedStatic{Symbol("ODEFunction{true, SciMLBase.AutoSpecialize, FunctionWrappersWrappers.FunctionWrappersWrapper{Tuple{FunctionWrappers.FunctionWrapper{Nothing, Tuple{Vector{Float64}, Vector{Float64}, @NamedTuple{α::Float64}, Float64}}, FunctionWrappers.FunctionWrapper{Nothing, Tuple{Vector{ForwardDiff.Dual{ForwardDiff.Tag{DiffEqBase.OrdinaryDiffEqTag, Float64}, Float64, 1}}, Vector{ForwardDiff.Dual{ForwardDiff.Tag{DiffEqBase.OrdinaryDiffEqTag, Float64}, Float64, 1}}, @NamedTuple{α::Float64}, Float64}}, FunctionWrappers.FunctionWrapper{Nothing, Tuple{Vector{ForwardDiff.Dual{ForwardDiff.Tag{DiffEqBase.OrdinaryDiffEqTag, Float64}, Float64, 1}}, Vector{Float64}, @NamedTuple{α::Float64}, ForwardDiff.Dual{ForwardDiff.Tag{DiffEqBase.OrdinaryDiffEqTag, Float64}, Float64, 1}}}, FunctionWrappers.FunctionWrapper{Nothing, Tuple{Vector{ForwardDiff.Dual{ForwardDiff.Tag{DiffEqBase.OrdinaryDiffEqTag, Float64}, Float64, 1}}, Vector{ForwardDiff.Dual{ForwardDiff.Tag{DiffEqBase.OrdinaryDiffEqTag, Float64}, Float64, 1}}, @NamedTuple{α::Float64}, ForwardDiff.Dual{ForwardDiff.Tag{DiffEqBase.OrdinaryDiffEqTag, Float64}, Float64, 1}}}}, false}, LinearAlgebra.UniformScaling{Bool}, Nothing, Nothing, Nothing, Nothing, Nothing, Nothing, Nothing, Nothing, Nothing, Nothing, Nothing, typeof(SciMLBase.DEFAULT_OBSERVED), Nothing, Nothing, Nothing, Nothing}"), (:f, :mass_matrix, :analytic, :tgrad, :jac, :jvp, :vjp, :jac_prototype, :sparsity, :Wfact, :Wfact_t, :W_prototype, :paramjac, :observed, :colorvec, :sys, :initialization_data, :nlstep_data), Tuple{FunctionWrappersWrappers.FunctionWrappersWrapper{Tuple{FunctionWrappers.FunctionWrapper{Nothing, Tuple{Vector{Float64}, Vector{Float64}, @NamedTuple{α::Float64}, Float64}}, FunctionWrappers.FunctionWrapper{Nothing, Tuple{Vector{ForwardDiff.Dual{ForwardDiff.Tag{DiffEqBase.OrdinaryDiffEqTag, Float64}, Float64, 1}}, Vector{ForwardDiff.Dual{ForwardDiff.Tag{DiffEqBase.OrdinaryDiffEqTag, Float64}, Float64, 1}}, @NamedTuple{α::Float64}, Float64}}, FunctionWrappers.FunctionWrapper{Nothing, Tuple{Vector{ForwardDiff.Dual{ForwardDiff.Tag{DiffEqBase.OrdinaryDiffEqTag, Float64}, Float64, 1}}, Vector{Float64}, @NamedTuple{α::Float64}, ForwardDiff.Dual{ForwardDiff.Tag{DiffEqBase.OrdinaryDiffEqTag, Float64}, Float64, 1}}}, FunctionWrappers.FunctionWrapper{Nothing, Tuple{Vector{ForwardDiff.Dual{ForwardDiff.Tag{DiffEqBase.OrdinaryDiffEqTag, Float64}, Float64, 1}}, Vector{ForwardDiff.Dual{ForwardDiff.Tag{DiffEqBase.OrdinaryDiffEqTag, Float64}, Float64, 1}}, @NamedTuple{α::Float64}, ForwardDiff.Dual{ForwardDiff.Tag{DiffEqBase.OrdinaryDiffEqTag, Float64}, Float64, 1}}}}, false}, LinearAlgebra.UniformScaling{Bool}, Nothing, Nothing, Nothing, Nothing, Nothing, Nothing, Nothing, Nothing, Nothing, Nothing, Nothing, typeof(SciMLBase.DEFAULT_OBSERVED), Vararg{Nothing, 4}}}, Vector{Vector{Float64}}, Vector{Float64}, Vector{Vector{Vector{Float64}}}, Nothing, OrdinaryDiffEqTsit5.Tsit5Cache{Vector{Float64}, Vector{Float64}, Vector{Float64}, typeof(OrdinaryDiffEqCore.trivial_limiter!), typeof(OrdinaryDiffEqCore.trivial_limiter!), Static.False}, Nothing}</w:t>
+      </w:r>
+      <w:r>
+        <w:br/>
+      </w:r>
+      <w:r>
+        <w:rPr>
+          <w:rStyle w:val="VerbatimChar"/>
+        </w:rPr>
+        <w:t xml:space="preserve">└ @ JLD2 C:\Users\Magis\.julia\packages\JLD2\hbsZG\src\data\reconstructing_datatypes.jl:580</w:t>
+      </w:r>
+      <w:r>
+        <w:br/>
+      </w:r>
+      <w:r>
+        <w:rPr>
+          <w:rStyle w:val="VerbatimChar"/>
+        </w:rPr>
+        <w:t xml:space="preserve">┌ Warning: some parameters could not be resolved for type ODESolution{Float64,2,Vector{Vector{Float64}},Nothing,Nothing,Vector{Float64},Vector{Vector{Vector{Float64}}},Nothing,ODEProblem{Vector{Float64},Tuple{Float64, Float64},true,@NamedTuple{α::Float64},JLD2.ReconstructedStatic{Symbol("ODEFunction{true, SciMLBase.AutoSpecialize, FunctionWrappersWrappers.FunctionWrappersWrapper{Tuple{FunctionWrappers.FunctionWrapper{Nothing, Tuple{Vector{Float64}, Vector{Float64}, @NamedTuple{α::Float64}, Float64}}, FunctionWrappers.FunctionWrapper{Nothing, Tuple{Vector{ForwardDiff.Dual{ForwardDiff.Tag{DiffEqBase.OrdinaryDiffEqTag, Float64}, Float64, 1}}, Vector{ForwardDiff.Dual{ForwardDiff.Tag{DiffEqBase.OrdinaryDiffEqTag, Float64}, Float64, 1}}, @NamedTuple{α::Float64}, Float64}}, FunctionWrappers.FunctionWrapper{Nothing, Tuple{Vector{ForwardDiff.Dual{ForwardDiff.Tag{DiffEqBase.OrdinaryDiffEqTag, Float64}, Float64, 1}}, Vector{Float64}, @NamedTuple{α::Float64}, ForwardDiff.Dual{ForwardDiff.Tag{DiffEqBase.OrdinaryDiffEqTag, Float64}, Float64, 1}}}, FunctionWrappers.FunctionWrapper{Nothing, Tuple{Vector{ForwardDiff.Dual{ForwardDiff.Tag{DiffEqBase.OrdinaryDiffEqTag, Float64}, Float64, 1}}, Vector{ForwardDiff.Dual{ForwardDiff.Tag{DiffEqBase.OrdinaryDiffEqTag, Float64}, Float64, 1}}, @NamedTuple{α::Float64}, ForwardDiff.Dual{ForwardDiff.Tag{DiffEqBase.OrdinaryDiffEqTag, Float64}, Float64, 1}}}}, false}, LinearAlgebra.UniformScaling{Bool}, Nothing, Nothing, Nothing, Nothing, Nothing, Nothing, Nothing, Nothing, Nothing, Nothing, Nothing, typeof(SciMLBase.DEFAULT_OBSERVED), Nothing, Nothing, Nothing, Nothing}"), (:f, :mass_matrix, :analytic, :tgrad, :jac, :jvp, :vjp, :jac_prototype, :sparsity, :Wfact, :Wfact_t, :W_prototype, :paramjac, :observed, :colorvec, :sys, :initialization_data, :nlstep_data), Tuple{FunctionWrappersWrappers.FunctionWrappersWrapper{Tuple{FunctionWrappers.FunctionWrapper{Nothing, Tuple{Vector{Float64}, Vector{Float64}, @NamedTuple{α::Float64}, Float64}}, FunctionWrappers.FunctionWrapper{Nothing, Tuple{Vector{ForwardDiff.Dual{ForwardDiff.Tag{DiffEqBase.OrdinaryDiffEqTag, Float64}, Float64, 1}}, Vector{ForwardDiff.Dual{ForwardDiff.Tag{DiffEqBase.OrdinaryDiffEqTag, Float64}, Float64, 1}}, @NamedTuple{α::Float64}, Float64}}, FunctionWrappers.FunctionWrapper{Nothing, Tuple{Vector{ForwardDiff.Dual{ForwardDiff.Tag{DiffEqBase.OrdinaryDiffEqTag, Float64}, Float64, 1}}, Vector{Float64}, @NamedTuple{α::Float64}, ForwardDiff.Dual{ForwardDiff.Tag{DiffEqBase.OrdinaryDiffEqTag, Float64}, Float64, 1}}}, FunctionWrappers.FunctionWrapper{Nothing, Tuple{Vector{ForwardDiff.Dual{ForwardDiff.Tag{DiffEqBase.OrdinaryDiffEqTag, Float64}, Float64, 1}}, Vector{ForwardDiff.Dual{ForwardDiff.Tag{DiffEqBase.OrdinaryDiffEqTag, Float64}, Float64, 1}}, @NamedTuple{α::Float64}, ForwardDiff.Dual{ForwardDiff.Tag{DiffEqBase.OrdinaryDiffEqTag, Float64}, Float64, 1}}}}, false}, LinearAlgebra.UniformScaling{Bool}, Nothing, Nothing, Nothing, Nothing, Nothing, Nothing, Nothing, Nothing, Nothing, Nothing, Nothing, typeof(SciMLBase.DEFAULT_OBSERVED), Vararg{Nothing, 4}}},Base.Pairs{Symbol, Union{}, Nothing, @NamedTuple{}},SciMLBase.StandardODEProblem},Tsit5{typeof(OrdinaryDiffEqCore.trivial_limiter!), typeof(OrdinaryDiffEqCore.trivial_limiter!), Static.False},OrdinaryDiffEqCore.InterpolationData{JLD2.ReconstructedStatic{Symbol("ODEFunction{true, SciMLBase.AutoSpecialize, FunctionWrappersWrappers.FunctionWrappersWrapper{Tuple{FunctionWrappers.FunctionWrapper{Nothing, Tuple{Vector{Float64}, Vector{Float64}, @NamedTuple{α::Float64}, Float64}}, FunctionWrappers.FunctionWrapper{Nothing, Tuple{Vector{ForwardDiff.Dual{ForwardDiff.Tag{DiffEqBase.OrdinaryDiffEqTag, Float64}, Float64, 1}}, Vector{ForwardDiff.Dual{ForwardDiff.Tag{DiffEqBase.OrdinaryDiffEqTag, Float64}, Float64, 1}}, @NamedTuple{α::Float64}, Float64}}, FunctionWrappers.FunctionWrapper{Nothing, Tuple{Vector{ForwardDiff.Dual{ForwardDiff.Tag{DiffEqBase.OrdinaryDiffEqTag, Float64}, Float64, 1}}, Vector{Float64}, @NamedTuple{α::Float64}, ForwardDiff.Dual{ForwardDiff.Tag{DiffEqBase.OrdinaryDiffEqTag, Float64}, Float64, 1}}}, FunctionWrappers.FunctionWrapper{Nothing, Tuple{Vector{ForwardDiff.Dual{ForwardDiff.Tag{DiffEqBase.OrdinaryDiffEqTag, Float64}, Float64, 1}}, Vector{ForwardDiff.Dual{ForwardDiff.Tag{DiffEqBase.OrdinaryDiffEqTag, Float64}, Float64, 1}}, @NamedTuple{α::Float64}, ForwardDiff.Dual{ForwardDiff.Tag{DiffEqBase.OrdinaryDiffEqTag, Float64}, Float64, 1}}}}, false}, LinearAlgebra.UniformScaling{Bool}, Nothing, Nothing, Nothing, Nothing, Nothing, Nothing, Nothing, Nothing, Nothing, Nothing, Nothing, typeof(SciMLBase.DEFAULT_OBSERVED), Nothing, Nothing, Nothing, Nothing}"), (:f, :mass_matrix, :analytic, :tgrad, :jac, :jvp, :vjp, :jac_prototype, :sparsity, :Wfact, :Wfact_t, :W_prototype, :paramjac, :observed, :colorvec, :sys, :initialization_data, :nlstep_data), Tuple{FunctionWrappersWrappers.FunctionWrappersWrapper{Tuple{FunctionWrappers.FunctionWrapper{Nothing, Tuple{Vector{Float64}, Vector{Float64}, @NamedTuple{α::Float64}, Float64}}, FunctionWrappers.FunctionWrapper{Nothing, Tuple{Vector{ForwardDiff.Dual{ForwardDiff.Tag{DiffEqBase.OrdinaryDiffEqTag, Float64}, Float64, 1}}, Vector{ForwardDiff.Dual{ForwardDiff.Tag{DiffEqBase.OrdinaryDiffEqTag, Float64}, Float64, 1}}, @NamedTuple{α::Float64}, Float64}}, FunctionWrappers.FunctionWrapper{Nothing, Tuple{Vector{ForwardDiff.Dual{ForwardDiff.Tag{DiffEqBase.OrdinaryDiffEqTag, Float64}, Float64, 1}}, Vector{Float64}, @NamedTuple{α::Float64}, ForwardDiff.Dual{ForwardDiff.Tag{DiffEqBase.OrdinaryDiffEqTag, Float64}, Float64, 1}}}, FunctionWrappers.FunctionWrapper{Nothing, Tuple{Vector{ForwardDiff.Dual{ForwardDiff.Tag{DiffEqBase.OrdinaryDiffEqTag, Float64}, Float64, 1}}, Vector{ForwardDiff.Dual{ForwardDiff.Tag{DiffEqBase.OrdinaryDiffEqTag, Float64}, Float64, 1}}, @NamedTuple{α::Float64}, ForwardDiff.Dual{ForwardDiff.Tag{DiffEqBase.OrdinaryDiffEqTag, Float64}, Float64, 1}}}}, false}, LinearAlgebra.UniformScaling{Bool}, Nothing, Nothing, Nothing, Nothing, Nothing, Nothing, Nothing, Nothing, Nothing, Nothing, Nothing, typeof(SciMLBase.DEFAULT_OBSERVED), Vararg{Nothing, 4}}}, Vector{Vector{Float64}}, Vector{Float64}, Vector{Vector{Vector{Float64}}}, Nothing, OrdinaryDiffEqTsit5.Tsit5Cache{Vector{Float64}, Vector{Float64}, Vector{Float64}, typeof(OrdinaryDiffEqCore.trivial_limiter!), typeof(OrdinaryDiffEqCore.trivial_limiter!), Static.False}, Nothing},SciMLBase.DEStats,Nothing,Nothing,Nothing,Nothing}; reading as ODESolution{Float64, 2, Vector{Vector{Float64}}, Nothing, Nothing, Vector{Float64}, Vector{Vector{Vector{Float64}}}, Nothing, Any, Tsit5{typeof(OrdinaryDiffEqCore.trivial_limiter!), typeof(OrdinaryDiffEqCore.trivial_limiter!), Static.False}, OrdinaryDiffEqCore.InterpolationData{JLD2.ReconstructedStatic{Symbol("ODEFunction{true, SciMLBase.AutoSpecialize, FunctionWrappersWrappers.FunctionWrappersWrapper{Tuple{FunctionWrappers.FunctionWrapper{Nothing, Tuple{Vector{Float64}, Vector{Float64}, @NamedTuple{α::Float64}, Float64}}, FunctionWrappers.FunctionWrapper{Nothing, Tuple{Vector{ForwardDiff.Dual{ForwardDiff.Tag{DiffEqBase.OrdinaryDiffEqTag, Float64}, Float64, 1}}, Vector{ForwardDiff.Dual{ForwardDiff.Tag{DiffEqBase.OrdinaryDiffEqTag, Float64}, Float64, 1}}, @NamedTuple{α::Float64}, Float64}}, FunctionWrappers.FunctionWrapper{Nothing, Tuple{Vector{ForwardDiff.Dual{ForwardDiff.Tag{DiffEqBase.OrdinaryDiffEqTag, Float64}, Float64, 1}}, Vector{Float64}, @NamedTuple{α::Float64}, ForwardDiff.Dual{ForwardDiff.Tag{DiffEqBase.OrdinaryDiffEqTag, Float64}, Float64, 1}}}, FunctionWrappers.FunctionWrapper{Nothing, Tuple{Vector{ForwardDiff.Dual{ForwardDiff.Tag{DiffEqBase.OrdinaryDiffEqTag, Float64}, Float64, 1}}, Vector{ForwardDiff.Dual{ForwardDiff.Tag{DiffEqBase.OrdinaryDiffEqTag, Float64}, Float64, 1}}, @NamedTuple{α::Float64}, ForwardDiff.Dual{ForwardDiff.Tag{DiffEqBase.OrdinaryDiffEqTag, Float64}, Float64, 1}}}}, false}, LinearAlgebra.UniformScaling{Bool}, Nothing, Nothing, Nothing, Nothing, Nothing, Nothing, Nothing, Nothing, Nothing, Nothing, Nothing, typeof(SciMLBase.DEFAULT_OBSERVED), Nothing, Nothing, Nothing, Nothing}"), (:f, :mass_matrix, :analytic, :tgrad, :jac, :jvp, :vjp, :jac_prototype, :sparsity, :Wfact, :Wfact_t, :W_prototype, :paramjac, :observed, :colorvec, :sys, :initialization_data, :nlstep_data), Tuple{FunctionWrappersWrappers.FunctionWrappersWrapper{Tuple{FunctionWrappers.FunctionWrapper{Nothing, Tuple{Vector{Float64}, Vector{Float64}, @NamedTuple{α::Float64}, Float64}}, FunctionWrappers.FunctionWrapper{Nothing, Tuple{Vector{ForwardDiff.Dual{ForwardDiff.Tag{DiffEqBase.OrdinaryDiffEqTag, Float64}, Float64, 1}}, Vector{ForwardDiff.Dual{ForwardDiff.Tag{DiffEqBase.OrdinaryDiffEqTag, Float64}, Float64, 1}}, @NamedTuple{α::Float64}, Float64}}, FunctionWrappers.FunctionWrapper{Nothing, Tuple{Vector{ForwardDiff.Dual{ForwardDiff.Tag{DiffEqBase.OrdinaryDiffEqTag, Float64}, Float64, 1}}, Vector{Float64}, @NamedTuple{α::Float64}, ForwardDiff.Dual{ForwardDiff.Tag{DiffEqBase.OrdinaryDiffEqTag, Float64}, Float64, 1}}}, FunctionWrappers.FunctionWrapper{Nothing, Tuple{Vector{ForwardDiff.Dual{ForwardDiff.Tag{DiffEqBase.OrdinaryDiffEqTag, Float64}, Float64, 1}}, Vector{ForwardDiff.Dual{ForwardDiff.Tag{DiffEqBase.OrdinaryDiffEqTag, Float64}, Float64, 1}}, @NamedTuple{α::Float64}, ForwardDiff.Dual{ForwardDiff.Tag{DiffEqBase.OrdinaryDiffEqTag, Float64}, Float64, 1}}}}, false}, LinearAlgebra.UniformScaling{Bool}, Nothing, Nothing, Nothing, Nothing, Nothing, Nothing, Nothing, Nothing, Nothing, Nothing, Nothing, typeof(SciMLBase.DEFAULT_OBSERVED), Vararg{Nothing, 4}}}, Vector{Vector{Float64}}, Vector{Float64}, Vector{Vector{Vector{Float64}}}, Nothing, OrdinaryDiffEqTsit5.Tsit5Cache{Vector{Float64}, Vector{Float64}, Vector{Float64}, typeof(OrdinaryDiffEqCore.trivial_limiter!), typeof(OrdinaryDiffEqCore.trivial_limiter!), Static.False}, Nothing}, SciMLBase.DEStats, Nothing, Nothing, Nothing, Nothing}</w:t>
+      </w:r>
+      <w:r>
+        <w:br/>
+      </w:r>
+      <w:r>
+        <w:rPr>
+          <w:rStyle w:val="VerbatimChar"/>
+        </w:rPr>
+        <w:t xml:space="preserve">└ @ JLD2 C:\Users\Magis\.julia\packages\JLD2\hbsZG\src\data\reconstructing_datatypes.jl:580</w:t>
+      </w:r>
+      <w:r>
+        <w:br/>
+      </w:r>
+      <w:r>
+        <w:rPr>
+          <w:rStyle w:val="VerbatimChar"/>
+        </w:rPr>
+        <w:t xml:space="preserve">┌ Warning: some parameters could not be resolved for type ODEProblem{Vector{Float64},Tuple{Float64, Float64},true,@NamedTuple{α::Float64},JLD2.ReconstructedStatic{Symbol("ODEFunction{true, SciMLBase.AutoSpecialize, FunctionWrappersWrappers.FunctionWrappersWrapper{Tuple{FunctionWrappers.FunctionWrapper{Nothing, Tuple{Vector{Float64}, Vector{Float64}, @NamedTuple{α::Float64}, Float64}}, FunctionWrappers.FunctionWrapper{Nothing, Tuple{Vector{ForwardDiff.Dual{ForwardDiff.Tag{DiffEqBase.OrdinaryDiffEqTag, Float64}, Float64, 1}}, Vector{ForwardDiff.Dual{ForwardDiff.Tag{DiffEqBase.OrdinaryDiffEqTag, Float64}, Float64, 1}}, @NamedTuple{α::Float64}, Float64}}, FunctionWrappers.FunctionWrapper{Nothing, Tuple{Vector{ForwardDiff.Dual{ForwardDiff.Tag{DiffEqBase.OrdinaryDiffEqTag, Float64}, Float64, 1}}, Vector{Float64}, @NamedTuple{α::Float64}, ForwardDiff.Dual{ForwardDiff.Tag{DiffEqBase.OrdinaryDiffEqTag, Float64}, Float64, 1}}}, FunctionWrappers.FunctionWrapper{Nothing, Tuple{Vector{ForwardDiff.Dual{ForwardDiff.Tag{DiffEqBase.OrdinaryDiffEqTag, Float64}, Float64, 1}}, Vector{ForwardDiff.Dual{ForwardDiff.Tag{DiffEqBase.OrdinaryDiffEqTag, Float64}, Float64, 1}}, @NamedTuple{α::Float64}, ForwardDiff.Dual{ForwardDiff.Tag{DiffEqBase.OrdinaryDiffEqTag, Float64}, Float64, 1}}}}, false}, LinearAlgebra.UniformScaling{Bool}, Nothing, Nothing, Nothing, Nothing, Nothing, Nothing, Nothing, Nothing, Nothing, Nothing, Nothing, typeof(SciMLBase.DEFAULT_OBSERVED), Nothing, Nothing, Nothing, Nothing}"), (:f, :mass_matrix, :analytic, :tgrad, :jac, :jvp, :vjp, :jac_prototype, :sparsity, :Wfact, :Wfact_t, :W_prototype, :paramjac, :observed, :colorvec, :sys, :initialization_data, :nlstep_data), Tuple{FunctionWrappersWrappers.FunctionWrappersWrapper{Tuple{FunctionWrappers.FunctionWrapper{Nothing, Tuple{Vector{Float64}, Vector{Float64}, @NamedTuple{α::Float64}, Float64}}, FunctionWrappers.FunctionWrapper{Nothing, Tuple{Vector{ForwardDiff.Dual{ForwardDiff.Tag{DiffEqBase.OrdinaryDiffEqTag, Float64}, Float64, 1}}, Vector{ForwardDiff.Dual{ForwardDiff.Tag{DiffEqBase.OrdinaryDiffEqTag, Float64}, Float64, 1}}, @NamedTuple{α::Float64}, Float64}}, FunctionWrappers.FunctionWrapper{Nothing, Tuple{Vector{ForwardDiff.Dual{ForwardDiff.Tag{DiffEqBase.OrdinaryDiffEqTag, Float64}, Float64, 1}}, Vector{Float64}, @NamedTuple{α::Float64}, ForwardDiff.Dual{ForwardDiff.Tag{DiffEqBase.OrdinaryDiffEqTag, Float64}, Float64, 1}}}, FunctionWrappers.FunctionWrapper{Nothing, Tuple{Vector{ForwardDiff.Dual{ForwardDiff.Tag{DiffEqBase.OrdinaryDiffEqTag, Float64}, Float64, 1}}, Vector{ForwardDiff.Dual{ForwardDiff.Tag{DiffEqBase.OrdinaryDiffEqTag, Float64}, Float64, 1}}, @NamedTuple{α::Float64}, ForwardDiff.Dual{ForwardDiff.Tag{DiffEqBase.OrdinaryDiffEqTag, Float64}, Float64, 1}}}}, false}, LinearAlgebra.UniformScaling{Bool}, Nothing, Nothing, Nothing, Nothing, Nothing, Nothing, Nothing, Nothing, Nothing, Nothing, Nothing, typeof(SciMLBase.DEFAULT_OBSERVED), Vararg{Nothing, 4}}},Base.Pairs{Symbol, Union{}, Nothing, @NamedTuple{}},SciMLBase.StandardODEProblem}; reading as ODEProblem{Vector{Float64}, Tuple{Float64, Float64}, true, @NamedTuple{α::Float64}, JLD2.ReconstructedStatic{Symbol("ODEFunction{true, SciMLBase.AutoSpecialize, FunctionWrappersWrappers.FunctionWrappersWrapper{Tuple{FunctionWrappers.FunctionWrapper{Nothing, Tuple{Vector{Float64}, Vector{Float64}, @NamedTuple{α::Float64}, Float64}}, FunctionWrappers.FunctionWrapper{Nothing, Tuple{Vector{ForwardDiff.Dual{ForwardDiff.Tag{DiffEqBase.OrdinaryDiffEqTag, Float64}, Float64, 1}}, Vector{ForwardDiff.Dual{ForwardDiff.Tag{DiffEqBase.OrdinaryDiffEqTag, Float64}, Float64, 1}}, @NamedTuple{α::Float64}, Float64}}, FunctionWrappers.FunctionWrapper{Nothing, Tuple{Vector{ForwardDiff.Dual{ForwardDiff.Tag{DiffEqBase.OrdinaryDiffEqTag, Float64}, Float64, 1}}, Vector{Float64}, @NamedTuple{α::Float64}, ForwardDiff.Dual{ForwardDiff.Tag{DiffEqBase.OrdinaryDiffEqTag, Float64}, Float64, 1}}}, FunctionWrappers.FunctionWrapper{Nothing, Tuple{Vector{ForwardDiff.Dual{ForwardDiff.Tag{DiffEqBase.OrdinaryDiffEqTag, Float64}, Float64, 1}}, Vector{ForwardDiff.Dual{ForwardDiff.Tag{DiffEqBase.OrdinaryDiffEqTag, Float64}, Float64, 1}}, @NamedTuple{α::Float64}, ForwardDiff.Dual{ForwardDiff.Tag{DiffEqBase.OrdinaryDiffEqTag, Float64}, Float64, 1}}}}, false}, LinearAlgebra.UniformScaling{Bool}, Nothing, Nothing, Nothing, Nothing, Nothing, Nothing, Nothing, Nothing, Nothing, Nothing, Nothing, typeof(SciMLBase.DEFAULT_OBSERVED), Nothing, Nothing, Nothing, Nothing}"), (:f, :mass_matrix, :analytic, :tgrad, :jac, :jvp, :vjp, :jac_prototype, :sparsity, :Wfact, :Wfact_t, :W_prototype, :paramjac, :observed, :colorvec, :sys, :initialization_data, :nlstep_data), Tuple{FunctionWrappersWrappers.FunctionWrappersWrapper{Tuple{FunctionWrappers.FunctionWrapper{Nothing, Tuple{Vector{Float64}, Vector{Float64}, @NamedTuple{α::Float64}, Float64}}, FunctionWrappers.FunctionWrapper{Nothing, Tuple{Vector{ForwardDiff.Dual{ForwardDiff.Tag{DiffEqBase.OrdinaryDiffEqTag, Float64}, Float64, 1}}, Vector{ForwardDiff.Dual{ForwardDiff.Tag{DiffEqBase.OrdinaryDiffEqTag, Float64}, Float64, 1}}, @NamedTuple{α::Float64}, Float64}}, FunctionWrappers.FunctionWrapper{Nothing, Tuple{Vector{ForwardDiff.Dual{ForwardDiff.Tag{DiffEqBase.OrdinaryDiffEqTag, Float64}, Float64, 1}}, Vector{Float64}, @NamedTuple{α::Float64}, ForwardDiff.Dual{ForwardDiff.Tag{DiffEqBase.OrdinaryDiffEqTag, Float64}, Float64, 1}}}, FunctionWrappers.FunctionWrapper{Nothing, Tuple{Vector{ForwardDiff.Dual{ForwardDiff.Tag{DiffEqBase.OrdinaryDiffEqTag, Float64}, Float64, 1}}, Vector{ForwardDiff.Dual{ForwardDiff.Tag{DiffEqBase.OrdinaryDiffEqTag, Float64}, Float64, 1}}, @NamedTuple{α::Float64}, ForwardDiff.Dual{ForwardDiff.Tag{DiffEqBase.OrdinaryDiffEqTag, Float64}, Float64, 1}}}}, false}, LinearAlgebra.UniformScaling{Bool}, Nothing, Nothing, Nothing, Nothing, Nothing, Nothing, Nothing, Nothing, Nothing, Nothing, Nothing, typeof(SciMLBase.DEFAULT_OBSERVED), Vararg{Nothing, 4}}}, Base.Pairs{Symbol, Union{}, Nothing, @NamedTuple{}}, SciMLBase.StandardODEProblem}</w:t>
+      </w:r>
+      <w:r>
+        <w:br/>
+      </w:r>
+      <w:r>
+        <w:rPr>
+          <w:rStyle w:val="VerbatimChar"/>
+        </w:rPr>
+        <w:t xml:space="preserve">└ @ JLD2 C:\Users\Magis\.julia\packages\JLD2\hbsZG\src\data\reconstructing_datatypes.jl:580</w:t>
       </w:r>
     </w:p>
     <w:p>
@@ -8764,6 +9566,42 @@
         </w:rPr>
         <w:t xml:space="preserve">└ @ DrWatson C:\Users\Magis\.julia\packages\DrWatson\2QF5p\src\project_setup.jl:30</w:t>
       </w:r>
+      <w:r>
+        <w:br/>
+      </w:r>
+      <w:r>
+        <w:rPr>
+          <w:rStyle w:val="VerbatimChar"/>
+        </w:rPr>
+        <w:t xml:space="preserve">┌ Warning: Using the standard Julia project.</w:t>
+      </w:r>
+      <w:r>
+        <w:br/>
+      </w:r>
+      <w:r>
+        <w:rPr>
+          <w:rStyle w:val="VerbatimChar"/>
+        </w:rPr>
+        <w:t xml:space="preserve">└ @ DrWatson C:\Users\Magis\.julia\packages\DrWatson\2QF5p\src\project_setup.jl:30</w:t>
+      </w:r>
+      <w:r>
+        <w:br/>
+      </w:r>
+      <w:r>
+        <w:rPr>
+          <w:rStyle w:val="VerbatimChar"/>
+        </w:rPr>
+        <w:t xml:space="preserve">┌ Warning: Using the standard Julia project.</w:t>
+      </w:r>
+      <w:r>
+        <w:br/>
+      </w:r>
+      <w:r>
+        <w:rPr>
+          <w:rStyle w:val="VerbatimChar"/>
+        </w:rPr>
+        <w:t xml:space="preserve">└ @ DrWatson C:\Users\Magis\.julia\packages\DrWatson\2QF5p\src\project_setup.jl:30</w:t>
+      </w:r>
     </w:p>
     <w:p>
       <w:pPr>
@@ -8870,44 +9708,6 @@
           <w:rStyle w:val="VerbatimChar"/>
         </w:rPr>
         <w:t xml:space="preserve"> println(results_df)</w:t>
-      </w:r>
-    </w:p>
-    <w:p>
-      <w:pPr>
-        <w:pStyle w:val="SourceCode"/>
-      </w:pPr>
-      <w:r>
-        <w:rPr>
-          <w:rStyle w:val="VerbatimChar"/>
-        </w:rPr>
-        <w:t xml:space="preserve">┌ Warning: Using the standard Julia project.</w:t>
-      </w:r>
-      <w:r>
-        <w:br/>
-      </w:r>
-      <w:r>
-        <w:rPr>
-          <w:rStyle w:val="VerbatimChar"/>
-        </w:rPr>
-        <w:t xml:space="preserve">└ @ DrWatson C:\Users\Magis\.julia\packages\DrWatson\2QF5p\src\project_setup.jl:30</w:t>
-      </w:r>
-      <w:r>
-        <w:br/>
-      </w:r>
-      <w:r>
-        <w:rPr>
-          <w:rStyle w:val="VerbatimChar"/>
-        </w:rPr>
-        <w:t xml:space="preserve">┌ Warning: Using the standard Julia project.</w:t>
-      </w:r>
-      <w:r>
-        <w:br/>
-      </w:r>
-      <w:r>
-        <w:rPr>
-          <w:rStyle w:val="VerbatimChar"/>
-        </w:rPr>
-        <w:t xml:space="preserve">└ @ DrWatson C:\Users\Magis\.julia\packages\DrWatson\2QF5p\src\project_setup.jl:30</w:t>
       </w:r>
     </w:p>
     <w:bookmarkEnd w:id="41"/>
